--- a/Manual_Instalacion_y_Uso_SysEqui.docx
+++ b/Manual_Instalacion_y_Uso_SysEqui.docx
@@ -14281,13 +14281,13 @@
         <w:sz w:val="19"/>
       </w:rPr>
       <w:drawing>
-        <wp:anchor distT="0" distB="0" distL="114300" distR="114300" simplePos="0" relativeHeight="251658240" behindDoc="0" locked="0" layoutInCell="1" allowOverlap="1" wp14:anchorId="6BA9B8F9" wp14:editId="53F0FFEF">
+        <wp:anchor distT="0" distB="0" distL="114300" distR="114300" simplePos="0" relativeHeight="251658240" behindDoc="0" locked="0" layoutInCell="1" allowOverlap="1" wp14:anchorId="6BA9B8F9" wp14:editId="2624F6B5">
           <wp:simplePos x="0" y="0"/>
-          <wp:positionH relativeFrom="column">
-            <wp:posOffset>5058499</wp:posOffset>
+          <wp:positionH relativeFrom="margin">
+            <wp:align>right</wp:align>
           </wp:positionH>
           <wp:positionV relativeFrom="paragraph">
-            <wp:posOffset>-9921122</wp:posOffset>
+            <wp:posOffset>-9856810</wp:posOffset>
           </wp:positionV>
           <wp:extent cx="1494790" cy="456565"/>
           <wp:effectExtent l="0" t="0" r="0" b="0"/>

--- a/Manual_Instalacion_y_Uso_SysEqui.docx
+++ b/Manual_Instalacion_y_Uso_SysEqui.docx
@@ -7,7 +7,6 @@
         <w:spacing w:before="900"/>
         <w:jc w:val="center"/>
       </w:pPr>
-      <w:proofErr w:type="spellStart"/>
       <w:r>
         <w:rPr>
           <w:b/>
@@ -16,7 +15,6 @@
         </w:rPr>
         <w:t>SysEqui</w:t>
       </w:r>
-      <w:proofErr w:type="spellEnd"/>
     </w:p>
     <w:p>
       <w:pPr>
@@ -316,23 +314,7 @@
           <w:color w:val="26364A"/>
           <w:sz w:val="22"/>
         </w:rPr>
-        <w:t xml:space="preserve">Versión </w:t>
-      </w:r>
-      <w:proofErr w:type="gramStart"/>
-      <w:r>
-        <w:rPr>
-          <w:color w:val="26364A"/>
-          <w:sz w:val="22"/>
-        </w:rPr>
-        <w:t>1.0  •</w:t>
-      </w:r>
-      <w:proofErr w:type="gramEnd"/>
-      <w:r>
-        <w:rPr>
-          <w:color w:val="26364A"/>
-          <w:sz w:val="22"/>
-        </w:rPr>
-        <w:t xml:space="preserve">  Julio de 2026</w:t>
+        <w:t>Versión 1.0  •  Julio de 2026</w:t>
       </w:r>
     </w:p>
     <w:p>
@@ -344,7 +326,7 @@
       <w:pPr>
         <w:pStyle w:val="Ttulo1"/>
       </w:pPr>
-      <w:bookmarkStart w:id="0" w:name="_Toc233835028"/>
+      <w:bookmarkStart w:id="0" w:name="_Toc234663281"/>
       <w:r>
         <w:rPr>
           <w:color w:val="26364A"/>
@@ -389,7 +371,7 @@
       <w:r>
         <w:fldChar w:fldCharType="separate"/>
       </w:r>
-      <w:hyperlink w:anchor="_Toc233835028" w:history="1">
+      <w:hyperlink w:anchor="_Toc234663281" w:history="1">
         <w:r>
           <w:rPr>
             <w:rStyle w:val="Hipervnculo"/>
@@ -416,7 +398,7 @@
             <w:noProof/>
             <w:webHidden/>
           </w:rPr>
-          <w:instrText xml:space="preserve"> PAGEREF _Toc233835028 \h </w:instrText>
+          <w:instrText xml:space="preserve"> PAGEREF _Toc234663281 \h </w:instrText>
         </w:r>
         <w:r>
           <w:rPr>
@@ -460,7 +442,7 @@
           <w:szCs w:val="22"/>
         </w:rPr>
       </w:pPr>
-      <w:hyperlink w:anchor="_Toc233835029" w:history="1">
+      <w:hyperlink w:anchor="_Toc234663282" w:history="1">
         <w:r>
           <w:rPr>
             <w:rStyle w:val="Hipervnculo"/>
@@ -487,7 +469,7 @@
             <w:noProof/>
             <w:webHidden/>
           </w:rPr>
-          <w:instrText xml:space="preserve"> PAGEREF _Toc233835029 \h </w:instrText>
+          <w:instrText xml:space="preserve"> PAGEREF _Toc234663282 \h </w:instrText>
         </w:r>
         <w:r>
           <w:rPr>
@@ -507,7 +489,7 @@
             <w:noProof/>
             <w:webHidden/>
           </w:rPr>
-          <w:t>5</w:t>
+          <w:t>4</w:t>
         </w:r>
         <w:r>
           <w:rPr>
@@ -531,7 +513,7 @@
           <w:szCs w:val="22"/>
         </w:rPr>
       </w:pPr>
-      <w:hyperlink w:anchor="_Toc233835030" w:history="1">
+      <w:hyperlink w:anchor="_Toc234663283" w:history="1">
         <w:r>
           <w:rPr>
             <w:rStyle w:val="Hipervnculo"/>
@@ -558,7 +540,7 @@
             <w:noProof/>
             <w:webHidden/>
           </w:rPr>
-          <w:instrText xml:space="preserve"> PAGEREF _Toc233835030 \h </w:instrText>
+          <w:instrText xml:space="preserve"> PAGEREF _Toc234663283 \h </w:instrText>
         </w:r>
         <w:r>
           <w:rPr>
@@ -578,7 +560,7 @@
             <w:noProof/>
             <w:webHidden/>
           </w:rPr>
-          <w:t>5</w:t>
+          <w:t>4</w:t>
         </w:r>
         <w:r>
           <w:rPr>
@@ -602,7 +584,7 @@
           <w:szCs w:val="22"/>
         </w:rPr>
       </w:pPr>
-      <w:hyperlink w:anchor="_Toc233835031" w:history="1">
+      <w:hyperlink w:anchor="_Toc234663284" w:history="1">
         <w:r>
           <w:rPr>
             <w:rStyle w:val="Hipervnculo"/>
@@ -629,7 +611,7 @@
             <w:noProof/>
             <w:webHidden/>
           </w:rPr>
-          <w:instrText xml:space="preserve"> PAGEREF _Toc233835031 \h </w:instrText>
+          <w:instrText xml:space="preserve"> PAGEREF _Toc234663284 \h </w:instrText>
         </w:r>
         <w:r>
           <w:rPr>
@@ -649,7 +631,7 @@
             <w:noProof/>
             <w:webHidden/>
           </w:rPr>
-          <w:t>5</w:t>
+          <w:t>4</w:t>
         </w:r>
         <w:r>
           <w:rPr>
@@ -673,7 +655,7 @@
           <w:szCs w:val="22"/>
         </w:rPr>
       </w:pPr>
-      <w:hyperlink w:anchor="_Toc233835032" w:history="1">
+      <w:hyperlink w:anchor="_Toc234663285" w:history="1">
         <w:r>
           <w:rPr>
             <w:rStyle w:val="Hipervnculo"/>
@@ -700,7 +682,7 @@
             <w:noProof/>
             <w:webHidden/>
           </w:rPr>
-          <w:instrText xml:space="preserve"> PAGEREF _Toc233835032 \h </w:instrText>
+          <w:instrText xml:space="preserve"> PAGEREF _Toc234663285 \h </w:instrText>
         </w:r>
         <w:r>
           <w:rPr>
@@ -720,7 +702,7 @@
             <w:noProof/>
             <w:webHidden/>
           </w:rPr>
-          <w:t>5</w:t>
+          <w:t>4</w:t>
         </w:r>
         <w:r>
           <w:rPr>
@@ -744,7 +726,7 @@
           <w:szCs w:val="22"/>
         </w:rPr>
       </w:pPr>
-      <w:hyperlink w:anchor="_Toc233835033" w:history="1">
+      <w:hyperlink w:anchor="_Toc234663286" w:history="1">
         <w:r>
           <w:rPr>
             <w:rStyle w:val="Hipervnculo"/>
@@ -771,7 +753,7 @@
             <w:noProof/>
             <w:webHidden/>
           </w:rPr>
-          <w:instrText xml:space="preserve"> PAGEREF _Toc233835033 \h </w:instrText>
+          <w:instrText xml:space="preserve"> PAGEREF _Toc234663286 \h </w:instrText>
         </w:r>
         <w:r>
           <w:rPr>
@@ -791,7 +773,7 @@
             <w:noProof/>
             <w:webHidden/>
           </w:rPr>
-          <w:t>6</w:t>
+          <w:t>5</w:t>
         </w:r>
         <w:r>
           <w:rPr>
@@ -815,7 +797,7 @@
           <w:szCs w:val="22"/>
         </w:rPr>
       </w:pPr>
-      <w:hyperlink w:anchor="_Toc233835034" w:history="1">
+      <w:hyperlink w:anchor="_Toc234663287" w:history="1">
         <w:r>
           <w:rPr>
             <w:rStyle w:val="Hipervnculo"/>
@@ -842,7 +824,7 @@
             <w:noProof/>
             <w:webHidden/>
           </w:rPr>
-          <w:instrText xml:space="preserve"> PAGEREF _Toc233835034 \h </w:instrText>
+          <w:instrText xml:space="preserve"> PAGEREF _Toc234663287 \h </w:instrText>
         </w:r>
         <w:r>
           <w:rPr>
@@ -862,7 +844,7 @@
             <w:noProof/>
             <w:webHidden/>
           </w:rPr>
-          <w:t>6</w:t>
+          <w:t>5</w:t>
         </w:r>
         <w:r>
           <w:rPr>
@@ -886,7 +868,7 @@
           <w:szCs w:val="22"/>
         </w:rPr>
       </w:pPr>
-      <w:hyperlink w:anchor="_Toc233835035" w:history="1">
+      <w:hyperlink w:anchor="_Toc234663288" w:history="1">
         <w:r>
           <w:rPr>
             <w:rStyle w:val="Hipervnculo"/>
@@ -913,7 +895,7 @@
             <w:noProof/>
             <w:webHidden/>
           </w:rPr>
-          <w:instrText xml:space="preserve"> PAGEREF _Toc233835035 \h </w:instrText>
+          <w:instrText xml:space="preserve"> PAGEREF _Toc234663288 \h </w:instrText>
         </w:r>
         <w:r>
           <w:rPr>
@@ -933,7 +915,7 @@
             <w:noProof/>
             <w:webHidden/>
           </w:rPr>
-          <w:t>6</w:t>
+          <w:t>5</w:t>
         </w:r>
         <w:r>
           <w:rPr>
@@ -957,7 +939,7 @@
           <w:szCs w:val="22"/>
         </w:rPr>
       </w:pPr>
-      <w:hyperlink w:anchor="_Toc233835036" w:history="1">
+      <w:hyperlink w:anchor="_Toc234663289" w:history="1">
         <w:r>
           <w:rPr>
             <w:rStyle w:val="Hipervnculo"/>
@@ -984,7 +966,7 @@
             <w:noProof/>
             <w:webHidden/>
           </w:rPr>
-          <w:instrText xml:space="preserve"> PAGEREF _Toc233835036 \h </w:instrText>
+          <w:instrText xml:space="preserve"> PAGEREF _Toc234663289 \h </w:instrText>
         </w:r>
         <w:r>
           <w:rPr>
@@ -1004,7 +986,7 @@
             <w:noProof/>
             <w:webHidden/>
           </w:rPr>
-          <w:t>7</w:t>
+          <w:t>6</w:t>
         </w:r>
         <w:r>
           <w:rPr>
@@ -1028,7 +1010,7 @@
           <w:szCs w:val="22"/>
         </w:rPr>
       </w:pPr>
-      <w:hyperlink w:anchor="_Toc233835037" w:history="1">
+      <w:hyperlink w:anchor="_Toc234663290" w:history="1">
         <w:r>
           <w:rPr>
             <w:rStyle w:val="Hipervnculo"/>
@@ -1055,7 +1037,7 @@
             <w:noProof/>
             <w:webHidden/>
           </w:rPr>
-          <w:instrText xml:space="preserve"> PAGEREF _Toc233835037 \h </w:instrText>
+          <w:instrText xml:space="preserve"> PAGEREF _Toc234663290 \h </w:instrText>
         </w:r>
         <w:r>
           <w:rPr>
@@ -1075,7 +1057,7 @@
             <w:noProof/>
             <w:webHidden/>
           </w:rPr>
-          <w:t>7</w:t>
+          <w:t>6</w:t>
         </w:r>
         <w:r>
           <w:rPr>
@@ -1099,7 +1081,7 @@
           <w:szCs w:val="22"/>
         </w:rPr>
       </w:pPr>
-      <w:hyperlink w:anchor="_Toc233835038" w:history="1">
+      <w:hyperlink w:anchor="_Toc234663291" w:history="1">
         <w:r>
           <w:rPr>
             <w:rStyle w:val="Hipervnculo"/>
@@ -1126,7 +1108,7 @@
             <w:noProof/>
             <w:webHidden/>
           </w:rPr>
-          <w:instrText xml:space="preserve"> PAGEREF _Toc233835038 \h </w:instrText>
+          <w:instrText xml:space="preserve"> PAGEREF _Toc234663291 \h </w:instrText>
         </w:r>
         <w:r>
           <w:rPr>
@@ -1146,7 +1128,7 @@
             <w:noProof/>
             <w:webHidden/>
           </w:rPr>
-          <w:t>7</w:t>
+          <w:t>6</w:t>
         </w:r>
         <w:r>
           <w:rPr>
@@ -1170,7 +1152,7 @@
           <w:szCs w:val="22"/>
         </w:rPr>
       </w:pPr>
-      <w:hyperlink w:anchor="_Toc233835039" w:history="1">
+      <w:hyperlink w:anchor="_Toc234663292" w:history="1">
         <w:r>
           <w:rPr>
             <w:rStyle w:val="Hipervnculo"/>
@@ -1197,7 +1179,7 @@
             <w:noProof/>
             <w:webHidden/>
           </w:rPr>
-          <w:instrText xml:space="preserve"> PAGEREF _Toc233835039 \h </w:instrText>
+          <w:instrText xml:space="preserve"> PAGEREF _Toc234663292 \h </w:instrText>
         </w:r>
         <w:r>
           <w:rPr>
@@ -1217,7 +1199,7 @@
             <w:noProof/>
             <w:webHidden/>
           </w:rPr>
-          <w:t>8</w:t>
+          <w:t>7</w:t>
         </w:r>
         <w:r>
           <w:rPr>
@@ -1241,7 +1223,7 @@
           <w:szCs w:val="22"/>
         </w:rPr>
       </w:pPr>
-      <w:hyperlink w:anchor="_Toc233835040" w:history="1">
+      <w:hyperlink w:anchor="_Toc234663293" w:history="1">
         <w:r>
           <w:rPr>
             <w:rStyle w:val="Hipervnculo"/>
@@ -1268,7 +1250,7 @@
             <w:noProof/>
             <w:webHidden/>
           </w:rPr>
-          <w:instrText xml:space="preserve"> PAGEREF _Toc233835040 \h </w:instrText>
+          <w:instrText xml:space="preserve"> PAGEREF _Toc234663293 \h </w:instrText>
         </w:r>
         <w:r>
           <w:rPr>
@@ -1288,7 +1270,7 @@
             <w:noProof/>
             <w:webHidden/>
           </w:rPr>
-          <w:t>8</w:t>
+          <w:t>7</w:t>
         </w:r>
         <w:r>
           <w:rPr>
@@ -1312,7 +1294,7 @@
           <w:szCs w:val="22"/>
         </w:rPr>
       </w:pPr>
-      <w:hyperlink w:anchor="_Toc233835041" w:history="1">
+      <w:hyperlink w:anchor="_Toc234663294" w:history="1">
         <w:r>
           <w:rPr>
             <w:rStyle w:val="Hipervnculo"/>
@@ -1339,7 +1321,7 @@
             <w:noProof/>
             <w:webHidden/>
           </w:rPr>
-          <w:instrText xml:space="preserve"> PAGEREF _Toc233835041 \h </w:instrText>
+          <w:instrText xml:space="preserve"> PAGEREF _Toc234663294 \h </w:instrText>
         </w:r>
         <w:r>
           <w:rPr>
@@ -1359,7 +1341,7 @@
             <w:noProof/>
             <w:webHidden/>
           </w:rPr>
-          <w:t>8</w:t>
+          <w:t>7</w:t>
         </w:r>
         <w:r>
           <w:rPr>
@@ -1383,7 +1365,7 @@
           <w:szCs w:val="22"/>
         </w:rPr>
       </w:pPr>
-      <w:hyperlink w:anchor="_Toc233835042" w:history="1">
+      <w:hyperlink w:anchor="_Toc234663295" w:history="1">
         <w:r>
           <w:rPr>
             <w:rStyle w:val="Hipervnculo"/>
@@ -1410,7 +1392,7 @@
             <w:noProof/>
             <w:webHidden/>
           </w:rPr>
-          <w:instrText xml:space="preserve"> PAGEREF _Toc233835042 \h </w:instrText>
+          <w:instrText xml:space="preserve"> PAGEREF _Toc234663295 \h </w:instrText>
         </w:r>
         <w:r>
           <w:rPr>
@@ -1430,7 +1412,7 @@
             <w:noProof/>
             <w:webHidden/>
           </w:rPr>
-          <w:t>9</w:t>
+          <w:t>8</w:t>
         </w:r>
         <w:r>
           <w:rPr>
@@ -1454,7 +1436,7 @@
           <w:szCs w:val="22"/>
         </w:rPr>
       </w:pPr>
-      <w:hyperlink w:anchor="_Toc233835043" w:history="1">
+      <w:hyperlink w:anchor="_Toc234663296" w:history="1">
         <w:r>
           <w:rPr>
             <w:rStyle w:val="Hipervnculo"/>
@@ -1481,7 +1463,7 @@
             <w:noProof/>
             <w:webHidden/>
           </w:rPr>
-          <w:instrText xml:space="preserve"> PAGEREF _Toc233835043 \h </w:instrText>
+          <w:instrText xml:space="preserve"> PAGEREF _Toc234663296 \h </w:instrText>
         </w:r>
         <w:r>
           <w:rPr>
@@ -1501,7 +1483,7 @@
             <w:noProof/>
             <w:webHidden/>
           </w:rPr>
-          <w:t>9</w:t>
+          <w:t>8</w:t>
         </w:r>
         <w:r>
           <w:rPr>
@@ -1525,7 +1507,7 @@
           <w:szCs w:val="22"/>
         </w:rPr>
       </w:pPr>
-      <w:hyperlink w:anchor="_Toc233835044" w:history="1">
+      <w:hyperlink w:anchor="_Toc234663297" w:history="1">
         <w:r>
           <w:rPr>
             <w:rStyle w:val="Hipervnculo"/>
@@ -1552,7 +1534,7 @@
             <w:noProof/>
             <w:webHidden/>
           </w:rPr>
-          <w:instrText xml:space="preserve"> PAGEREF _Toc233835044 \h </w:instrText>
+          <w:instrText xml:space="preserve"> PAGEREF _Toc234663297 \h </w:instrText>
         </w:r>
         <w:r>
           <w:rPr>
@@ -1572,7 +1554,7 @@
             <w:noProof/>
             <w:webHidden/>
           </w:rPr>
-          <w:t>10</w:t>
+          <w:t>9</w:t>
         </w:r>
         <w:r>
           <w:rPr>
@@ -1596,7 +1578,7 @@
           <w:szCs w:val="22"/>
         </w:rPr>
       </w:pPr>
-      <w:hyperlink w:anchor="_Toc233835045" w:history="1">
+      <w:hyperlink w:anchor="_Toc234663298" w:history="1">
         <w:r>
           <w:rPr>
             <w:rStyle w:val="Hipervnculo"/>
@@ -1623,7 +1605,7 @@
             <w:noProof/>
             <w:webHidden/>
           </w:rPr>
-          <w:instrText xml:space="preserve"> PAGEREF _Toc233835045 \h </w:instrText>
+          <w:instrText xml:space="preserve"> PAGEREF _Toc234663298 \h </w:instrText>
         </w:r>
         <w:r>
           <w:rPr>
@@ -1643,7 +1625,7 @@
             <w:noProof/>
             <w:webHidden/>
           </w:rPr>
-          <w:t>10</w:t>
+          <w:t>9</w:t>
         </w:r>
         <w:r>
           <w:rPr>
@@ -1667,7 +1649,7 @@
           <w:szCs w:val="22"/>
         </w:rPr>
       </w:pPr>
-      <w:hyperlink w:anchor="_Toc233835046" w:history="1">
+      <w:hyperlink w:anchor="_Toc234663299" w:history="1">
         <w:r>
           <w:rPr>
             <w:rStyle w:val="Hipervnculo"/>
@@ -1694,7 +1676,7 @@
             <w:noProof/>
             <w:webHidden/>
           </w:rPr>
-          <w:instrText xml:space="preserve"> PAGEREF _Toc233835046 \h </w:instrText>
+          <w:instrText xml:space="preserve"> PAGEREF _Toc234663299 \h </w:instrText>
         </w:r>
         <w:r>
           <w:rPr>
@@ -1714,7 +1696,7 @@
             <w:noProof/>
             <w:webHidden/>
           </w:rPr>
-          <w:t>10</w:t>
+          <w:t>9</w:t>
         </w:r>
         <w:r>
           <w:rPr>
@@ -1738,7 +1720,7 @@
           <w:szCs w:val="22"/>
         </w:rPr>
       </w:pPr>
-      <w:hyperlink w:anchor="_Toc233835047" w:history="1">
+      <w:hyperlink w:anchor="_Toc234663300" w:history="1">
         <w:r>
           <w:rPr>
             <w:rStyle w:val="Hipervnculo"/>
@@ -1765,7 +1747,7 @@
             <w:noProof/>
             <w:webHidden/>
           </w:rPr>
-          <w:instrText xml:space="preserve"> PAGEREF _Toc233835047 \h </w:instrText>
+          <w:instrText xml:space="preserve"> PAGEREF _Toc234663300 \h </w:instrText>
         </w:r>
         <w:r>
           <w:rPr>
@@ -1785,7 +1767,7 @@
             <w:noProof/>
             <w:webHidden/>
           </w:rPr>
-          <w:t>11</w:t>
+          <w:t>10</w:t>
         </w:r>
         <w:r>
           <w:rPr>
@@ -1809,7 +1791,7 @@
           <w:szCs w:val="22"/>
         </w:rPr>
       </w:pPr>
-      <w:hyperlink w:anchor="_Toc233835048" w:history="1">
+      <w:hyperlink w:anchor="_Toc234663301" w:history="1">
         <w:r>
           <w:rPr>
             <w:rStyle w:val="Hipervnculo"/>
@@ -1836,7 +1818,7 @@
             <w:noProof/>
             <w:webHidden/>
           </w:rPr>
-          <w:instrText xml:space="preserve"> PAGEREF _Toc233835048 \h </w:instrText>
+          <w:instrText xml:space="preserve"> PAGEREF _Toc234663301 \h </w:instrText>
         </w:r>
         <w:r>
           <w:rPr>
@@ -1856,7 +1838,7 @@
             <w:noProof/>
             <w:webHidden/>
           </w:rPr>
-          <w:t>11</w:t>
+          <w:t>10</w:t>
         </w:r>
         <w:r>
           <w:rPr>
@@ -1880,7 +1862,7 @@
           <w:szCs w:val="22"/>
         </w:rPr>
       </w:pPr>
-      <w:hyperlink w:anchor="_Toc233835049" w:history="1">
+      <w:hyperlink w:anchor="_Toc234663302" w:history="1">
         <w:r>
           <w:rPr>
             <w:rStyle w:val="Hipervnculo"/>
@@ -1907,7 +1889,7 @@
             <w:noProof/>
             <w:webHidden/>
           </w:rPr>
-          <w:instrText xml:space="preserve"> PAGEREF _Toc233835049 \h </w:instrText>
+          <w:instrText xml:space="preserve"> PAGEREF _Toc234663302 \h </w:instrText>
         </w:r>
         <w:r>
           <w:rPr>
@@ -1927,7 +1909,7 @@
             <w:noProof/>
             <w:webHidden/>
           </w:rPr>
-          <w:t>11</w:t>
+          <w:t>10</w:t>
         </w:r>
         <w:r>
           <w:rPr>
@@ -1951,7 +1933,7 @@
           <w:szCs w:val="22"/>
         </w:rPr>
       </w:pPr>
-      <w:hyperlink w:anchor="_Toc233835050" w:history="1">
+      <w:hyperlink w:anchor="_Toc234663303" w:history="1">
         <w:r>
           <w:rPr>
             <w:rStyle w:val="Hipervnculo"/>
@@ -1978,7 +1960,7 @@
             <w:noProof/>
             <w:webHidden/>
           </w:rPr>
-          <w:instrText xml:space="preserve"> PAGEREF _Toc233835050 \h </w:instrText>
+          <w:instrText xml:space="preserve"> PAGEREF _Toc234663303 \h </w:instrText>
         </w:r>
         <w:r>
           <w:rPr>
@@ -1998,7 +1980,7 @@
             <w:noProof/>
             <w:webHidden/>
           </w:rPr>
-          <w:t>12</w:t>
+          <w:t>11</w:t>
         </w:r>
         <w:r>
           <w:rPr>
@@ -2022,7 +2004,7 @@
           <w:szCs w:val="22"/>
         </w:rPr>
       </w:pPr>
-      <w:hyperlink w:anchor="_Toc233835051" w:history="1">
+      <w:hyperlink w:anchor="_Toc234663304" w:history="1">
         <w:r>
           <w:rPr>
             <w:rStyle w:val="Hipervnculo"/>
@@ -2049,7 +2031,7 @@
             <w:noProof/>
             <w:webHidden/>
           </w:rPr>
-          <w:instrText xml:space="preserve"> PAGEREF _Toc233835051 \h </w:instrText>
+          <w:instrText xml:space="preserve"> PAGEREF _Toc234663304 \h </w:instrText>
         </w:r>
         <w:r>
           <w:rPr>
@@ -2069,7 +2051,7 @@
             <w:noProof/>
             <w:webHidden/>
           </w:rPr>
-          <w:t>12</w:t>
+          <w:t>11</w:t>
         </w:r>
         <w:r>
           <w:rPr>
@@ -2093,7 +2075,7 @@
           <w:szCs w:val="22"/>
         </w:rPr>
       </w:pPr>
-      <w:hyperlink w:anchor="_Toc233835052" w:history="1">
+      <w:hyperlink w:anchor="_Toc234663305" w:history="1">
         <w:r>
           <w:rPr>
             <w:rStyle w:val="Hipervnculo"/>
@@ -2120,7 +2102,7 @@
             <w:noProof/>
             <w:webHidden/>
           </w:rPr>
-          <w:instrText xml:space="preserve"> PAGEREF _Toc233835052 \h </w:instrText>
+          <w:instrText xml:space="preserve"> PAGEREF _Toc234663305 \h </w:instrText>
         </w:r>
         <w:r>
           <w:rPr>
@@ -2140,7 +2122,7 @@
             <w:noProof/>
             <w:webHidden/>
           </w:rPr>
-          <w:t>12</w:t>
+          <w:t>11</w:t>
         </w:r>
         <w:r>
           <w:rPr>
@@ -2164,7 +2146,7 @@
           <w:szCs w:val="22"/>
         </w:rPr>
       </w:pPr>
-      <w:hyperlink w:anchor="_Toc233835053" w:history="1">
+      <w:hyperlink w:anchor="_Toc234663306" w:history="1">
         <w:r>
           <w:rPr>
             <w:rStyle w:val="Hipervnculo"/>
@@ -2191,7 +2173,7 @@
             <w:noProof/>
             <w:webHidden/>
           </w:rPr>
-          <w:instrText xml:space="preserve"> PAGEREF _Toc233835053 \h </w:instrText>
+          <w:instrText xml:space="preserve"> PAGEREF _Toc234663306 \h </w:instrText>
         </w:r>
         <w:r>
           <w:rPr>
@@ -2211,7 +2193,7 @@
             <w:noProof/>
             <w:webHidden/>
           </w:rPr>
-          <w:t>12</w:t>
+          <w:t>11</w:t>
         </w:r>
         <w:r>
           <w:rPr>
@@ -2235,7 +2217,7 @@
           <w:szCs w:val="22"/>
         </w:rPr>
       </w:pPr>
-      <w:hyperlink w:anchor="_Toc233835054" w:history="1">
+      <w:hyperlink w:anchor="_Toc234663307" w:history="1">
         <w:r>
           <w:rPr>
             <w:rStyle w:val="Hipervnculo"/>
@@ -2262,7 +2244,7 @@
             <w:noProof/>
             <w:webHidden/>
           </w:rPr>
-          <w:instrText xml:space="preserve"> PAGEREF _Toc233835054 \h </w:instrText>
+          <w:instrText xml:space="preserve"> PAGEREF _Toc234663307 \h </w:instrText>
         </w:r>
         <w:r>
           <w:rPr>
@@ -2282,7 +2264,7 @@
             <w:noProof/>
             <w:webHidden/>
           </w:rPr>
-          <w:t>13</w:t>
+          <w:t>12</w:t>
         </w:r>
         <w:r>
           <w:rPr>
@@ -2306,7 +2288,7 @@
           <w:szCs w:val="22"/>
         </w:rPr>
       </w:pPr>
-      <w:hyperlink w:anchor="_Toc233835055" w:history="1">
+      <w:hyperlink w:anchor="_Toc234663308" w:history="1">
         <w:r>
           <w:rPr>
             <w:rStyle w:val="Hipervnculo"/>
@@ -2333,7 +2315,7 @@
             <w:noProof/>
             <w:webHidden/>
           </w:rPr>
-          <w:instrText xml:space="preserve"> PAGEREF _Toc233835055 \h </w:instrText>
+          <w:instrText xml:space="preserve"> PAGEREF _Toc234663308 \h </w:instrText>
         </w:r>
         <w:r>
           <w:rPr>
@@ -2353,7 +2335,220 @@
             <w:noProof/>
             <w:webHidden/>
           </w:rPr>
-          <w:t>13</w:t>
+          <w:t>12</w:t>
+        </w:r>
+        <w:r>
+          <w:rPr>
+            <w:noProof/>
+            <w:webHidden/>
+          </w:rPr>
+          <w:fldChar w:fldCharType="end"/>
+        </w:r>
+      </w:hyperlink>
+    </w:p>
+    <w:p>
+      <w:pPr>
+        <w:pStyle w:val="TDC3"/>
+        <w:tabs>
+          <w:tab w:val="right" w:leader="dot" w:pos="9486"/>
+        </w:tabs>
+        <w:rPr>
+          <w:rFonts w:asciiTheme="minorHAnsi" w:eastAsiaTheme="minorEastAsia" w:hAnsiTheme="minorHAnsi" w:cstheme="minorBidi"/>
+          <w:noProof/>
+          <w:color w:val="auto"/>
+          <w:szCs w:val="22"/>
+        </w:rPr>
+      </w:pPr>
+      <w:hyperlink w:anchor="_Toc234663309" w:history="1">
+        <w:r>
+          <w:rPr>
+            <w:rStyle w:val="Hipervnculo"/>
+            <w:noProof/>
+          </w:rPr>
+          <w:t>9.1.1 Navegación con teclado</w:t>
+        </w:r>
+        <w:r>
+          <w:rPr>
+            <w:noProof/>
+            <w:webHidden/>
+          </w:rPr>
+          <w:tab/>
+        </w:r>
+        <w:r>
+          <w:rPr>
+            <w:noProof/>
+            <w:webHidden/>
+          </w:rPr>
+          <w:fldChar w:fldCharType="begin"/>
+        </w:r>
+        <w:r>
+          <w:rPr>
+            <w:noProof/>
+            <w:webHidden/>
+          </w:rPr>
+          <w:instrText xml:space="preserve"> PAGEREF _Toc234663309 \h </w:instrText>
+        </w:r>
+        <w:r>
+          <w:rPr>
+            <w:noProof/>
+            <w:webHidden/>
+          </w:rPr>
+        </w:r>
+        <w:r>
+          <w:rPr>
+            <w:noProof/>
+            <w:webHidden/>
+          </w:rPr>
+          <w:fldChar w:fldCharType="separate"/>
+        </w:r>
+        <w:r>
+          <w:rPr>
+            <w:noProof/>
+            <w:webHidden/>
+          </w:rPr>
+          <w:t>12</w:t>
+        </w:r>
+        <w:r>
+          <w:rPr>
+            <w:noProof/>
+            <w:webHidden/>
+          </w:rPr>
+          <w:fldChar w:fldCharType="end"/>
+        </w:r>
+      </w:hyperlink>
+    </w:p>
+    <w:p>
+      <w:pPr>
+        <w:pStyle w:val="TDC3"/>
+        <w:tabs>
+          <w:tab w:val="right" w:leader="dot" w:pos="9486"/>
+        </w:tabs>
+        <w:rPr>
+          <w:rFonts w:asciiTheme="minorHAnsi" w:eastAsiaTheme="minorEastAsia" w:hAnsiTheme="minorHAnsi" w:cstheme="minorBidi"/>
+          <w:noProof/>
+          <w:color w:val="auto"/>
+          <w:szCs w:val="22"/>
+        </w:rPr>
+      </w:pPr>
+      <w:hyperlink w:anchor="_Toc234663310" w:history="1">
+        <w:r>
+          <w:rPr>
+            <w:rStyle w:val="Hipervnculo"/>
+            <w:noProof/>
+          </w:rPr>
+          <w:t>9.1.2 Búsqueda rápida por DNI</w:t>
+        </w:r>
+        <w:r>
+          <w:rPr>
+            <w:noProof/>
+            <w:webHidden/>
+          </w:rPr>
+          <w:tab/>
+        </w:r>
+        <w:r>
+          <w:rPr>
+            <w:noProof/>
+            <w:webHidden/>
+          </w:rPr>
+          <w:fldChar w:fldCharType="begin"/>
+        </w:r>
+        <w:r>
+          <w:rPr>
+            <w:noProof/>
+            <w:webHidden/>
+          </w:rPr>
+          <w:instrText xml:space="preserve"> PAGEREF _Toc234663310 \h </w:instrText>
+        </w:r>
+        <w:r>
+          <w:rPr>
+            <w:noProof/>
+            <w:webHidden/>
+          </w:rPr>
+        </w:r>
+        <w:r>
+          <w:rPr>
+            <w:noProof/>
+            <w:webHidden/>
+          </w:rPr>
+          <w:fldChar w:fldCharType="separate"/>
+        </w:r>
+        <w:r>
+          <w:rPr>
+            <w:noProof/>
+            <w:webHidden/>
+          </w:rPr>
+          <w:t>12</w:t>
+        </w:r>
+        <w:r>
+          <w:rPr>
+            <w:noProof/>
+            <w:webHidden/>
+          </w:rPr>
+          <w:fldChar w:fldCharType="end"/>
+        </w:r>
+      </w:hyperlink>
+    </w:p>
+    <w:p>
+      <w:pPr>
+        <w:pStyle w:val="TDC3"/>
+        <w:tabs>
+          <w:tab w:val="right" w:leader="dot" w:pos="9486"/>
+        </w:tabs>
+        <w:rPr>
+          <w:rFonts w:asciiTheme="minorHAnsi" w:eastAsiaTheme="minorEastAsia" w:hAnsiTheme="minorHAnsi" w:cstheme="minorBidi"/>
+          <w:noProof/>
+          <w:color w:val="auto"/>
+          <w:szCs w:val="22"/>
+        </w:rPr>
+      </w:pPr>
+      <w:hyperlink w:anchor="_Toc234663311" w:history="1">
+        <w:r>
+          <w:rPr>
+            <w:rStyle w:val="Hipervnculo"/>
+            <w:noProof/>
+          </w:rPr>
+          <w:t>9.1.3 Enlaces del menú</w:t>
+        </w:r>
+        <w:r>
+          <w:rPr>
+            <w:noProof/>
+            <w:webHidden/>
+          </w:rPr>
+          <w:tab/>
+        </w:r>
+        <w:r>
+          <w:rPr>
+            <w:noProof/>
+            <w:webHidden/>
+          </w:rPr>
+          <w:fldChar w:fldCharType="begin"/>
+        </w:r>
+        <w:r>
+          <w:rPr>
+            <w:noProof/>
+            <w:webHidden/>
+          </w:rPr>
+          <w:instrText xml:space="preserve"> PAGEREF _Toc234663311 \h </w:instrText>
+        </w:r>
+        <w:r>
+          <w:rPr>
+            <w:noProof/>
+            <w:webHidden/>
+          </w:rPr>
+        </w:r>
+        <w:r>
+          <w:rPr>
+            <w:noProof/>
+            <w:webHidden/>
+          </w:rPr>
+          <w:fldChar w:fldCharType="separate"/>
+        </w:r>
+        <w:r>
+          <w:rPr>
+            <w:noProof/>
+            <w:webHidden/>
+          </w:rPr>
+          <w:t>12</w:t>
         </w:r>
         <w:r>
           <w:rPr>
@@ -2377,13 +2572,13 @@
           <w:szCs w:val="22"/>
         </w:rPr>
       </w:pPr>
-      <w:hyperlink w:anchor="_Toc233835056" w:history="1">
+      <w:hyperlink w:anchor="_Toc234663312" w:history="1">
         <w:r>
           <w:rPr>
             <w:rStyle w:val="Hipervnculo"/>
             <w:noProof/>
           </w:rPr>
-          <w:t>El menú lateral reúne las funciones exclusivas del administrador. Puede abrirse desde la pestaña ubicada en el borde izquierdo de la pantalla o presionando F2. Para cerrarlo, vuelva a presionar F2, pulse fuera del panel o utilice la opción de cierre.</w:t>
+          <w:t>9.2 Validar alumnos</w:t>
         </w:r>
         <w:r>
           <w:rPr>
@@ -2404,75 +2599,7 @@
             <w:noProof/>
             <w:webHidden/>
           </w:rPr>
-          <w:instrText xml:space="preserve"> PAGEREF _Toc233835056 \h </w:instrText>
-        </w:r>
-        <w:r>
-          <w:rPr>
-            <w:noProof/>
-            <w:webHidden/>
-          </w:rPr>
-        </w:r>
-        <w:r>
-          <w:rPr>
-            <w:noProof/>
-            <w:webHidden/>
-          </w:rPr>
-          <w:fldChar w:fldCharType="separate"/>
-        </w:r>
-        <w:r>
-          <w:rPr>
-            <w:noProof/>
-            <w:webHidden/>
-          </w:rPr>
-          <w:t>13</w:t>
-        </w:r>
-        <w:r>
-          <w:rPr>
-            <w:noProof/>
-            <w:webHidden/>
-          </w:rPr>
-          <w:fldChar w:fldCharType="end"/>
-        </w:r>
-      </w:hyperlink>
-    </w:p>
-    <w:p>
-      <w:pPr>
-        <w:pStyle w:val="TDC3"/>
-        <w:tabs>
-          <w:tab w:val="right" w:leader="dot" w:pos="9486"/>
-        </w:tabs>
-        <w:rPr>
-          <w:noProof/>
-        </w:rPr>
-      </w:pPr>
-      <w:hyperlink w:anchor="_Toc233835057" w:history="1">
-        <w:r>
-          <w:rPr>
-            <w:rStyle w:val="Hipervnculo"/>
-            <w:noProof/>
-          </w:rPr>
-          <w:t>9.1.1 Navegación con teclado</w:t>
-        </w:r>
-        <w:r>
-          <w:rPr>
-            <w:noProof/>
-            <w:webHidden/>
-          </w:rPr>
-          <w:tab/>
-        </w:r>
-        <w:r>
-          <w:rPr>
-            <w:noProof/>
-            <w:webHidden/>
-          </w:rPr>
-          <w:fldChar w:fldCharType="begin"/>
-        </w:r>
-        <w:r>
-          <w:rPr>
-            <w:noProof/>
-            <w:webHidden/>
-          </w:rPr>
-          <w:instrText xml:space="preserve"> PAGEREF _Toc233835057 \h </w:instrText>
+          <w:instrText xml:space="preserve"> PAGEREF _Toc234663312 \h </w:instrText>
         </w:r>
         <w:r>
           <w:rPr>
@@ -2516,13 +2643,13 @@
           <w:szCs w:val="22"/>
         </w:rPr>
       </w:pPr>
-      <w:hyperlink w:anchor="_Toc233835058" w:history="1">
+      <w:hyperlink w:anchor="_Toc234663313" w:history="1">
         <w:r>
           <w:rPr>
             <w:rStyle w:val="Hipervnculo"/>
             <w:noProof/>
           </w:rPr>
-          <w:t>Con el menú abierto, use Flecha abajo y Flecha arriba para recorrer sus opciones. Presione Enter para abrir la opción seleccionada y Escape para cerrar el panel. Estos atajos permiten trabajar sin utilizar el mouse.</w:t>
+          <w:t>9.3 Lista de alumnos</w:t>
         </w:r>
         <w:r>
           <w:rPr>
@@ -2543,75 +2670,7 @@
             <w:noProof/>
             <w:webHidden/>
           </w:rPr>
-          <w:instrText xml:space="preserve"> PAGEREF _Toc233835058 \h </w:instrText>
-        </w:r>
-        <w:r>
-          <w:rPr>
-            <w:noProof/>
-            <w:webHidden/>
-          </w:rPr>
-        </w:r>
-        <w:r>
-          <w:rPr>
-            <w:noProof/>
-            <w:webHidden/>
-          </w:rPr>
-          <w:fldChar w:fldCharType="separate"/>
-        </w:r>
-        <w:r>
-          <w:rPr>
-            <w:noProof/>
-            <w:webHidden/>
-          </w:rPr>
-          <w:t>13</w:t>
-        </w:r>
-        <w:r>
-          <w:rPr>
-            <w:noProof/>
-            <w:webHidden/>
-          </w:rPr>
-          <w:fldChar w:fldCharType="end"/>
-        </w:r>
-      </w:hyperlink>
-    </w:p>
-    <w:p>
-      <w:pPr>
-        <w:pStyle w:val="TDC3"/>
-        <w:tabs>
-          <w:tab w:val="right" w:leader="dot" w:pos="9486"/>
-        </w:tabs>
-        <w:rPr>
-          <w:noProof/>
-        </w:rPr>
-      </w:pPr>
-      <w:hyperlink w:anchor="_Toc233835059" w:history="1">
-        <w:r>
-          <w:rPr>
-            <w:rStyle w:val="Hipervnculo"/>
-            <w:noProof/>
-          </w:rPr>
-          <w:t>9.1.2 Búsqueda rápida por DNI</w:t>
-        </w:r>
-        <w:r>
-          <w:rPr>
-            <w:noProof/>
-            <w:webHidden/>
-          </w:rPr>
-          <w:tab/>
-        </w:r>
-        <w:r>
-          <w:rPr>
-            <w:noProof/>
-            <w:webHidden/>
-          </w:rPr>
-          <w:fldChar w:fldCharType="begin"/>
-        </w:r>
-        <w:r>
-          <w:rPr>
-            <w:noProof/>
-            <w:webHidden/>
-          </w:rPr>
-          <w:instrText xml:space="preserve"> PAGEREF _Toc233835059 \h </w:instrText>
+          <w:instrText xml:space="preserve"> PAGEREF _Toc234663313 \h </w:instrText>
         </w:r>
         <w:r>
           <w:rPr>
@@ -2655,13 +2714,13 @@
           <w:szCs w:val="22"/>
         </w:rPr>
       </w:pPr>
-      <w:hyperlink w:anchor="_Toc233835060" w:history="1">
+      <w:hyperlink w:anchor="_Toc234663314" w:history="1">
         <w:r>
           <w:rPr>
             <w:rStyle w:val="Hipervnculo"/>
             <w:noProof/>
           </w:rPr>
-          <w:t>En la parte superior del menú se encuentra «Buscar alumno por DNI». Escriba el DNI sin puntos y presione Enter. El sistema abrirá «Asignar Equivalencias» con la búsqueda preparada para ese alumno. Antes de continuar, compruebe que el nombre, apellido y DNI correspondan a la persona correcta.</w:t>
+          <w:t>9.4 Asignar equivalencias</w:t>
         </w:r>
         <w:r>
           <w:rPr>
@@ -2682,7 +2741,7 @@
             <w:noProof/>
             <w:webHidden/>
           </w:rPr>
-          <w:instrText xml:space="preserve"> PAGEREF _Toc233835060 \h </w:instrText>
+          <w:instrText xml:space="preserve"> PAGEREF _Toc234663314 \h </w:instrText>
         </w:r>
         <w:r>
           <w:rPr>
@@ -2726,13 +2785,13 @@
           <w:szCs w:val="22"/>
         </w:rPr>
       </w:pPr>
-      <w:hyperlink w:anchor="_Toc233835061" w:history="1">
+      <w:hyperlink w:anchor="_Toc234663315" w:history="1">
         <w:r>
           <w:rPr>
             <w:rStyle w:val="Hipervnculo"/>
             <w:noProof/>
           </w:rPr>
-          <w:t>ESPACIO PARA CAPTURA</w:t>
+          <w:t>9.4.1 Registrar la equivalencia pendiente</w:t>
         </w:r>
         <w:r>
           <w:rPr>
@@ -2753,7 +2812,7 @@
             <w:noProof/>
             <w:webHidden/>
           </w:rPr>
-          <w:instrText xml:space="preserve"> PAGEREF _Toc233835061 \h </w:instrText>
+          <w:instrText xml:space="preserve"> PAGEREF _Toc234663315 \h </w:instrText>
         </w:r>
         <w:r>
           <w:rPr>
@@ -2773,7 +2832,7 @@
             <w:noProof/>
             <w:webHidden/>
           </w:rPr>
-          <w:t>13</w:t>
+          <w:t>14</w:t>
         </w:r>
         <w:r>
           <w:rPr>
@@ -2797,13 +2856,13 @@
           <w:szCs w:val="22"/>
         </w:rPr>
       </w:pPr>
-      <w:hyperlink w:anchor="_Toc233835062" w:history="1">
+      <w:hyperlink w:anchor="_Toc234663316" w:history="1">
         <w:r>
           <w:rPr>
             <w:rStyle w:val="Hipervnculo"/>
             <w:noProof/>
           </w:rPr>
-          <w:t>Figura 6C. Menú lateral del administrador abierto, con sus enlaces y el buscador por DNI.</w:t>
+          <w:t>9.4.2 Incorporar el alumno cuando se abra el curso</w:t>
         </w:r>
         <w:r>
           <w:rPr>
@@ -2824,7 +2883,7 @@
             <w:noProof/>
             <w:webHidden/>
           </w:rPr>
-          <w:instrText xml:space="preserve"> PAGEREF _Toc233835062 \h </w:instrText>
+          <w:instrText xml:space="preserve"> PAGEREF _Toc234663316 \h </w:instrText>
         </w:r>
         <w:r>
           <w:rPr>
@@ -2844,75 +2903,7 @@
             <w:noProof/>
             <w:webHidden/>
           </w:rPr>
-          <w:t>13</w:t>
-        </w:r>
-        <w:r>
-          <w:rPr>
-            <w:noProof/>
-            <w:webHidden/>
-          </w:rPr>
-          <w:fldChar w:fldCharType="end"/>
-        </w:r>
-      </w:hyperlink>
-    </w:p>
-    <w:p>
-      <w:pPr>
-        <w:pStyle w:val="TDC3"/>
-        <w:tabs>
-          <w:tab w:val="right" w:leader="dot" w:pos="9486"/>
-        </w:tabs>
-        <w:rPr>
-          <w:noProof/>
-        </w:rPr>
-      </w:pPr>
-      <w:hyperlink w:anchor="_Toc233835063" w:history="1">
-        <w:r>
-          <w:rPr>
-            <w:rStyle w:val="Hipervnculo"/>
-            <w:noProof/>
-          </w:rPr>
-          <w:t>9.1.3 Enlaces del menú</w:t>
-        </w:r>
-        <w:r>
-          <w:rPr>
-            <w:noProof/>
-            <w:webHidden/>
-          </w:rPr>
-          <w:tab/>
-        </w:r>
-        <w:r>
-          <w:rPr>
-            <w:noProof/>
-            <w:webHidden/>
-          </w:rPr>
-          <w:fldChar w:fldCharType="begin"/>
-        </w:r>
-        <w:r>
-          <w:rPr>
-            <w:noProof/>
-            <w:webHidden/>
-          </w:rPr>
-          <w:instrText xml:space="preserve"> PAGEREF _Toc233835063 \h </w:instrText>
-        </w:r>
-        <w:r>
-          <w:rPr>
-            <w:noProof/>
-            <w:webHidden/>
-          </w:rPr>
-        </w:r>
-        <w:r>
-          <w:rPr>
-            <w:noProof/>
-            <w:webHidden/>
-          </w:rPr>
-          <w:fldChar w:fldCharType="separate"/>
-        </w:r>
-        <w:r>
-          <w:rPr>
-            <w:noProof/>
-            <w:webHidden/>
-          </w:rPr>
-          <w:t>13</w:t>
+          <w:t>14</w:t>
         </w:r>
         <w:r>
           <w:rPr>
@@ -2936,13 +2927,13 @@
           <w:szCs w:val="22"/>
         </w:rPr>
       </w:pPr>
-      <w:hyperlink w:anchor="_Toc233835064" w:history="1">
+      <w:hyperlink w:anchor="_Toc234663317" w:history="1">
         <w:r>
           <w:rPr>
             <w:rStyle w:val="Hipervnculo"/>
             <w:noProof/>
           </w:rPr>
-          <w:t>Resumen</w:t>
+          <w:t>9.4.3 Finalizar la equivalencia</w:t>
         </w:r>
         <w:r>
           <w:rPr>
@@ -2963,7 +2954,7 @@
             <w:noProof/>
             <w:webHidden/>
           </w:rPr>
-          <w:instrText xml:space="preserve"> PAGEREF _Toc233835064 \h </w:instrText>
+          <w:instrText xml:space="preserve"> PAGEREF _Toc234663317 \h </w:instrText>
         </w:r>
         <w:r>
           <w:rPr>
@@ -2983,7 +2974,7 @@
             <w:noProof/>
             <w:webHidden/>
           </w:rPr>
-          <w:t>13</w:t>
+          <w:t>14</w:t>
         </w:r>
         <w:r>
           <w:rPr>
@@ -2995,3059 +2986,6 @@
       </w:hyperlink>
     </w:p>
     <w:p>
-      <w:pPr>
-        <w:pStyle w:val="TDC2"/>
-        <w:tabs>
-          <w:tab w:val="right" w:leader="dot" w:pos="9486"/>
-        </w:tabs>
-        <w:rPr>
-          <w:rFonts w:asciiTheme="minorHAnsi" w:eastAsiaTheme="minorEastAsia" w:hAnsiTheme="minorHAnsi" w:cstheme="minorBidi"/>
-          <w:noProof/>
-          <w:color w:val="auto"/>
-          <w:szCs w:val="22"/>
-        </w:rPr>
-      </w:pPr>
-      <w:hyperlink w:anchor="_Toc233835065" w:history="1">
-        <w:r>
-          <w:rPr>
-            <w:rStyle w:val="Hipervnculo"/>
-            <w:noProof/>
-          </w:rPr>
-          <w:t>Abre el panel «Resumen general». Muestra indicadores de alumnos, profesores, preceptores, cursos y materias. Las tarjetas de personas permiten consultar los integrantes activos de cada rol. Utilice esta pantalla para comprobar rápidamente el estado general antes de realizar modificaciones.</w:t>
-        </w:r>
-        <w:r>
-          <w:rPr>
-            <w:noProof/>
-            <w:webHidden/>
-          </w:rPr>
-          <w:tab/>
-        </w:r>
-        <w:r>
-          <w:rPr>
-            <w:noProof/>
-            <w:webHidden/>
-          </w:rPr>
-          <w:fldChar w:fldCharType="begin"/>
-        </w:r>
-        <w:r>
-          <w:rPr>
-            <w:noProof/>
-            <w:webHidden/>
-          </w:rPr>
-          <w:instrText xml:space="preserve"> PAGEREF _Toc233835065 \h </w:instrText>
-        </w:r>
-        <w:r>
-          <w:rPr>
-            <w:noProof/>
-            <w:webHidden/>
-          </w:rPr>
-        </w:r>
-        <w:r>
-          <w:rPr>
-            <w:noProof/>
-            <w:webHidden/>
-          </w:rPr>
-          <w:fldChar w:fldCharType="separate"/>
-        </w:r>
-        <w:r>
-          <w:rPr>
-            <w:noProof/>
-            <w:webHidden/>
-          </w:rPr>
-          <w:t>13</w:t>
-        </w:r>
-        <w:r>
-          <w:rPr>
-            <w:noProof/>
-            <w:webHidden/>
-          </w:rPr>
-          <w:fldChar w:fldCharType="end"/>
-        </w:r>
-      </w:hyperlink>
-    </w:p>
-    <w:p>
-      <w:pPr>
-        <w:pStyle w:val="TDC2"/>
-        <w:tabs>
-          <w:tab w:val="right" w:leader="dot" w:pos="9486"/>
-        </w:tabs>
-        <w:rPr>
-          <w:rFonts w:asciiTheme="minorHAnsi" w:eastAsiaTheme="minorEastAsia" w:hAnsiTheme="minorHAnsi" w:cstheme="minorBidi"/>
-          <w:noProof/>
-          <w:color w:val="auto"/>
-          <w:szCs w:val="22"/>
-        </w:rPr>
-      </w:pPr>
-      <w:hyperlink w:anchor="_Toc233835066" w:history="1">
-        <w:r>
-          <w:rPr>
-            <w:rStyle w:val="Hipervnculo"/>
-            <w:noProof/>
-          </w:rPr>
-          <w:t>Lista de Alumnos</w:t>
-        </w:r>
-        <w:r>
-          <w:rPr>
-            <w:noProof/>
-            <w:webHidden/>
-          </w:rPr>
-          <w:tab/>
-        </w:r>
-        <w:r>
-          <w:rPr>
-            <w:noProof/>
-            <w:webHidden/>
-          </w:rPr>
-          <w:fldChar w:fldCharType="begin"/>
-        </w:r>
-        <w:r>
-          <w:rPr>
-            <w:noProof/>
-            <w:webHidden/>
-          </w:rPr>
-          <w:instrText xml:space="preserve"> PAGEREF _Toc233835066 \h </w:instrText>
-        </w:r>
-        <w:r>
-          <w:rPr>
-            <w:noProof/>
-            <w:webHidden/>
-          </w:rPr>
-        </w:r>
-        <w:r>
-          <w:rPr>
-            <w:noProof/>
-            <w:webHidden/>
-          </w:rPr>
-          <w:fldChar w:fldCharType="separate"/>
-        </w:r>
-        <w:r>
-          <w:rPr>
-            <w:noProof/>
-            <w:webHidden/>
-          </w:rPr>
-          <w:t>14</w:t>
-        </w:r>
-        <w:r>
-          <w:rPr>
-            <w:noProof/>
-            <w:webHidden/>
-          </w:rPr>
-          <w:fldChar w:fldCharType="end"/>
-        </w:r>
-      </w:hyperlink>
-    </w:p>
-    <w:p>
-      <w:pPr>
-        <w:pStyle w:val="TDC2"/>
-        <w:tabs>
-          <w:tab w:val="right" w:leader="dot" w:pos="9486"/>
-        </w:tabs>
-        <w:rPr>
-          <w:rFonts w:asciiTheme="minorHAnsi" w:eastAsiaTheme="minorEastAsia" w:hAnsiTheme="minorHAnsi" w:cstheme="minorBidi"/>
-          <w:noProof/>
-          <w:color w:val="auto"/>
-          <w:szCs w:val="22"/>
-        </w:rPr>
-      </w:pPr>
-      <w:hyperlink w:anchor="_Toc233835067" w:history="1">
-        <w:r>
-          <w:rPr>
-            <w:rStyle w:val="Hipervnculo"/>
-            <w:noProof/>
-          </w:rPr>
-          <w:t>Muestra los alumnos registrados. Permite buscar un alumno por DNI, consultar sus datos y editar la información habilitada. Revise cuidadosamente el registro antes de guardar cambios.</w:t>
-        </w:r>
-        <w:r>
-          <w:rPr>
-            <w:noProof/>
-            <w:webHidden/>
-          </w:rPr>
-          <w:tab/>
-        </w:r>
-        <w:r>
-          <w:rPr>
-            <w:noProof/>
-            <w:webHidden/>
-          </w:rPr>
-          <w:fldChar w:fldCharType="begin"/>
-        </w:r>
-        <w:r>
-          <w:rPr>
-            <w:noProof/>
-            <w:webHidden/>
-          </w:rPr>
-          <w:instrText xml:space="preserve"> PAGEREF _Toc233835067 \h </w:instrText>
-        </w:r>
-        <w:r>
-          <w:rPr>
-            <w:noProof/>
-            <w:webHidden/>
-          </w:rPr>
-        </w:r>
-        <w:r>
-          <w:rPr>
-            <w:noProof/>
-            <w:webHidden/>
-          </w:rPr>
-          <w:fldChar w:fldCharType="separate"/>
-        </w:r>
-        <w:r>
-          <w:rPr>
-            <w:noProof/>
-            <w:webHidden/>
-          </w:rPr>
-          <w:t>14</w:t>
-        </w:r>
-        <w:r>
-          <w:rPr>
-            <w:noProof/>
-            <w:webHidden/>
-          </w:rPr>
-          <w:fldChar w:fldCharType="end"/>
-        </w:r>
-      </w:hyperlink>
-    </w:p>
-    <w:p>
-      <w:pPr>
-        <w:pStyle w:val="TDC2"/>
-        <w:tabs>
-          <w:tab w:val="right" w:leader="dot" w:pos="9486"/>
-        </w:tabs>
-        <w:rPr>
-          <w:rFonts w:asciiTheme="minorHAnsi" w:eastAsiaTheme="minorEastAsia" w:hAnsiTheme="minorHAnsi" w:cstheme="minorBidi"/>
-          <w:noProof/>
-          <w:color w:val="auto"/>
-          <w:szCs w:val="22"/>
-        </w:rPr>
-      </w:pPr>
-      <w:hyperlink w:anchor="_Toc233835068" w:history="1">
-        <w:r>
-          <w:rPr>
-            <w:rStyle w:val="Hipervnculo"/>
-            <w:noProof/>
-          </w:rPr>
-          <w:t>Asignar Equivalencias</w:t>
-        </w:r>
-        <w:r>
-          <w:rPr>
-            <w:noProof/>
-            <w:webHidden/>
-          </w:rPr>
-          <w:tab/>
-        </w:r>
-        <w:r>
-          <w:rPr>
-            <w:noProof/>
-            <w:webHidden/>
-          </w:rPr>
-          <w:fldChar w:fldCharType="begin"/>
-        </w:r>
-        <w:r>
-          <w:rPr>
-            <w:noProof/>
-            <w:webHidden/>
-          </w:rPr>
-          <w:instrText xml:space="preserve"> PAGEREF _Toc233835068 \h </w:instrText>
-        </w:r>
-        <w:r>
-          <w:rPr>
-            <w:noProof/>
-            <w:webHidden/>
-          </w:rPr>
-        </w:r>
-        <w:r>
-          <w:rPr>
-            <w:noProof/>
-            <w:webHidden/>
-          </w:rPr>
-          <w:fldChar w:fldCharType="separate"/>
-        </w:r>
-        <w:r>
-          <w:rPr>
-            <w:noProof/>
-            <w:webHidden/>
-          </w:rPr>
-          <w:t>14</w:t>
-        </w:r>
-        <w:r>
-          <w:rPr>
-            <w:noProof/>
-            <w:webHidden/>
-          </w:rPr>
-          <w:fldChar w:fldCharType="end"/>
-        </w:r>
-      </w:hyperlink>
-    </w:p>
-    <w:p>
-      <w:pPr>
-        <w:pStyle w:val="TDC2"/>
-        <w:tabs>
-          <w:tab w:val="right" w:leader="dot" w:pos="9486"/>
-        </w:tabs>
-        <w:rPr>
-          <w:rFonts w:asciiTheme="minorHAnsi" w:eastAsiaTheme="minorEastAsia" w:hAnsiTheme="minorHAnsi" w:cstheme="minorBidi"/>
-          <w:noProof/>
-          <w:color w:val="auto"/>
-          <w:szCs w:val="22"/>
-        </w:rPr>
-      </w:pPr>
-      <w:hyperlink w:anchor="_Toc233835069" w:history="1">
-        <w:r>
-          <w:rPr>
-            <w:rStyle w:val="Hipervnculo"/>
-            <w:noProof/>
-          </w:rPr>
-          <w:t>Permite buscar un alumno, asignarle una materia como equivalencia pendiente, consultar sus pendientes y cursos asignados, retirar una asignación y cargar una nota cuando corresponda. El flujo completo se explica en la sección 9.4.</w:t>
-        </w:r>
-        <w:r>
-          <w:rPr>
-            <w:noProof/>
-            <w:webHidden/>
-          </w:rPr>
-          <w:tab/>
-        </w:r>
-        <w:r>
-          <w:rPr>
-            <w:noProof/>
-            <w:webHidden/>
-          </w:rPr>
-          <w:fldChar w:fldCharType="begin"/>
-        </w:r>
-        <w:r>
-          <w:rPr>
-            <w:noProof/>
-            <w:webHidden/>
-          </w:rPr>
-          <w:instrText xml:space="preserve"> PAGEREF _Toc233835069 \h </w:instrText>
-        </w:r>
-        <w:r>
-          <w:rPr>
-            <w:noProof/>
-            <w:webHidden/>
-          </w:rPr>
-        </w:r>
-        <w:r>
-          <w:rPr>
-            <w:noProof/>
-            <w:webHidden/>
-          </w:rPr>
-          <w:fldChar w:fldCharType="separate"/>
-        </w:r>
-        <w:r>
-          <w:rPr>
-            <w:noProof/>
-            <w:webHidden/>
-          </w:rPr>
-          <w:t>14</w:t>
-        </w:r>
-        <w:r>
-          <w:rPr>
-            <w:noProof/>
-            <w:webHidden/>
-          </w:rPr>
-          <w:fldChar w:fldCharType="end"/>
-        </w:r>
-      </w:hyperlink>
-    </w:p>
-    <w:p>
-      <w:pPr>
-        <w:pStyle w:val="TDC2"/>
-        <w:tabs>
-          <w:tab w:val="right" w:leader="dot" w:pos="9486"/>
-        </w:tabs>
-        <w:rPr>
-          <w:rFonts w:asciiTheme="minorHAnsi" w:eastAsiaTheme="minorEastAsia" w:hAnsiTheme="minorHAnsi" w:cstheme="minorBidi"/>
-          <w:noProof/>
-          <w:color w:val="auto"/>
-          <w:szCs w:val="22"/>
-        </w:rPr>
-      </w:pPr>
-      <w:hyperlink w:anchor="_Toc233835070" w:history="1">
-        <w:r>
-          <w:rPr>
-            <w:rStyle w:val="Hipervnculo"/>
-            <w:noProof/>
-          </w:rPr>
-          <w:t>Validar Alumnos</w:t>
-        </w:r>
-        <w:r>
-          <w:rPr>
-            <w:noProof/>
-            <w:webHidden/>
-          </w:rPr>
-          <w:tab/>
-        </w:r>
-        <w:r>
-          <w:rPr>
-            <w:noProof/>
-            <w:webHidden/>
-          </w:rPr>
-          <w:fldChar w:fldCharType="begin"/>
-        </w:r>
-        <w:r>
-          <w:rPr>
-            <w:noProof/>
-            <w:webHidden/>
-          </w:rPr>
-          <w:instrText xml:space="preserve"> PAGEREF _Toc233835070 \h </w:instrText>
-        </w:r>
-        <w:r>
-          <w:rPr>
-            <w:noProof/>
-            <w:webHidden/>
-          </w:rPr>
-        </w:r>
-        <w:r>
-          <w:rPr>
-            <w:noProof/>
-            <w:webHidden/>
-          </w:rPr>
-          <w:fldChar w:fldCharType="separate"/>
-        </w:r>
-        <w:r>
-          <w:rPr>
-            <w:noProof/>
-            <w:webHidden/>
-          </w:rPr>
-          <w:t>14</w:t>
-        </w:r>
-        <w:r>
-          <w:rPr>
-            <w:noProof/>
-            <w:webHidden/>
-          </w:rPr>
-          <w:fldChar w:fldCharType="end"/>
-        </w:r>
-      </w:hyperlink>
-    </w:p>
-    <w:p>
-      <w:pPr>
-        <w:pStyle w:val="TDC2"/>
-        <w:tabs>
-          <w:tab w:val="right" w:leader="dot" w:pos="9486"/>
-        </w:tabs>
-        <w:rPr>
-          <w:rFonts w:asciiTheme="minorHAnsi" w:eastAsiaTheme="minorEastAsia" w:hAnsiTheme="minorHAnsi" w:cstheme="minorBidi"/>
-          <w:noProof/>
-          <w:color w:val="auto"/>
-          <w:szCs w:val="22"/>
-        </w:rPr>
-      </w:pPr>
-      <w:hyperlink w:anchor="_Toc233835071" w:history="1">
-        <w:r>
-          <w:rPr>
-            <w:rStyle w:val="Hipervnculo"/>
-            <w:noProof/>
-          </w:rPr>
-          <w:t>Muestra las cuentas registradas que todavía esperan aprobación. El administrador puede revisar sus datos, activar la cuenta o eliminar la solicitud. La eliminación debe confirmarse y no debe utilizarse si todavía es necesario conservar el registro.</w:t>
-        </w:r>
-        <w:r>
-          <w:rPr>
-            <w:noProof/>
-            <w:webHidden/>
-          </w:rPr>
-          <w:tab/>
-        </w:r>
-        <w:r>
-          <w:rPr>
-            <w:noProof/>
-            <w:webHidden/>
-          </w:rPr>
-          <w:fldChar w:fldCharType="begin"/>
-        </w:r>
-        <w:r>
-          <w:rPr>
-            <w:noProof/>
-            <w:webHidden/>
-          </w:rPr>
-          <w:instrText xml:space="preserve"> PAGEREF _Toc233835071 \h </w:instrText>
-        </w:r>
-        <w:r>
-          <w:rPr>
-            <w:noProof/>
-            <w:webHidden/>
-          </w:rPr>
-        </w:r>
-        <w:r>
-          <w:rPr>
-            <w:noProof/>
-            <w:webHidden/>
-          </w:rPr>
-          <w:fldChar w:fldCharType="separate"/>
-        </w:r>
-        <w:r>
-          <w:rPr>
-            <w:noProof/>
-            <w:webHidden/>
-          </w:rPr>
-          <w:t>14</w:t>
-        </w:r>
-        <w:r>
-          <w:rPr>
-            <w:noProof/>
-            <w:webHidden/>
-          </w:rPr>
-          <w:fldChar w:fldCharType="end"/>
-        </w:r>
-      </w:hyperlink>
-    </w:p>
-    <w:p>
-      <w:pPr>
-        <w:pStyle w:val="TDC2"/>
-        <w:tabs>
-          <w:tab w:val="right" w:leader="dot" w:pos="9486"/>
-        </w:tabs>
-        <w:rPr>
-          <w:rFonts w:asciiTheme="minorHAnsi" w:eastAsiaTheme="minorEastAsia" w:hAnsiTheme="minorHAnsi" w:cstheme="minorBidi"/>
-          <w:noProof/>
-          <w:color w:val="auto"/>
-          <w:szCs w:val="22"/>
-        </w:rPr>
-      </w:pPr>
-      <w:hyperlink w:anchor="_Toc233835072" w:history="1">
-        <w:r>
-          <w:rPr>
-            <w:rStyle w:val="Hipervnculo"/>
-            <w:noProof/>
-          </w:rPr>
-          <w:t>Crear Curso</w:t>
-        </w:r>
-        <w:r>
-          <w:rPr>
-            <w:noProof/>
-            <w:webHidden/>
-          </w:rPr>
-          <w:tab/>
-        </w:r>
-        <w:r>
-          <w:rPr>
-            <w:noProof/>
-            <w:webHidden/>
-          </w:rPr>
-          <w:fldChar w:fldCharType="begin"/>
-        </w:r>
-        <w:r>
-          <w:rPr>
-            <w:noProof/>
-            <w:webHidden/>
-          </w:rPr>
-          <w:instrText xml:space="preserve"> PAGEREF _Toc233835072 \h </w:instrText>
-        </w:r>
-        <w:r>
-          <w:rPr>
-            <w:noProof/>
-            <w:webHidden/>
-          </w:rPr>
-        </w:r>
-        <w:r>
-          <w:rPr>
-            <w:noProof/>
-            <w:webHidden/>
-          </w:rPr>
-          <w:fldChar w:fldCharType="separate"/>
-        </w:r>
-        <w:r>
-          <w:rPr>
-            <w:noProof/>
-            <w:webHidden/>
-          </w:rPr>
-          <w:t>14</w:t>
-        </w:r>
-        <w:r>
-          <w:rPr>
-            <w:noProof/>
-            <w:webHidden/>
-          </w:rPr>
-          <w:fldChar w:fldCharType="end"/>
-        </w:r>
-      </w:hyperlink>
-    </w:p>
-    <w:p>
-      <w:pPr>
-        <w:pStyle w:val="TDC2"/>
-        <w:tabs>
-          <w:tab w:val="right" w:leader="dot" w:pos="9486"/>
-        </w:tabs>
-        <w:rPr>
-          <w:rFonts w:asciiTheme="minorHAnsi" w:eastAsiaTheme="minorEastAsia" w:hAnsiTheme="minorHAnsi" w:cstheme="minorBidi"/>
-          <w:noProof/>
-          <w:color w:val="auto"/>
-          <w:szCs w:val="22"/>
-        </w:rPr>
-      </w:pPr>
-      <w:hyperlink w:anchor="_Toc233835073" w:history="1">
-        <w:r>
-          <w:rPr>
-            <w:rStyle w:val="Hipervnculo"/>
-            <w:noProof/>
-          </w:rPr>
-          <w:t>Permite seleccionar una materia, turno, fechas, docentes y alumnos. Al pulsar «Buscar Alumnos», se muestran quienes tienen pendiente la materia seleccionada. Revise el resumen antes de confirmar la creación.</w:t>
-        </w:r>
-        <w:r>
-          <w:rPr>
-            <w:noProof/>
-            <w:webHidden/>
-          </w:rPr>
-          <w:tab/>
-        </w:r>
-        <w:r>
-          <w:rPr>
-            <w:noProof/>
-            <w:webHidden/>
-          </w:rPr>
-          <w:fldChar w:fldCharType="begin"/>
-        </w:r>
-        <w:r>
-          <w:rPr>
-            <w:noProof/>
-            <w:webHidden/>
-          </w:rPr>
-          <w:instrText xml:space="preserve"> PAGEREF _Toc233835073 \h </w:instrText>
-        </w:r>
-        <w:r>
-          <w:rPr>
-            <w:noProof/>
-            <w:webHidden/>
-          </w:rPr>
-        </w:r>
-        <w:r>
-          <w:rPr>
-            <w:noProof/>
-            <w:webHidden/>
-          </w:rPr>
-          <w:fldChar w:fldCharType="separate"/>
-        </w:r>
-        <w:r>
-          <w:rPr>
-            <w:noProof/>
-            <w:webHidden/>
-          </w:rPr>
-          <w:t>14</w:t>
-        </w:r>
-        <w:r>
-          <w:rPr>
-            <w:noProof/>
-            <w:webHidden/>
-          </w:rPr>
-          <w:fldChar w:fldCharType="end"/>
-        </w:r>
-      </w:hyperlink>
-    </w:p>
-    <w:p>
-      <w:pPr>
-        <w:pStyle w:val="TDC2"/>
-        <w:tabs>
-          <w:tab w:val="right" w:leader="dot" w:pos="9486"/>
-        </w:tabs>
-        <w:rPr>
-          <w:rFonts w:asciiTheme="minorHAnsi" w:eastAsiaTheme="minorEastAsia" w:hAnsiTheme="minorHAnsi" w:cstheme="minorBidi"/>
-          <w:noProof/>
-          <w:color w:val="auto"/>
-          <w:szCs w:val="22"/>
-        </w:rPr>
-      </w:pPr>
-      <w:hyperlink w:anchor="_Toc233835074" w:history="1">
-        <w:r>
-          <w:rPr>
-            <w:rStyle w:val="Hipervnculo"/>
-            <w:noProof/>
-          </w:rPr>
-          <w:t>Administrar Cursos</w:t>
-        </w:r>
-        <w:r>
-          <w:rPr>
-            <w:noProof/>
-            <w:webHidden/>
-          </w:rPr>
-          <w:tab/>
-        </w:r>
-        <w:r>
-          <w:rPr>
-            <w:noProof/>
-            <w:webHidden/>
-          </w:rPr>
-          <w:fldChar w:fldCharType="begin"/>
-        </w:r>
-        <w:r>
-          <w:rPr>
-            <w:noProof/>
-            <w:webHidden/>
-          </w:rPr>
-          <w:instrText xml:space="preserve"> PAGEREF _Toc233835074 \h </w:instrText>
-        </w:r>
-        <w:r>
-          <w:rPr>
-            <w:noProof/>
-            <w:webHidden/>
-          </w:rPr>
-        </w:r>
-        <w:r>
-          <w:rPr>
-            <w:noProof/>
-            <w:webHidden/>
-          </w:rPr>
-          <w:fldChar w:fldCharType="separate"/>
-        </w:r>
-        <w:r>
-          <w:rPr>
-            <w:noProof/>
-            <w:webHidden/>
-          </w:rPr>
-          <w:t>14</w:t>
-        </w:r>
-        <w:r>
-          <w:rPr>
-            <w:noProof/>
-            <w:webHidden/>
-          </w:rPr>
-          <w:fldChar w:fldCharType="end"/>
-        </w:r>
-      </w:hyperlink>
-    </w:p>
-    <w:p>
-      <w:pPr>
-        <w:pStyle w:val="TDC2"/>
-        <w:tabs>
-          <w:tab w:val="right" w:leader="dot" w:pos="9486"/>
-        </w:tabs>
-        <w:rPr>
-          <w:rFonts w:asciiTheme="minorHAnsi" w:eastAsiaTheme="minorEastAsia" w:hAnsiTheme="minorHAnsi" w:cstheme="minorBidi"/>
-          <w:noProof/>
-          <w:color w:val="auto"/>
-          <w:szCs w:val="22"/>
-        </w:rPr>
-      </w:pPr>
-      <w:hyperlink w:anchor="_Toc233835075" w:history="1">
-        <w:r>
-          <w:rPr>
-            <w:rStyle w:val="Hipervnculo"/>
-            <w:noProof/>
-          </w:rPr>
-          <w:t>Permite seleccionar un curso existente y modificar sus alumnos, docentes, materia, turno o fechas disponibles. Los cambios solo quedan registrados después de pulsar «Guardar cambios».</w:t>
-        </w:r>
-        <w:r>
-          <w:rPr>
-            <w:noProof/>
-            <w:webHidden/>
-          </w:rPr>
-          <w:tab/>
-        </w:r>
-        <w:r>
-          <w:rPr>
-            <w:noProof/>
-            <w:webHidden/>
-          </w:rPr>
-          <w:fldChar w:fldCharType="begin"/>
-        </w:r>
-        <w:r>
-          <w:rPr>
-            <w:noProof/>
-            <w:webHidden/>
-          </w:rPr>
-          <w:instrText xml:space="preserve"> PAGEREF _Toc233835075 \h </w:instrText>
-        </w:r>
-        <w:r>
-          <w:rPr>
-            <w:noProof/>
-            <w:webHidden/>
-          </w:rPr>
-        </w:r>
-        <w:r>
-          <w:rPr>
-            <w:noProof/>
-            <w:webHidden/>
-          </w:rPr>
-          <w:fldChar w:fldCharType="separate"/>
-        </w:r>
-        <w:r>
-          <w:rPr>
-            <w:noProof/>
-            <w:webHidden/>
-          </w:rPr>
-          <w:t>14</w:t>
-        </w:r>
-        <w:r>
-          <w:rPr>
-            <w:noProof/>
-            <w:webHidden/>
-          </w:rPr>
-          <w:fldChar w:fldCharType="end"/>
-        </w:r>
-      </w:hyperlink>
-    </w:p>
-    <w:p>
-      <w:pPr>
-        <w:pStyle w:val="TDC2"/>
-        <w:tabs>
-          <w:tab w:val="right" w:leader="dot" w:pos="9486"/>
-        </w:tabs>
-        <w:rPr>
-          <w:rFonts w:asciiTheme="minorHAnsi" w:eastAsiaTheme="minorEastAsia" w:hAnsiTheme="minorHAnsi" w:cstheme="minorBidi"/>
-          <w:noProof/>
-          <w:color w:val="auto"/>
-          <w:szCs w:val="22"/>
-        </w:rPr>
-      </w:pPr>
-      <w:hyperlink w:anchor="_Toc233835076" w:history="1">
-        <w:r>
-          <w:rPr>
-            <w:rStyle w:val="Hipervnculo"/>
-            <w:noProof/>
-          </w:rPr>
-          <w:t>Lista de Materias</w:t>
-        </w:r>
-        <w:r>
-          <w:rPr>
-            <w:noProof/>
-            <w:webHidden/>
-          </w:rPr>
-          <w:tab/>
-        </w:r>
-        <w:r>
-          <w:rPr>
-            <w:noProof/>
-            <w:webHidden/>
-          </w:rPr>
-          <w:fldChar w:fldCharType="begin"/>
-        </w:r>
-        <w:r>
-          <w:rPr>
-            <w:noProof/>
-            <w:webHidden/>
-          </w:rPr>
-          <w:instrText xml:space="preserve"> PAGEREF _Toc233835076 \h </w:instrText>
-        </w:r>
-        <w:r>
-          <w:rPr>
-            <w:noProof/>
-            <w:webHidden/>
-          </w:rPr>
-        </w:r>
-        <w:r>
-          <w:rPr>
-            <w:noProof/>
-            <w:webHidden/>
-          </w:rPr>
-          <w:fldChar w:fldCharType="separate"/>
-        </w:r>
-        <w:r>
-          <w:rPr>
-            <w:noProof/>
-            <w:webHidden/>
-          </w:rPr>
-          <w:t>14</w:t>
-        </w:r>
-        <w:r>
-          <w:rPr>
-            <w:noProof/>
-            <w:webHidden/>
-          </w:rPr>
-          <w:fldChar w:fldCharType="end"/>
-        </w:r>
-      </w:hyperlink>
-    </w:p>
-    <w:p>
-      <w:pPr>
-        <w:pStyle w:val="TDC2"/>
-        <w:tabs>
-          <w:tab w:val="right" w:leader="dot" w:pos="9486"/>
-        </w:tabs>
-        <w:rPr>
-          <w:rFonts w:asciiTheme="minorHAnsi" w:eastAsiaTheme="minorEastAsia" w:hAnsiTheme="minorHAnsi" w:cstheme="minorBidi"/>
-          <w:noProof/>
-          <w:color w:val="auto"/>
-          <w:szCs w:val="22"/>
-        </w:rPr>
-      </w:pPr>
-      <w:hyperlink w:anchor="_Toc233835077" w:history="1">
-        <w:r>
-          <w:rPr>
-            <w:rStyle w:val="Hipervnculo"/>
-            <w:noProof/>
-          </w:rPr>
-          <w:t>Permite consultar, crear y editar materias, además de activarlas, desactivarlas o eliminarlas. Antes de cambiar el estado o eliminar una materia, compruebe que no sea necesaria para cursos o equivalencias vigentes.</w:t>
-        </w:r>
-        <w:r>
-          <w:rPr>
-            <w:noProof/>
-            <w:webHidden/>
-          </w:rPr>
-          <w:tab/>
-        </w:r>
-        <w:r>
-          <w:rPr>
-            <w:noProof/>
-            <w:webHidden/>
-          </w:rPr>
-          <w:fldChar w:fldCharType="begin"/>
-        </w:r>
-        <w:r>
-          <w:rPr>
-            <w:noProof/>
-            <w:webHidden/>
-          </w:rPr>
-          <w:instrText xml:space="preserve"> PAGEREF _Toc233835077 \h </w:instrText>
-        </w:r>
-        <w:r>
-          <w:rPr>
-            <w:noProof/>
-            <w:webHidden/>
-          </w:rPr>
-        </w:r>
-        <w:r>
-          <w:rPr>
-            <w:noProof/>
-            <w:webHidden/>
-          </w:rPr>
-          <w:fldChar w:fldCharType="separate"/>
-        </w:r>
-        <w:r>
-          <w:rPr>
-            <w:noProof/>
-            <w:webHidden/>
-          </w:rPr>
-          <w:t>14</w:t>
-        </w:r>
-        <w:r>
-          <w:rPr>
-            <w:noProof/>
-            <w:webHidden/>
-          </w:rPr>
-          <w:fldChar w:fldCharType="end"/>
-        </w:r>
-      </w:hyperlink>
-    </w:p>
-    <w:p>
-      <w:pPr>
-        <w:pStyle w:val="TDC2"/>
-        <w:tabs>
-          <w:tab w:val="right" w:leader="dot" w:pos="9486"/>
-        </w:tabs>
-        <w:rPr>
-          <w:rFonts w:asciiTheme="minorHAnsi" w:eastAsiaTheme="minorEastAsia" w:hAnsiTheme="minorHAnsi" w:cstheme="minorBidi"/>
-          <w:noProof/>
-          <w:color w:val="auto"/>
-          <w:szCs w:val="22"/>
-        </w:rPr>
-      </w:pPr>
-      <w:hyperlink w:anchor="_Toc233835078" w:history="1">
-        <w:r>
-          <w:rPr>
-            <w:rStyle w:val="Hipervnculo"/>
-            <w:noProof/>
-          </w:rPr>
-          <w:t>Gestión Profesores</w:t>
-        </w:r>
-        <w:r>
-          <w:rPr>
-            <w:noProof/>
-            <w:webHidden/>
-          </w:rPr>
-          <w:tab/>
-        </w:r>
-        <w:r>
-          <w:rPr>
-            <w:noProof/>
-            <w:webHidden/>
-          </w:rPr>
-          <w:fldChar w:fldCharType="begin"/>
-        </w:r>
-        <w:r>
-          <w:rPr>
-            <w:noProof/>
-            <w:webHidden/>
-          </w:rPr>
-          <w:instrText xml:space="preserve"> PAGEREF _Toc233835078 \h </w:instrText>
-        </w:r>
-        <w:r>
-          <w:rPr>
-            <w:noProof/>
-            <w:webHidden/>
-          </w:rPr>
-        </w:r>
-        <w:r>
-          <w:rPr>
-            <w:noProof/>
-            <w:webHidden/>
-          </w:rPr>
-          <w:fldChar w:fldCharType="separate"/>
-        </w:r>
-        <w:r>
-          <w:rPr>
-            <w:noProof/>
-            <w:webHidden/>
-          </w:rPr>
-          <w:t>14</w:t>
-        </w:r>
-        <w:r>
-          <w:rPr>
-            <w:noProof/>
-            <w:webHidden/>
-          </w:rPr>
-          <w:fldChar w:fldCharType="end"/>
-        </w:r>
-      </w:hyperlink>
-    </w:p>
-    <w:p>
-      <w:pPr>
-        <w:pStyle w:val="TDC2"/>
-        <w:tabs>
-          <w:tab w:val="right" w:leader="dot" w:pos="9486"/>
-        </w:tabs>
-        <w:rPr>
-          <w:rFonts w:asciiTheme="minorHAnsi" w:eastAsiaTheme="minorEastAsia" w:hAnsiTheme="minorHAnsi" w:cstheme="minorBidi"/>
-          <w:noProof/>
-          <w:color w:val="auto"/>
-          <w:szCs w:val="22"/>
-        </w:rPr>
-      </w:pPr>
-      <w:hyperlink w:anchor="_Toc233835079" w:history="1">
-        <w:r>
-          <w:rPr>
-            <w:rStyle w:val="Hipervnculo"/>
-            <w:noProof/>
-          </w:rPr>
-          <w:t>Permite consultar y administrar profesores y preceptores. Desde esta pantalla se pueden crear registros, editar datos, asignar el rol correcto, cambiar su estado y eliminar usuarios cuando corresponda. El DNI debe contener ocho números.</w:t>
-        </w:r>
-        <w:r>
-          <w:rPr>
-            <w:noProof/>
-            <w:webHidden/>
-          </w:rPr>
-          <w:tab/>
-        </w:r>
-        <w:r>
-          <w:rPr>
-            <w:noProof/>
-            <w:webHidden/>
-          </w:rPr>
-          <w:fldChar w:fldCharType="begin"/>
-        </w:r>
-        <w:r>
-          <w:rPr>
-            <w:noProof/>
-            <w:webHidden/>
-          </w:rPr>
-          <w:instrText xml:space="preserve"> PAGEREF _Toc233835079 \h </w:instrText>
-        </w:r>
-        <w:r>
-          <w:rPr>
-            <w:noProof/>
-            <w:webHidden/>
-          </w:rPr>
-        </w:r>
-        <w:r>
-          <w:rPr>
-            <w:noProof/>
-            <w:webHidden/>
-          </w:rPr>
-          <w:fldChar w:fldCharType="separate"/>
-        </w:r>
-        <w:r>
-          <w:rPr>
-            <w:noProof/>
-            <w:webHidden/>
-          </w:rPr>
-          <w:t>14</w:t>
-        </w:r>
-        <w:r>
-          <w:rPr>
-            <w:noProof/>
-            <w:webHidden/>
-          </w:rPr>
-          <w:fldChar w:fldCharType="end"/>
-        </w:r>
-      </w:hyperlink>
-    </w:p>
-    <w:p>
-      <w:pPr>
-        <w:pStyle w:val="TDC2"/>
-        <w:tabs>
-          <w:tab w:val="right" w:leader="dot" w:pos="9486"/>
-        </w:tabs>
-        <w:rPr>
-          <w:rFonts w:asciiTheme="minorHAnsi" w:eastAsiaTheme="minorEastAsia" w:hAnsiTheme="minorHAnsi" w:cstheme="minorBidi"/>
-          <w:noProof/>
-          <w:color w:val="auto"/>
-          <w:szCs w:val="22"/>
-        </w:rPr>
-      </w:pPr>
-      <w:hyperlink w:anchor="_Toc233835080" w:history="1">
-        <w:r>
-          <w:rPr>
-            <w:rStyle w:val="Hipervnculo"/>
-            <w:noProof/>
-          </w:rPr>
-          <w:t>Cerrar Sesión</w:t>
-        </w:r>
-        <w:r>
-          <w:rPr>
-            <w:noProof/>
-            <w:webHidden/>
-          </w:rPr>
-          <w:tab/>
-        </w:r>
-        <w:r>
-          <w:rPr>
-            <w:noProof/>
-            <w:webHidden/>
-          </w:rPr>
-          <w:fldChar w:fldCharType="begin"/>
-        </w:r>
-        <w:r>
-          <w:rPr>
-            <w:noProof/>
-            <w:webHidden/>
-          </w:rPr>
-          <w:instrText xml:space="preserve"> PAGEREF _Toc233835080 \h </w:instrText>
-        </w:r>
-        <w:r>
-          <w:rPr>
-            <w:noProof/>
-            <w:webHidden/>
-          </w:rPr>
-        </w:r>
-        <w:r>
-          <w:rPr>
-            <w:noProof/>
-            <w:webHidden/>
-          </w:rPr>
-          <w:fldChar w:fldCharType="separate"/>
-        </w:r>
-        <w:r>
-          <w:rPr>
-            <w:noProof/>
-            <w:webHidden/>
-          </w:rPr>
-          <w:t>14</w:t>
-        </w:r>
-        <w:r>
-          <w:rPr>
-            <w:noProof/>
-            <w:webHidden/>
-          </w:rPr>
-          <w:fldChar w:fldCharType="end"/>
-        </w:r>
-      </w:hyperlink>
-    </w:p>
-    <w:p>
-      <w:pPr>
-        <w:pStyle w:val="TDC2"/>
-        <w:tabs>
-          <w:tab w:val="right" w:leader="dot" w:pos="9486"/>
-        </w:tabs>
-        <w:rPr>
-          <w:rFonts w:asciiTheme="minorHAnsi" w:eastAsiaTheme="minorEastAsia" w:hAnsiTheme="minorHAnsi" w:cstheme="minorBidi"/>
-          <w:noProof/>
-          <w:color w:val="auto"/>
-          <w:szCs w:val="22"/>
-        </w:rPr>
-      </w:pPr>
-      <w:hyperlink w:anchor="_Toc233835081" w:history="1">
-        <w:r>
-          <w:rPr>
-            <w:rStyle w:val="Hipervnculo"/>
-            <w:noProof/>
-          </w:rPr>
-          <w:t>Finaliza de forma segura la sesión actual. Confirme el cierre cuando el sistema lo solicite, especialmente en equipos compartidos. También puede cerrar sesión desde el menú del avatar ubicado en la barra superior.</w:t>
-        </w:r>
-        <w:r>
-          <w:rPr>
-            <w:noProof/>
-            <w:webHidden/>
-          </w:rPr>
-          <w:tab/>
-        </w:r>
-        <w:r>
-          <w:rPr>
-            <w:noProof/>
-            <w:webHidden/>
-          </w:rPr>
-          <w:fldChar w:fldCharType="begin"/>
-        </w:r>
-        <w:r>
-          <w:rPr>
-            <w:noProof/>
-            <w:webHidden/>
-          </w:rPr>
-          <w:instrText xml:space="preserve"> PAGEREF _Toc233835081 \h </w:instrText>
-        </w:r>
-        <w:r>
-          <w:rPr>
-            <w:noProof/>
-            <w:webHidden/>
-          </w:rPr>
-        </w:r>
-        <w:r>
-          <w:rPr>
-            <w:noProof/>
-            <w:webHidden/>
-          </w:rPr>
-          <w:fldChar w:fldCharType="separate"/>
-        </w:r>
-        <w:r>
-          <w:rPr>
-            <w:noProof/>
-            <w:webHidden/>
-          </w:rPr>
-          <w:t>14</w:t>
-        </w:r>
-        <w:r>
-          <w:rPr>
-            <w:noProof/>
-            <w:webHidden/>
-          </w:rPr>
-          <w:fldChar w:fldCharType="end"/>
-        </w:r>
-      </w:hyperlink>
-    </w:p>
-    <w:p>
-      <w:pPr>
-        <w:pStyle w:val="TDC2"/>
-        <w:tabs>
-          <w:tab w:val="right" w:leader="dot" w:pos="9486"/>
-        </w:tabs>
-        <w:rPr>
-          <w:rFonts w:asciiTheme="minorHAnsi" w:eastAsiaTheme="minorEastAsia" w:hAnsiTheme="minorHAnsi" w:cstheme="minorBidi"/>
-          <w:noProof/>
-          <w:color w:val="auto"/>
-          <w:szCs w:val="22"/>
-        </w:rPr>
-      </w:pPr>
-      <w:hyperlink w:anchor="_Toc233835082" w:history="1">
-        <w:r>
-          <w:rPr>
-            <w:rStyle w:val="Hipervnculo"/>
-            <w:noProof/>
-          </w:rPr>
-          <w:t>ESPACIO PARA CAPTURA</w:t>
-        </w:r>
-        <w:r>
-          <w:rPr>
-            <w:noProof/>
-            <w:webHidden/>
-          </w:rPr>
-          <w:tab/>
-        </w:r>
-        <w:r>
-          <w:rPr>
-            <w:noProof/>
-            <w:webHidden/>
-          </w:rPr>
-          <w:fldChar w:fldCharType="begin"/>
-        </w:r>
-        <w:r>
-          <w:rPr>
-            <w:noProof/>
-            <w:webHidden/>
-          </w:rPr>
-          <w:instrText xml:space="preserve"> PAGEREF _Toc233835082 \h </w:instrText>
-        </w:r>
-        <w:r>
-          <w:rPr>
-            <w:noProof/>
-            <w:webHidden/>
-          </w:rPr>
-        </w:r>
-        <w:r>
-          <w:rPr>
-            <w:noProof/>
-            <w:webHidden/>
-          </w:rPr>
-          <w:fldChar w:fldCharType="separate"/>
-        </w:r>
-        <w:r>
-          <w:rPr>
-            <w:noProof/>
-            <w:webHidden/>
-          </w:rPr>
-          <w:t>15</w:t>
-        </w:r>
-        <w:r>
-          <w:rPr>
-            <w:noProof/>
-            <w:webHidden/>
-          </w:rPr>
-          <w:fldChar w:fldCharType="end"/>
-        </w:r>
-      </w:hyperlink>
-    </w:p>
-    <w:p>
-      <w:pPr>
-        <w:pStyle w:val="TDC2"/>
-        <w:tabs>
-          <w:tab w:val="right" w:leader="dot" w:pos="9486"/>
-        </w:tabs>
-        <w:rPr>
-          <w:rFonts w:asciiTheme="minorHAnsi" w:eastAsiaTheme="minorEastAsia" w:hAnsiTheme="minorHAnsi" w:cstheme="minorBidi"/>
-          <w:noProof/>
-          <w:color w:val="auto"/>
-          <w:szCs w:val="22"/>
-        </w:rPr>
-      </w:pPr>
-      <w:hyperlink w:anchor="_Toc233835083" w:history="1">
-        <w:r>
-          <w:rPr>
-            <w:rStyle w:val="Hipervnculo"/>
-            <w:noProof/>
-          </w:rPr>
-          <w:t>Figura 6D. Panel Resumen general con los indicadores administrativos.</w:t>
-        </w:r>
-        <w:r>
-          <w:rPr>
-            <w:noProof/>
-            <w:webHidden/>
-          </w:rPr>
-          <w:tab/>
-        </w:r>
-        <w:r>
-          <w:rPr>
-            <w:noProof/>
-            <w:webHidden/>
-          </w:rPr>
-          <w:fldChar w:fldCharType="begin"/>
-        </w:r>
-        <w:r>
-          <w:rPr>
-            <w:noProof/>
-            <w:webHidden/>
-          </w:rPr>
-          <w:instrText xml:space="preserve"> PAGEREF _Toc233835083 \h </w:instrText>
-        </w:r>
-        <w:r>
-          <w:rPr>
-            <w:noProof/>
-            <w:webHidden/>
-          </w:rPr>
-        </w:r>
-        <w:r>
-          <w:rPr>
-            <w:noProof/>
-            <w:webHidden/>
-          </w:rPr>
-          <w:fldChar w:fldCharType="separate"/>
-        </w:r>
-        <w:r>
-          <w:rPr>
-            <w:noProof/>
-            <w:webHidden/>
-          </w:rPr>
-          <w:t>15</w:t>
-        </w:r>
-        <w:r>
-          <w:rPr>
-            <w:noProof/>
-            <w:webHidden/>
-          </w:rPr>
-          <w:fldChar w:fldCharType="end"/>
-        </w:r>
-      </w:hyperlink>
-    </w:p>
-    <w:p>
-      <w:pPr>
-        <w:pStyle w:val="TDC2"/>
-        <w:tabs>
-          <w:tab w:val="right" w:leader="dot" w:pos="9486"/>
-        </w:tabs>
-        <w:rPr>
-          <w:rFonts w:asciiTheme="minorHAnsi" w:eastAsiaTheme="minorEastAsia" w:hAnsiTheme="minorHAnsi" w:cstheme="minorBidi"/>
-          <w:noProof/>
-          <w:color w:val="auto"/>
-          <w:szCs w:val="22"/>
-        </w:rPr>
-      </w:pPr>
-      <w:hyperlink w:anchor="_Toc233835084" w:history="1">
-        <w:r>
-          <w:rPr>
-            <w:rStyle w:val="Hipervnculo"/>
-            <w:noProof/>
-          </w:rPr>
-          <w:t>Consejo</w:t>
-        </w:r>
-        <w:r>
-          <w:rPr>
-            <w:noProof/>
-            <w:webHidden/>
-          </w:rPr>
-          <w:tab/>
-        </w:r>
-        <w:r>
-          <w:rPr>
-            <w:noProof/>
-            <w:webHidden/>
-          </w:rPr>
-          <w:fldChar w:fldCharType="begin"/>
-        </w:r>
-        <w:r>
-          <w:rPr>
-            <w:noProof/>
-            <w:webHidden/>
-          </w:rPr>
-          <w:instrText xml:space="preserve"> PAGEREF _Toc233835084 \h </w:instrText>
-        </w:r>
-        <w:r>
-          <w:rPr>
-            <w:noProof/>
-            <w:webHidden/>
-          </w:rPr>
-        </w:r>
-        <w:r>
-          <w:rPr>
-            <w:noProof/>
-            <w:webHidden/>
-          </w:rPr>
-          <w:fldChar w:fldCharType="separate"/>
-        </w:r>
-        <w:r>
-          <w:rPr>
-            <w:noProof/>
-            <w:webHidden/>
-          </w:rPr>
-          <w:t>15</w:t>
-        </w:r>
-        <w:r>
-          <w:rPr>
-            <w:noProof/>
-            <w:webHidden/>
-          </w:rPr>
-          <w:fldChar w:fldCharType="end"/>
-        </w:r>
-      </w:hyperlink>
-    </w:p>
-    <w:p>
-      <w:pPr>
-        <w:pStyle w:val="TDC2"/>
-        <w:tabs>
-          <w:tab w:val="right" w:leader="dot" w:pos="9486"/>
-        </w:tabs>
-        <w:rPr>
-          <w:rFonts w:asciiTheme="minorHAnsi" w:eastAsiaTheme="minorEastAsia" w:hAnsiTheme="minorHAnsi" w:cstheme="minorBidi"/>
-          <w:noProof/>
-          <w:color w:val="auto"/>
-          <w:szCs w:val="22"/>
-        </w:rPr>
-      </w:pPr>
-      <w:hyperlink w:anchor="_Toc233835085" w:history="1">
-        <w:r>
-          <w:rPr>
-            <w:rStyle w:val="Hipervnculo"/>
-            <w:noProof/>
-          </w:rPr>
-          <w:t>Si una opción no aparece o muestra «Acceso denegado», compruebe que la cuenta haya iniciado sesión con el rol de administrador. Si la sesión venció, vuelva a ingresar con sus credenciales.</w:t>
-        </w:r>
-        <w:r>
-          <w:rPr>
-            <w:noProof/>
-            <w:webHidden/>
-          </w:rPr>
-          <w:tab/>
-        </w:r>
-        <w:r>
-          <w:rPr>
-            <w:noProof/>
-            <w:webHidden/>
-          </w:rPr>
-          <w:fldChar w:fldCharType="begin"/>
-        </w:r>
-        <w:r>
-          <w:rPr>
-            <w:noProof/>
-            <w:webHidden/>
-          </w:rPr>
-          <w:instrText xml:space="preserve"> PAGEREF _Toc233835085 \h </w:instrText>
-        </w:r>
-        <w:r>
-          <w:rPr>
-            <w:noProof/>
-            <w:webHidden/>
-          </w:rPr>
-        </w:r>
-        <w:r>
-          <w:rPr>
-            <w:noProof/>
-            <w:webHidden/>
-          </w:rPr>
-          <w:fldChar w:fldCharType="separate"/>
-        </w:r>
-        <w:r>
-          <w:rPr>
-            <w:noProof/>
-            <w:webHidden/>
-          </w:rPr>
-          <w:t>15</w:t>
-        </w:r>
-        <w:r>
-          <w:rPr>
-            <w:noProof/>
-            <w:webHidden/>
-          </w:rPr>
-          <w:fldChar w:fldCharType="end"/>
-        </w:r>
-      </w:hyperlink>
-    </w:p>
-    <w:p>
-      <w:pPr>
-        <w:pStyle w:val="TDC2"/>
-        <w:tabs>
-          <w:tab w:val="right" w:leader="dot" w:pos="9486"/>
-        </w:tabs>
-        <w:rPr>
-          <w:rFonts w:asciiTheme="minorHAnsi" w:eastAsiaTheme="minorEastAsia" w:hAnsiTheme="minorHAnsi" w:cstheme="minorBidi"/>
-          <w:noProof/>
-          <w:color w:val="auto"/>
-          <w:szCs w:val="22"/>
-        </w:rPr>
-      </w:pPr>
-      <w:hyperlink w:anchor="_Toc233835086" w:history="1">
-        <w:r>
-          <w:rPr>
-            <w:rStyle w:val="Hipervnculo"/>
-            <w:noProof/>
-          </w:rPr>
-          <w:t>9.2 Validar alumnos</w:t>
-        </w:r>
-        <w:r>
-          <w:rPr>
-            <w:noProof/>
-            <w:webHidden/>
-          </w:rPr>
-          <w:tab/>
-        </w:r>
-        <w:r>
-          <w:rPr>
-            <w:noProof/>
-            <w:webHidden/>
-          </w:rPr>
-          <w:fldChar w:fldCharType="begin"/>
-        </w:r>
-        <w:r>
-          <w:rPr>
-            <w:noProof/>
-            <w:webHidden/>
-          </w:rPr>
-          <w:instrText xml:space="preserve"> PAGEREF _Toc233835086 \h </w:instrText>
-        </w:r>
-        <w:r>
-          <w:rPr>
-            <w:noProof/>
-            <w:webHidden/>
-          </w:rPr>
-        </w:r>
-        <w:r>
-          <w:rPr>
-            <w:noProof/>
-            <w:webHidden/>
-          </w:rPr>
-          <w:fldChar w:fldCharType="separate"/>
-        </w:r>
-        <w:r>
-          <w:rPr>
-            <w:noProof/>
-            <w:webHidden/>
-          </w:rPr>
-          <w:t>15</w:t>
-        </w:r>
-        <w:r>
-          <w:rPr>
-            <w:noProof/>
-            <w:webHidden/>
-          </w:rPr>
-          <w:fldChar w:fldCharType="end"/>
-        </w:r>
-      </w:hyperlink>
-    </w:p>
-    <w:p>
-      <w:pPr>
-        <w:pStyle w:val="TDC2"/>
-        <w:tabs>
-          <w:tab w:val="right" w:leader="dot" w:pos="9486"/>
-        </w:tabs>
-        <w:rPr>
-          <w:rFonts w:asciiTheme="minorHAnsi" w:eastAsiaTheme="minorEastAsia" w:hAnsiTheme="minorHAnsi" w:cstheme="minorBidi"/>
-          <w:noProof/>
-          <w:color w:val="auto"/>
-          <w:szCs w:val="22"/>
-        </w:rPr>
-      </w:pPr>
-      <w:hyperlink w:anchor="_Toc233835087" w:history="1">
-        <w:r>
-          <w:rPr>
-            <w:rStyle w:val="Hipervnculo"/>
-            <w:noProof/>
-          </w:rPr>
-          <w:t>9.3 Lista de alumnos</w:t>
-        </w:r>
-        <w:r>
-          <w:rPr>
-            <w:noProof/>
-            <w:webHidden/>
-          </w:rPr>
-          <w:tab/>
-        </w:r>
-        <w:r>
-          <w:rPr>
-            <w:noProof/>
-            <w:webHidden/>
-          </w:rPr>
-          <w:fldChar w:fldCharType="begin"/>
-        </w:r>
-        <w:r>
-          <w:rPr>
-            <w:noProof/>
-            <w:webHidden/>
-          </w:rPr>
-          <w:instrText xml:space="preserve"> PAGEREF _Toc233835087 \h </w:instrText>
-        </w:r>
-        <w:r>
-          <w:rPr>
-            <w:noProof/>
-            <w:webHidden/>
-          </w:rPr>
-        </w:r>
-        <w:r>
-          <w:rPr>
-            <w:noProof/>
-            <w:webHidden/>
-          </w:rPr>
-          <w:fldChar w:fldCharType="separate"/>
-        </w:r>
-        <w:r>
-          <w:rPr>
-            <w:noProof/>
-            <w:webHidden/>
-          </w:rPr>
-          <w:t>15</w:t>
-        </w:r>
-        <w:r>
-          <w:rPr>
-            <w:noProof/>
-            <w:webHidden/>
-          </w:rPr>
-          <w:fldChar w:fldCharType="end"/>
-        </w:r>
-      </w:hyperlink>
-    </w:p>
-    <w:p>
-      <w:pPr>
-        <w:pStyle w:val="TDC2"/>
-        <w:tabs>
-          <w:tab w:val="right" w:leader="dot" w:pos="9486"/>
-        </w:tabs>
-        <w:rPr>
-          <w:rFonts w:asciiTheme="minorHAnsi" w:eastAsiaTheme="minorEastAsia" w:hAnsiTheme="minorHAnsi" w:cstheme="minorBidi"/>
-          <w:noProof/>
-          <w:color w:val="auto"/>
-          <w:szCs w:val="22"/>
-        </w:rPr>
-      </w:pPr>
-      <w:hyperlink w:anchor="_Toc233835088" w:history="1">
-        <w:r>
-          <w:rPr>
-            <w:rStyle w:val="Hipervnculo"/>
-            <w:noProof/>
-          </w:rPr>
-          <w:t>9.4 Asignar equivalencias</w:t>
-        </w:r>
-        <w:r>
-          <w:rPr>
-            <w:noProof/>
-            <w:webHidden/>
-          </w:rPr>
-          <w:tab/>
-        </w:r>
-        <w:r>
-          <w:rPr>
-            <w:noProof/>
-            <w:webHidden/>
-          </w:rPr>
-          <w:fldChar w:fldCharType="begin"/>
-        </w:r>
-        <w:r>
-          <w:rPr>
-            <w:noProof/>
-            <w:webHidden/>
-          </w:rPr>
-          <w:instrText xml:space="preserve"> PAGEREF _Toc233835088 \h </w:instrText>
-        </w:r>
-        <w:r>
-          <w:rPr>
-            <w:noProof/>
-            <w:webHidden/>
-          </w:rPr>
-        </w:r>
-        <w:r>
-          <w:rPr>
-            <w:noProof/>
-            <w:webHidden/>
-          </w:rPr>
-          <w:fldChar w:fldCharType="separate"/>
-        </w:r>
-        <w:r>
-          <w:rPr>
-            <w:noProof/>
-            <w:webHidden/>
-          </w:rPr>
-          <w:t>15</w:t>
-        </w:r>
-        <w:r>
-          <w:rPr>
-            <w:noProof/>
-            <w:webHidden/>
-          </w:rPr>
-          <w:fldChar w:fldCharType="end"/>
-        </w:r>
-      </w:hyperlink>
-    </w:p>
-    <w:p>
-      <w:pPr>
-        <w:pStyle w:val="TDC2"/>
-        <w:tabs>
-          <w:tab w:val="right" w:leader="dot" w:pos="9486"/>
-        </w:tabs>
-        <w:rPr>
-          <w:rFonts w:asciiTheme="minorHAnsi" w:eastAsiaTheme="minorEastAsia" w:hAnsiTheme="minorHAnsi" w:cstheme="minorBidi"/>
-          <w:noProof/>
-          <w:color w:val="auto"/>
-          <w:szCs w:val="22"/>
-        </w:rPr>
-      </w:pPr>
-      <w:hyperlink w:anchor="_Toc233835089" w:history="1">
-        <w:r>
-          <w:rPr>
-            <w:rStyle w:val="Hipervnculo"/>
-            <w:noProof/>
-          </w:rPr>
-          <w:t>9.4.1 Registrar la equivalencia pendiente</w:t>
-        </w:r>
-        <w:r>
-          <w:rPr>
-            <w:noProof/>
-            <w:webHidden/>
-          </w:rPr>
-          <w:tab/>
-        </w:r>
-        <w:r>
-          <w:rPr>
-            <w:noProof/>
-            <w:webHidden/>
-          </w:rPr>
-          <w:fldChar w:fldCharType="begin"/>
-        </w:r>
-        <w:r>
-          <w:rPr>
-            <w:noProof/>
-            <w:webHidden/>
-          </w:rPr>
-          <w:instrText xml:space="preserve"> PAGEREF _Toc233835089 \h </w:instrText>
-        </w:r>
-        <w:r>
-          <w:rPr>
-            <w:noProof/>
-            <w:webHidden/>
-          </w:rPr>
-        </w:r>
-        <w:r>
-          <w:rPr>
-            <w:noProof/>
-            <w:webHidden/>
-          </w:rPr>
-          <w:fldChar w:fldCharType="separate"/>
-        </w:r>
-        <w:r>
-          <w:rPr>
-            <w:noProof/>
-            <w:webHidden/>
-          </w:rPr>
-          <w:t>16</w:t>
-        </w:r>
-        <w:r>
-          <w:rPr>
-            <w:noProof/>
-            <w:webHidden/>
-          </w:rPr>
-          <w:fldChar w:fldCharType="end"/>
-        </w:r>
-      </w:hyperlink>
-    </w:p>
-    <w:p>
-      <w:pPr>
-        <w:pStyle w:val="TDC2"/>
-        <w:tabs>
-          <w:tab w:val="right" w:leader="dot" w:pos="9486"/>
-        </w:tabs>
-        <w:rPr>
-          <w:rFonts w:asciiTheme="minorHAnsi" w:eastAsiaTheme="minorEastAsia" w:hAnsiTheme="minorHAnsi" w:cstheme="minorBidi"/>
-          <w:noProof/>
-          <w:color w:val="auto"/>
-          <w:szCs w:val="22"/>
-        </w:rPr>
-      </w:pPr>
-      <w:hyperlink w:anchor="_Toc233835090" w:history="1">
-        <w:r>
-          <w:rPr>
-            <w:rStyle w:val="Hipervnculo"/>
-            <w:noProof/>
-          </w:rPr>
-          <w:t>9.4.2 Incorporar el alumno cuando se abra el curso</w:t>
-        </w:r>
-        <w:r>
-          <w:rPr>
-            <w:noProof/>
-            <w:webHidden/>
-          </w:rPr>
-          <w:tab/>
-        </w:r>
-        <w:r>
-          <w:rPr>
-            <w:noProof/>
-            <w:webHidden/>
-          </w:rPr>
-          <w:fldChar w:fldCharType="begin"/>
-        </w:r>
-        <w:r>
-          <w:rPr>
-            <w:noProof/>
-            <w:webHidden/>
-          </w:rPr>
-          <w:instrText xml:space="preserve"> PAGEREF _Toc233835090 \h </w:instrText>
-        </w:r>
-        <w:r>
-          <w:rPr>
-            <w:noProof/>
-            <w:webHidden/>
-          </w:rPr>
-        </w:r>
-        <w:r>
-          <w:rPr>
-            <w:noProof/>
-            <w:webHidden/>
-          </w:rPr>
-          <w:fldChar w:fldCharType="separate"/>
-        </w:r>
-        <w:r>
-          <w:rPr>
-            <w:noProof/>
-            <w:webHidden/>
-          </w:rPr>
-          <w:t>16</w:t>
-        </w:r>
-        <w:r>
-          <w:rPr>
-            <w:noProof/>
-            <w:webHidden/>
-          </w:rPr>
-          <w:fldChar w:fldCharType="end"/>
-        </w:r>
-      </w:hyperlink>
-    </w:p>
-    <w:p>
-      <w:pPr>
-        <w:pStyle w:val="TDC2"/>
-        <w:tabs>
-          <w:tab w:val="right" w:leader="dot" w:pos="9486"/>
-        </w:tabs>
-        <w:rPr>
-          <w:rFonts w:asciiTheme="minorHAnsi" w:eastAsiaTheme="minorEastAsia" w:hAnsiTheme="minorHAnsi" w:cstheme="minorBidi"/>
-          <w:noProof/>
-          <w:color w:val="auto"/>
-          <w:szCs w:val="22"/>
-        </w:rPr>
-      </w:pPr>
-      <w:hyperlink w:anchor="_Toc233835091" w:history="1">
-        <w:r>
-          <w:rPr>
-            <w:rStyle w:val="Hipervnculo"/>
-            <w:noProof/>
-          </w:rPr>
-          <w:t>9.4.3 Finalizar la equivalencia</w:t>
-        </w:r>
-        <w:r>
-          <w:rPr>
-            <w:noProof/>
-            <w:webHidden/>
-          </w:rPr>
-          <w:tab/>
-        </w:r>
-        <w:r>
-          <w:rPr>
-            <w:noProof/>
-            <w:webHidden/>
-          </w:rPr>
-          <w:fldChar w:fldCharType="begin"/>
-        </w:r>
-        <w:r>
-          <w:rPr>
-            <w:noProof/>
-            <w:webHidden/>
-          </w:rPr>
-          <w:instrText xml:space="preserve"> PAGEREF _Toc233835091 \h </w:instrText>
-        </w:r>
-        <w:r>
-          <w:rPr>
-            <w:noProof/>
-            <w:webHidden/>
-          </w:rPr>
-        </w:r>
-        <w:r>
-          <w:rPr>
-            <w:noProof/>
-            <w:webHidden/>
-          </w:rPr>
-          <w:fldChar w:fldCharType="separate"/>
-        </w:r>
-        <w:r>
-          <w:rPr>
-            <w:noProof/>
-            <w:webHidden/>
-          </w:rPr>
-          <w:t>16</w:t>
-        </w:r>
-        <w:r>
-          <w:rPr>
-            <w:noProof/>
-            <w:webHidden/>
-          </w:rPr>
-          <w:fldChar w:fldCharType="end"/>
-        </w:r>
-      </w:hyperlink>
-    </w:p>
-    <w:p>
-      <w:pPr>
-        <w:pStyle w:val="TDC1"/>
-        <w:tabs>
-          <w:tab w:val="right" w:leader="dot" w:pos="9486"/>
-        </w:tabs>
-        <w:rPr>
-          <w:rFonts w:asciiTheme="minorHAnsi" w:eastAsiaTheme="minorEastAsia" w:hAnsiTheme="minorHAnsi" w:cstheme="minorBidi"/>
-          <w:noProof/>
-          <w:color w:val="auto"/>
-          <w:szCs w:val="22"/>
-        </w:rPr>
-      </w:pPr>
-      <w:hyperlink w:anchor="_Toc233835092" w:history="1">
-        <w:r>
-          <w:rPr>
-            <w:rStyle w:val="Hipervnculo"/>
-            <w:noProof/>
-          </w:rPr>
-          <w:t>10. Gestión académica del administrador</w:t>
-        </w:r>
-        <w:r>
-          <w:rPr>
-            <w:noProof/>
-            <w:webHidden/>
-          </w:rPr>
-          <w:tab/>
-        </w:r>
-        <w:r>
-          <w:rPr>
-            <w:noProof/>
-            <w:webHidden/>
-          </w:rPr>
-          <w:fldChar w:fldCharType="begin"/>
-        </w:r>
-        <w:r>
-          <w:rPr>
-            <w:noProof/>
-            <w:webHidden/>
-          </w:rPr>
-          <w:instrText xml:space="preserve"> PAGEREF _Toc233835092 \h </w:instrText>
-        </w:r>
-        <w:r>
-          <w:rPr>
-            <w:noProof/>
-            <w:webHidden/>
-          </w:rPr>
-        </w:r>
-        <w:r>
-          <w:rPr>
-            <w:noProof/>
-            <w:webHidden/>
-          </w:rPr>
-          <w:fldChar w:fldCharType="separate"/>
-        </w:r>
-        <w:r>
-          <w:rPr>
-            <w:noProof/>
-            <w:webHidden/>
-          </w:rPr>
-          <w:t>18</w:t>
-        </w:r>
-        <w:r>
-          <w:rPr>
-            <w:noProof/>
-            <w:webHidden/>
-          </w:rPr>
-          <w:fldChar w:fldCharType="end"/>
-        </w:r>
-      </w:hyperlink>
-    </w:p>
-    <w:p>
-      <w:pPr>
-        <w:pStyle w:val="TDC2"/>
-        <w:tabs>
-          <w:tab w:val="right" w:leader="dot" w:pos="9486"/>
-        </w:tabs>
-        <w:rPr>
-          <w:rFonts w:asciiTheme="minorHAnsi" w:eastAsiaTheme="minorEastAsia" w:hAnsiTheme="minorHAnsi" w:cstheme="minorBidi"/>
-          <w:noProof/>
-          <w:color w:val="auto"/>
-          <w:szCs w:val="22"/>
-        </w:rPr>
-      </w:pPr>
-      <w:hyperlink w:anchor="_Toc233835093" w:history="1">
-        <w:r>
-          <w:rPr>
-            <w:rStyle w:val="Hipervnculo"/>
-            <w:noProof/>
-          </w:rPr>
-          <w:t>10.1 Materias</w:t>
-        </w:r>
-        <w:r>
-          <w:rPr>
-            <w:noProof/>
-            <w:webHidden/>
-          </w:rPr>
-          <w:tab/>
-        </w:r>
-        <w:r>
-          <w:rPr>
-            <w:noProof/>
-            <w:webHidden/>
-          </w:rPr>
-          <w:fldChar w:fldCharType="begin"/>
-        </w:r>
-        <w:r>
-          <w:rPr>
-            <w:noProof/>
-            <w:webHidden/>
-          </w:rPr>
-          <w:instrText xml:space="preserve"> PAGEREF _Toc233835093 \h </w:instrText>
-        </w:r>
-        <w:r>
-          <w:rPr>
-            <w:noProof/>
-            <w:webHidden/>
-          </w:rPr>
-        </w:r>
-        <w:r>
-          <w:rPr>
-            <w:noProof/>
-            <w:webHidden/>
-          </w:rPr>
-          <w:fldChar w:fldCharType="separate"/>
-        </w:r>
-        <w:r>
-          <w:rPr>
-            <w:noProof/>
-            <w:webHidden/>
-          </w:rPr>
-          <w:t>18</w:t>
-        </w:r>
-        <w:r>
-          <w:rPr>
-            <w:noProof/>
-            <w:webHidden/>
-          </w:rPr>
-          <w:fldChar w:fldCharType="end"/>
-        </w:r>
-      </w:hyperlink>
-    </w:p>
-    <w:p>
-      <w:pPr>
-        <w:pStyle w:val="TDC2"/>
-        <w:tabs>
-          <w:tab w:val="right" w:leader="dot" w:pos="9486"/>
-        </w:tabs>
-        <w:rPr>
-          <w:rFonts w:asciiTheme="minorHAnsi" w:eastAsiaTheme="minorEastAsia" w:hAnsiTheme="minorHAnsi" w:cstheme="minorBidi"/>
-          <w:noProof/>
-          <w:color w:val="auto"/>
-          <w:szCs w:val="22"/>
-        </w:rPr>
-      </w:pPr>
-      <w:hyperlink w:anchor="_Toc233835094" w:history="1">
-        <w:r>
-          <w:rPr>
-            <w:rStyle w:val="Hipervnculo"/>
-            <w:noProof/>
-          </w:rPr>
-          <w:t>10.2 Crear cursos</w:t>
-        </w:r>
-        <w:r>
-          <w:rPr>
-            <w:noProof/>
-            <w:webHidden/>
-          </w:rPr>
-          <w:tab/>
-        </w:r>
-        <w:r>
-          <w:rPr>
-            <w:noProof/>
-            <w:webHidden/>
-          </w:rPr>
-          <w:fldChar w:fldCharType="begin"/>
-        </w:r>
-        <w:r>
-          <w:rPr>
-            <w:noProof/>
-            <w:webHidden/>
-          </w:rPr>
-          <w:instrText xml:space="preserve"> PAGEREF _Toc233835094 \h </w:instrText>
-        </w:r>
-        <w:r>
-          <w:rPr>
-            <w:noProof/>
-            <w:webHidden/>
-          </w:rPr>
-        </w:r>
-        <w:r>
-          <w:rPr>
-            <w:noProof/>
-            <w:webHidden/>
-          </w:rPr>
-          <w:fldChar w:fldCharType="separate"/>
-        </w:r>
-        <w:r>
-          <w:rPr>
-            <w:noProof/>
-            <w:webHidden/>
-          </w:rPr>
-          <w:t>18</w:t>
-        </w:r>
-        <w:r>
-          <w:rPr>
-            <w:noProof/>
-            <w:webHidden/>
-          </w:rPr>
-          <w:fldChar w:fldCharType="end"/>
-        </w:r>
-      </w:hyperlink>
-    </w:p>
-    <w:p>
-      <w:pPr>
-        <w:pStyle w:val="TDC2"/>
-        <w:tabs>
-          <w:tab w:val="right" w:leader="dot" w:pos="9486"/>
-        </w:tabs>
-        <w:rPr>
-          <w:rFonts w:asciiTheme="minorHAnsi" w:eastAsiaTheme="minorEastAsia" w:hAnsiTheme="minorHAnsi" w:cstheme="minorBidi"/>
-          <w:noProof/>
-          <w:color w:val="auto"/>
-          <w:szCs w:val="22"/>
-        </w:rPr>
-      </w:pPr>
-      <w:hyperlink w:anchor="_Toc233835095" w:history="1">
-        <w:r>
-          <w:rPr>
-            <w:rStyle w:val="Hipervnculo"/>
-            <w:noProof/>
-          </w:rPr>
-          <w:t>10.3 Administrar cursos</w:t>
-        </w:r>
-        <w:r>
-          <w:rPr>
-            <w:noProof/>
-            <w:webHidden/>
-          </w:rPr>
-          <w:tab/>
-        </w:r>
-        <w:r>
-          <w:rPr>
-            <w:noProof/>
-            <w:webHidden/>
-          </w:rPr>
-          <w:fldChar w:fldCharType="begin"/>
-        </w:r>
-        <w:r>
-          <w:rPr>
-            <w:noProof/>
-            <w:webHidden/>
-          </w:rPr>
-          <w:instrText xml:space="preserve"> PAGEREF _Toc233835095 \h </w:instrText>
-        </w:r>
-        <w:r>
-          <w:rPr>
-            <w:noProof/>
-            <w:webHidden/>
-          </w:rPr>
-        </w:r>
-        <w:r>
-          <w:rPr>
-            <w:noProof/>
-            <w:webHidden/>
-          </w:rPr>
-          <w:fldChar w:fldCharType="separate"/>
-        </w:r>
-        <w:r>
-          <w:rPr>
-            <w:noProof/>
-            <w:webHidden/>
-          </w:rPr>
-          <w:t>18</w:t>
-        </w:r>
-        <w:r>
-          <w:rPr>
-            <w:noProof/>
-            <w:webHidden/>
-          </w:rPr>
-          <w:fldChar w:fldCharType="end"/>
-        </w:r>
-      </w:hyperlink>
-    </w:p>
-    <w:p>
-      <w:pPr>
-        <w:pStyle w:val="TDC2"/>
-        <w:tabs>
-          <w:tab w:val="right" w:leader="dot" w:pos="9486"/>
-        </w:tabs>
-        <w:rPr>
-          <w:rFonts w:asciiTheme="minorHAnsi" w:eastAsiaTheme="minorEastAsia" w:hAnsiTheme="minorHAnsi" w:cstheme="minorBidi"/>
-          <w:noProof/>
-          <w:color w:val="auto"/>
-          <w:szCs w:val="22"/>
-        </w:rPr>
-      </w:pPr>
-      <w:hyperlink w:anchor="_Toc233835096" w:history="1">
-        <w:r>
-          <w:rPr>
-            <w:rStyle w:val="Hipervnculo"/>
-            <w:noProof/>
-          </w:rPr>
-          <w:t>10.4 Profesores y personal</w:t>
-        </w:r>
-        <w:r>
-          <w:rPr>
-            <w:noProof/>
-            <w:webHidden/>
-          </w:rPr>
-          <w:tab/>
-        </w:r>
-        <w:r>
-          <w:rPr>
-            <w:noProof/>
-            <w:webHidden/>
-          </w:rPr>
-          <w:fldChar w:fldCharType="begin"/>
-        </w:r>
-        <w:r>
-          <w:rPr>
-            <w:noProof/>
-            <w:webHidden/>
-          </w:rPr>
-          <w:instrText xml:space="preserve"> PAGEREF _Toc233835096 \h </w:instrText>
-        </w:r>
-        <w:r>
-          <w:rPr>
-            <w:noProof/>
-            <w:webHidden/>
-          </w:rPr>
-        </w:r>
-        <w:r>
-          <w:rPr>
-            <w:noProof/>
-            <w:webHidden/>
-          </w:rPr>
-          <w:fldChar w:fldCharType="separate"/>
-        </w:r>
-        <w:r>
-          <w:rPr>
-            <w:noProof/>
-            <w:webHidden/>
-          </w:rPr>
-          <w:t>18</w:t>
-        </w:r>
-        <w:r>
-          <w:rPr>
-            <w:noProof/>
-            <w:webHidden/>
-          </w:rPr>
-          <w:fldChar w:fldCharType="end"/>
-        </w:r>
-      </w:hyperlink>
-    </w:p>
-    <w:p>
-      <w:pPr>
-        <w:pStyle w:val="TDC1"/>
-        <w:tabs>
-          <w:tab w:val="right" w:leader="dot" w:pos="9486"/>
-        </w:tabs>
-        <w:rPr>
-          <w:rFonts w:asciiTheme="minorHAnsi" w:eastAsiaTheme="minorEastAsia" w:hAnsiTheme="minorHAnsi" w:cstheme="minorBidi"/>
-          <w:noProof/>
-          <w:color w:val="auto"/>
-          <w:szCs w:val="22"/>
-        </w:rPr>
-      </w:pPr>
-      <w:hyperlink w:anchor="_Toc233835097" w:history="1">
-        <w:r>
-          <w:rPr>
-            <w:rStyle w:val="Hipervnculo"/>
-            <w:noProof/>
-          </w:rPr>
-          <w:t>11. Guía del alumno</w:t>
-        </w:r>
-        <w:r>
-          <w:rPr>
-            <w:noProof/>
-            <w:webHidden/>
-          </w:rPr>
-          <w:tab/>
-        </w:r>
-        <w:r>
-          <w:rPr>
-            <w:noProof/>
-            <w:webHidden/>
-          </w:rPr>
-          <w:fldChar w:fldCharType="begin"/>
-        </w:r>
-        <w:r>
-          <w:rPr>
-            <w:noProof/>
-            <w:webHidden/>
-          </w:rPr>
-          <w:instrText xml:space="preserve"> PAGEREF _Toc233835097 \h </w:instrText>
-        </w:r>
-        <w:r>
-          <w:rPr>
-            <w:noProof/>
-            <w:webHidden/>
-          </w:rPr>
-        </w:r>
-        <w:r>
-          <w:rPr>
-            <w:noProof/>
-            <w:webHidden/>
-          </w:rPr>
-          <w:fldChar w:fldCharType="separate"/>
-        </w:r>
-        <w:r>
-          <w:rPr>
-            <w:noProof/>
-            <w:webHidden/>
-          </w:rPr>
-          <w:t>19</w:t>
-        </w:r>
-        <w:r>
-          <w:rPr>
-            <w:noProof/>
-            <w:webHidden/>
-          </w:rPr>
-          <w:fldChar w:fldCharType="end"/>
-        </w:r>
-      </w:hyperlink>
-    </w:p>
-    <w:p>
-      <w:pPr>
-        <w:pStyle w:val="TDC2"/>
-        <w:tabs>
-          <w:tab w:val="right" w:leader="dot" w:pos="9486"/>
-        </w:tabs>
-        <w:rPr>
-          <w:rFonts w:asciiTheme="minorHAnsi" w:eastAsiaTheme="minorEastAsia" w:hAnsiTheme="minorHAnsi" w:cstheme="minorBidi"/>
-          <w:noProof/>
-          <w:color w:val="auto"/>
-          <w:szCs w:val="22"/>
-        </w:rPr>
-      </w:pPr>
-      <w:hyperlink w:anchor="_Toc233835098" w:history="1">
-        <w:r>
-          <w:rPr>
-            <w:rStyle w:val="Hipervnculo"/>
-            <w:noProof/>
-          </w:rPr>
-          <w:t>11.1 Inicio</w:t>
-        </w:r>
-        <w:r>
-          <w:rPr>
-            <w:noProof/>
-            <w:webHidden/>
-          </w:rPr>
-          <w:tab/>
-        </w:r>
-        <w:r>
-          <w:rPr>
-            <w:noProof/>
-            <w:webHidden/>
-          </w:rPr>
-          <w:fldChar w:fldCharType="begin"/>
-        </w:r>
-        <w:r>
-          <w:rPr>
-            <w:noProof/>
-            <w:webHidden/>
-          </w:rPr>
-          <w:instrText xml:space="preserve"> PAGEREF _Toc233835098 \h </w:instrText>
-        </w:r>
-        <w:r>
-          <w:rPr>
-            <w:noProof/>
-            <w:webHidden/>
-          </w:rPr>
-        </w:r>
-        <w:r>
-          <w:rPr>
-            <w:noProof/>
-            <w:webHidden/>
-          </w:rPr>
-          <w:fldChar w:fldCharType="separate"/>
-        </w:r>
-        <w:r>
-          <w:rPr>
-            <w:noProof/>
-            <w:webHidden/>
-          </w:rPr>
-          <w:t>19</w:t>
-        </w:r>
-        <w:r>
-          <w:rPr>
-            <w:noProof/>
-            <w:webHidden/>
-          </w:rPr>
-          <w:fldChar w:fldCharType="end"/>
-        </w:r>
-      </w:hyperlink>
-    </w:p>
-    <w:p>
-      <w:pPr>
-        <w:pStyle w:val="TDC2"/>
-        <w:tabs>
-          <w:tab w:val="right" w:leader="dot" w:pos="9486"/>
-        </w:tabs>
-        <w:rPr>
-          <w:rFonts w:asciiTheme="minorHAnsi" w:eastAsiaTheme="minorEastAsia" w:hAnsiTheme="minorHAnsi" w:cstheme="minorBidi"/>
-          <w:noProof/>
-          <w:color w:val="auto"/>
-          <w:szCs w:val="22"/>
-        </w:rPr>
-      </w:pPr>
-      <w:hyperlink w:anchor="_Toc233835099" w:history="1">
-        <w:r>
-          <w:rPr>
-            <w:rStyle w:val="Hipervnculo"/>
-            <w:noProof/>
-          </w:rPr>
-          <w:t>11.2 Materias aprobadas y pendientes</w:t>
-        </w:r>
-        <w:r>
-          <w:rPr>
-            <w:noProof/>
-            <w:webHidden/>
-          </w:rPr>
-          <w:tab/>
-        </w:r>
-        <w:r>
-          <w:rPr>
-            <w:noProof/>
-            <w:webHidden/>
-          </w:rPr>
-          <w:fldChar w:fldCharType="begin"/>
-        </w:r>
-        <w:r>
-          <w:rPr>
-            <w:noProof/>
-            <w:webHidden/>
-          </w:rPr>
-          <w:instrText xml:space="preserve"> PAGEREF _Toc233835099 \h </w:instrText>
-        </w:r>
-        <w:r>
-          <w:rPr>
-            <w:noProof/>
-            <w:webHidden/>
-          </w:rPr>
-        </w:r>
-        <w:r>
-          <w:rPr>
-            <w:noProof/>
-            <w:webHidden/>
-          </w:rPr>
-          <w:fldChar w:fldCharType="separate"/>
-        </w:r>
-        <w:r>
-          <w:rPr>
-            <w:noProof/>
-            <w:webHidden/>
-          </w:rPr>
-          <w:t>19</w:t>
-        </w:r>
-        <w:r>
-          <w:rPr>
-            <w:noProof/>
-            <w:webHidden/>
-          </w:rPr>
-          <w:fldChar w:fldCharType="end"/>
-        </w:r>
-      </w:hyperlink>
-    </w:p>
-    <w:p>
-      <w:pPr>
-        <w:pStyle w:val="TDC1"/>
-        <w:tabs>
-          <w:tab w:val="right" w:leader="dot" w:pos="9486"/>
-        </w:tabs>
-        <w:rPr>
-          <w:rFonts w:asciiTheme="minorHAnsi" w:eastAsiaTheme="minorEastAsia" w:hAnsiTheme="minorHAnsi" w:cstheme="minorBidi"/>
-          <w:noProof/>
-          <w:color w:val="auto"/>
-          <w:szCs w:val="22"/>
-        </w:rPr>
-      </w:pPr>
-      <w:hyperlink w:anchor="_Toc233835100" w:history="1">
-        <w:r>
-          <w:rPr>
-            <w:rStyle w:val="Hipervnculo"/>
-            <w:noProof/>
-          </w:rPr>
-          <w:t>12. Guía del docente y del preceptor</w:t>
-        </w:r>
-        <w:r>
-          <w:rPr>
-            <w:noProof/>
-            <w:webHidden/>
-          </w:rPr>
-          <w:tab/>
-        </w:r>
-        <w:r>
-          <w:rPr>
-            <w:noProof/>
-            <w:webHidden/>
-          </w:rPr>
-          <w:fldChar w:fldCharType="begin"/>
-        </w:r>
-        <w:r>
-          <w:rPr>
-            <w:noProof/>
-            <w:webHidden/>
-          </w:rPr>
-          <w:instrText xml:space="preserve"> PAGEREF _Toc233835100 \h </w:instrText>
-        </w:r>
-        <w:r>
-          <w:rPr>
-            <w:noProof/>
-            <w:webHidden/>
-          </w:rPr>
-        </w:r>
-        <w:r>
-          <w:rPr>
-            <w:noProof/>
-            <w:webHidden/>
-          </w:rPr>
-          <w:fldChar w:fldCharType="separate"/>
-        </w:r>
-        <w:r>
-          <w:rPr>
-            <w:noProof/>
-            <w:webHidden/>
-          </w:rPr>
-          <w:t>20</w:t>
-        </w:r>
-        <w:r>
-          <w:rPr>
-            <w:noProof/>
-            <w:webHidden/>
-          </w:rPr>
-          <w:fldChar w:fldCharType="end"/>
-        </w:r>
-      </w:hyperlink>
-    </w:p>
-    <w:p>
-      <w:pPr>
-        <w:pStyle w:val="TDC2"/>
-        <w:tabs>
-          <w:tab w:val="right" w:leader="dot" w:pos="9486"/>
-        </w:tabs>
-        <w:rPr>
-          <w:rFonts w:asciiTheme="minorHAnsi" w:eastAsiaTheme="minorEastAsia" w:hAnsiTheme="minorHAnsi" w:cstheme="minorBidi"/>
-          <w:noProof/>
-          <w:color w:val="auto"/>
-          <w:szCs w:val="22"/>
-        </w:rPr>
-      </w:pPr>
-      <w:hyperlink w:anchor="_Toc233835101" w:history="1">
-        <w:r>
-          <w:rPr>
-            <w:rStyle w:val="Hipervnculo"/>
-            <w:noProof/>
-          </w:rPr>
-          <w:t>12.1 Docente</w:t>
-        </w:r>
-        <w:r>
-          <w:rPr>
-            <w:noProof/>
-            <w:webHidden/>
-          </w:rPr>
-          <w:tab/>
-        </w:r>
-        <w:r>
-          <w:rPr>
-            <w:noProof/>
-            <w:webHidden/>
-          </w:rPr>
-          <w:fldChar w:fldCharType="begin"/>
-        </w:r>
-        <w:r>
-          <w:rPr>
-            <w:noProof/>
-            <w:webHidden/>
-          </w:rPr>
-          <w:instrText xml:space="preserve"> PAGEREF _Toc233835101 \h </w:instrText>
-        </w:r>
-        <w:r>
-          <w:rPr>
-            <w:noProof/>
-            <w:webHidden/>
-          </w:rPr>
-        </w:r>
-        <w:r>
-          <w:rPr>
-            <w:noProof/>
-            <w:webHidden/>
-          </w:rPr>
-          <w:fldChar w:fldCharType="separate"/>
-        </w:r>
-        <w:r>
-          <w:rPr>
-            <w:noProof/>
-            <w:webHidden/>
-          </w:rPr>
-          <w:t>20</w:t>
-        </w:r>
-        <w:r>
-          <w:rPr>
-            <w:noProof/>
-            <w:webHidden/>
-          </w:rPr>
-          <w:fldChar w:fldCharType="end"/>
-        </w:r>
-      </w:hyperlink>
-    </w:p>
-    <w:p>
-      <w:pPr>
-        <w:pStyle w:val="TDC2"/>
-        <w:tabs>
-          <w:tab w:val="right" w:leader="dot" w:pos="9486"/>
-        </w:tabs>
-        <w:rPr>
-          <w:rFonts w:asciiTheme="minorHAnsi" w:eastAsiaTheme="minorEastAsia" w:hAnsiTheme="minorHAnsi" w:cstheme="minorBidi"/>
-          <w:noProof/>
-          <w:color w:val="auto"/>
-          <w:szCs w:val="22"/>
-        </w:rPr>
-      </w:pPr>
-      <w:hyperlink w:anchor="_Toc233835102" w:history="1">
-        <w:r>
-          <w:rPr>
-            <w:rStyle w:val="Hipervnculo"/>
-            <w:noProof/>
-          </w:rPr>
-          <w:t>12.2 Preceptor</w:t>
-        </w:r>
-        <w:r>
-          <w:rPr>
-            <w:noProof/>
-            <w:webHidden/>
-          </w:rPr>
-          <w:tab/>
-        </w:r>
-        <w:r>
-          <w:rPr>
-            <w:noProof/>
-            <w:webHidden/>
-          </w:rPr>
-          <w:fldChar w:fldCharType="begin"/>
-        </w:r>
-        <w:r>
-          <w:rPr>
-            <w:noProof/>
-            <w:webHidden/>
-          </w:rPr>
-          <w:instrText xml:space="preserve"> PAGEREF _Toc233835102 \h </w:instrText>
-        </w:r>
-        <w:r>
-          <w:rPr>
-            <w:noProof/>
-            <w:webHidden/>
-          </w:rPr>
-        </w:r>
-        <w:r>
-          <w:rPr>
-            <w:noProof/>
-            <w:webHidden/>
-          </w:rPr>
-          <w:fldChar w:fldCharType="separate"/>
-        </w:r>
-        <w:r>
-          <w:rPr>
-            <w:noProof/>
-            <w:webHidden/>
-          </w:rPr>
-          <w:t>20</w:t>
-        </w:r>
-        <w:r>
-          <w:rPr>
-            <w:noProof/>
-            <w:webHidden/>
-          </w:rPr>
-          <w:fldChar w:fldCharType="end"/>
-        </w:r>
-      </w:hyperlink>
-    </w:p>
-    <w:p>
-      <w:pPr>
-        <w:pStyle w:val="TDC1"/>
-        <w:tabs>
-          <w:tab w:val="right" w:leader="dot" w:pos="9486"/>
-        </w:tabs>
-        <w:rPr>
-          <w:rFonts w:asciiTheme="minorHAnsi" w:eastAsiaTheme="minorEastAsia" w:hAnsiTheme="minorHAnsi" w:cstheme="minorBidi"/>
-          <w:noProof/>
-          <w:color w:val="auto"/>
-          <w:szCs w:val="22"/>
-        </w:rPr>
-      </w:pPr>
-      <w:hyperlink w:anchor="_Toc233835103" w:history="1">
-        <w:r>
-          <w:rPr>
-            <w:rStyle w:val="Hipervnculo"/>
-            <w:noProof/>
-          </w:rPr>
-          <w:t>13. Redis opcional</w:t>
-        </w:r>
-        <w:r>
-          <w:rPr>
-            <w:noProof/>
-            <w:webHidden/>
-          </w:rPr>
-          <w:tab/>
-        </w:r>
-        <w:r>
-          <w:rPr>
-            <w:noProof/>
-            <w:webHidden/>
-          </w:rPr>
-          <w:fldChar w:fldCharType="begin"/>
-        </w:r>
-        <w:r>
-          <w:rPr>
-            <w:noProof/>
-            <w:webHidden/>
-          </w:rPr>
-          <w:instrText xml:space="preserve"> PAGEREF _Toc233835103 \h </w:instrText>
-        </w:r>
-        <w:r>
-          <w:rPr>
-            <w:noProof/>
-            <w:webHidden/>
-          </w:rPr>
-        </w:r>
-        <w:r>
-          <w:rPr>
-            <w:noProof/>
-            <w:webHidden/>
-          </w:rPr>
-          <w:fldChar w:fldCharType="separate"/>
-        </w:r>
-        <w:r>
-          <w:rPr>
-            <w:noProof/>
-            <w:webHidden/>
-          </w:rPr>
-          <w:t>21</w:t>
-        </w:r>
-        <w:r>
-          <w:rPr>
-            <w:noProof/>
-            <w:webHidden/>
-          </w:rPr>
-          <w:fldChar w:fldCharType="end"/>
-        </w:r>
-      </w:hyperlink>
-    </w:p>
-    <w:p>
-      <w:pPr>
-        <w:pStyle w:val="TDC1"/>
-        <w:tabs>
-          <w:tab w:val="right" w:leader="dot" w:pos="9486"/>
-        </w:tabs>
-        <w:rPr>
-          <w:rFonts w:asciiTheme="minorHAnsi" w:eastAsiaTheme="minorEastAsia" w:hAnsiTheme="minorHAnsi" w:cstheme="minorBidi"/>
-          <w:noProof/>
-          <w:color w:val="auto"/>
-          <w:szCs w:val="22"/>
-        </w:rPr>
-      </w:pPr>
-      <w:hyperlink w:anchor="_Toc233835104" w:history="1">
-        <w:r>
-          <w:rPr>
-            <w:rStyle w:val="Hipervnculo"/>
-            <w:noProof/>
-          </w:rPr>
-          <w:t>14. Solución de problemas</w:t>
-        </w:r>
-        <w:r>
-          <w:rPr>
-            <w:noProof/>
-            <w:webHidden/>
-          </w:rPr>
-          <w:tab/>
-        </w:r>
-        <w:r>
-          <w:rPr>
-            <w:noProof/>
-            <w:webHidden/>
-          </w:rPr>
-          <w:fldChar w:fldCharType="begin"/>
-        </w:r>
-        <w:r>
-          <w:rPr>
-            <w:noProof/>
-            <w:webHidden/>
-          </w:rPr>
-          <w:instrText xml:space="preserve"> PAGEREF _Toc233835104 \h </w:instrText>
-        </w:r>
-        <w:r>
-          <w:rPr>
-            <w:noProof/>
-            <w:webHidden/>
-          </w:rPr>
-        </w:r>
-        <w:r>
-          <w:rPr>
-            <w:noProof/>
-            <w:webHidden/>
-          </w:rPr>
-          <w:fldChar w:fldCharType="separate"/>
-        </w:r>
-        <w:r>
-          <w:rPr>
-            <w:noProof/>
-            <w:webHidden/>
-          </w:rPr>
-          <w:t>22</w:t>
-        </w:r>
-        <w:r>
-          <w:rPr>
-            <w:noProof/>
-            <w:webHidden/>
-          </w:rPr>
-          <w:fldChar w:fldCharType="end"/>
-        </w:r>
-      </w:hyperlink>
-    </w:p>
-    <w:p>
-      <w:pPr>
-        <w:pStyle w:val="TDC2"/>
-        <w:tabs>
-          <w:tab w:val="right" w:leader="dot" w:pos="9486"/>
-        </w:tabs>
-        <w:rPr>
-          <w:rFonts w:asciiTheme="minorHAnsi" w:eastAsiaTheme="minorEastAsia" w:hAnsiTheme="minorHAnsi" w:cstheme="minorBidi"/>
-          <w:noProof/>
-          <w:color w:val="auto"/>
-          <w:szCs w:val="22"/>
-        </w:rPr>
-      </w:pPr>
-      <w:hyperlink w:anchor="_Toc233835105" w:history="1">
-        <w:r>
-          <w:rPr>
-            <w:rStyle w:val="Hipervnculo"/>
-            <w:noProof/>
-          </w:rPr>
-          <w:t>14.1 Diagnóstico rápido</w:t>
-        </w:r>
-        <w:r>
-          <w:rPr>
-            <w:noProof/>
-            <w:webHidden/>
-          </w:rPr>
-          <w:tab/>
-        </w:r>
-        <w:r>
-          <w:rPr>
-            <w:noProof/>
-            <w:webHidden/>
-          </w:rPr>
-          <w:fldChar w:fldCharType="begin"/>
-        </w:r>
-        <w:r>
-          <w:rPr>
-            <w:noProof/>
-            <w:webHidden/>
-          </w:rPr>
-          <w:instrText xml:space="preserve"> PAGEREF _Toc233835105 \h </w:instrText>
-        </w:r>
-        <w:r>
-          <w:rPr>
-            <w:noProof/>
-            <w:webHidden/>
-          </w:rPr>
-        </w:r>
-        <w:r>
-          <w:rPr>
-            <w:noProof/>
-            <w:webHidden/>
-          </w:rPr>
-          <w:fldChar w:fldCharType="separate"/>
-        </w:r>
-        <w:r>
-          <w:rPr>
-            <w:noProof/>
-            <w:webHidden/>
-          </w:rPr>
-          <w:t>22</w:t>
-        </w:r>
-        <w:r>
-          <w:rPr>
-            <w:noProof/>
-            <w:webHidden/>
-          </w:rPr>
-          <w:fldChar w:fldCharType="end"/>
-        </w:r>
-      </w:hyperlink>
-    </w:p>
-    <w:p>
-      <w:pPr>
-        <w:pStyle w:val="TDC1"/>
-        <w:tabs>
-          <w:tab w:val="right" w:leader="dot" w:pos="9486"/>
-        </w:tabs>
-        <w:rPr>
-          <w:rFonts w:asciiTheme="minorHAnsi" w:eastAsiaTheme="minorEastAsia" w:hAnsiTheme="minorHAnsi" w:cstheme="minorBidi"/>
-          <w:noProof/>
-          <w:color w:val="auto"/>
-          <w:szCs w:val="22"/>
-        </w:rPr>
-      </w:pPr>
-      <w:hyperlink w:anchor="_Toc233835106" w:history="1">
-        <w:r>
-          <w:rPr>
-            <w:rStyle w:val="Hipervnculo"/>
-            <w:noProof/>
-          </w:rPr>
-          <w:t>15. Verificación final para la entrega</w:t>
-        </w:r>
-        <w:r>
-          <w:rPr>
-            <w:noProof/>
-            <w:webHidden/>
-          </w:rPr>
-          <w:tab/>
-        </w:r>
-        <w:r>
-          <w:rPr>
-            <w:noProof/>
-            <w:webHidden/>
-          </w:rPr>
-          <w:fldChar w:fldCharType="begin"/>
-        </w:r>
-        <w:r>
-          <w:rPr>
-            <w:noProof/>
-            <w:webHidden/>
-          </w:rPr>
-          <w:instrText xml:space="preserve"> PAGEREF _Toc233835106 \h </w:instrText>
-        </w:r>
-        <w:r>
-          <w:rPr>
-            <w:noProof/>
-            <w:webHidden/>
-          </w:rPr>
-        </w:r>
-        <w:r>
-          <w:rPr>
-            <w:noProof/>
-            <w:webHidden/>
-          </w:rPr>
-          <w:fldChar w:fldCharType="separate"/>
-        </w:r>
-        <w:r>
-          <w:rPr>
-            <w:noProof/>
-            <w:webHidden/>
-          </w:rPr>
-          <w:t>23</w:t>
-        </w:r>
-        <w:r>
-          <w:rPr>
-            <w:noProof/>
-            <w:webHidden/>
-          </w:rPr>
-          <w:fldChar w:fldCharType="end"/>
-        </w:r>
-      </w:hyperlink>
-    </w:p>
-    <w:p>
-      <w:pPr>
-        <w:pStyle w:val="TDC2"/>
-        <w:tabs>
-          <w:tab w:val="right" w:leader="dot" w:pos="9486"/>
-        </w:tabs>
-        <w:rPr>
-          <w:rFonts w:asciiTheme="minorHAnsi" w:eastAsiaTheme="minorEastAsia" w:hAnsiTheme="minorHAnsi" w:cstheme="minorBidi"/>
-          <w:noProof/>
-          <w:color w:val="auto"/>
-          <w:szCs w:val="22"/>
-        </w:rPr>
-      </w:pPr>
-      <w:hyperlink w:anchor="_Toc233835107" w:history="1">
-        <w:r>
-          <w:rPr>
-            <w:rStyle w:val="Hipervnculo"/>
-            <w:noProof/>
-          </w:rPr>
-          <w:t>15.1 Glosario</w:t>
-        </w:r>
-        <w:r>
-          <w:rPr>
-            <w:noProof/>
-            <w:webHidden/>
-          </w:rPr>
-          <w:tab/>
-        </w:r>
-        <w:r>
-          <w:rPr>
-            <w:noProof/>
-            <w:webHidden/>
-          </w:rPr>
-          <w:fldChar w:fldCharType="begin"/>
-        </w:r>
-        <w:r>
-          <w:rPr>
-            <w:noProof/>
-            <w:webHidden/>
-          </w:rPr>
-          <w:instrText xml:space="preserve"> PAGEREF _Toc233835107 \h </w:instrText>
-        </w:r>
-        <w:r>
-          <w:rPr>
-            <w:noProof/>
-            <w:webHidden/>
-          </w:rPr>
-        </w:r>
-        <w:r>
-          <w:rPr>
-            <w:noProof/>
-            <w:webHidden/>
-          </w:rPr>
-          <w:fldChar w:fldCharType="separate"/>
-        </w:r>
-        <w:r>
-          <w:rPr>
-            <w:noProof/>
-            <w:webHidden/>
-          </w:rPr>
-          <w:t>23</w:t>
-        </w:r>
-        <w:r>
-          <w:rPr>
-            <w:noProof/>
-            <w:webHidden/>
-          </w:rPr>
-          <w:fldChar w:fldCharType="end"/>
-        </w:r>
-      </w:hyperlink>
-    </w:p>
-    <w:p>
       <w:r>
         <w:fldChar w:fldCharType="end"/>
       </w:r>
@@ -6061,7 +2999,7 @@
       <w:pPr>
         <w:pStyle w:val="Ttulo1"/>
       </w:pPr>
-      <w:bookmarkStart w:id="1" w:name="_Toc233835029"/>
+      <w:bookmarkStart w:id="1" w:name="_Toc234663282"/>
       <w:r>
         <w:rPr>
           <w:color w:val="26364A"/>
@@ -6073,20 +3011,15 @@
       <w:bookmarkEnd w:id="1"/>
     </w:p>
     <w:p>
-      <w:proofErr w:type="spellStart"/>
-      <w:r>
-        <w:t>SysEqui</w:t>
-      </w:r>
-      <w:proofErr w:type="spellEnd"/>
-      <w:r>
-        <w:t xml:space="preserve"> es una aplicación web destinada a organizar y automatizar la gestión de equivalencias de materias. Centraliza alumnos, docentes, cursos, materias, notas y solicitudes en un único entorno.</w:t>
+      <w:r>
+        <w:t>SysEqui es una aplicación web destinada a organizar y automatizar la gestión de equivalencias de materias. Centraliza alumnos, docentes, cursos, materias, notas y solicitudes en un único entorno.</w:t>
       </w:r>
     </w:p>
     <w:p>
       <w:pPr>
         <w:pStyle w:val="Ttulo2"/>
       </w:pPr>
-      <w:bookmarkStart w:id="2" w:name="_Toc233835030"/>
+      <w:bookmarkStart w:id="2" w:name="_Toc234663283"/>
       <w:r>
         <w:rPr>
           <w:color w:val="26364A"/>
@@ -6105,7 +3038,7 @@
       <w:pPr>
         <w:pStyle w:val="Ttulo2"/>
       </w:pPr>
-      <w:bookmarkStart w:id="3" w:name="_Toc233835031"/>
+      <w:bookmarkStart w:id="3" w:name="_Toc234663284"/>
       <w:r>
         <w:rPr>
           <w:color w:val="26364A"/>
@@ -6184,11 +3117,9 @@
             </w:tcMar>
           </w:tcPr>
           <w:p>
-            <w:proofErr w:type="spellStart"/>
             <w:r>
               <w:t>Frontend</w:t>
             </w:r>
-            <w:proofErr w:type="spellEnd"/>
           </w:p>
         </w:tc>
         <w:tc>
@@ -6203,15 +3134,7 @@
           </w:tcPr>
           <w:p>
             <w:r>
-              <w:t xml:space="preserve">Interfaz visual construida con </w:t>
-            </w:r>
-            <w:proofErr w:type="spellStart"/>
-            <w:r>
-              <w:t>React</w:t>
-            </w:r>
-            <w:proofErr w:type="spellEnd"/>
-            <w:r>
-              <w:t xml:space="preserve"> y Vite.</w:t>
+              <w:t>Interfaz visual construida con React y Vite.</w:t>
             </w:r>
           </w:p>
         </w:tc>
@@ -6228,11 +3151,9 @@
             </w:tcMar>
           </w:tcPr>
           <w:p>
-            <w:proofErr w:type="spellStart"/>
             <w:r>
               <w:t>Backend</w:t>
             </w:r>
-            <w:proofErr w:type="spellEnd"/>
           </w:p>
         </w:tc>
         <w:tc>
@@ -6332,11 +3253,9 @@
             </w:tcMar>
           </w:tcPr>
           <w:p>
-            <w:proofErr w:type="spellStart"/>
             <w:r>
               <w:t>Swagger</w:t>
             </w:r>
-            <w:proofErr w:type="spellEnd"/>
           </w:p>
         </w:tc>
         <w:tc>
@@ -6398,31 +3317,7 @@
           </w:p>
           <w:p>
             <w:r>
-              <w:t xml:space="preserve">Para usar </w:t>
-            </w:r>
-            <w:proofErr w:type="spellStart"/>
-            <w:r>
-              <w:t>SysEqui</w:t>
-            </w:r>
-            <w:proofErr w:type="spellEnd"/>
-            <w:r>
-              <w:t xml:space="preserve"> deben estar activos, como mínimo, MongoDB, el </w:t>
-            </w:r>
-            <w:proofErr w:type="spellStart"/>
-            <w:r>
-              <w:t>backend</w:t>
-            </w:r>
-            <w:proofErr w:type="spellEnd"/>
-            <w:r>
-              <w:t xml:space="preserve"> y el </w:t>
-            </w:r>
-            <w:proofErr w:type="spellStart"/>
-            <w:r>
-              <w:t>frontend</w:t>
-            </w:r>
-            <w:proofErr w:type="spellEnd"/>
-            <w:r>
-              <w:t>.</w:t>
+              <w:t>Para usar SysEqui deben estar activos, como mínimo, MongoDB, el backend y el frontend.</w:t>
             </w:r>
           </w:p>
         </w:tc>
@@ -6433,7 +3328,7 @@
       <w:pPr>
         <w:pStyle w:val="Ttulo2"/>
       </w:pPr>
-      <w:bookmarkStart w:id="4" w:name="_Toc233835032"/>
+      <w:bookmarkStart w:id="4" w:name="_Toc234663285"/>
       <w:r>
         <w:rPr>
           <w:color w:val="26364A"/>
@@ -6647,7 +3542,7 @@
       <w:pPr>
         <w:pStyle w:val="Ttulo1"/>
       </w:pPr>
-      <w:bookmarkStart w:id="5" w:name="_Toc233835033"/>
+      <w:bookmarkStart w:id="5" w:name="_Toc234663286"/>
       <w:r>
         <w:rPr>
           <w:color w:val="26364A"/>
@@ -6766,11 +3661,9 @@
             </w:tcMar>
           </w:tcPr>
           <w:p>
-            <w:proofErr w:type="spellStart"/>
             <w:r>
               <w:t>npm</w:t>
             </w:r>
-            <w:proofErr w:type="spellEnd"/>
           </w:p>
         </w:tc>
         <w:tc>
@@ -6898,7 +3791,7 @@
       <w:pPr>
         <w:pStyle w:val="Ttulo2"/>
       </w:pPr>
-      <w:bookmarkStart w:id="6" w:name="_Toc233835034"/>
+      <w:bookmarkStart w:id="6" w:name="_Toc234663287"/>
       <w:r>
         <w:rPr>
           <w:color w:val="26364A"/>
@@ -6967,7 +3860,6 @@
                 <w:lang w:val="en-US"/>
               </w:rPr>
             </w:pPr>
-            <w:proofErr w:type="spellStart"/>
             <w:r>
               <w:rPr>
                 <w:rFonts w:ascii="Consolas" w:hAnsi="Consolas"/>
@@ -6975,9 +3867,16 @@
                 <w:sz w:val="18"/>
                 <w:lang w:val="en-US"/>
               </w:rPr>
-              <w:t>npm</w:t>
-            </w:r>
-            <w:proofErr w:type="spellEnd"/>
+              <w:t>npm --version</w:t>
+            </w:r>
+          </w:p>
+          <w:p>
+            <w:pPr>
+              <w:spacing w:after="0"/>
+              <w:rPr>
+                <w:lang w:val="en-US"/>
+              </w:rPr>
+            </w:pPr>
             <w:r>
               <w:rPr>
                 <w:rFonts w:ascii="Consolas" w:hAnsi="Consolas"/>
@@ -6985,58 +3884,21 @@
                 <w:sz w:val="18"/>
                 <w:lang w:val="en-US"/>
               </w:rPr>
-              <w:t xml:space="preserve"> --version</w:t>
+              <w:t>git --version</w:t>
             </w:r>
           </w:p>
           <w:p>
             <w:pPr>
               <w:spacing w:after="0"/>
-              <w:rPr>
-                <w:lang w:val="en-US"/>
-              </w:rPr>
             </w:pPr>
             <w:r>
               <w:rPr>
                 <w:rFonts w:ascii="Consolas" w:hAnsi="Consolas"/>
                 <w:color w:val="E8EEF4"/>
                 <w:sz w:val="18"/>
-                <w:lang w:val="en-US"/>
-              </w:rPr>
-              <w:t>git --version</w:t>
-            </w:r>
-          </w:p>
-          <w:p>
-            <w:pPr>
-              <w:spacing w:after="0"/>
-            </w:pPr>
-            <w:proofErr w:type="spellStart"/>
-            <w:r>
-              <w:rPr>
-                <w:rFonts w:ascii="Consolas" w:hAnsi="Consolas"/>
-                <w:color w:val="E8EEF4"/>
-                <w:sz w:val="18"/>
-              </w:rPr>
-              <w:t>docker</w:t>
-            </w:r>
-            <w:proofErr w:type="spellEnd"/>
-            <w:r>
-              <w:rPr>
-                <w:rFonts w:ascii="Consolas" w:hAnsi="Consolas"/>
-                <w:color w:val="E8EEF4"/>
-                <w:sz w:val="18"/>
-              </w:rPr>
-              <w:t xml:space="preserve"> --</w:t>
-            </w:r>
-            <w:proofErr w:type="spellStart"/>
-            <w:r>
-              <w:rPr>
-                <w:rFonts w:ascii="Consolas" w:hAnsi="Consolas"/>
-                <w:color w:val="E8EEF4"/>
-                <w:sz w:val="18"/>
-              </w:rPr>
-              <w:t>version</w:t>
-            </w:r>
-            <w:proofErr w:type="spellEnd"/>
+              </w:rPr>
+              <w:t>docker --version</w:t>
+            </w:r>
           </w:p>
         </w:tc>
       </w:tr>
@@ -7081,13 +3943,8 @@
             </w:r>
           </w:p>
           <w:p>
-            <w:proofErr w:type="spellStart"/>
-            <w:r>
-              <w:t>Node</w:t>
-            </w:r>
-            <w:proofErr w:type="spellEnd"/>
-            <w:r>
-              <w:t xml:space="preserve"> debe mostrar v22.14.0 o superior. Si no utilizará Docker, omita su comprobación.</w:t>
+            <w:r>
+              <w:t>Node debe mostrar v22.14.0 o superior. Si no utilizará Docker, omita su comprobación.</w:t>
             </w:r>
           </w:p>
         </w:tc>
@@ -7098,7 +3955,7 @@
       <w:pPr>
         <w:pStyle w:val="Ttulo2"/>
       </w:pPr>
-      <w:bookmarkStart w:id="7" w:name="_Toc233835035"/>
+      <w:bookmarkStart w:id="7" w:name="_Toc234663288"/>
       <w:r>
         <w:rPr>
           <w:color w:val="26364A"/>
@@ -7213,39 +4070,7 @@
                 <w:color w:val="26364A"/>
                 <w:sz w:val="22"/>
               </w:rPr>
-              <w:t xml:space="preserve">Figura 1. Carpeta principal con </w:t>
-            </w:r>
-            <w:proofErr w:type="spellStart"/>
-            <w:r>
-              <w:rPr>
-                <w:color w:val="26364A"/>
-                <w:sz w:val="22"/>
-              </w:rPr>
-              <w:t>Front_SysEqui</w:t>
-            </w:r>
-            <w:proofErr w:type="spellEnd"/>
-            <w:r>
-              <w:rPr>
-                <w:color w:val="26364A"/>
-                <w:sz w:val="22"/>
-              </w:rPr>
-              <w:t xml:space="preserve"> y </w:t>
-            </w:r>
-            <w:proofErr w:type="spellStart"/>
-            <w:r>
-              <w:rPr>
-                <w:color w:val="26364A"/>
-                <w:sz w:val="22"/>
-              </w:rPr>
-              <w:t>Back_SysEqui</w:t>
-            </w:r>
-            <w:proofErr w:type="spellEnd"/>
-            <w:r>
-              <w:rPr>
-                <w:color w:val="26364A"/>
-                <w:sz w:val="22"/>
-              </w:rPr>
-              <w:t>.</w:t>
+              <w:t>Figura 1. Carpeta principal con Front_SysEqui y Back_SysEqui.</w:t>
             </w:r>
           </w:p>
         </w:tc>
@@ -7261,7 +4086,7 @@
       <w:pPr>
         <w:pStyle w:val="Ttulo1"/>
       </w:pPr>
-      <w:bookmarkStart w:id="8" w:name="_Toc233835036"/>
+      <w:bookmarkStart w:id="8" w:name="_Toc234663289"/>
       <w:r>
         <w:rPr>
           <w:color w:val="26364A"/>
@@ -7281,7 +4106,7 @@
       <w:pPr>
         <w:pStyle w:val="Ttulo2"/>
       </w:pPr>
-      <w:bookmarkStart w:id="9" w:name="_Toc233835037"/>
+      <w:bookmarkStart w:id="9" w:name="_Toc234663290"/>
       <w:r>
         <w:rPr>
           <w:color w:val="26364A"/>
@@ -7388,27 +4213,7 @@
                 <w:sz w:val="18"/>
                 <w:lang w:val="en-US"/>
               </w:rPr>
-              <w:t>docker compose -f docker\docker-</w:t>
-            </w:r>
-            <w:proofErr w:type="spellStart"/>
-            <w:r>
-              <w:rPr>
-                <w:rFonts w:ascii="Consolas" w:hAnsi="Consolas"/>
-                <w:color w:val="E8EEF4"/>
-                <w:sz w:val="18"/>
-                <w:lang w:val="en-US"/>
-              </w:rPr>
-              <w:t>compose.mongo.yml</w:t>
-            </w:r>
-            <w:proofErr w:type="spellEnd"/>
-            <w:r>
-              <w:rPr>
-                <w:rFonts w:ascii="Consolas" w:hAnsi="Consolas"/>
-                <w:color w:val="E8EEF4"/>
-                <w:sz w:val="18"/>
-                <w:lang w:val="en-US"/>
-              </w:rPr>
-              <w:t xml:space="preserve"> up -d</w:t>
+              <w:t>docker compose -f docker\docker-compose.mongo.yml up -d</w:t>
             </w:r>
           </w:p>
         </w:tc>
@@ -7467,34 +4272,14 @@
             <w:pPr>
               <w:spacing w:after="0"/>
             </w:pPr>
-            <w:proofErr w:type="spellStart"/>
             <w:r>
               <w:rPr>
                 <w:rFonts w:ascii="Consolas" w:hAnsi="Consolas"/>
                 <w:color w:val="E8EEF4"/>
                 <w:sz w:val="18"/>
               </w:rPr>
-              <w:t>docker</w:t>
-            </w:r>
-            <w:proofErr w:type="spellEnd"/>
-            <w:r>
-              <w:rPr>
-                <w:rFonts w:ascii="Consolas" w:hAnsi="Consolas"/>
-                <w:color w:val="E8EEF4"/>
-                <w:sz w:val="18"/>
-              </w:rPr>
-              <w:t xml:space="preserve"> </w:t>
-            </w:r>
-            <w:proofErr w:type="spellStart"/>
-            <w:r>
-              <w:rPr>
-                <w:rFonts w:ascii="Consolas" w:hAnsi="Consolas"/>
-                <w:color w:val="E8EEF4"/>
-                <w:sz w:val="18"/>
-              </w:rPr>
-              <w:t>ps</w:t>
-            </w:r>
-            <w:proofErr w:type="spellEnd"/>
+              <w:t>docker ps</w:t>
+            </w:r>
           </w:p>
         </w:tc>
       </w:tr>
@@ -7551,7 +4336,7 @@
       <w:pPr>
         <w:pStyle w:val="Ttulo2"/>
       </w:pPr>
-      <w:bookmarkStart w:id="10" w:name="_Toc233835038"/>
+      <w:bookmarkStart w:id="10" w:name="_Toc234663291"/>
       <w:r>
         <w:rPr>
           <w:color w:val="26364A"/>
@@ -7563,39 +4348,7 @@
     </w:p>
     <w:p>
       <w:r>
-        <w:t xml:space="preserve">Instale MongoDB </w:t>
-      </w:r>
-      <w:proofErr w:type="spellStart"/>
-      <w:r>
-        <w:t>Community</w:t>
-      </w:r>
-      <w:proofErr w:type="spellEnd"/>
-      <w:r>
-        <w:t xml:space="preserve"> Server con la opción «</w:t>
-      </w:r>
-      <w:proofErr w:type="spellStart"/>
-      <w:r>
-        <w:t>Install</w:t>
-      </w:r>
-      <w:proofErr w:type="spellEnd"/>
-      <w:r>
-        <w:t xml:space="preserve"> MongoDB as a </w:t>
-      </w:r>
-      <w:proofErr w:type="spellStart"/>
-      <w:r>
-        <w:t>Service</w:t>
-      </w:r>
-      <w:proofErr w:type="spellEnd"/>
-      <w:r>
-        <w:t xml:space="preserve">». Abra </w:t>
-      </w:r>
-      <w:proofErr w:type="spellStart"/>
-      <w:r>
-        <w:t>services.msc</w:t>
-      </w:r>
-      <w:proofErr w:type="spellEnd"/>
-      <w:r>
-        <w:t xml:space="preserve"> y confirme que «MongoDB Server» esté en ejecución.</w:t>
+        <w:t>Instale MongoDB Community Server con la opción «Install MongoDB as a Service». Abra services.msc y confirme que «MongoDB Server» esté en ejecución.</w:t>
       </w:r>
     </w:p>
     <w:tbl>
@@ -7632,23 +4385,13 @@
             <w:pPr>
               <w:spacing w:after="0"/>
             </w:pPr>
-            <w:proofErr w:type="spellStart"/>
             <w:r>
               <w:rPr>
                 <w:rFonts w:ascii="Consolas" w:hAnsi="Consolas"/>
                 <w:color w:val="E8EEF4"/>
                 <w:sz w:val="18"/>
               </w:rPr>
-              <w:t>mongosh</w:t>
-            </w:r>
-            <w:proofErr w:type="spellEnd"/>
-            <w:r>
-              <w:rPr>
-                <w:rFonts w:ascii="Consolas" w:hAnsi="Consolas"/>
-                <w:color w:val="E8EEF4"/>
-                <w:sz w:val="18"/>
-              </w:rPr>
-              <w:t xml:space="preserve"> mongodb://localhost:27017/sysequi</w:t>
+              <w:t>mongosh mongodb://localhost:27017/sysequi</w:t>
             </w:r>
           </w:p>
         </w:tc>
@@ -7719,31 +4462,22 @@
       <w:pPr>
         <w:pStyle w:val="Ttulo1"/>
       </w:pPr>
-      <w:bookmarkStart w:id="11" w:name="_Toc233835039"/>
+      <w:bookmarkStart w:id="11" w:name="_Toc234663292"/>
       <w:r>
         <w:rPr>
           <w:color w:val="26364A"/>
           <w:sz w:val="22"/>
         </w:rPr>
         <w:lastRenderedPageBreak/>
-        <w:t xml:space="preserve">4. Instalar y configurar el </w:t>
-      </w:r>
-      <w:proofErr w:type="spellStart"/>
-      <w:r>
-        <w:rPr>
-          <w:color w:val="26364A"/>
-          <w:sz w:val="22"/>
-        </w:rPr>
-        <w:t>backend</w:t>
+        <w:t>4. Instalar y configurar el backend</w:t>
       </w:r>
       <w:bookmarkEnd w:id="11"/>
-      <w:proofErr w:type="spellEnd"/>
     </w:p>
     <w:p>
       <w:pPr>
         <w:pStyle w:val="Ttulo2"/>
       </w:pPr>
-      <w:bookmarkStart w:id="12" w:name="_Toc233835040"/>
+      <w:bookmarkStart w:id="12" w:name="_Toc234663293"/>
       <w:r>
         <w:rPr>
           <w:color w:val="26364A"/>
@@ -7804,34 +4538,14 @@
             <w:pPr>
               <w:spacing w:after="0"/>
             </w:pPr>
-            <w:proofErr w:type="spellStart"/>
             <w:r>
               <w:rPr>
                 <w:rFonts w:ascii="Consolas" w:hAnsi="Consolas"/>
                 <w:color w:val="E8EEF4"/>
                 <w:sz w:val="18"/>
               </w:rPr>
-              <w:t>npm</w:t>
-            </w:r>
-            <w:proofErr w:type="spellEnd"/>
-            <w:r>
-              <w:rPr>
-                <w:rFonts w:ascii="Consolas" w:hAnsi="Consolas"/>
-                <w:color w:val="E8EEF4"/>
-                <w:sz w:val="18"/>
-              </w:rPr>
-              <w:t xml:space="preserve"> </w:t>
-            </w:r>
-            <w:proofErr w:type="spellStart"/>
-            <w:r>
-              <w:rPr>
-                <w:rFonts w:ascii="Consolas" w:hAnsi="Consolas"/>
-                <w:color w:val="E8EEF4"/>
-                <w:sz w:val="18"/>
-              </w:rPr>
-              <w:t>install</w:t>
-            </w:r>
-            <w:proofErr w:type="spellEnd"/>
+              <w:t>npm install</w:t>
+            </w:r>
           </w:p>
         </w:tc>
       </w:tr>
@@ -7841,7 +4555,7 @@
       <w:pPr>
         <w:pStyle w:val="Ttulo2"/>
       </w:pPr>
-      <w:bookmarkStart w:id="13" w:name="_Toc233835041"/>
+      <w:bookmarkStart w:id="13" w:name="_Toc234663294"/>
       <w:r>
         <w:rPr>
           <w:color w:val="26364A"/>
@@ -7895,9 +4609,16 @@
                 <w:sz w:val="18"/>
                 <w:lang w:val="en-US"/>
               </w:rPr>
-              <w:t>Copy-</w:t>
-            </w:r>
-            <w:proofErr w:type="gramStart"/>
+              <w:t>Copy-Item .env.example .env</w:t>
+            </w:r>
+          </w:p>
+          <w:p>
+            <w:pPr>
+              <w:spacing w:after="0"/>
+              <w:rPr>
+                <w:lang w:val="en-US"/>
+              </w:rPr>
+            </w:pPr>
             <w:r>
               <w:rPr>
                 <w:rFonts w:ascii="Consolas" w:hAnsi="Consolas"/>
@@ -7905,57 +4626,8 @@
                 <w:sz w:val="18"/>
                 <w:lang w:val="en-US"/>
               </w:rPr>
-              <w:t>Item .</w:t>
-            </w:r>
-            <w:proofErr w:type="spellStart"/>
-            <w:r>
-              <w:rPr>
-                <w:rFonts w:ascii="Consolas" w:hAnsi="Consolas"/>
-                <w:color w:val="E8EEF4"/>
-                <w:sz w:val="18"/>
-                <w:lang w:val="en-US"/>
-              </w:rPr>
-              <w:t>env</w:t>
-            </w:r>
-            <w:proofErr w:type="gramEnd"/>
-            <w:r>
-              <w:rPr>
-                <w:rFonts w:ascii="Consolas" w:hAnsi="Consolas"/>
-                <w:color w:val="E8EEF4"/>
-                <w:sz w:val="18"/>
-                <w:lang w:val="en-US"/>
-              </w:rPr>
-              <w:t>.example</w:t>
-            </w:r>
-            <w:proofErr w:type="spellEnd"/>
-            <w:r>
-              <w:rPr>
-                <w:rFonts w:ascii="Consolas" w:hAnsi="Consolas"/>
-                <w:color w:val="E8EEF4"/>
-                <w:sz w:val="18"/>
-                <w:lang w:val="en-US"/>
-              </w:rPr>
-              <w:t xml:space="preserve"> .env</w:t>
-            </w:r>
-          </w:p>
-          <w:p>
-            <w:pPr>
-              <w:spacing w:after="0"/>
-              <w:rPr>
-                <w:lang w:val="en-US"/>
-              </w:rPr>
-            </w:pPr>
-            <w:proofErr w:type="gramStart"/>
-            <w:r>
-              <w:rPr>
-                <w:rFonts w:ascii="Consolas" w:hAnsi="Consolas"/>
-                <w:color w:val="E8EEF4"/>
-                <w:sz w:val="18"/>
-                <w:lang w:val="en-US"/>
-              </w:rPr>
               <w:t>notepad .env</w:t>
             </w:r>
-            <w:proofErr w:type="gramEnd"/>
           </w:p>
         </w:tc>
       </w:tr>
@@ -8225,18 +4897,8 @@
                 <w:color w:val="E8EEF4"/>
                 <w:sz w:val="18"/>
               </w:rPr>
-              <w:t>ADMIN_EMAIL=</w:t>
-            </w:r>
-            <w:proofErr w:type="spellStart"/>
-            <w:r>
-              <w:rPr>
-                <w:rFonts w:ascii="Consolas" w:hAnsi="Consolas"/>
-                <w:color w:val="E8EEF4"/>
-                <w:sz w:val="18"/>
-              </w:rPr>
-              <w:t>admin@sysequi.local</w:t>
-            </w:r>
-            <w:proofErr w:type="spellEnd"/>
+              <w:t>ADMIN_EMAIL=admin@sysequi.local</w:t>
+            </w:r>
           </w:p>
           <w:p>
             <w:pPr>
@@ -8321,20 +4983,7 @@
           </w:p>
           <w:p>
             <w:r>
-              <w:t xml:space="preserve">No comparta el </w:t>
-            </w:r>
-            <w:proofErr w:type="gramStart"/>
-            <w:r>
-              <w:t>archivo .</w:t>
-            </w:r>
-            <w:proofErr w:type="spellStart"/>
-            <w:r>
-              <w:t>env</w:t>
-            </w:r>
-            <w:proofErr w:type="spellEnd"/>
-            <w:proofErr w:type="gramEnd"/>
-            <w:r>
-              <w:t xml:space="preserve"> ni lo suba a GitHub. No use literalmente las contraseñas de ejemplo.</w:t>
+              <w:t>No comparta el archivo .env ni lo suba a GitHub. No use literalmente las contraseñas de ejemplo.</w:t>
             </w:r>
           </w:p>
         </w:tc>
@@ -8350,7 +4999,7 @@
       <w:pPr>
         <w:pStyle w:val="Ttulo1"/>
       </w:pPr>
-      <w:bookmarkStart w:id="14" w:name="_Toc233835042"/>
+      <w:bookmarkStart w:id="14" w:name="_Toc234663295"/>
       <w:r>
         <w:rPr>
           <w:color w:val="26364A"/>
@@ -8387,25 +5036,7 @@
         </w:numPr>
       </w:pPr>
       <w:r>
-        <w:t xml:space="preserve">Confirme que los datos ADMIN_* estén completos en </w:t>
-      </w:r>
-      <w:proofErr w:type="spellStart"/>
-      <w:r>
-        <w:t>Back_SysEqui</w:t>
-      </w:r>
-      <w:proofErr w:type="spellEnd"/>
-      <w:proofErr w:type="gramStart"/>
-      <w:r>
-        <w:t>\.</w:t>
-      </w:r>
-      <w:proofErr w:type="spellStart"/>
-      <w:r>
-        <w:t>env</w:t>
-      </w:r>
-      <w:proofErr w:type="spellEnd"/>
-      <w:proofErr w:type="gramEnd"/>
-      <w:r>
-        <w:t>.</w:t>
+        <w:t>Confirme que los datos ADMIN_* estén completos en Back_SysEqui\.env.</w:t>
       </w:r>
     </w:p>
     <w:p>
@@ -8417,15 +5048,7 @@
         </w:numPr>
       </w:pPr>
       <w:r>
-        <w:t xml:space="preserve">Desde </w:t>
-      </w:r>
-      <w:proofErr w:type="spellStart"/>
-      <w:r>
-        <w:t>Back_SysEqui</w:t>
-      </w:r>
-      <w:proofErr w:type="spellEnd"/>
-      <w:r>
-        <w:t>, ejecute:</w:t>
+        <w:t>Desde Back_SysEqui, ejecute:</w:t>
       </w:r>
     </w:p>
     <w:tbl>
@@ -8462,36 +5085,14 @@
             <w:pPr>
               <w:spacing w:after="0"/>
             </w:pPr>
-            <w:proofErr w:type="spellStart"/>
             <w:r>
               <w:rPr>
                 <w:rFonts w:ascii="Consolas" w:hAnsi="Consolas"/>
                 <w:color w:val="E8EEF4"/>
                 <w:sz w:val="18"/>
               </w:rPr>
-              <w:t>npm</w:t>
-            </w:r>
-            <w:proofErr w:type="spellEnd"/>
-            <w:r>
-              <w:rPr>
-                <w:rFonts w:ascii="Consolas" w:hAnsi="Consolas"/>
-                <w:color w:val="E8EEF4"/>
-                <w:sz w:val="18"/>
-              </w:rPr>
-              <w:t xml:space="preserve"> run </w:t>
-            </w:r>
-            <w:proofErr w:type="spellStart"/>
-            <w:proofErr w:type="gramStart"/>
-            <w:r>
-              <w:rPr>
-                <w:rFonts w:ascii="Consolas" w:hAnsi="Consolas"/>
-                <w:color w:val="E8EEF4"/>
-                <w:sz w:val="18"/>
-              </w:rPr>
-              <w:t>seed:admin</w:t>
-            </w:r>
-            <w:proofErr w:type="spellEnd"/>
-            <w:proofErr w:type="gramEnd"/>
+              <w:t>npm run seed:admin</w:t>
+            </w:r>
           </w:p>
         </w:tc>
       </w:tr>
@@ -8548,7 +5149,7 @@
       <w:pPr>
         <w:pStyle w:val="Ttulo2"/>
       </w:pPr>
-      <w:bookmarkStart w:id="15" w:name="_Toc233835043"/>
+      <w:bookmarkStart w:id="15" w:name="_Toc234663296"/>
       <w:r>
         <w:rPr>
           <w:color w:val="26364A"/>
@@ -8560,36 +5161,7 @@
     </w:p>
     <w:p>
       <w:r>
-        <w:t xml:space="preserve">Edite ADMIN_PASSWORD </w:t>
-      </w:r>
-      <w:proofErr w:type="gramStart"/>
-      <w:r>
-        <w:t>en .</w:t>
-      </w:r>
-      <w:proofErr w:type="spellStart"/>
-      <w:r>
-        <w:t>env</w:t>
-      </w:r>
-      <w:proofErr w:type="spellEnd"/>
-      <w:proofErr w:type="gramEnd"/>
-      <w:r>
-        <w:t xml:space="preserve"> y vuelva a ejecutar </w:t>
-      </w:r>
-      <w:proofErr w:type="spellStart"/>
-      <w:r>
-        <w:t>npm</w:t>
-      </w:r>
-      <w:proofErr w:type="spellEnd"/>
-      <w:r>
-        <w:t xml:space="preserve"> run </w:t>
-      </w:r>
-      <w:proofErr w:type="spellStart"/>
-      <w:r>
-        <w:t>seed:admin</w:t>
-      </w:r>
-      <w:proofErr w:type="spellEnd"/>
-      <w:r>
-        <w:t>. El usuario se actualizará sin duplicarse.</w:t>
+        <w:t>Edite ADMIN_PASSWORD en .env y vuelva a ejecutar npm run seed:admin. El usuario se actualizará sin duplicarse.</w:t>
       </w:r>
     </w:p>
     <w:tbl>
@@ -8656,31 +5228,22 @@
       <w:pPr>
         <w:pStyle w:val="Ttulo1"/>
       </w:pPr>
-      <w:bookmarkStart w:id="16" w:name="_Toc233835044"/>
+      <w:bookmarkStart w:id="16" w:name="_Toc234663297"/>
       <w:r>
         <w:rPr>
           <w:color w:val="26364A"/>
           <w:sz w:val="22"/>
         </w:rPr>
         <w:lastRenderedPageBreak/>
-        <w:t xml:space="preserve">6. Instalar y configurar el </w:t>
-      </w:r>
-      <w:proofErr w:type="spellStart"/>
-      <w:r>
-        <w:rPr>
-          <w:color w:val="26364A"/>
-          <w:sz w:val="22"/>
-        </w:rPr>
-        <w:t>frontend</w:t>
+        <w:t>6. Instalar y configurar el frontend</w:t>
       </w:r>
       <w:bookmarkEnd w:id="16"/>
-      <w:proofErr w:type="spellEnd"/>
     </w:p>
     <w:p>
       <w:pPr>
         <w:pStyle w:val="Ttulo2"/>
       </w:pPr>
-      <w:bookmarkStart w:id="17" w:name="_Toc233835045"/>
+      <w:bookmarkStart w:id="17" w:name="_Toc234663298"/>
       <w:r>
         <w:rPr>
           <w:color w:val="26364A"/>
@@ -8741,34 +5304,14 @@
             <w:pPr>
               <w:spacing w:after="0"/>
             </w:pPr>
-            <w:proofErr w:type="spellStart"/>
             <w:r>
               <w:rPr>
                 <w:rFonts w:ascii="Consolas" w:hAnsi="Consolas"/>
                 <w:color w:val="E8EEF4"/>
                 <w:sz w:val="18"/>
               </w:rPr>
-              <w:t>npm</w:t>
-            </w:r>
-            <w:proofErr w:type="spellEnd"/>
-            <w:r>
-              <w:rPr>
-                <w:rFonts w:ascii="Consolas" w:hAnsi="Consolas"/>
-                <w:color w:val="E8EEF4"/>
-                <w:sz w:val="18"/>
-              </w:rPr>
-              <w:t xml:space="preserve"> </w:t>
-            </w:r>
-            <w:proofErr w:type="spellStart"/>
-            <w:r>
-              <w:rPr>
-                <w:rFonts w:ascii="Consolas" w:hAnsi="Consolas"/>
-                <w:color w:val="E8EEF4"/>
-                <w:sz w:val="18"/>
-              </w:rPr>
-              <w:t>install</w:t>
-            </w:r>
-            <w:proofErr w:type="spellEnd"/>
+              <w:t>npm install</w:t>
+            </w:r>
           </w:p>
         </w:tc>
       </w:tr>
@@ -8778,24 +5321,15 @@
       <w:pPr>
         <w:pStyle w:val="Ttulo2"/>
       </w:pPr>
-      <w:bookmarkStart w:id="18" w:name="_Toc233835046"/>
+      <w:bookmarkStart w:id="18" w:name="_Toc234663299"/>
       <w:r>
         <w:rPr>
           <w:color w:val="26364A"/>
           <w:sz w:val="22"/>
         </w:rPr>
-        <w:t xml:space="preserve">6.2 Conectar con el </w:t>
-      </w:r>
-      <w:proofErr w:type="spellStart"/>
-      <w:r>
-        <w:rPr>
-          <w:color w:val="26364A"/>
-          <w:sz w:val="22"/>
-        </w:rPr>
-        <w:t>backend</w:t>
+        <w:t>6.2 Conectar con el backend</w:t>
       </w:r>
       <w:bookmarkEnd w:id="18"/>
-      <w:proofErr w:type="spellEnd"/>
     </w:p>
     <w:tbl>
       <w:tblPr>
@@ -8841,9 +5375,16 @@
                 <w:sz w:val="18"/>
                 <w:lang w:val="en-US"/>
               </w:rPr>
-              <w:t>Copy-</w:t>
-            </w:r>
-            <w:proofErr w:type="gramStart"/>
+              <w:t>Copy-Item .env.example .env</w:t>
+            </w:r>
+          </w:p>
+          <w:p>
+            <w:pPr>
+              <w:spacing w:after="0"/>
+              <w:rPr>
+                <w:lang w:val="en-US"/>
+              </w:rPr>
+            </w:pPr>
             <w:r>
               <w:rPr>
                 <w:rFonts w:ascii="Consolas" w:hAnsi="Consolas"/>
@@ -8851,57 +5392,8 @@
                 <w:sz w:val="18"/>
                 <w:lang w:val="en-US"/>
               </w:rPr>
-              <w:t>Item .</w:t>
-            </w:r>
-            <w:proofErr w:type="spellStart"/>
-            <w:r>
-              <w:rPr>
-                <w:rFonts w:ascii="Consolas" w:hAnsi="Consolas"/>
-                <w:color w:val="E8EEF4"/>
-                <w:sz w:val="18"/>
-                <w:lang w:val="en-US"/>
-              </w:rPr>
-              <w:t>env</w:t>
-            </w:r>
-            <w:proofErr w:type="gramEnd"/>
-            <w:r>
-              <w:rPr>
-                <w:rFonts w:ascii="Consolas" w:hAnsi="Consolas"/>
-                <w:color w:val="E8EEF4"/>
-                <w:sz w:val="18"/>
-                <w:lang w:val="en-US"/>
-              </w:rPr>
-              <w:t>.example</w:t>
-            </w:r>
-            <w:proofErr w:type="spellEnd"/>
-            <w:r>
-              <w:rPr>
-                <w:rFonts w:ascii="Consolas" w:hAnsi="Consolas"/>
-                <w:color w:val="E8EEF4"/>
-                <w:sz w:val="18"/>
-                <w:lang w:val="en-US"/>
-              </w:rPr>
-              <w:t xml:space="preserve"> .env</w:t>
-            </w:r>
-          </w:p>
-          <w:p>
-            <w:pPr>
-              <w:spacing w:after="0"/>
-              <w:rPr>
-                <w:lang w:val="en-US"/>
-              </w:rPr>
-            </w:pPr>
-            <w:proofErr w:type="gramStart"/>
-            <w:r>
-              <w:rPr>
-                <w:rFonts w:ascii="Consolas" w:hAnsi="Consolas"/>
-                <w:color w:val="E8EEF4"/>
-                <w:sz w:val="18"/>
-                <w:lang w:val="en-US"/>
-              </w:rPr>
               <w:t>notepad .env</w:t>
             </w:r>
-            <w:proofErr w:type="gramEnd"/>
           </w:p>
         </w:tc>
       </w:tr>
@@ -9008,44 +5500,7 @@
           </w:p>
           <w:p>
             <w:r>
-              <w:t xml:space="preserve">Después de modificar </w:t>
-            </w:r>
-            <w:proofErr w:type="gramStart"/>
-            <w:r>
-              <w:t>el .</w:t>
-            </w:r>
-            <w:proofErr w:type="spellStart"/>
-            <w:r>
-              <w:t>env</w:t>
-            </w:r>
-            <w:proofErr w:type="spellEnd"/>
-            <w:proofErr w:type="gramEnd"/>
-            <w:r>
-              <w:t xml:space="preserve"> del </w:t>
-            </w:r>
-            <w:proofErr w:type="spellStart"/>
-            <w:r>
-              <w:t>frontend</w:t>
-            </w:r>
-            <w:proofErr w:type="spellEnd"/>
-            <w:r>
-              <w:t xml:space="preserve">, detenga y vuelva a iniciar </w:t>
-            </w:r>
-            <w:proofErr w:type="spellStart"/>
-            <w:r>
-              <w:t>npm</w:t>
-            </w:r>
-            <w:proofErr w:type="spellEnd"/>
-            <w:r>
-              <w:t xml:space="preserve"> run </w:t>
-            </w:r>
-            <w:proofErr w:type="spellStart"/>
-            <w:r>
-              <w:t>dev</w:t>
-            </w:r>
-            <w:proofErr w:type="spellEnd"/>
-            <w:r>
-              <w:t xml:space="preserve"> para que Vite lea el cambio.</w:t>
+              <w:t>Después de modificar el .env del frontend, detenga y vuelva a iniciar npm run dev para que Vite lea el cambio.</w:t>
             </w:r>
           </w:p>
         </w:tc>
@@ -9061,53 +5516,35 @@
       <w:pPr>
         <w:pStyle w:val="Ttulo1"/>
       </w:pPr>
-      <w:bookmarkStart w:id="19" w:name="_Toc233835047"/>
+      <w:bookmarkStart w:id="19" w:name="_Toc234663300"/>
       <w:r>
         <w:rPr>
           <w:color w:val="26364A"/>
           <w:sz w:val="22"/>
         </w:rPr>
         <w:lastRenderedPageBreak/>
-        <w:t xml:space="preserve">7. Iniciar </w:t>
-      </w:r>
-      <w:proofErr w:type="spellStart"/>
+        <w:t>7. Iniciar SysEqui</w:t>
+      </w:r>
+      <w:bookmarkEnd w:id="19"/>
+    </w:p>
+    <w:p>
+      <w:r>
+        <w:t>Mantenga una terminal abierta para cada componente.</w:t>
+      </w:r>
+    </w:p>
+    <w:p>
+      <w:pPr>
+        <w:pStyle w:val="Ttulo2"/>
+      </w:pPr>
+      <w:bookmarkStart w:id="20" w:name="_Toc234663301"/>
       <w:r>
         <w:rPr>
           <w:color w:val="26364A"/>
           <w:sz w:val="22"/>
         </w:rPr>
-        <w:t>SysEqui</w:t>
-      </w:r>
-      <w:bookmarkEnd w:id="19"/>
-      <w:proofErr w:type="spellEnd"/>
-    </w:p>
-    <w:p>
-      <w:r>
-        <w:t>Mantenga una terminal abierta para cada componente.</w:t>
-      </w:r>
-    </w:p>
-    <w:p>
-      <w:pPr>
-        <w:pStyle w:val="Ttulo2"/>
-      </w:pPr>
-      <w:bookmarkStart w:id="20" w:name="_Toc233835048"/>
-      <w:r>
-        <w:rPr>
-          <w:color w:val="26364A"/>
-          <w:sz w:val="22"/>
-        </w:rPr>
-        <w:t xml:space="preserve">7.1 Terminal 1: </w:t>
-      </w:r>
-      <w:proofErr w:type="spellStart"/>
-      <w:r>
-        <w:rPr>
-          <w:color w:val="26364A"/>
-          <w:sz w:val="22"/>
-        </w:rPr>
-        <w:t>backend</w:t>
+        <w:t>7.1 Terminal 1: backend</w:t>
       </w:r>
       <w:bookmarkEnd w:id="20"/>
-      <w:proofErr w:type="spellEnd"/>
     </w:p>
     <w:tbl>
       <w:tblPr>
@@ -9160,34 +5597,14 @@
             <w:pPr>
               <w:spacing w:after="0"/>
             </w:pPr>
-            <w:proofErr w:type="spellStart"/>
             <w:r>
               <w:rPr>
                 <w:rFonts w:ascii="Consolas" w:hAnsi="Consolas"/>
                 <w:color w:val="E8EEF4"/>
                 <w:sz w:val="18"/>
               </w:rPr>
-              <w:t>npm</w:t>
-            </w:r>
-            <w:proofErr w:type="spellEnd"/>
-            <w:r>
-              <w:rPr>
-                <w:rFonts w:ascii="Consolas" w:hAnsi="Consolas"/>
-                <w:color w:val="E8EEF4"/>
-                <w:sz w:val="18"/>
-              </w:rPr>
-              <w:t xml:space="preserve"> run </w:t>
-            </w:r>
-            <w:proofErr w:type="spellStart"/>
-            <w:r>
-              <w:rPr>
-                <w:rFonts w:ascii="Consolas" w:hAnsi="Consolas"/>
-                <w:color w:val="E8EEF4"/>
-                <w:sz w:val="18"/>
-              </w:rPr>
-              <w:t>dev</w:t>
-            </w:r>
-            <w:proofErr w:type="spellEnd"/>
+              <w:t>npm run dev</w:t>
+            </w:r>
           </w:p>
         </w:tc>
       </w:tr>
@@ -9195,55 +5612,22 @@
     <w:p/>
     <w:p>
       <w:r>
-        <w:t>Abra http://localhost:5000. Debe mostrarse «</w:t>
-      </w:r>
-      <w:proofErr w:type="spellStart"/>
-      <w:r>
-        <w:t>Backend</w:t>
-      </w:r>
-      <w:proofErr w:type="spellEnd"/>
-      <w:r>
-        <w:t xml:space="preserve"> </w:t>
-      </w:r>
-      <w:proofErr w:type="spellStart"/>
-      <w:r>
-        <w:t>SysEqui</w:t>
-      </w:r>
-      <w:proofErr w:type="spellEnd"/>
-      <w:r>
-        <w:t xml:space="preserve"> funcionando». </w:t>
-      </w:r>
-      <w:proofErr w:type="spellStart"/>
-      <w:r>
-        <w:t>Swagger</w:t>
-      </w:r>
-      <w:proofErr w:type="spellEnd"/>
-      <w:r>
-        <w:t xml:space="preserve"> está en http://localhost:5000/api-docs.</w:t>
+        <w:t>Abra http://localhost:5000. Debe mostrarse «Backend SysEqui funcionando». Swagger está en http://localhost:5000/api-docs.</w:t>
       </w:r>
     </w:p>
     <w:p>
       <w:pPr>
         <w:pStyle w:val="Ttulo2"/>
       </w:pPr>
-      <w:bookmarkStart w:id="21" w:name="_Toc233835049"/>
+      <w:bookmarkStart w:id="21" w:name="_Toc234663302"/>
       <w:r>
         <w:rPr>
           <w:color w:val="26364A"/>
           <w:sz w:val="22"/>
         </w:rPr>
-        <w:t xml:space="preserve">7.2 Terminal 2: </w:t>
-      </w:r>
-      <w:proofErr w:type="spellStart"/>
-      <w:r>
-        <w:rPr>
-          <w:color w:val="26364A"/>
-          <w:sz w:val="22"/>
-        </w:rPr>
-        <w:t>frontend</w:t>
+        <w:t>7.2 Terminal 2: frontend</w:t>
       </w:r>
       <w:bookmarkEnd w:id="21"/>
-      <w:proofErr w:type="spellEnd"/>
     </w:p>
     <w:tbl>
       <w:tblPr>
@@ -9296,34 +5680,14 @@
             <w:pPr>
               <w:spacing w:after="0"/>
             </w:pPr>
-            <w:proofErr w:type="spellStart"/>
             <w:r>
               <w:rPr>
                 <w:rFonts w:ascii="Consolas" w:hAnsi="Consolas"/>
                 <w:color w:val="E8EEF4"/>
                 <w:sz w:val="18"/>
               </w:rPr>
-              <w:t>npm</w:t>
-            </w:r>
-            <w:proofErr w:type="spellEnd"/>
-            <w:r>
-              <w:rPr>
-                <w:rFonts w:ascii="Consolas" w:hAnsi="Consolas"/>
-                <w:color w:val="E8EEF4"/>
-                <w:sz w:val="18"/>
-              </w:rPr>
-              <w:t xml:space="preserve"> run </w:t>
-            </w:r>
-            <w:proofErr w:type="spellStart"/>
-            <w:r>
-              <w:rPr>
-                <w:rFonts w:ascii="Consolas" w:hAnsi="Consolas"/>
-                <w:color w:val="E8EEF4"/>
-                <w:sz w:val="18"/>
-              </w:rPr>
-              <w:t>dev</w:t>
-            </w:r>
-            <w:proofErr w:type="spellEnd"/>
+              <w:t>npm run dev</w:t>
+            </w:r>
           </w:p>
         </w:tc>
       </w:tr>
@@ -9453,11 +5817,9 @@
             </w:tcMar>
           </w:tcPr>
           <w:p>
-            <w:proofErr w:type="spellStart"/>
             <w:r>
               <w:t>Backend</w:t>
             </w:r>
-            <w:proofErr w:type="spellEnd"/>
           </w:p>
         </w:tc>
       </w:tr>
@@ -9489,11 +5851,9 @@
             </w:tcMar>
           </w:tcPr>
           <w:p>
-            <w:proofErr w:type="spellStart"/>
             <w:r>
               <w:t>Frontend</w:t>
             </w:r>
-            <w:proofErr w:type="spellEnd"/>
           </w:p>
         </w:tc>
       </w:tr>
@@ -9581,23 +5941,7 @@
                 <w:color w:val="26364A"/>
                 <w:sz w:val="22"/>
               </w:rPr>
-              <w:t xml:space="preserve">Figura 4. Pantalla de inicio de sesión de </w:t>
-            </w:r>
-            <w:proofErr w:type="spellStart"/>
-            <w:r>
-              <w:rPr>
-                <w:color w:val="26364A"/>
-                <w:sz w:val="22"/>
-              </w:rPr>
-              <w:t>SysEqui</w:t>
-            </w:r>
-            <w:proofErr w:type="spellEnd"/>
-            <w:r>
-              <w:rPr>
-                <w:color w:val="26364A"/>
-                <w:sz w:val="22"/>
-              </w:rPr>
-              <w:t>.</w:t>
+              <w:t>Figura 4. Pantalla de inicio de sesión de SysEqui.</w:t>
             </w:r>
           </w:p>
         </w:tc>
@@ -9613,7 +5957,7 @@
       <w:pPr>
         <w:pStyle w:val="Ttulo1"/>
       </w:pPr>
-      <w:bookmarkStart w:id="22" w:name="_Toc233835050"/>
+      <w:bookmarkStart w:id="22" w:name="_Toc234663303"/>
       <w:r>
         <w:rPr>
           <w:color w:val="26364A"/>
@@ -9628,7 +5972,7 @@
       <w:pPr>
         <w:pStyle w:val="Ttulo2"/>
       </w:pPr>
-      <w:bookmarkStart w:id="23" w:name="_Toc233835051"/>
+      <w:bookmarkStart w:id="23" w:name="_Toc234663304"/>
       <w:r>
         <w:rPr>
           <w:color w:val="26364A"/>
@@ -9737,7 +6081,7 @@
       <w:pPr>
         <w:pStyle w:val="Ttulo2"/>
       </w:pPr>
-      <w:bookmarkStart w:id="24" w:name="_Toc233835052"/>
+      <w:bookmarkStart w:id="24" w:name="_Toc234663305"/>
       <w:r>
         <w:rPr>
           <w:color w:val="26364A"/>
@@ -9756,7 +6100,7 @@
       <w:pPr>
         <w:pStyle w:val="Ttulo2"/>
       </w:pPr>
-      <w:bookmarkStart w:id="25" w:name="_Toc233835053"/>
+      <w:bookmarkStart w:id="25" w:name="_Toc234663306"/>
       <w:r>
         <w:rPr>
           <w:color w:val="26364A"/>
@@ -9835,29 +6179,233 @@
       <w:pPr>
         <w:pStyle w:val="Ttulo1"/>
       </w:pPr>
-      <w:bookmarkStart w:id="26" w:name="_Toc233835054"/>
-      <w:r>
+      <w:bookmarkStart w:id="26" w:name="_Toc234663307"/>
+      <w:r>
+        <w:lastRenderedPageBreak/>
+        <w:t>9. Guía del administrador</w:t>
+      </w:r>
+      <w:bookmarkEnd w:id="26"/>
+    </w:p>
+    <w:p>
+      <w:r>
+        <w:t>El administrador dispone de la navegación más amplia. Revise cada acción antes de confirmarla.</w:t>
+      </w:r>
+    </w:p>
+    <w:p>
+      <w:pPr>
+        <w:pStyle w:val="Ttulo2"/>
+      </w:pPr>
+      <w:bookmarkStart w:id="27" w:name="_Toc234663308"/>
+      <w:r>
+        <w:t>9.1 Barra de men</w:t>
+      </w:r>
+      <w:r>
+        <w:rPr>
+          <w:rFonts w:hint="eastAsia"/>
+        </w:rPr>
+        <w:t>ú</w:t>
+      </w:r>
+      <w:r>
+        <w:t xml:space="preserve"> del administrador</w:t>
+      </w:r>
+      <w:bookmarkEnd w:id="27"/>
+    </w:p>
+    <w:p>
+      <w:r>
+        <w:t>El men</w:t>
+      </w:r>
+      <w:r>
+        <w:rPr>
+          <w:rFonts w:hint="eastAsia"/>
+        </w:rPr>
+        <w:t>ú</w:t>
+      </w:r>
+      <w:r>
+        <w:t xml:space="preserve"> lateral re</w:t>
+      </w:r>
+      <w:r>
+        <w:rPr>
+          <w:rFonts w:hint="eastAsia"/>
+        </w:rPr>
+        <w:t>ú</w:t>
+      </w:r>
+      <w:r>
+        <w:t>ne las funciones exclusivas del administrador. Puede abrirse desde la pesta</w:t>
+      </w:r>
+      <w:r>
+        <w:rPr>
+          <w:rFonts w:hint="eastAsia"/>
+        </w:rPr>
+        <w:t>ñ</w:t>
+      </w:r>
+      <w:r>
+        <w:t>a ubicada en el borde izquierdo de la pantalla o presionando F2. Para cerrarlo, vuelva a presionar F2, pulse fuera del panel o utilice la opci</w:t>
+      </w:r>
+      <w:r>
+        <w:rPr>
+          <w:rFonts w:hint="eastAsia"/>
+        </w:rPr>
+        <w:t>ó</w:t>
+      </w:r>
+      <w:r>
+        <w:t>n de cierre.</w:t>
+      </w:r>
+    </w:p>
+    <w:p>
+      <w:pPr>
+        <w:pStyle w:val="Ttulo3"/>
+      </w:pPr>
+      <w:bookmarkStart w:id="28" w:name="_Toc234663309"/>
+      <w:r>
+        <w:t>9.1.1 Navegaci</w:t>
+      </w:r>
+      <w:r>
+        <w:rPr>
+          <w:rFonts w:hint="eastAsia"/>
+        </w:rPr>
+        <w:t>ó</w:t>
+      </w:r>
+      <w:r>
+        <w:t>n con teclado</w:t>
+      </w:r>
+      <w:bookmarkEnd w:id="28"/>
+    </w:p>
+    <w:p>
+      <w:r>
+        <w:t>Con el men</w:t>
+      </w:r>
+      <w:r>
+        <w:rPr>
+          <w:rFonts w:hint="eastAsia"/>
+        </w:rPr>
+        <w:t>ú</w:t>
+      </w:r>
+      <w:r>
+        <w:t xml:space="preserve"> abierto, use Flecha abajo y Flecha arriba para recorrer sus opciones. Presione Enter para abrir la opci</w:t>
+      </w:r>
+      <w:r>
+        <w:rPr>
+          <w:rFonts w:hint="eastAsia"/>
+        </w:rPr>
+        <w:t>ó</w:t>
+      </w:r>
+      <w:r>
+        <w:t>n seleccionada y Escape para cerrar el panel. Estos atajos permiten trabajar sin utilizar el mouse.</w:t>
+      </w:r>
+    </w:p>
+    <w:p>
+      <w:pPr>
+        <w:pStyle w:val="Ttulo3"/>
+      </w:pPr>
+      <w:bookmarkStart w:id="29" w:name="_Toc234663310"/>
+      <w:r>
+        <w:t>9.1.2 B</w:t>
+      </w:r>
+      <w:r>
+        <w:rPr>
+          <w:rFonts w:hint="eastAsia"/>
+        </w:rPr>
+        <w:t>ú</w:t>
+      </w:r>
+      <w:r>
+        <w:t>squeda r</w:t>
+      </w:r>
+      <w:r>
+        <w:rPr>
+          <w:rFonts w:hint="eastAsia"/>
+        </w:rPr>
+        <w:t>á</w:t>
+      </w:r>
+      <w:r>
+        <w:t>pida por DNI</w:t>
+      </w:r>
+      <w:bookmarkEnd w:id="29"/>
+    </w:p>
+    <w:p>
+      <w:r>
+        <w:t>En la parte superior del men</w:t>
+      </w:r>
+      <w:r>
+        <w:rPr>
+          <w:rFonts w:hint="eastAsia"/>
+        </w:rPr>
+        <w:t>ú</w:t>
+      </w:r>
+      <w:r>
+        <w:t xml:space="preserve"> se encuentra </w:t>
+      </w:r>
+      <w:r>
+        <w:rPr>
+          <w:rFonts w:hint="eastAsia"/>
+        </w:rPr>
+        <w:t>«</w:t>
+      </w:r>
+      <w:r>
+        <w:t>Buscar alumno por DNI</w:t>
+      </w:r>
+      <w:r>
+        <w:rPr>
+          <w:rFonts w:hint="eastAsia"/>
+        </w:rPr>
+        <w:t>»</w:t>
+      </w:r>
+      <w:r>
+        <w:t>. Escriba el DNI sin puntos y presione Enter. El sistema abrir</w:t>
+      </w:r>
+      <w:r>
+        <w:rPr>
+          <w:rFonts w:hint="eastAsia"/>
+        </w:rPr>
+        <w:t>á</w:t>
+      </w:r>
+      <w:r>
+        <w:t xml:space="preserve"> </w:t>
+      </w:r>
+      <w:r>
+        <w:rPr>
+          <w:rFonts w:hint="eastAsia"/>
+        </w:rPr>
+        <w:t>«</w:t>
+      </w:r>
+      <w:r>
+        <w:t>Asignar Equivalencias</w:t>
+      </w:r>
+      <w:r>
+        <w:rPr>
+          <w:rFonts w:hint="eastAsia"/>
+        </w:rPr>
+        <w:t>»</w:t>
+      </w:r>
+      <w:r>
+        <w:t xml:space="preserve"> con la b</w:t>
+      </w:r>
+      <w:r>
+        <w:rPr>
+          <w:rFonts w:hint="eastAsia"/>
+        </w:rPr>
+        <w:t>ú</w:t>
+      </w:r>
+      <w:r>
+        <w:t>squeda preparada para ese alumno. Antes de continuar, compruebe que el nombre, apellido y DNI correspondan a la persona correcta.</w:t>
+      </w:r>
+    </w:p>
+    <w:p>
+      <w:pPr>
+        <w:pStyle w:val="Ttulo2"/>
         <w:rPr>
           <w:color w:val="26364A"/>
           <w:sz w:val="22"/>
         </w:rPr>
-        <w:lastRenderedPageBreak/>
-        <w:t>9. Guía del administrador</w:t>
-      </w:r>
-      <w:bookmarkEnd w:id="26"/>
-    </w:p>
-    <w:p>
-      <w:r>
-        <w:t>El administrador dispone de la navegación más amplia. Revise cada acción antes de confirmarla.</w:t>
-      </w:r>
-    </w:p>
-    <w:p>
-      <w:pPr>
-        <w:pStyle w:val="Ttulo2"/>
-      </w:pPr>
-      <w:bookmarkStart w:id="27" w:name="_Toc233835055"/>
-      <w:r>
-        <w:t>9.1 Barra de men</w:t>
+      </w:pPr>
+    </w:p>
+    <w:p>
+      <w:r>
+        <w:t>ESPACIO PARA CAPTURA</w:t>
+      </w:r>
+    </w:p>
+    <w:p>
+      <w:r>
+        <w:t>Figura 6C. Men</w:t>
       </w:r>
       <w:r>
         <w:rPr>
@@ -9866,9 +6414,8 @@
         <w:t>ú</w:t>
       </w:r>
       <w:r>
-        <w:t xml:space="preserve"> del administrador</w:t>
-      </w:r>
-      <w:bookmarkEnd w:id="27"/>
+        <w:t xml:space="preserve"> lateral del administrador abierto, con sus enlaces y el buscador por DNI.</w:t>
+      </w:r>
     </w:p>
     <w:p>
       <w:pPr>
@@ -9878,1299 +6425,537 @@
           <w:sz w:val="22"/>
         </w:rPr>
       </w:pPr>
-      <w:bookmarkStart w:id="28" w:name="_Toc233835056"/>
-      <w:r>
+    </w:p>
+    <w:p>
+      <w:pPr>
+        <w:pStyle w:val="Ttulo3"/>
+      </w:pPr>
+      <w:bookmarkStart w:id="30" w:name="_Toc234663311"/>
+      <w:r>
+        <w:t>9.1.3 Enlaces del men</w:t>
+      </w:r>
+      <w:r>
+        <w:rPr>
+          <w:rFonts w:hint="eastAsia"/>
+        </w:rPr>
+        <w:t>ú</w:t>
+      </w:r>
+      <w:bookmarkEnd w:id="30"/>
+    </w:p>
+    <w:p>
+      <w:pPr>
+        <w:rPr>
+          <w:b/>
+          <w:color w:val="0070C0"/>
+        </w:rPr>
+      </w:pPr>
+      <w:r>
+        <w:rPr>
+          <w:b/>
+          <w:color w:val="0070C0"/>
+        </w:rPr>
+        <w:t>Resumen</w:t>
+      </w:r>
+    </w:p>
+    <w:p>
+      <w:r>
+        <w:t xml:space="preserve">Abre el panel </w:t>
+      </w:r>
+      <w:r>
+        <w:rPr>
+          <w:rFonts w:hint="eastAsia"/>
+        </w:rPr>
+        <w:t>«</w:t>
+      </w:r>
+      <w:r>
+        <w:t>Resumen general</w:t>
+      </w:r>
+      <w:r>
+        <w:rPr>
+          <w:rFonts w:hint="eastAsia"/>
+        </w:rPr>
+        <w:t>»</w:t>
+      </w:r>
+      <w:r>
+        <w:t>. Muestra indicadores de alumnos, profesores, preceptores, cursos y materias. Las tarjetas de personas permiten consultar los integrantes activos de cada rol. Utilice esta pantalla para comprobar r</w:t>
+      </w:r>
+      <w:r>
+        <w:rPr>
+          <w:rFonts w:hint="eastAsia"/>
+        </w:rPr>
+        <w:t>á</w:t>
+      </w:r>
+      <w:r>
+        <w:t>pidamente el estado general antes de realizar modificaciones.</w:t>
+      </w:r>
+    </w:p>
+    <w:p>
+      <w:pPr>
+        <w:rPr>
+          <w:b/>
+          <w:color w:val="0070C0"/>
+        </w:rPr>
+      </w:pPr>
+      <w:r>
+        <w:rPr>
+          <w:b/>
+          <w:color w:val="0070C0"/>
+        </w:rPr>
+        <w:t>Lista de Alumnos</w:t>
+      </w:r>
+    </w:p>
+    <w:p>
+      <w:r>
+        <w:t>Muestra los alumnos registrados. Permite buscar un alumno por DNI, consultar sus datos y editar la informaci</w:t>
+      </w:r>
+      <w:r>
+        <w:rPr>
+          <w:rFonts w:hint="eastAsia"/>
+        </w:rPr>
+        <w:t>ó</w:t>
+      </w:r>
+      <w:r>
+        <w:t>n habilitada. Revise cuidadosamente el registro antes de guardar cambios.</w:t>
+      </w:r>
+    </w:p>
+    <w:p>
+      <w:pPr>
+        <w:rPr>
+          <w:b/>
+          <w:color w:val="0070C0"/>
+        </w:rPr>
+      </w:pPr>
+      <w:r>
+        <w:rPr>
+          <w:b/>
+          <w:color w:val="0070C0"/>
+        </w:rPr>
+        <w:t>Asignar Equivalencias</w:t>
+      </w:r>
+    </w:p>
+    <w:p>
+      <w:r>
+        <w:t>Permite buscar un alumno, asignarle una materia como equivalencia pendiente, consultar sus pendientes y cursos asignados, retirar una asignaci</w:t>
+      </w:r>
+      <w:r>
+        <w:rPr>
+          <w:rFonts w:hint="eastAsia"/>
+        </w:rPr>
+        <w:t>ó</w:t>
+      </w:r>
+      <w:r>
+        <w:t>n y cargar una nota cuando corresponda. El flujo completo se explica en la secci</w:t>
+      </w:r>
+      <w:r>
+        <w:rPr>
+          <w:rFonts w:hint="eastAsia"/>
+        </w:rPr>
+        <w:t>ó</w:t>
+      </w:r>
+      <w:r>
+        <w:t>n 9.4.</w:t>
+      </w:r>
+    </w:p>
+    <w:p>
+      <w:pPr>
+        <w:rPr>
+          <w:b/>
+          <w:color w:val="0070C0"/>
+        </w:rPr>
+      </w:pPr>
+      <w:r>
+        <w:rPr>
+          <w:b/>
+          <w:color w:val="0070C0"/>
+        </w:rPr>
+        <w:t>Validar Alumnos</w:t>
+      </w:r>
+    </w:p>
+    <w:p>
+      <w:r>
+        <w:t>Muestra las cuentas registradas que todav</w:t>
+      </w:r>
+      <w:r>
+        <w:rPr>
+          <w:rFonts w:hint="eastAsia"/>
+        </w:rPr>
+        <w:t>í</w:t>
+      </w:r>
+      <w:r>
+        <w:t>a esperan aprobaci</w:t>
+      </w:r>
+      <w:r>
+        <w:rPr>
+          <w:rFonts w:hint="eastAsia"/>
+        </w:rPr>
+        <w:t>ó</w:t>
+      </w:r>
+      <w:r>
+        <w:t>n. El administrador puede revisar sus datos, activar la cuenta o eliminar la solicitud. La eliminaci</w:t>
+      </w:r>
+      <w:r>
+        <w:rPr>
+          <w:rFonts w:hint="eastAsia"/>
+        </w:rPr>
+        <w:t>ó</w:t>
+      </w:r>
+      <w:r>
+        <w:t>n debe confirmarse y no debe utilizarse si todav</w:t>
+      </w:r>
+      <w:r>
+        <w:rPr>
+          <w:rFonts w:hint="eastAsia"/>
+        </w:rPr>
+        <w:t>í</w:t>
+      </w:r>
+      <w:r>
+        <w:t>a es necesario conservar el registro.</w:t>
+      </w:r>
+    </w:p>
+    <w:p>
+      <w:pPr>
+        <w:rPr>
+          <w:b/>
+          <w:color w:val="0070C0"/>
+        </w:rPr>
+      </w:pPr>
+      <w:r>
+        <w:rPr>
+          <w:b/>
+          <w:color w:val="0070C0"/>
+        </w:rPr>
+        <w:t>Crear Curso</w:t>
+      </w:r>
+    </w:p>
+    <w:p>
+      <w:r>
+        <w:lastRenderedPageBreak/>
+        <w:t xml:space="preserve">Permite seleccionar una materia, turno, fechas, docentes y alumnos. Al pulsar </w:t>
+      </w:r>
+      <w:r>
+        <w:rPr>
+          <w:rFonts w:hint="eastAsia"/>
+        </w:rPr>
+        <w:t>«</w:t>
+      </w:r>
+      <w:r>
+        <w:t>Buscar Alumnos</w:t>
+      </w:r>
+      <w:r>
+        <w:rPr>
+          <w:rFonts w:hint="eastAsia"/>
+        </w:rPr>
+        <w:t>»</w:t>
+      </w:r>
+      <w:r>
+        <w:t>, se muestran quienes tienen pendiente la materia seleccionada. Revise el resumen antes de confirmar la creaci</w:t>
+      </w:r>
+      <w:r>
+        <w:rPr>
+          <w:rFonts w:hint="eastAsia"/>
+        </w:rPr>
+        <w:t>ó</w:t>
+      </w:r>
+      <w:r>
+        <w:t>n.</w:t>
+      </w:r>
+    </w:p>
+    <w:p>
+      <w:pPr>
+        <w:rPr>
+          <w:b/>
+          <w:color w:val="0070C0"/>
+        </w:rPr>
+      </w:pPr>
+      <w:r>
+        <w:rPr>
+          <w:b/>
+          <w:color w:val="0070C0"/>
+        </w:rPr>
+        <w:t>Administrar Cursos</w:t>
+      </w:r>
+    </w:p>
+    <w:p>
+      <w:r>
+        <w:t>Permite seleccionar un curso existente y modificar sus alumnos, docentes, materia, turno o fechas disponibles. Los cambios solo quedan registrados despu</w:t>
+      </w:r>
+      <w:r>
+        <w:rPr>
+          <w:rFonts w:hint="eastAsia"/>
+        </w:rPr>
+        <w:t>é</w:t>
+      </w:r>
+      <w:r>
+        <w:t xml:space="preserve">s de pulsar </w:t>
+      </w:r>
+      <w:r>
+        <w:rPr>
+          <w:rFonts w:hint="eastAsia"/>
+        </w:rPr>
+        <w:t>«</w:t>
+      </w:r>
+      <w:r>
+        <w:t>Guardar cambios</w:t>
+      </w:r>
+      <w:r>
+        <w:rPr>
+          <w:rFonts w:hint="eastAsia"/>
+        </w:rPr>
+        <w:t>»</w:t>
+      </w:r>
+      <w:r>
+        <w:t>.</w:t>
+      </w:r>
+    </w:p>
+    <w:p>
+      <w:pPr>
+        <w:rPr>
+          <w:b/>
+          <w:color w:val="0070C0"/>
+        </w:rPr>
+      </w:pPr>
+      <w:r>
+        <w:rPr>
+          <w:b/>
+          <w:color w:val="0070C0"/>
+        </w:rPr>
+        <w:t>Lista de Materias</w:t>
+      </w:r>
+    </w:p>
+    <w:p>
+      <w:r>
+        <w:t>Permite consultar, crear y editar materias, adem</w:t>
+      </w:r>
+      <w:r>
+        <w:rPr>
+          <w:rFonts w:hint="eastAsia"/>
+        </w:rPr>
+        <w:t>á</w:t>
+      </w:r>
+      <w:r>
+        <w:t>s de activarlas, desactivarlas o eliminarlas. Antes de cambiar el estado o eliminar una materia, compruebe que no sea necesaria para cursos o equivalencias vigentes.</w:t>
+      </w:r>
+    </w:p>
+    <w:p>
+      <w:pPr>
+        <w:rPr>
+          <w:b/>
+          <w:color w:val="0070C0"/>
+        </w:rPr>
+      </w:pPr>
+      <w:r>
+        <w:rPr>
+          <w:b/>
+          <w:color w:val="0070C0"/>
+        </w:rPr>
+        <w:t>Gesti</w:t>
+      </w:r>
+      <w:r>
+        <w:rPr>
+          <w:rFonts w:hint="eastAsia"/>
+          <w:b/>
+          <w:color w:val="0070C0"/>
+        </w:rPr>
+        <w:t>ó</w:t>
+      </w:r>
+      <w:r>
+        <w:rPr>
+          <w:b/>
+          <w:color w:val="0070C0"/>
+        </w:rPr>
+        <w:t>n Profesores</w:t>
+      </w:r>
+    </w:p>
+    <w:p>
+      <w:r>
+        <w:t>Permite consultar y administrar profesores y preceptores. Desde esta pantalla se pueden crear registros, editar datos, asignar el rol correcto, cambiar su estado y eliminar usuarios cuando corresponda. El DNI debe contener ocho n</w:t>
+      </w:r>
+      <w:r>
+        <w:rPr>
+          <w:rFonts w:hint="eastAsia"/>
+        </w:rPr>
+        <w:t>ú</w:t>
+      </w:r>
+      <w:r>
+        <w:t>meros.</w:t>
+      </w:r>
+    </w:p>
+    <w:p>
+      <w:pPr>
+        <w:rPr>
+          <w:b/>
+          <w:color w:val="0070C0"/>
+        </w:rPr>
+      </w:pPr>
+      <w:r>
+        <w:rPr>
+          <w:b/>
+          <w:color w:val="0070C0"/>
+        </w:rPr>
+        <w:t>Cerrar Sesi</w:t>
+      </w:r>
+      <w:r>
+        <w:rPr>
+          <w:rFonts w:hint="eastAsia"/>
+          <w:b/>
+          <w:color w:val="0070C0"/>
+        </w:rPr>
+        <w:t>ó</w:t>
+      </w:r>
+      <w:r>
+        <w:rPr>
+          <w:b/>
+          <w:color w:val="0070C0"/>
+        </w:rPr>
+        <w:t>n</w:t>
+      </w:r>
+    </w:p>
+    <w:p>
+      <w:r>
+        <w:t>Finaliza de forma segura la sesi</w:t>
+      </w:r>
+      <w:r>
+        <w:rPr>
+          <w:rFonts w:hint="eastAsia"/>
+        </w:rPr>
+        <w:t>ó</w:t>
+      </w:r>
+      <w:r>
+        <w:t>n actual. Confirme el cierre cuando el sistema lo solicite, especialmente en equipos compartidos. Tambi</w:t>
+      </w:r>
+      <w:r>
+        <w:rPr>
+          <w:rFonts w:hint="eastAsia"/>
+        </w:rPr>
+        <w:t>é</w:t>
+      </w:r>
+      <w:r>
+        <w:t>n puede cerrar sesi</w:t>
+      </w:r>
+      <w:r>
+        <w:rPr>
+          <w:rFonts w:hint="eastAsia"/>
+        </w:rPr>
+        <w:t>ó</w:t>
+      </w:r>
+      <w:r>
+        <w:t>n desde el men</w:t>
+      </w:r>
+      <w:r>
+        <w:rPr>
+          <w:rFonts w:hint="eastAsia"/>
+        </w:rPr>
+        <w:t>ú</w:t>
+      </w:r>
+      <w:r>
+        <w:t xml:space="preserve"> del avatar ubicado en la barra superior.</w:t>
+      </w:r>
+    </w:p>
+    <w:p>
+      <w:pPr>
+        <w:pStyle w:val="Ttulo2"/>
         <w:rPr>
           <w:color w:val="26364A"/>
           <w:sz w:val="22"/>
         </w:rPr>
-        <w:t>El men</w:t>
-      </w:r>
-      <w:r>
-        <w:rPr>
-          <w:rFonts w:hint="eastAsia"/>
+      </w:pPr>
+    </w:p>
+    <w:p>
+      <w:r>
+        <w:t>ESPACIO PARA CAPTURA</w:t>
+      </w:r>
+    </w:p>
+    <w:p>
+      <w:r>
+        <w:t>Figura 6D. Panel Resumen general con los indicadores administrativos.</w:t>
+      </w:r>
+    </w:p>
+    <w:p>
+      <w:pPr>
+        <w:pStyle w:val="Ttulo2"/>
+        <w:rPr>
           <w:color w:val="26364A"/>
           <w:sz w:val="22"/>
         </w:rPr>
-        <w:t>ú</w:t>
-      </w:r>
+      </w:pPr>
+    </w:p>
+    <w:p>
+      <w:r>
+        <w:t>Consejo</w:t>
+      </w:r>
+    </w:p>
+    <w:p>
+      <w:r>
+        <w:t>Si una opci</w:t>
+      </w:r>
+      <w:r>
+        <w:rPr>
+          <w:rFonts w:hint="eastAsia"/>
+        </w:rPr>
+        <w:t>ó</w:t>
+      </w:r>
+      <w:r>
+        <w:t xml:space="preserve">n no aparece o muestra </w:t>
+      </w:r>
+      <w:r>
+        <w:rPr>
+          <w:rFonts w:hint="eastAsia"/>
+        </w:rPr>
+        <w:t>«</w:t>
+      </w:r>
+      <w:r>
+        <w:t>Acceso denegado</w:t>
+      </w:r>
+      <w:r>
+        <w:rPr>
+          <w:rFonts w:hint="eastAsia"/>
+        </w:rPr>
+        <w:t>»</w:t>
+      </w:r>
+      <w:r>
+        <w:t>, compruebe que la cuenta haya iniciado sesi</w:t>
+      </w:r>
+      <w:r>
+        <w:rPr>
+          <w:rFonts w:hint="eastAsia"/>
+        </w:rPr>
+        <w:t>ó</w:t>
+      </w:r>
+      <w:r>
+        <w:t>n con el rol de administrador. Si la sesi</w:t>
+      </w:r>
+      <w:r>
+        <w:rPr>
+          <w:rFonts w:hint="eastAsia"/>
+        </w:rPr>
+        <w:t>ó</w:t>
+      </w:r>
+      <w:r>
+        <w:t>n venci</w:t>
+      </w:r>
+      <w:r>
+        <w:rPr>
+          <w:rFonts w:hint="eastAsia"/>
+        </w:rPr>
+        <w:t>ó</w:t>
+      </w:r>
+      <w:r>
+        <w:t>, vuelva a ingresar con sus credenciales.</w:t>
+      </w:r>
+    </w:p>
+    <w:p>
+      <w:pPr>
+        <w:pStyle w:val="Ttulo2"/>
+      </w:pPr>
+      <w:bookmarkStart w:id="31" w:name="_Toc234663312"/>
       <w:r>
         <w:rPr>
           <w:color w:val="26364A"/>
           <w:sz w:val="22"/>
         </w:rPr>
-        <w:t xml:space="preserve"> lateral re</w:t>
-      </w:r>
-      <w:r>
-        <w:rPr>
-          <w:rFonts w:hint="eastAsia"/>
-          <w:color w:val="26364A"/>
-          <w:sz w:val="22"/>
-        </w:rPr>
-        <w:t>ú</w:t>
-      </w:r>
-      <w:r>
-        <w:rPr>
-          <w:color w:val="26364A"/>
-          <w:sz w:val="22"/>
-        </w:rPr>
-        <w:t>ne las funciones exclusivas del administrador. Puede abrirse desde la pesta</w:t>
-      </w:r>
-      <w:r>
-        <w:rPr>
-          <w:rFonts w:hint="eastAsia"/>
-          <w:color w:val="26364A"/>
-          <w:sz w:val="22"/>
-        </w:rPr>
-        <w:t>ñ</w:t>
-      </w:r>
-      <w:r>
-        <w:rPr>
-          <w:color w:val="26364A"/>
-          <w:sz w:val="22"/>
-        </w:rPr>
-        <w:t>a ubicada en el borde izquierdo de la pantalla o presionando F2. Para cerrarlo, vuelva a presionar F2, pulse fuera del panel o utilice la opci</w:t>
-      </w:r>
-      <w:r>
-        <w:rPr>
-          <w:rFonts w:hint="eastAsia"/>
-          <w:color w:val="26364A"/>
-          <w:sz w:val="22"/>
-        </w:rPr>
-        <w:t>ó</w:t>
-      </w:r>
-      <w:r>
-        <w:rPr>
-          <w:color w:val="26364A"/>
-          <w:sz w:val="22"/>
-        </w:rPr>
-        <w:t>n de cierre.</w:t>
-      </w:r>
-      <w:bookmarkEnd w:id="28"/>
-    </w:p>
-    <w:p>
-      <w:pPr>
-        <w:pStyle w:val="Ttulo3"/>
-      </w:pPr>
-      <w:bookmarkStart w:id="29" w:name="_Toc233835057"/>
-      <w:r>
-        <w:t>9.1.1 Navegaci</w:t>
-      </w:r>
-      <w:r>
-        <w:rPr>
-          <w:rFonts w:hint="eastAsia"/>
-        </w:rPr>
-        <w:t>ó</w:t>
-      </w:r>
-      <w:r>
-        <w:t>n con teclado</w:t>
-      </w:r>
-      <w:bookmarkEnd w:id="29"/>
-    </w:p>
-    <w:p>
-      <w:pPr>
-        <w:pStyle w:val="Ttulo2"/>
-        <w:rPr>
-          <w:color w:val="26364A"/>
-          <w:sz w:val="22"/>
-        </w:rPr>
-      </w:pPr>
-      <w:bookmarkStart w:id="30" w:name="_Toc233835058"/>
-      <w:r>
-        <w:rPr>
-          <w:color w:val="26364A"/>
-          <w:sz w:val="22"/>
-        </w:rPr>
-        <w:t>Con el men</w:t>
-      </w:r>
-      <w:r>
-        <w:rPr>
-          <w:rFonts w:hint="eastAsia"/>
-          <w:color w:val="26364A"/>
-          <w:sz w:val="22"/>
-        </w:rPr>
-        <w:t>ú</w:t>
-      </w:r>
-      <w:r>
-        <w:rPr>
-          <w:color w:val="26364A"/>
-          <w:sz w:val="22"/>
-        </w:rPr>
-        <w:t xml:space="preserve"> abierto, use Flecha abajo y Flecha arriba para recorrer sus opciones. Presione </w:t>
-      </w:r>
-      <w:proofErr w:type="spellStart"/>
-      <w:r>
-        <w:rPr>
-          <w:color w:val="26364A"/>
-          <w:sz w:val="22"/>
-        </w:rPr>
-        <w:t>Enter</w:t>
-      </w:r>
-      <w:proofErr w:type="spellEnd"/>
-      <w:r>
-        <w:rPr>
-          <w:color w:val="26364A"/>
-          <w:sz w:val="22"/>
-        </w:rPr>
-        <w:t xml:space="preserve"> para abrir la opci</w:t>
-      </w:r>
-      <w:r>
-        <w:rPr>
-          <w:rFonts w:hint="eastAsia"/>
-          <w:color w:val="26364A"/>
-          <w:sz w:val="22"/>
-        </w:rPr>
-        <w:t>ó</w:t>
-      </w:r>
-      <w:r>
-        <w:rPr>
-          <w:color w:val="26364A"/>
-          <w:sz w:val="22"/>
-        </w:rPr>
-        <w:t>n seleccionada y Escape para cerrar el panel. Estos atajos permiten trabajar sin utilizar el mouse.</w:t>
-      </w:r>
-      <w:bookmarkEnd w:id="30"/>
-    </w:p>
-    <w:p>
-      <w:pPr>
-        <w:pStyle w:val="Ttulo3"/>
-      </w:pPr>
-      <w:bookmarkStart w:id="31" w:name="_Toc233835059"/>
-      <w:r>
-        <w:t>9.1.2 B</w:t>
-      </w:r>
-      <w:r>
-        <w:rPr>
-          <w:rFonts w:hint="eastAsia"/>
-        </w:rPr>
-        <w:t>ú</w:t>
-      </w:r>
-      <w:r>
-        <w:t>squeda r</w:t>
-      </w:r>
-      <w:r>
-        <w:rPr>
-          <w:rFonts w:hint="eastAsia"/>
-        </w:rPr>
-        <w:t>á</w:t>
-      </w:r>
-      <w:r>
-        <w:t>pida por DNI</w:t>
+        <w:t>9.2 Validar alumnos</w:t>
       </w:r>
       <w:bookmarkEnd w:id="31"/>
-    </w:p>
-    <w:p>
-      <w:pPr>
-        <w:pStyle w:val="Ttulo2"/>
-        <w:rPr>
-          <w:color w:val="26364A"/>
-          <w:sz w:val="22"/>
-        </w:rPr>
-      </w:pPr>
-      <w:bookmarkStart w:id="32" w:name="_Toc233835060"/>
-      <w:r>
-        <w:rPr>
-          <w:color w:val="26364A"/>
-          <w:sz w:val="22"/>
-        </w:rPr>
-        <w:t>En la parte superior del men</w:t>
-      </w:r>
-      <w:r>
-        <w:rPr>
-          <w:rFonts w:hint="eastAsia"/>
-          <w:color w:val="26364A"/>
-          <w:sz w:val="22"/>
-        </w:rPr>
-        <w:t>ú</w:t>
-      </w:r>
-      <w:r>
-        <w:rPr>
-          <w:color w:val="26364A"/>
-          <w:sz w:val="22"/>
-        </w:rPr>
-        <w:t xml:space="preserve"> se encuentra </w:t>
-      </w:r>
-      <w:r>
-        <w:rPr>
-          <w:rFonts w:hint="eastAsia"/>
-          <w:color w:val="26364A"/>
-          <w:sz w:val="22"/>
-        </w:rPr>
-        <w:t>«</w:t>
-      </w:r>
-      <w:r>
-        <w:rPr>
-          <w:color w:val="26364A"/>
-          <w:sz w:val="22"/>
-        </w:rPr>
-        <w:t>Buscar alumno por DNI</w:t>
-      </w:r>
-      <w:r>
-        <w:rPr>
-          <w:rFonts w:hint="eastAsia"/>
-          <w:color w:val="26364A"/>
-          <w:sz w:val="22"/>
-        </w:rPr>
-        <w:t>»</w:t>
-      </w:r>
-      <w:r>
-        <w:rPr>
-          <w:color w:val="26364A"/>
-          <w:sz w:val="22"/>
-        </w:rPr>
-        <w:t xml:space="preserve">. Escriba el DNI sin puntos y presione </w:t>
-      </w:r>
-      <w:proofErr w:type="spellStart"/>
-      <w:r>
-        <w:rPr>
-          <w:color w:val="26364A"/>
-          <w:sz w:val="22"/>
-        </w:rPr>
-        <w:t>Enter</w:t>
-      </w:r>
-      <w:proofErr w:type="spellEnd"/>
-      <w:r>
-        <w:rPr>
-          <w:color w:val="26364A"/>
-          <w:sz w:val="22"/>
-        </w:rPr>
-        <w:t>. El sistema abrir</w:t>
-      </w:r>
-      <w:r>
-        <w:rPr>
-          <w:rFonts w:hint="eastAsia"/>
-          <w:color w:val="26364A"/>
-          <w:sz w:val="22"/>
-        </w:rPr>
-        <w:t>á</w:t>
-      </w:r>
-      <w:r>
-        <w:rPr>
-          <w:color w:val="26364A"/>
-          <w:sz w:val="22"/>
-        </w:rPr>
-        <w:t xml:space="preserve"> </w:t>
-      </w:r>
-      <w:r>
-        <w:rPr>
-          <w:rFonts w:hint="eastAsia"/>
-          <w:color w:val="26364A"/>
-          <w:sz w:val="22"/>
-        </w:rPr>
-        <w:t>«</w:t>
-      </w:r>
-      <w:r>
-        <w:rPr>
-          <w:color w:val="26364A"/>
-          <w:sz w:val="22"/>
-        </w:rPr>
-        <w:t>Asignar Equivalencias</w:t>
-      </w:r>
-      <w:r>
-        <w:rPr>
-          <w:rFonts w:hint="eastAsia"/>
-          <w:color w:val="26364A"/>
-          <w:sz w:val="22"/>
-        </w:rPr>
-        <w:t>»</w:t>
-      </w:r>
-      <w:r>
-        <w:rPr>
-          <w:color w:val="26364A"/>
-          <w:sz w:val="22"/>
-        </w:rPr>
-        <w:t xml:space="preserve"> con la b</w:t>
-      </w:r>
-      <w:r>
-        <w:rPr>
-          <w:rFonts w:hint="eastAsia"/>
-          <w:color w:val="26364A"/>
-          <w:sz w:val="22"/>
-        </w:rPr>
-        <w:t>ú</w:t>
-      </w:r>
-      <w:r>
-        <w:rPr>
-          <w:color w:val="26364A"/>
-          <w:sz w:val="22"/>
-        </w:rPr>
-        <w:t>squeda preparada para ese alumno. Antes de continuar, compruebe que el nombre, apellido y DNI correspondan a la persona correcta.</w:t>
-      </w:r>
-      <w:bookmarkEnd w:id="32"/>
-    </w:p>
-    <w:p>
-      <w:pPr>
-        <w:pStyle w:val="Ttulo2"/>
-        <w:rPr>
-          <w:color w:val="26364A"/>
-          <w:sz w:val="22"/>
-        </w:rPr>
-      </w:pPr>
-    </w:p>
-    <w:p>
-      <w:pPr>
-        <w:pStyle w:val="Ttulo2"/>
-        <w:jc w:val="center"/>
-        <w:rPr>
-          <w:color w:val="26364A"/>
-          <w:sz w:val="22"/>
-        </w:rPr>
-      </w:pPr>
-      <w:bookmarkStart w:id="33" w:name="_Toc233835061"/>
-      <w:r>
-        <w:rPr>
-          <w:color w:val="26364A"/>
-          <w:sz w:val="22"/>
-        </w:rPr>
-        <w:t>ESPACIO PARA CAPTURA</w:t>
-      </w:r>
-      <w:bookmarkEnd w:id="33"/>
-    </w:p>
-    <w:p>
-      <w:pPr>
-        <w:pStyle w:val="Ttulo2"/>
-        <w:rPr>
-          <w:color w:val="26364A"/>
-          <w:sz w:val="22"/>
-        </w:rPr>
-      </w:pPr>
-      <w:bookmarkStart w:id="34" w:name="_Toc233835062"/>
-      <w:r>
-        <w:rPr>
-          <w:color w:val="26364A"/>
-          <w:sz w:val="22"/>
-        </w:rPr>
-        <w:t>Figura 6C. Men</w:t>
-      </w:r>
-      <w:r>
-        <w:rPr>
-          <w:rFonts w:hint="eastAsia"/>
-          <w:color w:val="26364A"/>
-          <w:sz w:val="22"/>
-        </w:rPr>
-        <w:t>ú</w:t>
-      </w:r>
-      <w:r>
-        <w:rPr>
-          <w:color w:val="26364A"/>
-          <w:sz w:val="22"/>
-        </w:rPr>
-        <w:t xml:space="preserve"> lateral del administrador abierto, con sus enlaces y el buscador por DNI.</w:t>
-      </w:r>
-      <w:bookmarkEnd w:id="34"/>
-    </w:p>
-    <w:p>
-      <w:pPr>
-        <w:pStyle w:val="Ttulo2"/>
-        <w:rPr>
-          <w:color w:val="26364A"/>
-          <w:sz w:val="22"/>
-        </w:rPr>
-      </w:pPr>
-    </w:p>
-    <w:p>
-      <w:pPr>
-        <w:pStyle w:val="Ttulo3"/>
-      </w:pPr>
-      <w:bookmarkStart w:id="35" w:name="_Toc233835063"/>
-      <w:r>
-        <w:t>9.1.3 Enlaces del men</w:t>
-      </w:r>
-      <w:r>
-        <w:rPr>
-          <w:rFonts w:hint="eastAsia"/>
-        </w:rPr>
-        <w:t>ú</w:t>
-      </w:r>
-      <w:bookmarkEnd w:id="35"/>
-    </w:p>
-    <w:p>
-      <w:pPr>
-        <w:pStyle w:val="Ttulo2"/>
-        <w:rPr>
-          <w:color w:val="00B050"/>
-          <w:sz w:val="22"/>
-        </w:rPr>
-      </w:pPr>
-      <w:bookmarkStart w:id="36" w:name="_Toc233835064"/>
-      <w:r>
-        <w:rPr>
-          <w:color w:val="00B050"/>
-          <w:sz w:val="22"/>
-        </w:rPr>
-        <w:t>Resumen</w:t>
-      </w:r>
-      <w:bookmarkEnd w:id="36"/>
-    </w:p>
-    <w:p>
-      <w:pPr>
-        <w:pStyle w:val="Ttulo2"/>
-        <w:rPr>
-          <w:color w:val="26364A"/>
-          <w:sz w:val="22"/>
-        </w:rPr>
-      </w:pPr>
-      <w:bookmarkStart w:id="37" w:name="_Toc233835065"/>
-      <w:r>
-        <w:rPr>
-          <w:color w:val="26364A"/>
-          <w:sz w:val="22"/>
-        </w:rPr>
-        <w:t xml:space="preserve">Abre el panel </w:t>
-      </w:r>
-      <w:r>
-        <w:rPr>
-          <w:rFonts w:hint="eastAsia"/>
-          <w:color w:val="26364A"/>
-          <w:sz w:val="22"/>
-        </w:rPr>
-        <w:t>«</w:t>
-      </w:r>
-      <w:r>
-        <w:rPr>
-          <w:color w:val="26364A"/>
-          <w:sz w:val="22"/>
-        </w:rPr>
-        <w:t>Resumen general</w:t>
-      </w:r>
-      <w:r>
-        <w:rPr>
-          <w:rFonts w:hint="eastAsia"/>
-          <w:color w:val="26364A"/>
-          <w:sz w:val="22"/>
-        </w:rPr>
-        <w:t>»</w:t>
-      </w:r>
-      <w:r>
-        <w:rPr>
-          <w:color w:val="26364A"/>
-          <w:sz w:val="22"/>
-        </w:rPr>
-        <w:t xml:space="preserve">. Muestra indicadores de alumnos, profesores, preceptores, cursos y materias. Las tarjetas de personas permiten consultar los integrantes activos de cada </w:t>
-      </w:r>
-      <w:r>
-        <w:rPr>
-          <w:color w:val="26364A"/>
-          <w:sz w:val="22"/>
-        </w:rPr>
-        <w:lastRenderedPageBreak/>
-        <w:t>rol. Utilice esta pantalla para comprobar r</w:t>
-      </w:r>
-      <w:r>
-        <w:rPr>
-          <w:rFonts w:hint="eastAsia"/>
-          <w:color w:val="26364A"/>
-          <w:sz w:val="22"/>
-        </w:rPr>
-        <w:t>á</w:t>
-      </w:r>
-      <w:r>
-        <w:rPr>
-          <w:color w:val="26364A"/>
-          <w:sz w:val="22"/>
-        </w:rPr>
-        <w:t>pidamente el estado general antes de realizar modificaciones.</w:t>
-      </w:r>
-      <w:bookmarkEnd w:id="37"/>
-    </w:p>
-    <w:p>
-      <w:pPr>
-        <w:pStyle w:val="Ttulo2"/>
-        <w:rPr>
-          <w:color w:val="00B050"/>
-          <w:sz w:val="22"/>
-        </w:rPr>
-      </w:pPr>
-      <w:bookmarkStart w:id="38" w:name="_Toc233835066"/>
-      <w:r>
-        <w:rPr>
-          <w:color w:val="00B050"/>
-          <w:sz w:val="22"/>
-        </w:rPr>
-        <w:t>Lista de Alumnos</w:t>
-      </w:r>
-      <w:bookmarkEnd w:id="38"/>
-    </w:p>
-    <w:p>
-      <w:pPr>
-        <w:pStyle w:val="Ttulo2"/>
-        <w:rPr>
-          <w:color w:val="26364A"/>
-          <w:sz w:val="22"/>
-        </w:rPr>
-      </w:pPr>
-      <w:bookmarkStart w:id="39" w:name="_Toc233835067"/>
-      <w:r>
-        <w:rPr>
-          <w:color w:val="26364A"/>
-          <w:sz w:val="22"/>
-        </w:rPr>
-        <w:t>Muestra los alumnos registrados. Permite buscar un alumno por DNI, consultar sus datos y editar la informaci</w:t>
-      </w:r>
-      <w:r>
-        <w:rPr>
-          <w:rFonts w:hint="eastAsia"/>
-          <w:color w:val="26364A"/>
-          <w:sz w:val="22"/>
-        </w:rPr>
-        <w:t>ó</w:t>
-      </w:r>
-      <w:r>
-        <w:rPr>
-          <w:color w:val="26364A"/>
-          <w:sz w:val="22"/>
-        </w:rPr>
-        <w:t>n habilitada. Revise cuidadosamente el registro antes de guardar cambios.</w:t>
-      </w:r>
-      <w:bookmarkEnd w:id="39"/>
-    </w:p>
-    <w:p>
-      <w:pPr>
-        <w:pStyle w:val="Ttulo2"/>
-        <w:rPr>
-          <w:color w:val="00B050"/>
-          <w:sz w:val="22"/>
-        </w:rPr>
-      </w:pPr>
-      <w:bookmarkStart w:id="40" w:name="_Toc233835068"/>
-      <w:r>
-        <w:rPr>
-          <w:color w:val="00B050"/>
-          <w:sz w:val="22"/>
-        </w:rPr>
-        <w:t>Asignar Equivalencias</w:t>
-      </w:r>
-      <w:bookmarkEnd w:id="40"/>
-    </w:p>
-    <w:p>
-      <w:pPr>
-        <w:pStyle w:val="Ttulo2"/>
-        <w:rPr>
-          <w:color w:val="26364A"/>
-          <w:sz w:val="22"/>
-        </w:rPr>
-      </w:pPr>
-      <w:bookmarkStart w:id="41" w:name="_Toc233835069"/>
-      <w:r>
-        <w:rPr>
-          <w:color w:val="26364A"/>
-          <w:sz w:val="22"/>
-        </w:rPr>
-        <w:t>Permite buscar un alumno, asignarle una materia como equivalencia pendiente, consultar sus pendientes y cursos asignados, retirar una asignaci</w:t>
-      </w:r>
-      <w:r>
-        <w:rPr>
-          <w:rFonts w:hint="eastAsia"/>
-          <w:color w:val="26364A"/>
-          <w:sz w:val="22"/>
-        </w:rPr>
-        <w:t>ó</w:t>
-      </w:r>
-      <w:r>
-        <w:rPr>
-          <w:color w:val="26364A"/>
-          <w:sz w:val="22"/>
-        </w:rPr>
-        <w:t>n y cargar una nota cuando corresponda. El flujo completo se explica en la secci</w:t>
-      </w:r>
-      <w:r>
-        <w:rPr>
-          <w:rFonts w:hint="eastAsia"/>
-          <w:color w:val="26364A"/>
-          <w:sz w:val="22"/>
-        </w:rPr>
-        <w:t>ó</w:t>
-      </w:r>
-      <w:r>
-        <w:rPr>
-          <w:color w:val="26364A"/>
-          <w:sz w:val="22"/>
-        </w:rPr>
-        <w:t>n 9.4.</w:t>
-      </w:r>
-      <w:bookmarkEnd w:id="41"/>
-    </w:p>
-    <w:p>
-      <w:pPr>
-        <w:pStyle w:val="Ttulo2"/>
-        <w:rPr>
-          <w:color w:val="00B050"/>
-          <w:sz w:val="22"/>
-        </w:rPr>
-      </w:pPr>
-      <w:bookmarkStart w:id="42" w:name="_Toc233835070"/>
-      <w:r>
-        <w:rPr>
-          <w:color w:val="00B050"/>
-          <w:sz w:val="22"/>
-        </w:rPr>
-        <w:t>Validar Alumnos</w:t>
-      </w:r>
-      <w:bookmarkEnd w:id="42"/>
-    </w:p>
-    <w:p>
-      <w:pPr>
-        <w:pStyle w:val="Ttulo2"/>
-        <w:rPr>
-          <w:color w:val="26364A"/>
-          <w:sz w:val="22"/>
-        </w:rPr>
-      </w:pPr>
-      <w:bookmarkStart w:id="43" w:name="_Toc233835071"/>
-      <w:r>
-        <w:rPr>
-          <w:color w:val="26364A"/>
-          <w:sz w:val="22"/>
-        </w:rPr>
-        <w:t>Muestra las cuentas registradas que todav</w:t>
-      </w:r>
-      <w:r>
-        <w:rPr>
-          <w:rFonts w:hint="eastAsia"/>
-          <w:color w:val="26364A"/>
-          <w:sz w:val="22"/>
-        </w:rPr>
-        <w:t>í</w:t>
-      </w:r>
-      <w:r>
-        <w:rPr>
-          <w:color w:val="26364A"/>
-          <w:sz w:val="22"/>
-        </w:rPr>
-        <w:t>a esperan aprobaci</w:t>
-      </w:r>
-      <w:r>
-        <w:rPr>
-          <w:rFonts w:hint="eastAsia"/>
-          <w:color w:val="26364A"/>
-          <w:sz w:val="22"/>
-        </w:rPr>
-        <w:t>ó</w:t>
-      </w:r>
-      <w:r>
-        <w:rPr>
-          <w:color w:val="26364A"/>
-          <w:sz w:val="22"/>
-        </w:rPr>
-        <w:t>n. El administrador puede revisar sus datos, activar la cuenta o eliminar la solicitud. La eliminaci</w:t>
-      </w:r>
-      <w:r>
-        <w:rPr>
-          <w:rFonts w:hint="eastAsia"/>
-          <w:color w:val="26364A"/>
-          <w:sz w:val="22"/>
-        </w:rPr>
-        <w:t>ó</w:t>
-      </w:r>
-      <w:r>
-        <w:rPr>
-          <w:color w:val="26364A"/>
-          <w:sz w:val="22"/>
-        </w:rPr>
-        <w:t>n debe confirmarse y no debe utilizarse si todav</w:t>
-      </w:r>
-      <w:r>
-        <w:rPr>
-          <w:rFonts w:hint="eastAsia"/>
-          <w:color w:val="26364A"/>
-          <w:sz w:val="22"/>
-        </w:rPr>
-        <w:t>í</w:t>
-      </w:r>
-      <w:r>
-        <w:rPr>
-          <w:color w:val="26364A"/>
-          <w:sz w:val="22"/>
-        </w:rPr>
-        <w:t>a es necesario conservar el registro.</w:t>
-      </w:r>
-      <w:bookmarkEnd w:id="43"/>
-    </w:p>
-    <w:p>
-      <w:pPr>
-        <w:pStyle w:val="Ttulo2"/>
-        <w:rPr>
-          <w:color w:val="00B050"/>
-          <w:sz w:val="22"/>
-        </w:rPr>
-      </w:pPr>
-      <w:bookmarkStart w:id="44" w:name="_Toc233835072"/>
-      <w:r>
-        <w:rPr>
-          <w:color w:val="00B050"/>
-          <w:sz w:val="22"/>
-        </w:rPr>
-        <w:t>Crear Curso</w:t>
-      </w:r>
-      <w:bookmarkEnd w:id="44"/>
-    </w:p>
-    <w:p>
-      <w:pPr>
-        <w:pStyle w:val="Ttulo2"/>
-        <w:rPr>
-          <w:color w:val="26364A"/>
-          <w:sz w:val="22"/>
-        </w:rPr>
-      </w:pPr>
-      <w:bookmarkStart w:id="45" w:name="_Toc233835073"/>
-      <w:r>
-        <w:rPr>
-          <w:color w:val="26364A"/>
-          <w:sz w:val="22"/>
-        </w:rPr>
-        <w:t xml:space="preserve">Permite seleccionar una materia, turno, fechas, docentes y alumnos. Al pulsar </w:t>
-      </w:r>
-      <w:r>
-        <w:rPr>
-          <w:rFonts w:hint="eastAsia"/>
-          <w:color w:val="26364A"/>
-          <w:sz w:val="22"/>
-        </w:rPr>
-        <w:t>«</w:t>
-      </w:r>
-      <w:r>
-        <w:rPr>
-          <w:color w:val="26364A"/>
-          <w:sz w:val="22"/>
-        </w:rPr>
-        <w:t>Buscar Alumnos</w:t>
-      </w:r>
-      <w:r>
-        <w:rPr>
-          <w:rFonts w:hint="eastAsia"/>
-          <w:color w:val="26364A"/>
-          <w:sz w:val="22"/>
-        </w:rPr>
-        <w:t>»</w:t>
-      </w:r>
-      <w:r>
-        <w:rPr>
-          <w:color w:val="26364A"/>
-          <w:sz w:val="22"/>
-        </w:rPr>
-        <w:t>, se muestran quienes tienen pendiente la materia seleccionada. Revise el resumen antes de confirmar la creaci</w:t>
-      </w:r>
-      <w:r>
-        <w:rPr>
-          <w:rFonts w:hint="eastAsia"/>
-          <w:color w:val="26364A"/>
-          <w:sz w:val="22"/>
-        </w:rPr>
-        <w:t>ó</w:t>
-      </w:r>
-      <w:r>
-        <w:rPr>
-          <w:color w:val="26364A"/>
-          <w:sz w:val="22"/>
-        </w:rPr>
-        <w:t>n.</w:t>
-      </w:r>
-      <w:bookmarkEnd w:id="45"/>
-    </w:p>
-    <w:p>
-      <w:pPr>
-        <w:pStyle w:val="Ttulo2"/>
-        <w:rPr>
-          <w:color w:val="00B050"/>
-          <w:sz w:val="22"/>
-        </w:rPr>
-      </w:pPr>
-      <w:bookmarkStart w:id="46" w:name="_Toc233835074"/>
-      <w:r>
-        <w:rPr>
-          <w:color w:val="00B050"/>
-          <w:sz w:val="22"/>
-        </w:rPr>
-        <w:t>Administrar Cursos</w:t>
-      </w:r>
-      <w:bookmarkEnd w:id="46"/>
-    </w:p>
-    <w:p>
-      <w:pPr>
-        <w:pStyle w:val="Ttulo2"/>
-        <w:rPr>
-          <w:color w:val="26364A"/>
-          <w:sz w:val="22"/>
-        </w:rPr>
-      </w:pPr>
-      <w:bookmarkStart w:id="47" w:name="_Toc233835075"/>
-      <w:r>
-        <w:rPr>
-          <w:color w:val="26364A"/>
-          <w:sz w:val="22"/>
-        </w:rPr>
-        <w:t>Permite seleccionar un curso existente y modificar sus alumnos, docentes, materia, turno o fechas disponibles. Los cambios solo quedan registrados despu</w:t>
-      </w:r>
-      <w:r>
-        <w:rPr>
-          <w:rFonts w:hint="eastAsia"/>
-          <w:color w:val="26364A"/>
-          <w:sz w:val="22"/>
-        </w:rPr>
-        <w:t>é</w:t>
-      </w:r>
-      <w:r>
-        <w:rPr>
-          <w:color w:val="26364A"/>
-          <w:sz w:val="22"/>
-        </w:rPr>
-        <w:t xml:space="preserve">s de pulsar </w:t>
-      </w:r>
-      <w:r>
-        <w:rPr>
-          <w:rFonts w:hint="eastAsia"/>
-          <w:color w:val="26364A"/>
-          <w:sz w:val="22"/>
-        </w:rPr>
-        <w:t>«</w:t>
-      </w:r>
-      <w:r>
-        <w:rPr>
-          <w:color w:val="26364A"/>
-          <w:sz w:val="22"/>
-        </w:rPr>
-        <w:t>Guardar cambios</w:t>
-      </w:r>
-      <w:r>
-        <w:rPr>
-          <w:rFonts w:hint="eastAsia"/>
-          <w:color w:val="26364A"/>
-          <w:sz w:val="22"/>
-        </w:rPr>
-        <w:t>»</w:t>
-      </w:r>
-      <w:r>
-        <w:rPr>
-          <w:color w:val="26364A"/>
-          <w:sz w:val="22"/>
-        </w:rPr>
-        <w:t>.</w:t>
-      </w:r>
-      <w:bookmarkEnd w:id="47"/>
-    </w:p>
-    <w:p>
-      <w:pPr>
-        <w:pStyle w:val="Ttulo2"/>
-        <w:rPr>
-          <w:color w:val="00B050"/>
-          <w:sz w:val="22"/>
-        </w:rPr>
-      </w:pPr>
-      <w:bookmarkStart w:id="48" w:name="_Toc233835076"/>
-      <w:r>
-        <w:rPr>
-          <w:color w:val="00B050"/>
-          <w:sz w:val="22"/>
-        </w:rPr>
-        <w:t>Lista de Materias</w:t>
-      </w:r>
-      <w:bookmarkEnd w:id="48"/>
-    </w:p>
-    <w:p>
-      <w:pPr>
-        <w:pStyle w:val="Ttulo2"/>
-        <w:rPr>
-          <w:color w:val="26364A"/>
-          <w:sz w:val="22"/>
-        </w:rPr>
-      </w:pPr>
-      <w:bookmarkStart w:id="49" w:name="_Toc233835077"/>
-      <w:r>
-        <w:rPr>
-          <w:color w:val="26364A"/>
-          <w:sz w:val="22"/>
-        </w:rPr>
-        <w:t>Permite consultar, crear y editar materias, adem</w:t>
-      </w:r>
-      <w:r>
-        <w:rPr>
-          <w:rFonts w:hint="eastAsia"/>
-          <w:color w:val="26364A"/>
-          <w:sz w:val="22"/>
-        </w:rPr>
-        <w:t>á</w:t>
-      </w:r>
-      <w:r>
-        <w:rPr>
-          <w:color w:val="26364A"/>
-          <w:sz w:val="22"/>
-        </w:rPr>
-        <w:t>s de activarlas, desactivarlas o eliminarlas. Antes de cambiar el estado o eliminar una materia, compruebe que no sea necesaria para cursos o equivalencias vigentes.</w:t>
-      </w:r>
-      <w:bookmarkEnd w:id="49"/>
-    </w:p>
-    <w:p>
-      <w:pPr>
-        <w:pStyle w:val="Ttulo2"/>
-        <w:rPr>
-          <w:color w:val="00B050"/>
-          <w:sz w:val="22"/>
-        </w:rPr>
-      </w:pPr>
-      <w:bookmarkStart w:id="50" w:name="_Toc233835078"/>
-      <w:r>
-        <w:rPr>
-          <w:color w:val="00B050"/>
-          <w:sz w:val="22"/>
-        </w:rPr>
-        <w:t>Gesti</w:t>
-      </w:r>
-      <w:r>
-        <w:rPr>
-          <w:rFonts w:hint="eastAsia"/>
-          <w:color w:val="00B050"/>
-          <w:sz w:val="22"/>
-        </w:rPr>
-        <w:t>ó</w:t>
-      </w:r>
-      <w:r>
-        <w:rPr>
-          <w:color w:val="00B050"/>
-          <w:sz w:val="22"/>
-        </w:rPr>
-        <w:t>n Profesores</w:t>
-      </w:r>
-      <w:bookmarkEnd w:id="50"/>
-    </w:p>
-    <w:p>
-      <w:pPr>
-        <w:pStyle w:val="Ttulo2"/>
-        <w:rPr>
-          <w:color w:val="26364A"/>
-          <w:sz w:val="22"/>
-        </w:rPr>
-      </w:pPr>
-      <w:bookmarkStart w:id="51" w:name="_Toc233835079"/>
-      <w:r>
-        <w:rPr>
-          <w:color w:val="26364A"/>
-          <w:sz w:val="22"/>
-        </w:rPr>
-        <w:t>Permite consultar y administrar profesores y preceptores. Desde esta pantalla se pueden crear registros, editar datos, asignar el rol correcto, cambiar su estado y eliminar usuarios cuando corresponda. El DNI debe contener ocho n</w:t>
-      </w:r>
-      <w:r>
-        <w:rPr>
-          <w:rFonts w:hint="eastAsia"/>
-          <w:color w:val="26364A"/>
-          <w:sz w:val="22"/>
-        </w:rPr>
-        <w:t>ú</w:t>
-      </w:r>
-      <w:r>
-        <w:rPr>
-          <w:color w:val="26364A"/>
-          <w:sz w:val="22"/>
-        </w:rPr>
-        <w:t>meros.</w:t>
-      </w:r>
-      <w:bookmarkEnd w:id="51"/>
-    </w:p>
-    <w:p>
-      <w:pPr>
-        <w:pStyle w:val="Ttulo2"/>
-        <w:rPr>
-          <w:color w:val="00B050"/>
-          <w:sz w:val="22"/>
-        </w:rPr>
-      </w:pPr>
-      <w:bookmarkStart w:id="52" w:name="_Toc233835080"/>
-      <w:r>
-        <w:rPr>
-          <w:color w:val="00B050"/>
-          <w:sz w:val="22"/>
-        </w:rPr>
-        <w:t>Cerrar Sesi</w:t>
-      </w:r>
-      <w:r>
-        <w:rPr>
-          <w:rFonts w:hint="eastAsia"/>
-          <w:color w:val="00B050"/>
-          <w:sz w:val="22"/>
-        </w:rPr>
-        <w:t>ó</w:t>
-      </w:r>
-      <w:r>
-        <w:rPr>
-          <w:color w:val="00B050"/>
-          <w:sz w:val="22"/>
-        </w:rPr>
-        <w:t>n</w:t>
-      </w:r>
-      <w:bookmarkEnd w:id="52"/>
-    </w:p>
-    <w:p>
-      <w:pPr>
-        <w:pStyle w:val="Ttulo2"/>
-        <w:rPr>
-          <w:color w:val="26364A"/>
-          <w:sz w:val="22"/>
-        </w:rPr>
-      </w:pPr>
-      <w:bookmarkStart w:id="53" w:name="_Toc233835081"/>
-      <w:r>
-        <w:rPr>
-          <w:color w:val="26364A"/>
-          <w:sz w:val="22"/>
-        </w:rPr>
-        <w:t>Finaliza de forma segura la sesi</w:t>
-      </w:r>
-      <w:r>
-        <w:rPr>
-          <w:rFonts w:hint="eastAsia"/>
-          <w:color w:val="26364A"/>
-          <w:sz w:val="22"/>
-        </w:rPr>
-        <w:t>ó</w:t>
-      </w:r>
-      <w:r>
-        <w:rPr>
-          <w:color w:val="26364A"/>
-          <w:sz w:val="22"/>
-        </w:rPr>
-        <w:t>n actual. Confirme el cierre cuando el sistema lo solicite, especialmente en equipos compartidos. Tambi</w:t>
-      </w:r>
-      <w:r>
-        <w:rPr>
-          <w:rFonts w:hint="eastAsia"/>
-          <w:color w:val="26364A"/>
-          <w:sz w:val="22"/>
-        </w:rPr>
-        <w:t>é</w:t>
-      </w:r>
-      <w:r>
-        <w:rPr>
-          <w:color w:val="26364A"/>
-          <w:sz w:val="22"/>
-        </w:rPr>
-        <w:t>n puede cerrar sesi</w:t>
-      </w:r>
-      <w:r>
-        <w:rPr>
-          <w:rFonts w:hint="eastAsia"/>
-          <w:color w:val="26364A"/>
-          <w:sz w:val="22"/>
-        </w:rPr>
-        <w:t>ó</w:t>
-      </w:r>
-      <w:r>
-        <w:rPr>
-          <w:color w:val="26364A"/>
-          <w:sz w:val="22"/>
-        </w:rPr>
-        <w:t>n desde el men</w:t>
-      </w:r>
-      <w:r>
-        <w:rPr>
-          <w:rFonts w:hint="eastAsia"/>
-          <w:color w:val="26364A"/>
-          <w:sz w:val="22"/>
-        </w:rPr>
-        <w:t>ú</w:t>
-      </w:r>
-      <w:r>
-        <w:rPr>
-          <w:color w:val="26364A"/>
-          <w:sz w:val="22"/>
-        </w:rPr>
-        <w:t xml:space="preserve"> del avatar ubicado en la barra superior.</w:t>
-      </w:r>
-      <w:bookmarkEnd w:id="53"/>
-    </w:p>
-    <w:p>
-      <w:pPr>
-        <w:pStyle w:val="Ttulo2"/>
-        <w:rPr>
-          <w:color w:val="26364A"/>
-          <w:sz w:val="22"/>
-        </w:rPr>
-      </w:pPr>
-    </w:p>
-    <w:p>
-      <w:pPr>
-        <w:pStyle w:val="Ttulo2"/>
-        <w:jc w:val="center"/>
-        <w:rPr>
-          <w:color w:val="26364A"/>
-          <w:sz w:val="22"/>
-        </w:rPr>
-      </w:pPr>
-      <w:bookmarkStart w:id="54" w:name="_Toc233835082"/>
-      <w:r>
-        <w:rPr>
-          <w:color w:val="26364A"/>
-          <w:sz w:val="22"/>
-        </w:rPr>
-        <w:lastRenderedPageBreak/>
-        <w:t>ESPACIO PARA CAPTURA</w:t>
-      </w:r>
-      <w:bookmarkEnd w:id="54"/>
-    </w:p>
-    <w:p>
-      <w:pPr>
-        <w:pStyle w:val="Ttulo2"/>
-        <w:rPr>
-          <w:color w:val="26364A"/>
-          <w:sz w:val="22"/>
-        </w:rPr>
-      </w:pPr>
-      <w:bookmarkStart w:id="55" w:name="_Toc233835083"/>
-      <w:r>
-        <w:rPr>
-          <w:color w:val="26364A"/>
-          <w:sz w:val="22"/>
-        </w:rPr>
-        <w:t>Figura 6D. Panel Resumen general con los indicadores administrativos.</w:t>
-      </w:r>
-      <w:bookmarkEnd w:id="55"/>
-    </w:p>
-    <w:p>
-      <w:pPr>
-        <w:pStyle w:val="Ttulo2"/>
-        <w:rPr>
-          <w:color w:val="26364A"/>
-          <w:sz w:val="22"/>
-        </w:rPr>
-      </w:pPr>
-    </w:p>
-    <w:p>
-      <w:pPr>
-        <w:pStyle w:val="Ttulo2"/>
-        <w:rPr>
-          <w:color w:val="00B050"/>
-          <w:sz w:val="22"/>
-        </w:rPr>
-      </w:pPr>
-      <w:bookmarkStart w:id="56" w:name="_Toc233835084"/>
-      <w:r>
-        <w:rPr>
-          <w:color w:val="00B050"/>
-          <w:sz w:val="22"/>
-        </w:rPr>
-        <w:t>Consejo</w:t>
-      </w:r>
-      <w:bookmarkEnd w:id="56"/>
-    </w:p>
-    <w:p>
-      <w:pPr>
-        <w:pStyle w:val="Ttulo2"/>
-        <w:rPr>
-          <w:color w:val="26364A"/>
-          <w:sz w:val="22"/>
-        </w:rPr>
-      </w:pPr>
-      <w:bookmarkStart w:id="57" w:name="_Toc233835085"/>
-      <w:r>
-        <w:rPr>
-          <w:color w:val="26364A"/>
-          <w:sz w:val="22"/>
-        </w:rPr>
-        <w:t>Si una opci</w:t>
-      </w:r>
-      <w:r>
-        <w:rPr>
-          <w:rFonts w:hint="eastAsia"/>
-          <w:color w:val="26364A"/>
-          <w:sz w:val="22"/>
-        </w:rPr>
-        <w:t>ó</w:t>
-      </w:r>
-      <w:r>
-        <w:rPr>
-          <w:color w:val="26364A"/>
-          <w:sz w:val="22"/>
-        </w:rPr>
-        <w:t xml:space="preserve">n no aparece o muestra </w:t>
-      </w:r>
-      <w:r>
-        <w:rPr>
-          <w:rFonts w:hint="eastAsia"/>
-          <w:color w:val="26364A"/>
-          <w:sz w:val="22"/>
-        </w:rPr>
-        <w:t>«</w:t>
-      </w:r>
-      <w:r>
-        <w:rPr>
-          <w:color w:val="26364A"/>
-          <w:sz w:val="22"/>
-        </w:rPr>
-        <w:t>Acceso denegado</w:t>
-      </w:r>
-      <w:r>
-        <w:rPr>
-          <w:rFonts w:hint="eastAsia"/>
-          <w:color w:val="26364A"/>
-          <w:sz w:val="22"/>
-        </w:rPr>
-        <w:t>»</w:t>
-      </w:r>
-      <w:r>
-        <w:rPr>
-          <w:color w:val="26364A"/>
-          <w:sz w:val="22"/>
-        </w:rPr>
-        <w:t>, compruebe que la cuenta haya iniciado sesi</w:t>
-      </w:r>
-      <w:r>
-        <w:rPr>
-          <w:rFonts w:hint="eastAsia"/>
-          <w:color w:val="26364A"/>
-          <w:sz w:val="22"/>
-        </w:rPr>
-        <w:t>ó</w:t>
-      </w:r>
-      <w:r>
-        <w:rPr>
-          <w:color w:val="26364A"/>
-          <w:sz w:val="22"/>
-        </w:rPr>
-        <w:t>n con el rol de administrador. Si la sesi</w:t>
-      </w:r>
-      <w:r>
-        <w:rPr>
-          <w:rFonts w:hint="eastAsia"/>
-          <w:color w:val="26364A"/>
-          <w:sz w:val="22"/>
-        </w:rPr>
-        <w:t>ó</w:t>
-      </w:r>
-      <w:r>
-        <w:rPr>
-          <w:color w:val="26364A"/>
-          <w:sz w:val="22"/>
-        </w:rPr>
-        <w:t>n venci</w:t>
-      </w:r>
-      <w:r>
-        <w:rPr>
-          <w:rFonts w:hint="eastAsia"/>
-          <w:color w:val="26364A"/>
-          <w:sz w:val="22"/>
-        </w:rPr>
-        <w:t>ó</w:t>
-      </w:r>
-      <w:r>
-        <w:rPr>
-          <w:color w:val="26364A"/>
-          <w:sz w:val="22"/>
-        </w:rPr>
-        <w:t>, vuelva a ingresar con sus credenciales.</w:t>
-      </w:r>
-      <w:bookmarkEnd w:id="57"/>
-    </w:p>
-    <w:p>
-      <w:pPr>
-        <w:pStyle w:val="Ttulo2"/>
-      </w:pPr>
-      <w:bookmarkStart w:id="58" w:name="_Toc233835086"/>
-      <w:r>
-        <w:rPr>
-          <w:color w:val="26364A"/>
-          <w:sz w:val="22"/>
-        </w:rPr>
-        <w:t>9.2 Validar alumnos</w:t>
-      </w:r>
-      <w:bookmarkEnd w:id="58"/>
     </w:p>
     <w:p>
       <w:pPr>
@@ -11212,7 +6997,7 @@
       <w:pPr>
         <w:pStyle w:val="Ttulo2"/>
       </w:pPr>
-      <w:bookmarkStart w:id="59" w:name="_Toc233835087"/>
+      <w:bookmarkStart w:id="32" w:name="_Toc234663313"/>
       <w:r>
         <w:rPr>
           <w:color w:val="26364A"/>
@@ -11220,7 +7005,7 @@
         </w:rPr>
         <w:t>9.3 Lista de alumnos</w:t>
       </w:r>
-      <w:bookmarkEnd w:id="59"/>
+      <w:bookmarkEnd w:id="32"/>
     </w:p>
     <w:p>
       <w:r>
@@ -11231,7 +7016,7 @@
       <w:pPr>
         <w:pStyle w:val="Ttulo2"/>
       </w:pPr>
-      <w:bookmarkStart w:id="60" w:name="_Toc233835088"/>
+      <w:bookmarkStart w:id="33" w:name="_Toc234663314"/>
       <w:r>
         <w:rPr>
           <w:color w:val="26364A"/>
@@ -11239,7 +7024,7 @@
         </w:rPr>
         <w:t>9.4 Asignar equivalencias</w:t>
       </w:r>
-      <w:bookmarkEnd w:id="60"/>
+      <w:bookmarkEnd w:id="33"/>
     </w:p>
     <w:p>
       <w:pPr>
@@ -11319,12 +7104,12 @@
             <w:pPr>
               <w:pStyle w:val="Ttulo2"/>
             </w:pPr>
-            <w:bookmarkStart w:id="61" w:name="_Toc233835089"/>
+            <w:bookmarkStart w:id="34" w:name="_Toc234663315"/>
             <w:r>
               <w:lastRenderedPageBreak/>
               <w:t>9.4.1 Registrar la equivalencia pendiente</w:t>
             </w:r>
-            <w:bookmarkEnd w:id="61"/>
+            <w:bookmarkEnd w:id="34"/>
           </w:p>
           <w:p>
             <w:pPr>
@@ -11613,11 +7398,11 @@
             <w:pPr>
               <w:pStyle w:val="Ttulo2"/>
             </w:pPr>
-            <w:bookmarkStart w:id="62" w:name="_Toc233835090"/>
+            <w:bookmarkStart w:id="35" w:name="_Toc234663316"/>
             <w:r>
               <w:t>9.4.2 Incorporar el alumno cuando se abra el curso</w:t>
             </w:r>
-            <w:bookmarkEnd w:id="62"/>
+            <w:bookmarkEnd w:id="35"/>
           </w:p>
           <w:p>
             <w:pPr>
@@ -11921,11 +7706,11 @@
             <w:pPr>
               <w:pStyle w:val="Ttulo2"/>
             </w:pPr>
-            <w:bookmarkStart w:id="63" w:name="_Toc233835091"/>
+            <w:bookmarkStart w:id="36" w:name="_Toc234663317"/>
             <w:r>
               <w:t>9.4.3 Finalizar la equivalencia</w:t>
             </w:r>
-            <w:bookmarkEnd w:id="63"/>
+            <w:bookmarkEnd w:id="36"/>
           </w:p>
           <w:p>
             <w:pPr>
@@ -12073,33 +7858,15 @@
       </w:r>
     </w:p>
     <w:p>
-      <w:pPr>
-        <w:pStyle w:val="Ttulo1"/>
-      </w:pPr>
-      <w:bookmarkStart w:id="64" w:name="_Toc233835092"/>
-      <w:r>
-        <w:rPr>
-          <w:color w:val="26364A"/>
-          <w:sz w:val="22"/>
-        </w:rPr>
+      <w:r>
         <w:lastRenderedPageBreak/>
         <w:t>10. Gestión académica del administrador</w:t>
       </w:r>
-      <w:bookmarkEnd w:id="64"/>
-    </w:p>
-    <w:p>
-      <w:pPr>
-        <w:pStyle w:val="Ttulo2"/>
-      </w:pPr>
-      <w:bookmarkStart w:id="65" w:name="_Toc233835093"/>
-      <w:r>
-        <w:rPr>
-          <w:color w:val="26364A"/>
-          <w:sz w:val="22"/>
-        </w:rPr>
+    </w:p>
+    <w:p>
+      <w:r>
         <w:t>10.1 Materias</w:t>
       </w:r>
-      <w:bookmarkEnd w:id="65"/>
     </w:p>
     <w:p>
       <w:r>
@@ -12107,18 +7874,9 @@
       </w:r>
     </w:p>
     <w:p>
-      <w:pPr>
-        <w:pStyle w:val="Ttulo2"/>
-      </w:pPr>
-      <w:bookmarkStart w:id="66" w:name="_Toc233835094"/>
-      <w:r>
-        <w:rPr>
-          <w:color w:val="26364A"/>
-          <w:sz w:val="22"/>
-        </w:rPr>
+      <w:r>
         <w:t>10.2 Crear cursos</w:t>
       </w:r>
-      <w:bookmarkEnd w:id="66"/>
     </w:p>
     <w:p>
       <w:pPr>
@@ -12169,18 +7927,9 @@
       </w:r>
     </w:p>
     <w:p>
-      <w:pPr>
-        <w:pStyle w:val="Ttulo2"/>
-      </w:pPr>
-      <w:bookmarkStart w:id="67" w:name="_Toc233835095"/>
-      <w:r>
-        <w:rPr>
-          <w:color w:val="26364A"/>
-          <w:sz w:val="22"/>
-        </w:rPr>
+      <w:r>
         <w:t>10.3 Administrar cursos</w:t>
       </w:r>
-      <w:bookmarkEnd w:id="67"/>
     </w:p>
     <w:p>
       <w:r>
@@ -12188,18 +7937,9 @@
       </w:r>
     </w:p>
     <w:p>
-      <w:pPr>
-        <w:pStyle w:val="Ttulo2"/>
-      </w:pPr>
-      <w:bookmarkStart w:id="68" w:name="_Toc233835096"/>
-      <w:r>
-        <w:rPr>
-          <w:color w:val="26364A"/>
-          <w:sz w:val="22"/>
-        </w:rPr>
+      <w:r>
         <w:t>10.4 Profesores y personal</w:t>
       </w:r>
-      <w:bookmarkEnd w:id="68"/>
     </w:p>
     <w:p>
       <w:r>
@@ -12267,33 +8007,15 @@
       </w:r>
     </w:p>
     <w:p>
-      <w:pPr>
-        <w:pStyle w:val="Ttulo1"/>
-      </w:pPr>
-      <w:bookmarkStart w:id="69" w:name="_Toc233835097"/>
-      <w:r>
-        <w:rPr>
-          <w:color w:val="26364A"/>
-          <w:sz w:val="22"/>
-        </w:rPr>
+      <w:r>
         <w:lastRenderedPageBreak/>
         <w:t>11. Guía del alumno</w:t>
       </w:r>
-      <w:bookmarkEnd w:id="69"/>
-    </w:p>
-    <w:p>
-      <w:pPr>
-        <w:pStyle w:val="Ttulo2"/>
-      </w:pPr>
-      <w:bookmarkStart w:id="70" w:name="_Toc233835098"/>
-      <w:r>
-        <w:rPr>
-          <w:color w:val="26364A"/>
-          <w:sz w:val="22"/>
-        </w:rPr>
+    </w:p>
+    <w:p>
+      <w:r>
         <w:t>11.1 Inicio</w:t>
       </w:r>
-      <w:bookmarkEnd w:id="70"/>
     </w:p>
     <w:p>
       <w:r>
@@ -12301,18 +8023,9 @@
       </w:r>
     </w:p>
     <w:p>
-      <w:pPr>
-        <w:pStyle w:val="Ttulo2"/>
-      </w:pPr>
-      <w:bookmarkStart w:id="71" w:name="_Toc233835099"/>
-      <w:r>
-        <w:rPr>
-          <w:color w:val="26364A"/>
-          <w:sz w:val="22"/>
-        </w:rPr>
+      <w:r>
         <w:t>11.2 Materias aprobadas y pendientes</w:t>
       </w:r>
-      <w:bookmarkEnd w:id="71"/>
     </w:p>
     <w:p>
       <w:pPr>
@@ -12470,33 +8183,15 @@
       </w:r>
     </w:p>
     <w:p>
-      <w:pPr>
-        <w:pStyle w:val="Ttulo1"/>
-      </w:pPr>
-      <w:bookmarkStart w:id="72" w:name="_Toc233835100"/>
-      <w:r>
-        <w:rPr>
-          <w:color w:val="26364A"/>
-          <w:sz w:val="22"/>
-        </w:rPr>
+      <w:r>
         <w:lastRenderedPageBreak/>
         <w:t>12. Guía del docente y del preceptor</w:t>
       </w:r>
-      <w:bookmarkEnd w:id="72"/>
-    </w:p>
-    <w:p>
-      <w:pPr>
-        <w:pStyle w:val="Ttulo2"/>
-      </w:pPr>
-      <w:bookmarkStart w:id="73" w:name="_Toc233835101"/>
-      <w:r>
-        <w:rPr>
-          <w:color w:val="26364A"/>
-          <w:sz w:val="22"/>
-        </w:rPr>
+    </w:p>
+    <w:p>
+      <w:r>
         <w:t>12.1 Docente</w:t>
       </w:r>
-      <w:bookmarkEnd w:id="73"/>
     </w:p>
     <w:p>
       <w:pPr>
@@ -12606,18 +8301,9 @@
     </w:tbl>
     <w:p/>
     <w:p>
-      <w:pPr>
-        <w:pStyle w:val="Ttulo2"/>
-      </w:pPr>
-      <w:bookmarkStart w:id="74" w:name="_Toc233835102"/>
-      <w:r>
-        <w:rPr>
-          <w:color w:val="26364A"/>
-          <w:sz w:val="22"/>
-        </w:rPr>
+      <w:r>
         <w:t>12.2 Preceptor</w:t>
       </w:r>
-      <w:bookmarkEnd w:id="74"/>
     </w:p>
     <w:p>
       <w:r>
@@ -12685,19 +8371,10 @@
       </w:r>
     </w:p>
     <w:p>
-      <w:pPr>
-        <w:pStyle w:val="Ttulo1"/>
-      </w:pPr>
-      <w:bookmarkStart w:id="75" w:name="_Toc233835103"/>
-      <w:r>
-        <w:rPr>
-          <w:color w:val="26364A"/>
-          <w:sz w:val="22"/>
-        </w:rPr>
+      <w:r>
         <w:lastRenderedPageBreak/>
         <w:t>13. Redis opcional</w:t>
       </w:r>
-      <w:bookmarkEnd w:id="75"/>
     </w:p>
     <w:p>
       <w:r>
@@ -12765,61 +8442,21 @@
                 <w:sz w:val="18"/>
                 <w:lang w:val="en-US"/>
               </w:rPr>
-              <w:t>docker compose -f docker\docker-</w:t>
-            </w:r>
-            <w:proofErr w:type="spellStart"/>
+              <w:t>docker compose -f docker\docker-compose.redis.yml up -d</w:t>
+            </w:r>
+          </w:p>
+          <w:p>
+            <w:pPr>
+              <w:spacing w:after="0"/>
+            </w:pPr>
             <w:r>
               <w:rPr>
                 <w:rFonts w:ascii="Consolas" w:hAnsi="Consolas"/>
                 <w:color w:val="E8EEF4"/>
                 <w:sz w:val="18"/>
-                <w:lang w:val="en-US"/>
-              </w:rPr>
-              <w:t>compose.redis.yml</w:t>
-            </w:r>
-            <w:proofErr w:type="spellEnd"/>
-            <w:r>
-              <w:rPr>
-                <w:rFonts w:ascii="Consolas" w:hAnsi="Consolas"/>
-                <w:color w:val="E8EEF4"/>
-                <w:sz w:val="18"/>
-                <w:lang w:val="en-US"/>
-              </w:rPr>
-              <w:t xml:space="preserve"> up -d</w:t>
-            </w:r>
-          </w:p>
-          <w:p>
-            <w:pPr>
-              <w:spacing w:after="0"/>
-            </w:pPr>
-            <w:proofErr w:type="spellStart"/>
-            <w:r>
-              <w:rPr>
-                <w:rFonts w:ascii="Consolas" w:hAnsi="Consolas"/>
-                <w:color w:val="E8EEF4"/>
-                <w:sz w:val="18"/>
-              </w:rPr>
-              <w:t>docker</w:t>
-            </w:r>
-            <w:proofErr w:type="spellEnd"/>
-            <w:r>
-              <w:rPr>
-                <w:rFonts w:ascii="Consolas" w:hAnsi="Consolas"/>
-                <w:color w:val="E8EEF4"/>
-                <w:sz w:val="18"/>
-              </w:rPr>
-              <w:t xml:space="preserve"> </w:t>
-            </w:r>
-            <w:proofErr w:type="spellStart"/>
-            <w:r>
-              <w:rPr>
-                <w:rFonts w:ascii="Consolas" w:hAnsi="Consolas"/>
-                <w:color w:val="E8EEF4"/>
-                <w:sz w:val="18"/>
-              </w:rPr>
-              <w:t>ps</w:t>
-            </w:r>
-            <w:proofErr w:type="spellEnd"/>
+              </w:rPr>
+              <w:t>docker ps</w:t>
+            </w:r>
           </w:p>
         </w:tc>
       </w:tr>
@@ -12827,15 +8464,7 @@
     <w:p/>
     <w:p>
       <w:r>
-        <w:t xml:space="preserve">El contenedor debe llamarse </w:t>
-      </w:r>
-      <w:proofErr w:type="spellStart"/>
-      <w:r>
-        <w:t>redis</w:t>
-      </w:r>
-      <w:proofErr w:type="spellEnd"/>
-      <w:r>
-        <w:t xml:space="preserve"> y usar el puerto 6379. Para detenerlo:</w:t>
+        <w:t>El contenedor debe llamarse redis y usar el puerto 6379. Para detenerlo:</w:t>
       </w:r>
     </w:p>
     <w:tbl>
@@ -12882,27 +8511,7 @@
                 <w:sz w:val="18"/>
                 <w:lang w:val="en-US"/>
               </w:rPr>
-              <w:t>docker compose -f docker\docker-</w:t>
-            </w:r>
-            <w:proofErr w:type="spellStart"/>
-            <w:r>
-              <w:rPr>
-                <w:rFonts w:ascii="Consolas" w:hAnsi="Consolas"/>
-                <w:color w:val="E8EEF4"/>
-                <w:sz w:val="18"/>
-                <w:lang w:val="en-US"/>
-              </w:rPr>
-              <w:t>compose.redis.yml</w:t>
-            </w:r>
-            <w:proofErr w:type="spellEnd"/>
-            <w:r>
-              <w:rPr>
-                <w:rFonts w:ascii="Consolas" w:hAnsi="Consolas"/>
-                <w:color w:val="E8EEF4"/>
-                <w:sz w:val="18"/>
-                <w:lang w:val="en-US"/>
-              </w:rPr>
-              <w:t xml:space="preserve"> down</w:t>
+              <w:t>docker compose -f docker\docker-compose.redis.yml down</w:t>
             </w:r>
           </w:p>
         </w:tc>
@@ -12946,19 +8555,11 @@
             <w:pPr>
               <w:pStyle w:val="NoteTitle"/>
             </w:pPr>
-            <w:proofErr w:type="gramStart"/>
-            <w:r>
-              <w:rPr>
-                <w:color w:val="26364A"/>
-              </w:rPr>
-              <w:t>Cuándo</w:t>
-            </w:r>
-            <w:proofErr w:type="gramEnd"/>
-            <w:r>
-              <w:rPr>
-                <w:color w:val="26364A"/>
-              </w:rPr>
-              <w:t xml:space="preserve"> omitirlo</w:t>
+            <w:r>
+              <w:rPr>
+                <w:color w:val="26364A"/>
+              </w:rPr>
+              <w:t>Cuándo omitirlo</w:t>
             </w:r>
           </w:p>
           <w:p>
@@ -12976,19 +8577,10 @@
       </w:r>
     </w:p>
     <w:p>
-      <w:pPr>
-        <w:pStyle w:val="Ttulo1"/>
-      </w:pPr>
-      <w:bookmarkStart w:id="76" w:name="_Toc233835104"/>
-      <w:r>
-        <w:rPr>
-          <w:color w:val="26364A"/>
-          <w:sz w:val="22"/>
-        </w:rPr>
+      <w:r>
         <w:lastRenderedPageBreak/>
         <w:t>14. Solución de problemas</w:t>
       </w:r>
-      <w:bookmarkEnd w:id="76"/>
     </w:p>
     <w:tbl>
       <w:tblPr>
@@ -13076,15 +8668,7 @@
           </w:tcPr>
           <w:p>
             <w:r>
-              <w:t xml:space="preserve">Confirme que el </w:t>
-            </w:r>
-            <w:proofErr w:type="spellStart"/>
-            <w:r>
-              <w:t>backend</w:t>
-            </w:r>
-            <w:proofErr w:type="spellEnd"/>
-            <w:r>
-              <w:t xml:space="preserve"> esté activo en localhost:5000.</w:t>
+              <w:t>Confirme que el backend esté activo en localhost:5000.</w:t>
             </w:r>
           </w:p>
         </w:tc>
@@ -13102,13 +8686,8 @@
           </w:tcPr>
           <w:p>
             <w:r>
-              <w:t xml:space="preserve">URL con </w:t>
-            </w:r>
-            <w:proofErr w:type="spellStart"/>
-            <w:r>
-              <w:t>undefined</w:t>
-            </w:r>
-            <w:proofErr w:type="spellEnd"/>
+              <w:t>URL con undefined</w:t>
+            </w:r>
           </w:p>
         </w:tc>
         <w:tc>
@@ -13123,15 +8702,7 @@
           </w:tcPr>
           <w:p>
             <w:r>
-              <w:t xml:space="preserve">Revise VITE_URL_BACK y reinicie el </w:t>
-            </w:r>
-            <w:proofErr w:type="spellStart"/>
-            <w:r>
-              <w:t>frontend</w:t>
-            </w:r>
-            <w:proofErr w:type="spellEnd"/>
-            <w:r>
-              <w:t>.</w:t>
+              <w:t>Revise VITE_URL_BACK y reinicie el frontend.</w:t>
             </w:r>
           </w:p>
         </w:tc>
@@ -13198,26 +8769,8 @@
             </w:tcMar>
           </w:tcPr>
           <w:p>
-            <w:proofErr w:type="gramStart"/>
-            <w:r>
-              <w:t>Compare .</w:t>
-            </w:r>
-            <w:proofErr w:type="spellStart"/>
-            <w:r>
-              <w:t>env</w:t>
-            </w:r>
-            <w:proofErr w:type="spellEnd"/>
-            <w:proofErr w:type="gramEnd"/>
-            <w:r>
-              <w:t xml:space="preserve"> con .</w:t>
-            </w:r>
-            <w:proofErr w:type="spellStart"/>
-            <w:r>
-              <w:t>env.example</w:t>
-            </w:r>
-            <w:proofErr w:type="spellEnd"/>
-            <w:r>
-              <w:t>.</w:t>
+            <w:r>
+              <w:t>Compare .env con .env.example.</w:t>
             </w:r>
           </w:p>
         </w:tc>
@@ -13251,25 +8804,7 @@
           </w:tcPr>
           <w:p>
             <w:r>
-              <w:t xml:space="preserve">Ejecute </w:t>
-            </w:r>
-            <w:proofErr w:type="spellStart"/>
-            <w:r>
-              <w:t>npm</w:t>
-            </w:r>
-            <w:proofErr w:type="spellEnd"/>
-            <w:r>
-              <w:t xml:space="preserve"> run </w:t>
-            </w:r>
-            <w:proofErr w:type="spellStart"/>
-            <w:proofErr w:type="gramStart"/>
-            <w:r>
-              <w:t>seed:admin</w:t>
-            </w:r>
-            <w:proofErr w:type="spellEnd"/>
-            <w:proofErr w:type="gramEnd"/>
-            <w:r>
-              <w:t xml:space="preserve"> y use los datos configurados.</w:t>
+              <w:t>Ejecute npm run seed:admin y use los datos configurados.</w:t>
             </w:r>
           </w:p>
         </w:tc>
@@ -13303,15 +8838,7 @@
           </w:tcPr>
           <w:p>
             <w:r>
-              <w:t xml:space="preserve">Use FRONTEND_URL=localhost:5173 y reinicie el </w:t>
-            </w:r>
-            <w:proofErr w:type="spellStart"/>
-            <w:r>
-              <w:t>backend</w:t>
-            </w:r>
-            <w:proofErr w:type="spellEnd"/>
-            <w:r>
-              <w:t>.</w:t>
+              <w:t>Use FRONTEND_URL=localhost:5173 y reinicie el backend.</w:t>
             </w:r>
           </w:p>
         </w:tc>
@@ -13363,20 +8890,7 @@
           </w:tcPr>
           <w:p>
             <w:r>
-              <w:t xml:space="preserve">Cambios </w:t>
-            </w:r>
-            <w:proofErr w:type="gramStart"/>
-            <w:r>
-              <w:t>de .</w:t>
-            </w:r>
-            <w:proofErr w:type="spellStart"/>
-            <w:r>
-              <w:t>env</w:t>
-            </w:r>
-            <w:proofErr w:type="spellEnd"/>
-            <w:proofErr w:type="gramEnd"/>
-            <w:r>
-              <w:t xml:space="preserve"> no se aplican</w:t>
+              <w:t>Cambios de .env no se aplican</w:t>
             </w:r>
           </w:p>
         </w:tc>
@@ -13392,31 +8906,7 @@
           </w:tcPr>
           <w:p>
             <w:r>
-              <w:t xml:space="preserve">Detenga con </w:t>
-            </w:r>
-            <w:proofErr w:type="spellStart"/>
-            <w:r>
-              <w:t>Ctrl+C</w:t>
-            </w:r>
-            <w:proofErr w:type="spellEnd"/>
-            <w:r>
-              <w:t xml:space="preserve"> y vuelva a ejecutar </w:t>
-            </w:r>
-            <w:proofErr w:type="spellStart"/>
-            <w:r>
-              <w:t>npm</w:t>
-            </w:r>
-            <w:proofErr w:type="spellEnd"/>
-            <w:r>
-              <w:t xml:space="preserve"> run </w:t>
-            </w:r>
-            <w:proofErr w:type="spellStart"/>
-            <w:r>
-              <w:t>dev</w:t>
-            </w:r>
-            <w:proofErr w:type="spellEnd"/>
-            <w:r>
-              <w:t>.</w:t>
+              <w:t>Detenga con Ctrl+C y vuelva a ejecutar npm run dev.</w:t>
             </w:r>
           </w:p>
         </w:tc>
@@ -13458,18 +8948,9 @@
     </w:tbl>
     <w:p/>
     <w:p>
-      <w:pPr>
-        <w:pStyle w:val="Ttulo2"/>
-      </w:pPr>
-      <w:bookmarkStart w:id="77" w:name="_Toc233835105"/>
-      <w:r>
-        <w:rPr>
-          <w:color w:val="26364A"/>
-          <w:sz w:val="22"/>
-        </w:rPr>
+      <w:r>
         <w:t>14.1 Diagnóstico rápido</w:t>
       </w:r>
-      <w:bookmarkEnd w:id="77"/>
     </w:p>
     <w:tbl>
       <w:tblPr>
@@ -13515,9 +8996,16 @@
                 <w:sz w:val="18"/>
                 <w:lang w:val="en-US"/>
               </w:rPr>
-              <w:t xml:space="preserve">docker </w:t>
-            </w:r>
-            <w:proofErr w:type="spellStart"/>
+              <w:t>docker ps</w:t>
+            </w:r>
+          </w:p>
+          <w:p>
+            <w:pPr>
+              <w:spacing w:after="0"/>
+              <w:rPr>
+                <w:lang w:val="en-US"/>
+              </w:rPr>
+            </w:pPr>
             <w:r>
               <w:rPr>
                 <w:rFonts w:ascii="Consolas" w:hAnsi="Consolas"/>
@@ -13525,79 +9013,21 @@
                 <w:sz w:val="18"/>
                 <w:lang w:val="en-US"/>
               </w:rPr>
-              <w:t>ps</w:t>
-            </w:r>
-            <w:proofErr w:type="spellEnd"/>
+              <w:t>Invoke-WebRequest http://localhost:5000</w:t>
+            </w:r>
           </w:p>
           <w:p>
             <w:pPr>
               <w:spacing w:after="0"/>
-              <w:rPr>
-                <w:lang w:val="en-US"/>
-              </w:rPr>
             </w:pPr>
             <w:r>
               <w:rPr>
                 <w:rFonts w:ascii="Consolas" w:hAnsi="Consolas"/>
                 <w:color w:val="E8EEF4"/>
                 <w:sz w:val="18"/>
-                <w:lang w:val="en-US"/>
-              </w:rPr>
-              <w:t>Invoke-</w:t>
-            </w:r>
-            <w:proofErr w:type="spellStart"/>
-            <w:r>
-              <w:rPr>
-                <w:rFonts w:ascii="Consolas" w:hAnsi="Consolas"/>
-                <w:color w:val="E8EEF4"/>
-                <w:sz w:val="18"/>
-                <w:lang w:val="en-US"/>
-              </w:rPr>
-              <w:t>WebRequest</w:t>
-            </w:r>
-            <w:proofErr w:type="spellEnd"/>
-            <w:r>
-              <w:rPr>
-                <w:rFonts w:ascii="Consolas" w:hAnsi="Consolas"/>
-                <w:color w:val="E8EEF4"/>
-                <w:sz w:val="18"/>
-                <w:lang w:val="en-US"/>
-              </w:rPr>
-              <w:t xml:space="preserve"> http://localhost:5000</w:t>
-            </w:r>
-          </w:p>
-          <w:p>
-            <w:pPr>
-              <w:spacing w:after="0"/>
-            </w:pPr>
-            <w:proofErr w:type="spellStart"/>
-            <w:r>
-              <w:rPr>
-                <w:rFonts w:ascii="Consolas" w:hAnsi="Consolas"/>
-                <w:color w:val="E8EEF4"/>
-                <w:sz w:val="18"/>
-              </w:rPr>
-              <w:t>npm</w:t>
-            </w:r>
-            <w:proofErr w:type="spellEnd"/>
-            <w:r>
-              <w:rPr>
-                <w:rFonts w:ascii="Consolas" w:hAnsi="Consolas"/>
-                <w:color w:val="E8EEF4"/>
-                <w:sz w:val="18"/>
-              </w:rPr>
-              <w:t xml:space="preserve"> run </w:t>
-            </w:r>
-            <w:proofErr w:type="spellStart"/>
-            <w:r>
-              <w:rPr>
-                <w:rFonts w:ascii="Consolas" w:hAnsi="Consolas"/>
-                <w:color w:val="E8EEF4"/>
-                <w:sz w:val="18"/>
-              </w:rPr>
-              <w:t>dev</w:t>
-            </w:r>
-            <w:proofErr w:type="spellEnd"/>
+              </w:rPr>
+              <w:t>npm run dev</w:t>
+            </w:r>
           </w:p>
         </w:tc>
       </w:tr>
@@ -13656,19 +9086,10 @@
       </w:r>
     </w:p>
     <w:p>
-      <w:pPr>
-        <w:pStyle w:val="Ttulo1"/>
-      </w:pPr>
-      <w:bookmarkStart w:id="78" w:name="_Toc233835106"/>
-      <w:r>
-        <w:rPr>
-          <w:color w:val="26364A"/>
-          <w:sz w:val="22"/>
-        </w:rPr>
+      <w:r>
         <w:lastRenderedPageBreak/>
         <w:t>15. Verificación final para la entrega</w:t>
       </w:r>
-      <w:bookmarkEnd w:id="78"/>
     </w:p>
     <w:p>
       <w:pPr>
@@ -13691,15 +9112,7 @@
         </w:numPr>
       </w:pPr>
       <w:r>
-        <w:t xml:space="preserve">El </w:t>
-      </w:r>
-      <w:proofErr w:type="spellStart"/>
-      <w:r>
-        <w:t>backend</w:t>
-      </w:r>
-      <w:proofErr w:type="spellEnd"/>
-      <w:r>
-        <w:t xml:space="preserve"> responde en http://localhost:5000.</w:t>
+        <w:t>El backend responde en http://localhost:5000.</w:t>
       </w:r>
     </w:p>
     <w:p>
@@ -13710,13 +9123,8 @@
           <w:numId w:val="1"/>
         </w:numPr>
       </w:pPr>
-      <w:proofErr w:type="spellStart"/>
-      <w:r>
-        <w:t>Swagger</w:t>
-      </w:r>
-      <w:proofErr w:type="spellEnd"/>
-      <w:r>
-        <w:t xml:space="preserve"> abre en http://localhost:5000/api-docs.</w:t>
+      <w:r>
+        <w:t>Swagger abre en http://localhost:5000/api-docs.</w:t>
       </w:r>
     </w:p>
     <w:p>
@@ -13728,15 +9136,7 @@
         </w:numPr>
       </w:pPr>
       <w:r>
-        <w:t xml:space="preserve">El </w:t>
-      </w:r>
-      <w:proofErr w:type="spellStart"/>
-      <w:r>
-        <w:t>frontend</w:t>
-      </w:r>
-      <w:proofErr w:type="spellEnd"/>
-      <w:r>
-        <w:t xml:space="preserve"> abre en http://localhost:5173.</w:t>
+        <w:t>El frontend abre en http://localhost:5173.</w:t>
       </w:r>
     </w:p>
     <w:p>
@@ -13796,20 +9196,7 @@
         </w:numPr>
       </w:pPr>
       <w:r>
-        <w:t xml:space="preserve">Los </w:t>
-      </w:r>
-      <w:proofErr w:type="gramStart"/>
-      <w:r>
-        <w:t>archivos .</w:t>
-      </w:r>
-      <w:proofErr w:type="spellStart"/>
-      <w:r>
-        <w:t>env</w:t>
-      </w:r>
-      <w:proofErr w:type="spellEnd"/>
-      <w:proofErr w:type="gramEnd"/>
-      <w:r>
-        <w:t xml:space="preserve"> no están publicados.</w:t>
+        <w:t>Los archivos .env no están publicados.</w:t>
       </w:r>
     </w:p>
     <w:p>
@@ -13825,18 +9212,9 @@
       </w:r>
     </w:p>
     <w:p>
-      <w:pPr>
-        <w:pStyle w:val="Ttulo2"/>
-      </w:pPr>
-      <w:bookmarkStart w:id="79" w:name="_Toc233835107"/>
-      <w:r>
-        <w:rPr>
-          <w:color w:val="26364A"/>
-          <w:sz w:val="22"/>
-        </w:rPr>
+      <w:r>
         <w:t>15.1 Glosario</w:t>
       </w:r>
-      <w:bookmarkEnd w:id="79"/>
     </w:p>
     <w:tbl>
       <w:tblPr>
@@ -13907,11 +9285,9 @@
             </w:tcMar>
           </w:tcPr>
           <w:p>
-            <w:proofErr w:type="spellStart"/>
             <w:r>
               <w:t>Frontend</w:t>
             </w:r>
-            <w:proofErr w:type="spellEnd"/>
           </w:p>
         </w:tc>
         <w:tc>
@@ -13943,11 +9319,9 @@
             </w:tcMar>
           </w:tcPr>
           <w:p>
-            <w:proofErr w:type="spellStart"/>
             <w:r>
               <w:t>Backend</w:t>
             </w:r>
-            <w:proofErr w:type="spellEnd"/>
           </w:p>
         </w:tc>
         <w:tc>
@@ -13996,23 +9370,7 @@
           </w:tcPr>
           <w:p>
             <w:r>
-              <w:t xml:space="preserve">Comunicación entre </w:t>
-            </w:r>
-            <w:proofErr w:type="spellStart"/>
-            <w:r>
-              <w:t>frontend</w:t>
-            </w:r>
-            <w:proofErr w:type="spellEnd"/>
-            <w:r>
-              <w:t xml:space="preserve"> y </w:t>
-            </w:r>
-            <w:proofErr w:type="spellStart"/>
-            <w:r>
-              <w:t>backend</w:t>
-            </w:r>
-            <w:proofErr w:type="spellEnd"/>
-            <w:r>
-              <w:t>.</w:t>
+              <w:t>Comunicación entre frontend y backend.</w:t>
             </w:r>
           </w:p>
         </w:tc>
@@ -14046,20 +9404,7 @@
           </w:tcPr>
           <w:p>
             <w:r>
-              <w:t xml:space="preserve">Configuración privada guardada </w:t>
-            </w:r>
-            <w:proofErr w:type="gramStart"/>
-            <w:r>
-              <w:t>en .</w:t>
-            </w:r>
-            <w:proofErr w:type="spellStart"/>
-            <w:r>
-              <w:t>env</w:t>
-            </w:r>
-            <w:proofErr w:type="spellEnd"/>
-            <w:proofErr w:type="gramEnd"/>
-            <w:r>
-              <w:t>.</w:t>
+              <w:t>Configuración privada guardada en .env.</w:t>
             </w:r>
           </w:p>
         </w:tc>
@@ -14144,11 +9489,9 @@
             </w:tcMar>
           </w:tcPr>
           <w:p>
-            <w:proofErr w:type="spellStart"/>
             <w:r>
               <w:t>Swagger</w:t>
             </w:r>
-            <w:proofErr w:type="spellEnd"/>
           </w:p>
         </w:tc>
         <w:tc>

--- a/Manual_Instalacion_y_Uso_SysEqui.docx
+++ b/Manual_Instalacion_y_Uso_SysEqui.docx
@@ -7,6 +7,7 @@
         <w:spacing w:before="900"/>
         <w:jc w:val="center"/>
       </w:pPr>
+      <w:proofErr w:type="spellStart"/>
       <w:r>
         <w:rPr>
           <w:b/>
@@ -15,6 +16,7 @@
         </w:rPr>
         <w:t>SysEqui</w:t>
       </w:r>
+      <w:proofErr w:type="spellEnd"/>
     </w:p>
     <w:p>
       <w:pPr>
@@ -314,7 +316,23 @@
           <w:color w:val="26364A"/>
           <w:sz w:val="22"/>
         </w:rPr>
-        <w:t>Versión 1.0  •  Julio de 2026</w:t>
+        <w:t xml:space="preserve">Versión </w:t>
+      </w:r>
+      <w:proofErr w:type="gramStart"/>
+      <w:r>
+        <w:rPr>
+          <w:color w:val="26364A"/>
+          <w:sz w:val="22"/>
+        </w:rPr>
+        <w:t>1.0  •</w:t>
+      </w:r>
+      <w:proofErr w:type="gramEnd"/>
+      <w:r>
+        <w:rPr>
+          <w:color w:val="26364A"/>
+          <w:sz w:val="22"/>
+        </w:rPr>
+        <w:t xml:space="preserve">  Julio de 2026</w:t>
       </w:r>
     </w:p>
     <w:p>
@@ -2122,7 +2140,7 @@
             <w:noProof/>
             <w:webHidden/>
           </w:rPr>
-          <w:t>11</w:t>
+          <w:t>12</w:t>
         </w:r>
         <w:r>
           <w:rPr>
@@ -2193,7 +2211,7 @@
             <w:noProof/>
             <w:webHidden/>
           </w:rPr>
-          <w:t>11</w:t>
+          <w:t>12</w:t>
         </w:r>
         <w:r>
           <w:rPr>
@@ -2264,7 +2282,7 @@
             <w:noProof/>
             <w:webHidden/>
           </w:rPr>
-          <w:t>12</w:t>
+          <w:t>13</w:t>
         </w:r>
         <w:r>
           <w:rPr>
@@ -2335,7 +2353,7 @@
             <w:noProof/>
             <w:webHidden/>
           </w:rPr>
-          <w:t>12</w:t>
+          <w:t>13</w:t>
         </w:r>
         <w:r>
           <w:rPr>
@@ -2406,7 +2424,7 @@
             <w:noProof/>
             <w:webHidden/>
           </w:rPr>
-          <w:t>12</w:t>
+          <w:t>13</w:t>
         </w:r>
         <w:r>
           <w:rPr>
@@ -2477,7 +2495,7 @@
             <w:noProof/>
             <w:webHidden/>
           </w:rPr>
-          <w:t>12</w:t>
+          <w:t>13</w:t>
         </w:r>
         <w:r>
           <w:rPr>
@@ -2548,7 +2566,7 @@
             <w:noProof/>
             <w:webHidden/>
           </w:rPr>
-          <w:t>12</w:t>
+          <w:t>13</w:t>
         </w:r>
         <w:r>
           <w:rPr>
@@ -2619,7 +2637,7 @@
             <w:noProof/>
             <w:webHidden/>
           </w:rPr>
-          <w:t>13</w:t>
+          <w:t>14</w:t>
         </w:r>
         <w:r>
           <w:rPr>
@@ -2690,7 +2708,7 @@
             <w:noProof/>
             <w:webHidden/>
           </w:rPr>
-          <w:t>13</w:t>
+          <w:t>15</w:t>
         </w:r>
         <w:r>
           <w:rPr>
@@ -2761,7 +2779,7 @@
             <w:noProof/>
             <w:webHidden/>
           </w:rPr>
-          <w:t>13</w:t>
+          <w:t>15</w:t>
         </w:r>
         <w:r>
           <w:rPr>
@@ -2832,7 +2850,7 @@
             <w:noProof/>
             <w:webHidden/>
           </w:rPr>
-          <w:t>14</w:t>
+          <w:t>16</w:t>
         </w:r>
         <w:r>
           <w:rPr>
@@ -2903,7 +2921,7 @@
             <w:noProof/>
             <w:webHidden/>
           </w:rPr>
-          <w:t>14</w:t>
+          <w:t>16</w:t>
         </w:r>
         <w:r>
           <w:rPr>
@@ -2974,7 +2992,7 @@
             <w:noProof/>
             <w:webHidden/>
           </w:rPr>
-          <w:t>14</w:t>
+          <w:t>16</w:t>
         </w:r>
         <w:r>
           <w:rPr>
@@ -3011,8 +3029,13 @@
       <w:bookmarkEnd w:id="1"/>
     </w:p>
     <w:p>
-      <w:r>
-        <w:t>SysEqui es una aplicación web destinada a organizar y automatizar la gestión de equivalencias de materias. Centraliza alumnos, docentes, cursos, materias, notas y solicitudes en un único entorno.</w:t>
+      <w:proofErr w:type="spellStart"/>
+      <w:r>
+        <w:t>SysEqui</w:t>
+      </w:r>
+      <w:proofErr w:type="spellEnd"/>
+      <w:r>
+        <w:t xml:space="preserve"> es una aplicación web destinada a organizar y automatizar la gestión de equivalencias de materias. Centraliza alumnos, docentes, cursos, materias, notas y solicitudes en un único entorno.</w:t>
       </w:r>
     </w:p>
     <w:p>
@@ -3117,9 +3140,11 @@
             </w:tcMar>
           </w:tcPr>
           <w:p>
+            <w:proofErr w:type="spellStart"/>
             <w:r>
               <w:t>Frontend</w:t>
             </w:r>
+            <w:proofErr w:type="spellEnd"/>
           </w:p>
         </w:tc>
         <w:tc>
@@ -3134,7 +3159,15 @@
           </w:tcPr>
           <w:p>
             <w:r>
-              <w:t>Interfaz visual construida con React y Vite.</w:t>
+              <w:t xml:space="preserve">Interfaz visual construida con </w:t>
+            </w:r>
+            <w:proofErr w:type="spellStart"/>
+            <w:r>
+              <w:t>React</w:t>
+            </w:r>
+            <w:proofErr w:type="spellEnd"/>
+            <w:r>
+              <w:t xml:space="preserve"> y Vite.</w:t>
             </w:r>
           </w:p>
         </w:tc>
@@ -3151,9 +3184,11 @@
             </w:tcMar>
           </w:tcPr>
           <w:p>
+            <w:proofErr w:type="spellStart"/>
             <w:r>
               <w:t>Backend</w:t>
             </w:r>
+            <w:proofErr w:type="spellEnd"/>
           </w:p>
         </w:tc>
         <w:tc>
@@ -3253,9 +3288,11 @@
             </w:tcMar>
           </w:tcPr>
           <w:p>
+            <w:proofErr w:type="spellStart"/>
             <w:r>
               <w:t>Swagger</w:t>
             </w:r>
+            <w:proofErr w:type="spellEnd"/>
           </w:p>
         </w:tc>
         <w:tc>
@@ -3317,7 +3354,31 @@
           </w:p>
           <w:p>
             <w:r>
-              <w:t>Para usar SysEqui deben estar activos, como mínimo, MongoDB, el backend y el frontend.</w:t>
+              <w:t xml:space="preserve">Para usar </w:t>
+            </w:r>
+            <w:proofErr w:type="spellStart"/>
+            <w:r>
+              <w:t>SysEqui</w:t>
+            </w:r>
+            <w:proofErr w:type="spellEnd"/>
+            <w:r>
+              <w:t xml:space="preserve"> deben estar activos, como mínimo, MongoDB, el </w:t>
+            </w:r>
+            <w:proofErr w:type="spellStart"/>
+            <w:r>
+              <w:t>backend</w:t>
+            </w:r>
+            <w:proofErr w:type="spellEnd"/>
+            <w:r>
+              <w:t xml:space="preserve"> y el </w:t>
+            </w:r>
+            <w:proofErr w:type="spellStart"/>
+            <w:r>
+              <w:t>frontend</w:t>
+            </w:r>
+            <w:proofErr w:type="spellEnd"/>
+            <w:r>
+              <w:t>.</w:t>
             </w:r>
           </w:p>
         </w:tc>
@@ -3341,18 +3402,22 @@
     <w:tbl>
       <w:tblPr>
         <w:tblStyle w:val="Tablaconcuadrcula"/>
-        <w:tblW w:w="0" w:type="auto"/>
-        <w:tblInd w:w="100" w:type="dxa"/>
+        <w:tblW w:w="9393" w:type="dxa"/>
+        <w:jc w:val="center"/>
+        <w:tblInd w:w="0" w:type="dxa"/>
         <w:tblLook w:val="04A0" w:firstRow="1" w:lastRow="0" w:firstColumn="1" w:lastColumn="0" w:noHBand="0" w:noVBand="1"/>
       </w:tblPr>
       <w:tblGrid>
-        <w:gridCol w:w="1485"/>
-        <w:gridCol w:w="7469"/>
+        <w:gridCol w:w="1596"/>
+        <w:gridCol w:w="7797"/>
       </w:tblGrid>
       <w:tr>
-        <w:tc>
-          <w:tcPr>
-            <w:tcW w:w="0" w:type="auto"/>
+        <w:trPr>
+          <w:jc w:val="center"/>
+        </w:trPr>
+        <w:tc>
+          <w:tcPr>
+            <w:tcW w:w="1596" w:type="dxa"/>
             <w:shd w:val="clear" w:color="auto" w:fill="DDE7EF"/>
             <w:tcMar>
               <w:top w:w="80" w:type="dxa"/>
@@ -3374,7 +3439,7 @@
         </w:tc>
         <w:tc>
           <w:tcPr>
-            <w:tcW w:w="0" w:type="auto"/>
+            <w:tcW w:w="7797" w:type="dxa"/>
             <w:shd w:val="clear" w:color="auto" w:fill="DDE7EF"/>
             <w:tcMar>
               <w:top w:w="80" w:type="dxa"/>
@@ -3396,9 +3461,12 @@
         </w:tc>
       </w:tr>
       <w:tr>
-        <w:tc>
-          <w:tcPr>
-            <w:tcW w:w="0" w:type="auto"/>
+        <w:trPr>
+          <w:jc w:val="center"/>
+        </w:trPr>
+        <w:tc>
+          <w:tcPr>
+            <w:tcW w:w="1596" w:type="dxa"/>
             <w:shd w:val="clear" w:color="auto" w:fill="FFFFFF"/>
             <w:tcMar>
               <w:top w:w="80" w:type="dxa"/>
@@ -3414,7 +3482,7 @@
         </w:tc>
         <w:tc>
           <w:tcPr>
-            <w:tcW w:w="0" w:type="auto"/>
+            <w:tcW w:w="7797" w:type="dxa"/>
             <w:shd w:val="clear" w:color="auto" w:fill="FFFFFF"/>
             <w:tcMar>
               <w:top w:w="80" w:type="dxa"/>
@@ -3430,9 +3498,12 @@
         </w:tc>
       </w:tr>
       <w:tr>
-        <w:tc>
-          <w:tcPr>
-            <w:tcW w:w="0" w:type="auto"/>
+        <w:trPr>
+          <w:jc w:val="center"/>
+        </w:trPr>
+        <w:tc>
+          <w:tcPr>
+            <w:tcW w:w="1596" w:type="dxa"/>
             <w:shd w:val="clear" w:color="auto" w:fill="F4F6F8"/>
             <w:tcMar>
               <w:top w:w="80" w:type="dxa"/>
@@ -3448,7 +3519,7 @@
         </w:tc>
         <w:tc>
           <w:tcPr>
-            <w:tcW w:w="0" w:type="auto"/>
+            <w:tcW w:w="7797" w:type="dxa"/>
             <w:shd w:val="clear" w:color="auto" w:fill="F4F6F8"/>
             <w:tcMar>
               <w:top w:w="80" w:type="dxa"/>
@@ -3464,9 +3535,12 @@
         </w:tc>
       </w:tr>
       <w:tr>
-        <w:tc>
-          <w:tcPr>
-            <w:tcW w:w="0" w:type="auto"/>
+        <w:trPr>
+          <w:jc w:val="center"/>
+        </w:trPr>
+        <w:tc>
+          <w:tcPr>
+            <w:tcW w:w="1596" w:type="dxa"/>
             <w:shd w:val="clear" w:color="auto" w:fill="FFFFFF"/>
             <w:tcMar>
               <w:top w:w="80" w:type="dxa"/>
@@ -3482,7 +3556,7 @@
         </w:tc>
         <w:tc>
           <w:tcPr>
-            <w:tcW w:w="0" w:type="auto"/>
+            <w:tcW w:w="7797" w:type="dxa"/>
             <w:shd w:val="clear" w:color="auto" w:fill="FFFFFF"/>
             <w:tcMar>
               <w:top w:w="80" w:type="dxa"/>
@@ -3498,9 +3572,12 @@
         </w:tc>
       </w:tr>
       <w:tr>
-        <w:tc>
-          <w:tcPr>
-            <w:tcW w:w="0" w:type="auto"/>
+        <w:trPr>
+          <w:jc w:val="center"/>
+        </w:trPr>
+        <w:tc>
+          <w:tcPr>
+            <w:tcW w:w="1596" w:type="dxa"/>
             <w:shd w:val="clear" w:color="auto" w:fill="F4F6F8"/>
             <w:tcMar>
               <w:top w:w="80" w:type="dxa"/>
@@ -3516,7 +3593,7 @@
         </w:tc>
         <w:tc>
           <w:tcPr>
-            <w:tcW w:w="0" w:type="auto"/>
+            <w:tcW w:w="7797" w:type="dxa"/>
             <w:shd w:val="clear" w:color="auto" w:fill="F4F6F8"/>
             <w:tcMar>
               <w:top w:w="80" w:type="dxa"/>
@@ -3661,9 +3738,11 @@
             </w:tcMar>
           </w:tcPr>
           <w:p>
+            <w:proofErr w:type="spellStart"/>
             <w:r>
               <w:t>npm</w:t>
             </w:r>
+            <w:proofErr w:type="spellEnd"/>
           </w:p>
         </w:tc>
         <w:tc>
@@ -3860,6 +3939,7 @@
                 <w:lang w:val="en-US"/>
               </w:rPr>
             </w:pPr>
+            <w:proofErr w:type="spellStart"/>
             <w:r>
               <w:rPr>
                 <w:rFonts w:ascii="Consolas" w:hAnsi="Consolas"/>
@@ -3867,16 +3947,9 @@
                 <w:sz w:val="18"/>
                 <w:lang w:val="en-US"/>
               </w:rPr>
-              <w:t>npm --version</w:t>
-            </w:r>
-          </w:p>
-          <w:p>
-            <w:pPr>
-              <w:spacing w:after="0"/>
-              <w:rPr>
-                <w:lang w:val="en-US"/>
-              </w:rPr>
-            </w:pPr>
+              <w:t>npm</w:t>
+            </w:r>
+            <w:proofErr w:type="spellEnd"/>
             <w:r>
               <w:rPr>
                 <w:rFonts w:ascii="Consolas" w:hAnsi="Consolas"/>
@@ -3884,6 +3957,23 @@
                 <w:sz w:val="18"/>
                 <w:lang w:val="en-US"/>
               </w:rPr>
+              <w:t xml:space="preserve"> --version</w:t>
+            </w:r>
+          </w:p>
+          <w:p>
+            <w:pPr>
+              <w:spacing w:after="0"/>
+              <w:rPr>
+                <w:lang w:val="en-US"/>
+              </w:rPr>
+            </w:pPr>
+            <w:r>
+              <w:rPr>
+                <w:rFonts w:ascii="Consolas" w:hAnsi="Consolas"/>
+                <w:color w:val="E8EEF4"/>
+                <w:sz w:val="18"/>
+                <w:lang w:val="en-US"/>
+              </w:rPr>
               <w:t>git --version</w:t>
             </w:r>
           </w:p>
@@ -3891,14 +3981,34 @@
             <w:pPr>
               <w:spacing w:after="0"/>
             </w:pPr>
+            <w:proofErr w:type="spellStart"/>
             <w:r>
               <w:rPr>
                 <w:rFonts w:ascii="Consolas" w:hAnsi="Consolas"/>
                 <w:color w:val="E8EEF4"/>
                 <w:sz w:val="18"/>
               </w:rPr>
-              <w:t>docker --version</w:t>
-            </w:r>
+              <w:t>docker</w:t>
+            </w:r>
+            <w:proofErr w:type="spellEnd"/>
+            <w:r>
+              <w:rPr>
+                <w:rFonts w:ascii="Consolas" w:hAnsi="Consolas"/>
+                <w:color w:val="E8EEF4"/>
+                <w:sz w:val="18"/>
+              </w:rPr>
+              <w:t xml:space="preserve"> --</w:t>
+            </w:r>
+            <w:proofErr w:type="spellStart"/>
+            <w:r>
+              <w:rPr>
+                <w:rFonts w:ascii="Consolas" w:hAnsi="Consolas"/>
+                <w:color w:val="E8EEF4"/>
+                <w:sz w:val="18"/>
+              </w:rPr>
+              <w:t>version</w:t>
+            </w:r>
+            <w:proofErr w:type="spellEnd"/>
           </w:p>
         </w:tc>
       </w:tr>
@@ -3943,8 +4053,13 @@
             </w:r>
           </w:p>
           <w:p>
-            <w:r>
-              <w:t>Node debe mostrar v22.14.0 o superior. Si no utilizará Docker, omita su comprobación.</w:t>
+            <w:proofErr w:type="spellStart"/>
+            <w:r>
+              <w:t>Node</w:t>
+            </w:r>
+            <w:proofErr w:type="spellEnd"/>
+            <w:r>
+              <w:t xml:space="preserve"> debe mostrar v22.14.0 o superior. Si no utilizará Docker, omita su comprobación.</w:t>
             </w:r>
           </w:p>
         </w:tc>
@@ -4070,7 +4185,39 @@
                 <w:color w:val="26364A"/>
                 <w:sz w:val="22"/>
               </w:rPr>
-              <w:t>Figura 1. Carpeta principal con Front_SysEqui y Back_SysEqui.</w:t>
+              <w:t xml:space="preserve">Figura 1. Carpeta principal con </w:t>
+            </w:r>
+            <w:proofErr w:type="spellStart"/>
+            <w:r>
+              <w:rPr>
+                <w:color w:val="26364A"/>
+                <w:sz w:val="22"/>
+              </w:rPr>
+              <w:t>Front_SysEqui</w:t>
+            </w:r>
+            <w:proofErr w:type="spellEnd"/>
+            <w:r>
+              <w:rPr>
+                <w:color w:val="26364A"/>
+                <w:sz w:val="22"/>
+              </w:rPr>
+              <w:t xml:space="preserve"> y </w:t>
+            </w:r>
+            <w:proofErr w:type="spellStart"/>
+            <w:r>
+              <w:rPr>
+                <w:color w:val="26364A"/>
+                <w:sz w:val="22"/>
+              </w:rPr>
+              <w:t>Back_SysEqui</w:t>
+            </w:r>
+            <w:proofErr w:type="spellEnd"/>
+            <w:r>
+              <w:rPr>
+                <w:color w:val="26364A"/>
+                <w:sz w:val="22"/>
+              </w:rPr>
+              <w:t>.</w:t>
             </w:r>
           </w:p>
         </w:tc>
@@ -4213,7 +4360,27 @@
                 <w:sz w:val="18"/>
                 <w:lang w:val="en-US"/>
               </w:rPr>
-              <w:t>docker compose -f docker\docker-compose.mongo.yml up -d</w:t>
+              <w:t>docker compose -f docker\docker-</w:t>
+            </w:r>
+            <w:proofErr w:type="spellStart"/>
+            <w:r>
+              <w:rPr>
+                <w:rFonts w:ascii="Consolas" w:hAnsi="Consolas"/>
+                <w:color w:val="E8EEF4"/>
+                <w:sz w:val="18"/>
+                <w:lang w:val="en-US"/>
+              </w:rPr>
+              <w:t>compose.mongo.yml</w:t>
+            </w:r>
+            <w:proofErr w:type="spellEnd"/>
+            <w:r>
+              <w:rPr>
+                <w:rFonts w:ascii="Consolas" w:hAnsi="Consolas"/>
+                <w:color w:val="E8EEF4"/>
+                <w:sz w:val="18"/>
+                <w:lang w:val="en-US"/>
+              </w:rPr>
+              <w:t xml:space="preserve"> up -d</w:t>
             </w:r>
           </w:p>
         </w:tc>
@@ -4255,12 +4422,12 @@
         <w:tblLook w:val="04A0" w:firstRow="1" w:lastRow="0" w:firstColumn="1" w:lastColumn="0" w:noHBand="0" w:noVBand="1"/>
       </w:tblPr>
       <w:tblGrid>
-        <w:gridCol w:w="1081"/>
+        <w:gridCol w:w="5632"/>
       </w:tblGrid>
       <w:tr>
         <w:tc>
           <w:tcPr>
-            <w:tcW w:w="0" w:type="auto"/>
+            <w:tcW w:w="5632" w:type="dxa"/>
             <w:shd w:val="clear" w:color="auto" w:fill="26364A"/>
             <w:tcMar>
               <w:top w:w="140" w:type="dxa"/>
@@ -4272,13 +4439,41 @@
             <w:pPr>
               <w:spacing w:after="0"/>
             </w:pPr>
+            <w:proofErr w:type="spellStart"/>
             <w:r>
               <w:rPr>
                 <w:rFonts w:ascii="Consolas" w:hAnsi="Consolas"/>
                 <w:color w:val="E8EEF4"/>
                 <w:sz w:val="18"/>
               </w:rPr>
-              <w:t>docker ps</w:t>
+              <w:t>docker</w:t>
+            </w:r>
+            <w:proofErr w:type="spellEnd"/>
+            <w:r>
+              <w:rPr>
+                <w:rFonts w:ascii="Consolas" w:hAnsi="Consolas"/>
+                <w:color w:val="E8EEF4"/>
+                <w:sz w:val="18"/>
+              </w:rPr>
+              <w:t xml:space="preserve"> </w:t>
+            </w:r>
+            <w:proofErr w:type="spellStart"/>
+            <w:r>
+              <w:rPr>
+                <w:rFonts w:ascii="Consolas" w:hAnsi="Consolas"/>
+                <w:color w:val="E8EEF4"/>
+                <w:sz w:val="18"/>
+              </w:rPr>
+              <w:t>ps</w:t>
+            </w:r>
+            <w:proofErr w:type="spellEnd"/>
+            <w:r>
+              <w:rPr>
+                <w:rFonts w:ascii="Consolas" w:hAnsi="Consolas"/>
+                <w:color w:val="E8EEF4"/>
+                <w:sz w:val="18"/>
+              </w:rPr>
+              <w:t xml:space="preserve">  </w:t>
             </w:r>
           </w:p>
         </w:tc>
@@ -4339,6 +4534,81 @@
       <w:bookmarkStart w:id="10" w:name="_Toc234663291"/>
       <w:r>
         <w:rPr>
+          <w:noProof/>
+        </w:rPr>
+        <w:drawing>
+          <wp:anchor distT="0" distB="0" distL="114300" distR="114300" simplePos="0" relativeHeight="251658240" behindDoc="1" locked="0" layoutInCell="1" allowOverlap="1" wp14:anchorId="3102195F" wp14:editId="38942FB3">
+            <wp:simplePos x="0" y="0"/>
+            <wp:positionH relativeFrom="column">
+              <wp:posOffset>51794</wp:posOffset>
+            </wp:positionH>
+            <wp:positionV relativeFrom="paragraph">
+              <wp:posOffset>199270</wp:posOffset>
+            </wp:positionV>
+            <wp:extent cx="670560" cy="670560"/>
+            <wp:effectExtent l="0" t="0" r="0" b="0"/>
+            <wp:wrapTight wrapText="bothSides">
+              <wp:wrapPolygon edited="0">
+                <wp:start x="0" y="0"/>
+                <wp:lineTo x="0" y="20864"/>
+                <wp:lineTo x="20864" y="20864"/>
+                <wp:lineTo x="20864" y="0"/>
+                <wp:lineTo x="0" y="0"/>
+              </wp:wrapPolygon>
+            </wp:wrapTight>
+            <wp:docPr id="2" name="Imagen 2" descr="Mongodb Icon  logo"/>
+            <wp:cNvGraphicFramePr>
+              <a:graphicFrameLocks xmlns:a="http://schemas.openxmlformats.org/drawingml/2006/main" noChangeAspect="1"/>
+            </wp:cNvGraphicFramePr>
+            <a:graphic xmlns:a="http://schemas.openxmlformats.org/drawingml/2006/main">
+              <a:graphicData uri="http://schemas.openxmlformats.org/drawingml/2006/picture">
+                <pic:pic xmlns:pic="http://schemas.openxmlformats.org/drawingml/2006/picture">
+                  <pic:nvPicPr>
+                    <pic:cNvPr id="0" name="Picture 1" descr="Mongodb Icon  logo"/>
+                    <pic:cNvPicPr>
+                      <a:picLocks noChangeAspect="1" noChangeArrowheads="1"/>
+                    </pic:cNvPicPr>
+                  </pic:nvPicPr>
+                  <pic:blipFill>
+                    <a:blip r:embed="rId7" cstate="print">
+                      <a:extLst>
+                        <a:ext uri="{28A0092B-C50C-407E-A947-70E740481C1C}">
+                          <a14:useLocalDpi xmlns:a14="http://schemas.microsoft.com/office/drawing/2010/main" val="0"/>
+                        </a:ext>
+                      </a:extLst>
+                    </a:blip>
+                    <a:srcRect/>
+                    <a:stretch>
+                      <a:fillRect/>
+                    </a:stretch>
+                  </pic:blipFill>
+                  <pic:spPr bwMode="auto">
+                    <a:xfrm>
+                      <a:off x="0" y="0"/>
+                      <a:ext cx="670560" cy="670560"/>
+                    </a:xfrm>
+                    <a:prstGeom prst="rect">
+                      <a:avLst/>
+                    </a:prstGeom>
+                    <a:noFill/>
+                    <a:ln>
+                      <a:noFill/>
+                    </a:ln>
+                  </pic:spPr>
+                </pic:pic>
+              </a:graphicData>
+            </a:graphic>
+            <wp14:sizeRelH relativeFrom="margin">
+              <wp14:pctWidth>0</wp14:pctWidth>
+            </wp14:sizeRelH>
+            <wp14:sizeRelV relativeFrom="margin">
+              <wp14:pctHeight>0</wp14:pctHeight>
+            </wp14:sizeRelV>
+          </wp:anchor>
+        </w:drawing>
+      </w:r>
+      <w:r>
+        <w:rPr>
           <w:color w:val="26364A"/>
           <w:sz w:val="22"/>
         </w:rPr>
@@ -4348,9 +4618,60 @@
     </w:p>
     <w:p>
       <w:r>
-        <w:t>Instale MongoDB Community Server con la opción «Install MongoDB as a Service». Abra services.msc y confirme que «MongoDB Server» esté en ejecución.</w:t>
-      </w:r>
-    </w:p>
+        <w:t xml:space="preserve">Instale </w:t>
+      </w:r>
+      <w:hyperlink r:id="rId8" w:history="1">
+        <w:r>
+          <w:rPr>
+            <w:rStyle w:val="Hipervnculo"/>
+          </w:rPr>
+          <w:t xml:space="preserve">MongoDB </w:t>
+        </w:r>
+        <w:proofErr w:type="spellStart"/>
+        <w:r>
+          <w:rPr>
+            <w:rStyle w:val="Hipervnculo"/>
+          </w:rPr>
+          <w:t>Community</w:t>
+        </w:r>
+        <w:proofErr w:type="spellEnd"/>
+        <w:r>
+          <w:rPr>
+            <w:rStyle w:val="Hipervnculo"/>
+          </w:rPr>
+          <w:t xml:space="preserve"> Server</w:t>
+        </w:r>
+      </w:hyperlink>
+      <w:r>
+        <w:t xml:space="preserve"> con la opción «</w:t>
+      </w:r>
+      <w:proofErr w:type="spellStart"/>
+      <w:r>
+        <w:t>Install</w:t>
+      </w:r>
+      <w:proofErr w:type="spellEnd"/>
+      <w:r>
+        <w:t xml:space="preserve"> MongoDB as a </w:t>
+      </w:r>
+      <w:proofErr w:type="spellStart"/>
+      <w:r>
+        <w:t>Service</w:t>
+      </w:r>
+      <w:proofErr w:type="spellEnd"/>
+      <w:r>
+        <w:t xml:space="preserve">». Abra </w:t>
+      </w:r>
+      <w:proofErr w:type="spellStart"/>
+      <w:r>
+        <w:t>services.msc</w:t>
+      </w:r>
+      <w:proofErr w:type="spellEnd"/>
+      <w:r>
+        <w:t xml:space="preserve"> y confirme que «MongoDB Server» esté en ejecución.</w:t>
+      </w:r>
+    </w:p>
+    <w:p/>
+    <w:p/>
     <w:tbl>
       <w:tblPr>
         <w:tblW w:w="0" w:type="auto"/>
@@ -4368,12 +4689,12 @@
         <w:tblLook w:val="04A0" w:firstRow="1" w:lastRow="0" w:firstColumn="1" w:lastColumn="0" w:noHBand="0" w:noVBand="1"/>
       </w:tblPr>
       <w:tblGrid>
-        <w:gridCol w:w="4248"/>
+        <w:gridCol w:w="5632"/>
       </w:tblGrid>
       <w:tr>
         <w:tc>
           <w:tcPr>
-            <w:tcW w:w="0" w:type="auto"/>
+            <w:tcW w:w="5632" w:type="dxa"/>
             <w:shd w:val="clear" w:color="auto" w:fill="26364A"/>
             <w:tcMar>
               <w:top w:w="140" w:type="dxa"/>
@@ -4385,13 +4706,23 @@
             <w:pPr>
               <w:spacing w:after="0"/>
             </w:pPr>
+            <w:proofErr w:type="spellStart"/>
             <w:r>
               <w:rPr>
                 <w:rFonts w:ascii="Consolas" w:hAnsi="Consolas"/>
                 <w:color w:val="E8EEF4"/>
                 <w:sz w:val="18"/>
               </w:rPr>
-              <w:t>mongosh mongodb://localhost:27017/sysequi</w:t>
+              <w:t>mongosh</w:t>
+            </w:r>
+            <w:proofErr w:type="spellEnd"/>
+            <w:r>
+              <w:rPr>
+                <w:rFonts w:ascii="Consolas" w:hAnsi="Consolas"/>
+                <w:color w:val="E8EEF4"/>
+                <w:sz w:val="18"/>
+              </w:rPr>
+              <w:t xml:space="preserve"> mongodb://localhost:27017/sysequi</w:t>
             </w:r>
           </w:p>
         </w:tc>
@@ -4469,23 +4800,1449 @@
           <w:sz w:val="22"/>
         </w:rPr>
         <w:lastRenderedPageBreak/>
-        <w:t>4. Instalar y configurar el backend</w:t>
-      </w:r>
-      <w:bookmarkEnd w:id="11"/>
-    </w:p>
-    <w:p>
-      <w:pPr>
-        <w:pStyle w:val="Ttulo2"/>
-      </w:pPr>
-      <w:bookmarkStart w:id="12" w:name="_Toc234663293"/>
+        <w:t xml:space="preserve">4. Instalar y configurar el </w:t>
+      </w:r>
+      <w:proofErr w:type="spellStart"/>
       <w:r>
         <w:rPr>
           <w:color w:val="26364A"/>
           <w:sz w:val="22"/>
         </w:rPr>
+        <w:t>backend</w:t>
+      </w:r>
+      <w:bookmarkEnd w:id="11"/>
+      <w:proofErr w:type="spellEnd"/>
+    </w:p>
+    <w:p>
+      <w:pPr>
+        <w:pStyle w:val="Ttulo2"/>
+      </w:pPr>
+      <w:bookmarkStart w:id="12" w:name="_Toc234663293"/>
+      <w:r>
+        <w:rPr>
+          <w:color w:val="26364A"/>
+          <w:sz w:val="22"/>
+        </w:rPr>
         <w:t>4.1 Instalar dependencias</w:t>
       </w:r>
       <w:bookmarkEnd w:id="12"/>
+    </w:p>
+    <w:tbl>
+      <w:tblPr>
+        <w:tblW w:w="0" w:type="auto"/>
+        <w:tblInd w:w="180" w:type="dxa"/>
+        <w:tblBorders>
+          <w:top w:val="nil"/>
+          <w:left w:val="nil"/>
+          <w:bottom w:val="nil"/>
+          <w:right w:val="nil"/>
+        </w:tblBorders>
+        <w:tblCellMar>
+          <w:left w:w="10" w:type="dxa"/>
+          <w:right w:w="10" w:type="dxa"/>
+        </w:tblCellMar>
+        <w:tblLook w:val="04A0" w:firstRow="1" w:lastRow="0" w:firstColumn="1" w:lastColumn="0" w:noHBand="0" w:noVBand="1"/>
+      </w:tblPr>
+      <w:tblGrid>
+        <w:gridCol w:w="5632"/>
+      </w:tblGrid>
+      <w:tr>
+        <w:tc>
+          <w:tcPr>
+            <w:tcW w:w="5632" w:type="dxa"/>
+            <w:shd w:val="clear" w:color="auto" w:fill="26364A"/>
+            <w:tcMar>
+              <w:top w:w="140" w:type="dxa"/>
+              <w:left w:w="180" w:type="dxa"/>
+              <w:bottom w:w="140" w:type="dxa"/>
+            </w:tcMar>
+          </w:tcPr>
+          <w:p>
+            <w:pPr>
+              <w:spacing w:after="0"/>
+              <w:rPr>
+                <w:lang w:val="en-US"/>
+              </w:rPr>
+            </w:pPr>
+            <w:r>
+              <w:rPr>
+                <w:rFonts w:ascii="Consolas" w:hAnsi="Consolas"/>
+                <w:color w:val="E8EEF4"/>
+                <w:sz w:val="18"/>
+                <w:lang w:val="en-US"/>
+              </w:rPr>
+              <w:t>cd C:\Users\Admin\Desktop\SysEqui_GitHub\Back_SysEqui</w:t>
+            </w:r>
+          </w:p>
+          <w:p>
+            <w:pPr>
+              <w:spacing w:after="0"/>
+            </w:pPr>
+            <w:proofErr w:type="spellStart"/>
+            <w:r>
+              <w:rPr>
+                <w:rFonts w:ascii="Consolas" w:hAnsi="Consolas"/>
+                <w:color w:val="E8EEF4"/>
+                <w:sz w:val="18"/>
+              </w:rPr>
+              <w:t>npm</w:t>
+            </w:r>
+            <w:proofErr w:type="spellEnd"/>
+            <w:r>
+              <w:rPr>
+                <w:rFonts w:ascii="Consolas" w:hAnsi="Consolas"/>
+                <w:color w:val="E8EEF4"/>
+                <w:sz w:val="18"/>
+              </w:rPr>
+              <w:t xml:space="preserve"> </w:t>
+            </w:r>
+            <w:proofErr w:type="spellStart"/>
+            <w:r>
+              <w:rPr>
+                <w:rFonts w:ascii="Consolas" w:hAnsi="Consolas"/>
+                <w:color w:val="E8EEF4"/>
+                <w:sz w:val="18"/>
+              </w:rPr>
+              <w:t>install</w:t>
+            </w:r>
+            <w:proofErr w:type="spellEnd"/>
+          </w:p>
+        </w:tc>
+      </w:tr>
+    </w:tbl>
+    <w:p/>
+    <w:p>
+      <w:pPr>
+        <w:pStyle w:val="Ttulo2"/>
+      </w:pPr>
+      <w:bookmarkStart w:id="13" w:name="_Toc234663294"/>
+      <w:r>
+        <w:rPr>
+          <w:color w:val="26364A"/>
+          <w:sz w:val="22"/>
+        </w:rPr>
+        <w:t>4.2 Crear la configuración</w:t>
+      </w:r>
+      <w:bookmarkEnd w:id="13"/>
+    </w:p>
+    <w:tbl>
+      <w:tblPr>
+        <w:tblW w:w="0" w:type="auto"/>
+        <w:tblInd w:w="180" w:type="dxa"/>
+        <w:tblBorders>
+          <w:top w:val="nil"/>
+          <w:left w:val="nil"/>
+          <w:bottom w:val="nil"/>
+          <w:right w:val="nil"/>
+        </w:tblBorders>
+        <w:tblCellMar>
+          <w:left w:w="10" w:type="dxa"/>
+          <w:right w:w="10" w:type="dxa"/>
+        </w:tblCellMar>
+        <w:tblLook w:val="04A0" w:firstRow="1" w:lastRow="0" w:firstColumn="1" w:lastColumn="0" w:noHBand="0" w:noVBand="1"/>
+      </w:tblPr>
+      <w:tblGrid>
+        <w:gridCol w:w="5632"/>
+      </w:tblGrid>
+      <w:tr>
+        <w:tc>
+          <w:tcPr>
+            <w:tcW w:w="5632" w:type="dxa"/>
+            <w:shd w:val="clear" w:color="auto" w:fill="26364A"/>
+            <w:tcMar>
+              <w:top w:w="140" w:type="dxa"/>
+              <w:left w:w="180" w:type="dxa"/>
+              <w:bottom w:w="140" w:type="dxa"/>
+            </w:tcMar>
+          </w:tcPr>
+          <w:p>
+            <w:pPr>
+              <w:spacing w:after="0"/>
+              <w:rPr>
+                <w:lang w:val="en-US"/>
+              </w:rPr>
+            </w:pPr>
+            <w:r>
+              <w:rPr>
+                <w:rFonts w:ascii="Consolas" w:hAnsi="Consolas"/>
+                <w:color w:val="E8EEF4"/>
+                <w:sz w:val="18"/>
+                <w:lang w:val="en-US"/>
+              </w:rPr>
+              <w:t>Copy-</w:t>
+            </w:r>
+            <w:proofErr w:type="gramStart"/>
+            <w:r>
+              <w:rPr>
+                <w:rFonts w:ascii="Consolas" w:hAnsi="Consolas"/>
+                <w:color w:val="E8EEF4"/>
+                <w:sz w:val="18"/>
+                <w:lang w:val="en-US"/>
+              </w:rPr>
+              <w:t>Item .</w:t>
+            </w:r>
+            <w:proofErr w:type="spellStart"/>
+            <w:r>
+              <w:rPr>
+                <w:rFonts w:ascii="Consolas" w:hAnsi="Consolas"/>
+                <w:color w:val="E8EEF4"/>
+                <w:sz w:val="18"/>
+                <w:lang w:val="en-US"/>
+              </w:rPr>
+              <w:t>env</w:t>
+            </w:r>
+            <w:proofErr w:type="gramEnd"/>
+            <w:r>
+              <w:rPr>
+                <w:rFonts w:ascii="Consolas" w:hAnsi="Consolas"/>
+                <w:color w:val="E8EEF4"/>
+                <w:sz w:val="18"/>
+                <w:lang w:val="en-US"/>
+              </w:rPr>
+              <w:t>.example</w:t>
+            </w:r>
+            <w:proofErr w:type="spellEnd"/>
+            <w:r>
+              <w:rPr>
+                <w:rFonts w:ascii="Consolas" w:hAnsi="Consolas"/>
+                <w:color w:val="E8EEF4"/>
+                <w:sz w:val="18"/>
+                <w:lang w:val="en-US"/>
+              </w:rPr>
+              <w:t xml:space="preserve"> .env</w:t>
+            </w:r>
+          </w:p>
+          <w:p>
+            <w:pPr>
+              <w:spacing w:after="0"/>
+              <w:rPr>
+                <w:lang w:val="en-US"/>
+              </w:rPr>
+            </w:pPr>
+            <w:proofErr w:type="gramStart"/>
+            <w:r>
+              <w:rPr>
+                <w:rFonts w:ascii="Consolas" w:hAnsi="Consolas"/>
+                <w:color w:val="E8EEF4"/>
+                <w:sz w:val="18"/>
+                <w:lang w:val="en-US"/>
+              </w:rPr>
+              <w:t>notepad .env</w:t>
+            </w:r>
+            <w:proofErr w:type="gramEnd"/>
+          </w:p>
+        </w:tc>
+      </w:tr>
+    </w:tbl>
+    <w:p>
+      <w:pPr>
+        <w:rPr>
+          <w:lang w:val="en-US"/>
+        </w:rPr>
+      </w:pPr>
+    </w:p>
+    <w:p>
+      <w:r>
+        <w:t>Utilice valores de desarrollo como los siguientes. Cambie JWT_SECRET y ADMIN_PASSWORD por valores propios:</w:t>
+      </w:r>
+    </w:p>
+    <w:tbl>
+      <w:tblPr>
+        <w:tblW w:w="0" w:type="auto"/>
+        <w:tblInd w:w="180" w:type="dxa"/>
+        <w:tblBorders>
+          <w:top w:val="nil"/>
+          <w:left w:val="nil"/>
+          <w:bottom w:val="nil"/>
+          <w:right w:val="nil"/>
+        </w:tblBorders>
+        <w:tblCellMar>
+          <w:left w:w="10" w:type="dxa"/>
+          <w:right w:w="10" w:type="dxa"/>
+        </w:tblCellMar>
+        <w:tblLook w:val="04A0" w:firstRow="1" w:lastRow="0" w:firstColumn="1" w:lastColumn="0" w:noHBand="0" w:noVBand="1"/>
+      </w:tblPr>
+      <w:tblGrid>
+        <w:gridCol w:w="5632"/>
+      </w:tblGrid>
+      <w:tr>
+        <w:tc>
+          <w:tcPr>
+            <w:tcW w:w="5632" w:type="dxa"/>
+            <w:shd w:val="clear" w:color="auto" w:fill="26364A"/>
+            <w:tcMar>
+              <w:top w:w="140" w:type="dxa"/>
+              <w:left w:w="180" w:type="dxa"/>
+              <w:bottom w:w="140" w:type="dxa"/>
+            </w:tcMar>
+          </w:tcPr>
+          <w:p>
+            <w:pPr>
+              <w:spacing w:after="0"/>
+              <w:rPr>
+                <w:lang w:val="en-US"/>
+              </w:rPr>
+            </w:pPr>
+            <w:r>
+              <w:rPr>
+                <w:rFonts w:ascii="Consolas" w:hAnsi="Consolas"/>
+                <w:color w:val="E8EEF4"/>
+                <w:sz w:val="18"/>
+                <w:lang w:val="en-US"/>
+              </w:rPr>
+              <w:t>MONGO_URI=mongodb://localhost:27017/sysequi</w:t>
+            </w:r>
+          </w:p>
+          <w:p>
+            <w:pPr>
+              <w:spacing w:after="0"/>
+              <w:rPr>
+                <w:lang w:val="en-US"/>
+              </w:rPr>
+            </w:pPr>
+            <w:r>
+              <w:rPr>
+                <w:rFonts w:ascii="Consolas" w:hAnsi="Consolas"/>
+                <w:color w:val="E8EEF4"/>
+                <w:sz w:val="18"/>
+                <w:lang w:val="en-US"/>
+              </w:rPr>
+              <w:t>PORT=5000</w:t>
+            </w:r>
+          </w:p>
+          <w:p>
+            <w:pPr>
+              <w:spacing w:after="0"/>
+              <w:rPr>
+                <w:lang w:val="en-US"/>
+              </w:rPr>
+            </w:pPr>
+            <w:r>
+              <w:rPr>
+                <w:rFonts w:ascii="Consolas" w:hAnsi="Consolas"/>
+                <w:color w:val="E8EEF4"/>
+                <w:sz w:val="18"/>
+                <w:lang w:val="en-US"/>
+              </w:rPr>
+              <w:t>NODE_ENV=development</w:t>
+            </w:r>
+          </w:p>
+          <w:p>
+            <w:pPr>
+              <w:spacing w:after="0"/>
+              <w:rPr>
+                <w:lang w:val="en-US"/>
+              </w:rPr>
+            </w:pPr>
+            <w:r>
+              <w:rPr>
+                <w:rFonts w:ascii="Consolas" w:hAnsi="Consolas"/>
+                <w:color w:val="E8EEF4"/>
+                <w:sz w:val="18"/>
+                <w:lang w:val="en-US"/>
+              </w:rPr>
+              <w:t>HEADER_EXECUTION_TIME=false</w:t>
+            </w:r>
+          </w:p>
+          <w:p>
+            <w:pPr>
+              <w:spacing w:after="0"/>
+              <w:rPr>
+                <w:lang w:val="en-US"/>
+              </w:rPr>
+            </w:pPr>
+            <w:r>
+              <w:rPr>
+                <w:rFonts w:ascii="Consolas" w:hAnsi="Consolas"/>
+                <w:color w:val="E8EEF4"/>
+                <w:sz w:val="18"/>
+                <w:lang w:val="en-US"/>
+              </w:rPr>
+              <w:t>ATOMIC_BDD=false</w:t>
+            </w:r>
+          </w:p>
+          <w:p>
+            <w:pPr>
+              <w:spacing w:after="0"/>
+              <w:rPr>
+                <w:lang w:val="en-US"/>
+              </w:rPr>
+            </w:pPr>
+            <w:r>
+              <w:rPr>
+                <w:rFonts w:ascii="Consolas" w:hAnsi="Consolas"/>
+                <w:color w:val="E8EEF4"/>
+                <w:sz w:val="18"/>
+                <w:lang w:val="en-US"/>
+              </w:rPr>
+              <w:t>ENDPOINT_LOGS=false</w:t>
+            </w:r>
+          </w:p>
+          <w:p>
+            <w:pPr>
+              <w:spacing w:after="0"/>
+            </w:pPr>
+            <w:r>
+              <w:rPr>
+                <w:rFonts w:ascii="Consolas" w:hAnsi="Consolas"/>
+                <w:color w:val="E8EEF4"/>
+                <w:sz w:val="18"/>
+              </w:rPr>
+              <w:t>JWT_SECRET=CAMBIAR_POR_UNA_CLAVE_LARGA_Y_ALEATORIA</w:t>
+            </w:r>
+          </w:p>
+          <w:p>
+            <w:pPr>
+              <w:spacing w:after="0"/>
+              <w:rPr>
+                <w:lang w:val="en-US"/>
+              </w:rPr>
+            </w:pPr>
+            <w:r>
+              <w:rPr>
+                <w:rFonts w:ascii="Consolas" w:hAnsi="Consolas"/>
+                <w:color w:val="E8EEF4"/>
+                <w:sz w:val="18"/>
+                <w:lang w:val="en-US"/>
+              </w:rPr>
+              <w:t>REDIS_PORT=6379</w:t>
+            </w:r>
+          </w:p>
+          <w:p>
+            <w:pPr>
+              <w:spacing w:after="0"/>
+              <w:rPr>
+                <w:lang w:val="en-US"/>
+              </w:rPr>
+            </w:pPr>
+            <w:r>
+              <w:rPr>
+                <w:rFonts w:ascii="Consolas" w:hAnsi="Consolas"/>
+                <w:color w:val="E8EEF4"/>
+                <w:sz w:val="18"/>
+                <w:lang w:val="en-US"/>
+              </w:rPr>
+              <w:t>REDIS_HOST=localhost</w:t>
+            </w:r>
+          </w:p>
+          <w:p>
+            <w:pPr>
+              <w:spacing w:after="0"/>
+              <w:rPr>
+                <w:lang w:val="en-US"/>
+              </w:rPr>
+            </w:pPr>
+            <w:r>
+              <w:rPr>
+                <w:rFonts w:ascii="Consolas" w:hAnsi="Consolas"/>
+                <w:color w:val="E8EEF4"/>
+                <w:sz w:val="18"/>
+                <w:lang w:val="en-US"/>
+              </w:rPr>
+              <w:t>FRONTEND_URL=localhost:5173</w:t>
+            </w:r>
+          </w:p>
+          <w:p>
+            <w:pPr>
+              <w:spacing w:after="0"/>
+              <w:rPr>
+                <w:lang w:val="en-US"/>
+              </w:rPr>
+            </w:pPr>
+            <w:r>
+              <w:rPr>
+                <w:rFonts w:ascii="Consolas" w:hAnsi="Consolas"/>
+                <w:color w:val="E8EEF4"/>
+                <w:sz w:val="18"/>
+                <w:lang w:val="en-US"/>
+              </w:rPr>
+              <w:t>DOTENV_CONFIG_QUIET=true</w:t>
+            </w:r>
+          </w:p>
+          <w:p>
+            <w:pPr>
+              <w:spacing w:after="0"/>
+              <w:rPr>
+                <w:lang w:val="en-US"/>
+              </w:rPr>
+            </w:pPr>
+            <w:r>
+              <w:rPr>
+                <w:rFonts w:ascii="Consolas" w:hAnsi="Consolas"/>
+                <w:color w:val="E8EEF4"/>
+                <w:sz w:val="18"/>
+                <w:lang w:val="en-US"/>
+              </w:rPr>
+              <w:t>ADMIN_DNI=22222222</w:t>
+            </w:r>
+          </w:p>
+          <w:p>
+            <w:pPr>
+              <w:spacing w:after="0"/>
+            </w:pPr>
+            <w:r>
+              <w:rPr>
+                <w:rFonts w:ascii="Consolas" w:hAnsi="Consolas"/>
+                <w:color w:val="E8EEF4"/>
+                <w:sz w:val="18"/>
+              </w:rPr>
+              <w:t>ADMIN_PASSWORD=CAMBIAR_POR_UNA_CONTRASENA_SEGURA</w:t>
+            </w:r>
+          </w:p>
+          <w:p>
+            <w:pPr>
+              <w:spacing w:after="0"/>
+            </w:pPr>
+            <w:r>
+              <w:rPr>
+                <w:rFonts w:ascii="Consolas" w:hAnsi="Consolas"/>
+                <w:color w:val="E8EEF4"/>
+                <w:sz w:val="18"/>
+              </w:rPr>
+              <w:t>ADMIN_EMAIL=</w:t>
+            </w:r>
+            <w:proofErr w:type="spellStart"/>
+            <w:r>
+              <w:rPr>
+                <w:rFonts w:ascii="Consolas" w:hAnsi="Consolas"/>
+                <w:color w:val="E8EEF4"/>
+                <w:sz w:val="18"/>
+              </w:rPr>
+              <w:t>admin@sysequi.local</w:t>
+            </w:r>
+            <w:proofErr w:type="spellEnd"/>
+          </w:p>
+          <w:p>
+            <w:pPr>
+              <w:spacing w:after="0"/>
+            </w:pPr>
+            <w:r>
+              <w:rPr>
+                <w:rFonts w:ascii="Consolas" w:hAnsi="Consolas"/>
+                <w:color w:val="E8EEF4"/>
+                <w:sz w:val="18"/>
+              </w:rPr>
+              <w:t>ADMIN_NAME=Administrador</w:t>
+            </w:r>
+          </w:p>
+          <w:p>
+            <w:pPr>
+              <w:spacing w:after="0"/>
+            </w:pPr>
+            <w:r>
+              <w:rPr>
+                <w:rFonts w:ascii="Consolas" w:hAnsi="Consolas"/>
+                <w:color w:val="E8EEF4"/>
+                <w:sz w:val="18"/>
+              </w:rPr>
+              <w:t>ADMIN_LASTNAME=Sistema</w:t>
+            </w:r>
+          </w:p>
+          <w:p>
+            <w:pPr>
+              <w:spacing w:after="0"/>
+            </w:pPr>
+            <w:r>
+              <w:rPr>
+                <w:rFonts w:ascii="Consolas" w:hAnsi="Consolas"/>
+                <w:color w:val="E8EEF4"/>
+                <w:sz w:val="18"/>
+              </w:rPr>
+              <w:t>ADMIN_CELLPHONE=1111222233</w:t>
+            </w:r>
+          </w:p>
+        </w:tc>
+      </w:tr>
+    </w:tbl>
+    <w:p/>
+    <w:p/>
+    <w:tbl>
+      <w:tblPr>
+        <w:tblW w:w="0" w:type="auto"/>
+        <w:tblInd w:w="180" w:type="dxa"/>
+        <w:tblBorders>
+          <w:left w:val="single" w:sz="22" w:space="0" w:color="178A61"/>
+        </w:tblBorders>
+        <w:shd w:val="clear" w:color="auto" w:fill="FFFFFF" w:themeFill="background1"/>
+        <w:tblCellMar>
+          <w:left w:w="10" w:type="dxa"/>
+          <w:right w:w="10" w:type="dxa"/>
+        </w:tblCellMar>
+        <w:tblLook w:val="04A0" w:firstRow="1" w:lastRow="0" w:firstColumn="1" w:lastColumn="0" w:noHBand="0" w:noVBand="1"/>
+      </w:tblPr>
+      <w:tblGrid>
+        <w:gridCol w:w="9183"/>
+      </w:tblGrid>
+      <w:tr>
+        <w:tc>
+          <w:tcPr>
+            <w:tcW w:w="0" w:type="auto"/>
+            <w:shd w:val="clear" w:color="auto" w:fill="FFFFFF" w:themeFill="background1"/>
+            <w:tcMar>
+              <w:top w:w="120" w:type="dxa"/>
+              <w:left w:w="180" w:type="dxa"/>
+              <w:bottom w:w="120" w:type="dxa"/>
+            </w:tcMar>
+          </w:tcPr>
+          <w:p>
+            <w:pPr>
+              <w:pStyle w:val="NoteTitle"/>
+            </w:pPr>
+            <w:r>
+              <w:rPr>
+                <w:noProof/>
+                <w:color w:val="00B050"/>
+              </w:rPr>
+              <w:drawing>
+                <wp:inline distT="0" distB="0" distL="0" distR="0" wp14:anchorId="27F6A5DE" wp14:editId="3C460632">
+                  <wp:extent cx="540000" cy="540000"/>
+                  <wp:effectExtent l="0" t="0" r="0" b="0"/>
+                  <wp:docPr id="5" name="Imagen 5"/>
+                  <wp:cNvGraphicFramePr>
+                    <a:graphicFrameLocks xmlns:a="http://schemas.openxmlformats.org/drawingml/2006/main" noChangeAspect="1"/>
+                  </wp:cNvGraphicFramePr>
+                  <a:graphic xmlns:a="http://schemas.openxmlformats.org/drawingml/2006/main">
+                    <a:graphicData uri="http://schemas.openxmlformats.org/drawingml/2006/picture">
+                      <pic:pic xmlns:pic="http://schemas.openxmlformats.org/drawingml/2006/picture">
+                        <pic:nvPicPr>
+                          <pic:cNvPr id="1" name=""/>
+                          <pic:cNvPicPr/>
+                        </pic:nvPicPr>
+                        <pic:blipFill>
+                          <a:blip r:embed="rId9"/>
+                          <a:stretch>
+                            <a:fillRect/>
+                          </a:stretch>
+                        </pic:blipFill>
+                        <pic:spPr>
+                          <a:xfrm>
+                            <a:off x="0" y="0"/>
+                            <a:ext cx="540000" cy="540000"/>
+                          </a:xfrm>
+                          <a:prstGeom prst="rect">
+                            <a:avLst/>
+                          </a:prstGeom>
+                        </pic:spPr>
+                      </pic:pic>
+                    </a:graphicData>
+                  </a:graphic>
+                </wp:inline>
+              </w:drawing>
+            </w:r>
+          </w:p>
+          <w:p>
+            <w:r>
+              <w:t xml:space="preserve">No comparta el </w:t>
+            </w:r>
+            <w:proofErr w:type="gramStart"/>
+            <w:r>
+              <w:t>archivo .</w:t>
+            </w:r>
+            <w:proofErr w:type="spellStart"/>
+            <w:r>
+              <w:t>env</w:t>
+            </w:r>
+            <w:proofErr w:type="spellEnd"/>
+            <w:proofErr w:type="gramEnd"/>
+            <w:r>
+              <w:t xml:space="preserve"> ni lo suba a GitHub. No use literalmente las contraseñas de ejemplo.</w:t>
+            </w:r>
+          </w:p>
+        </w:tc>
+      </w:tr>
+    </w:tbl>
+    <w:p/>
+    <w:p>
+      <w:r>
+        <w:br w:type="page"/>
+      </w:r>
+    </w:p>
+    <w:p>
+      <w:pPr>
+        <w:pStyle w:val="Ttulo1"/>
+      </w:pPr>
+      <w:bookmarkStart w:id="14" w:name="_Toc234663295"/>
+      <w:r>
+        <w:rPr>
+          <w:color w:val="26364A"/>
+          <w:sz w:val="22"/>
+        </w:rPr>
+        <w:lastRenderedPageBreak/>
+        <w:t>5. Crear el administrador inicial</w:t>
+      </w:r>
+      <w:bookmarkEnd w:id="14"/>
+    </w:p>
+    <w:p>
+      <w:r>
+        <w:t>Este procedimiento se realiza una vez por cada base nueva, o cuando se necesita restablecer la contraseña administrativa.</w:t>
+      </w:r>
+    </w:p>
+    <w:p>
+      <w:pPr>
+        <w:pStyle w:val="Prrafodelista"/>
+        <w:numPr>
+          <w:ilvl w:val="0"/>
+          <w:numId w:val="2"/>
+        </w:numPr>
+      </w:pPr>
+      <w:r>
+        <w:t>Compruebe que MongoDB esté activo.</w:t>
+      </w:r>
+    </w:p>
+    <w:p>
+      <w:pPr>
+        <w:pStyle w:val="Prrafodelista"/>
+        <w:numPr>
+          <w:ilvl w:val="0"/>
+          <w:numId w:val="2"/>
+        </w:numPr>
+      </w:pPr>
+      <w:r>
+        <w:t xml:space="preserve">Confirme que los datos ADMIN_* estén completos en </w:t>
+      </w:r>
+      <w:proofErr w:type="spellStart"/>
+      <w:r>
+        <w:t>Back_SysEqui</w:t>
+      </w:r>
+      <w:proofErr w:type="spellEnd"/>
+      <w:proofErr w:type="gramStart"/>
+      <w:r>
+        <w:t>\.</w:t>
+      </w:r>
+      <w:proofErr w:type="spellStart"/>
+      <w:r>
+        <w:t>env</w:t>
+      </w:r>
+      <w:proofErr w:type="spellEnd"/>
+      <w:proofErr w:type="gramEnd"/>
+      <w:r>
+        <w:t>.</w:t>
+      </w:r>
+    </w:p>
+    <w:p>
+      <w:pPr>
+        <w:pStyle w:val="Prrafodelista"/>
+        <w:numPr>
+          <w:ilvl w:val="0"/>
+          <w:numId w:val="2"/>
+        </w:numPr>
+      </w:pPr>
+      <w:r>
+        <w:t xml:space="preserve">Desde </w:t>
+      </w:r>
+      <w:proofErr w:type="spellStart"/>
+      <w:r>
+        <w:t>Back_SysEqui</w:t>
+      </w:r>
+      <w:proofErr w:type="spellEnd"/>
+      <w:r>
+        <w:t>, ejecute:</w:t>
+      </w:r>
+    </w:p>
+    <w:tbl>
+      <w:tblPr>
+        <w:tblW w:w="0" w:type="auto"/>
+        <w:tblInd w:w="180" w:type="dxa"/>
+        <w:tblBorders>
+          <w:top w:val="nil"/>
+          <w:left w:val="nil"/>
+          <w:bottom w:val="nil"/>
+          <w:right w:val="nil"/>
+        </w:tblBorders>
+        <w:tblCellMar>
+          <w:left w:w="10" w:type="dxa"/>
+          <w:right w:w="10" w:type="dxa"/>
+        </w:tblCellMar>
+        <w:tblLook w:val="04A0" w:firstRow="1" w:lastRow="0" w:firstColumn="1" w:lastColumn="0" w:noHBand="0" w:noVBand="1"/>
+      </w:tblPr>
+      <w:tblGrid>
+        <w:gridCol w:w="4498"/>
+      </w:tblGrid>
+      <w:tr>
+        <w:tc>
+          <w:tcPr>
+            <w:tcW w:w="4498" w:type="dxa"/>
+            <w:shd w:val="clear" w:color="auto" w:fill="26364A"/>
+            <w:tcMar>
+              <w:top w:w="140" w:type="dxa"/>
+              <w:left w:w="180" w:type="dxa"/>
+              <w:bottom w:w="140" w:type="dxa"/>
+            </w:tcMar>
+          </w:tcPr>
+          <w:p>
+            <w:pPr>
+              <w:spacing w:after="0"/>
+            </w:pPr>
+            <w:proofErr w:type="spellStart"/>
+            <w:r>
+              <w:rPr>
+                <w:rFonts w:ascii="Consolas" w:hAnsi="Consolas"/>
+                <w:color w:val="E8EEF4"/>
+                <w:sz w:val="18"/>
+              </w:rPr>
+              <w:t>npm</w:t>
+            </w:r>
+            <w:proofErr w:type="spellEnd"/>
+            <w:r>
+              <w:rPr>
+                <w:rFonts w:ascii="Consolas" w:hAnsi="Consolas"/>
+                <w:color w:val="E8EEF4"/>
+                <w:sz w:val="18"/>
+              </w:rPr>
+              <w:t xml:space="preserve"> run </w:t>
+            </w:r>
+            <w:proofErr w:type="spellStart"/>
+            <w:proofErr w:type="gramStart"/>
+            <w:r>
+              <w:rPr>
+                <w:rFonts w:ascii="Consolas" w:hAnsi="Consolas"/>
+                <w:color w:val="E8EEF4"/>
+                <w:sz w:val="18"/>
+              </w:rPr>
+              <w:t>seed:admin</w:t>
+            </w:r>
+            <w:proofErr w:type="spellEnd"/>
+            <w:proofErr w:type="gramEnd"/>
+          </w:p>
+        </w:tc>
+      </w:tr>
+    </w:tbl>
+    <w:p/>
+    <w:tbl>
+      <w:tblPr>
+        <w:tblW w:w="0" w:type="auto"/>
+        <w:tblInd w:w="180" w:type="dxa"/>
+        <w:tblBorders>
+          <w:left w:val="single" w:sz="22" w:space="0" w:color="178A61"/>
+        </w:tblBorders>
+        <w:tblCellMar>
+          <w:left w:w="10" w:type="dxa"/>
+          <w:right w:w="10" w:type="dxa"/>
+        </w:tblCellMar>
+        <w:tblLook w:val="04A0" w:firstRow="1" w:lastRow="0" w:firstColumn="1" w:lastColumn="0" w:noHBand="0" w:noVBand="1"/>
+      </w:tblPr>
+      <w:tblGrid>
+        <w:gridCol w:w="9288"/>
+      </w:tblGrid>
+      <w:tr>
+        <w:tc>
+          <w:tcPr>
+            <w:tcW w:w="0" w:type="auto"/>
+            <w:shd w:val="clear" w:color="auto" w:fill="E8F5EE"/>
+            <w:tcMar>
+              <w:top w:w="120" w:type="dxa"/>
+              <w:left w:w="180" w:type="dxa"/>
+              <w:bottom w:w="120" w:type="dxa"/>
+            </w:tcMar>
+          </w:tcPr>
+          <w:p>
+            <w:pPr>
+              <w:pStyle w:val="NoteTitle"/>
+            </w:pPr>
+            <w:r>
+              <w:rPr>
+                <w:color w:val="26364A"/>
+              </w:rPr>
+              <w:t>Resultado esperado</w:t>
+            </w:r>
+          </w:p>
+          <w:p>
+            <w:r>
+              <w:t>La consola debe mostrar «Usuario administrador creado/actualizado correctamente». Ingrese luego con ADMIN_DNI y ADMIN_PASSWORD.</w:t>
+            </w:r>
+          </w:p>
+        </w:tc>
+      </w:tr>
+    </w:tbl>
+    <w:p/>
+    <w:p>
+      <w:pPr>
+        <w:pStyle w:val="Ttulo2"/>
+      </w:pPr>
+      <w:bookmarkStart w:id="15" w:name="_Toc234663296"/>
+      <w:r>
+        <w:rPr>
+          <w:color w:val="26364A"/>
+          <w:sz w:val="22"/>
+        </w:rPr>
+        <w:t>5.1 Restablecer la contraseña</w:t>
+      </w:r>
+      <w:bookmarkEnd w:id="15"/>
+    </w:p>
+    <w:p>
+      <w:r>
+        <w:t xml:space="preserve">Edite ADMIN_PASSWORD </w:t>
+      </w:r>
+      <w:proofErr w:type="gramStart"/>
+      <w:r>
+        <w:t>en .</w:t>
+      </w:r>
+      <w:proofErr w:type="spellStart"/>
+      <w:r>
+        <w:t>env</w:t>
+      </w:r>
+      <w:proofErr w:type="spellEnd"/>
+      <w:proofErr w:type="gramEnd"/>
+      <w:r>
+        <w:t xml:space="preserve"> y vuelva a ejecutar </w:t>
+      </w:r>
+      <w:proofErr w:type="spellStart"/>
+      <w:r>
+        <w:t>npm</w:t>
+      </w:r>
+      <w:proofErr w:type="spellEnd"/>
+      <w:r>
+        <w:t xml:space="preserve"> run </w:t>
+      </w:r>
+      <w:proofErr w:type="spellStart"/>
+      <w:r>
+        <w:t>seed:admin</w:t>
+      </w:r>
+      <w:proofErr w:type="spellEnd"/>
+      <w:r>
+        <w:t>. El usuario se actualizará sin duplicarse.</w:t>
+      </w:r>
+    </w:p>
+    <w:p/>
+    <w:p>
+      <w:r>
+        <w:drawing>
+          <wp:inline distT="0" distB="0" distL="0" distR="0" wp14:anchorId="49639CD4" wp14:editId="35CE8DF9">
+            <wp:extent cx="6029960" cy="3227705"/>
+            <wp:effectExtent l="0" t="0" r="8890" b="0"/>
+            <wp:docPr id="8" name="Imagen 8"/>
+            <wp:cNvGraphicFramePr>
+              <a:graphicFrameLocks xmlns:a="http://schemas.openxmlformats.org/drawingml/2006/main" noChangeAspect="1"/>
+            </wp:cNvGraphicFramePr>
+            <a:graphic xmlns:a="http://schemas.openxmlformats.org/drawingml/2006/main">
+              <a:graphicData uri="http://schemas.openxmlformats.org/drawingml/2006/picture">
+                <pic:pic xmlns:pic="http://schemas.openxmlformats.org/drawingml/2006/picture">
+                  <pic:nvPicPr>
+                    <pic:cNvPr id="1" name=""/>
+                    <pic:cNvPicPr/>
+                  </pic:nvPicPr>
+                  <pic:blipFill>
+                    <a:blip r:embed="rId10"/>
+                    <a:stretch>
+                      <a:fillRect/>
+                    </a:stretch>
+                  </pic:blipFill>
+                  <pic:spPr>
+                    <a:xfrm>
+                      <a:off x="0" y="0"/>
+                      <a:ext cx="6029960" cy="3227705"/>
+                    </a:xfrm>
+                    <a:prstGeom prst="rect">
+                      <a:avLst/>
+                    </a:prstGeom>
+                  </pic:spPr>
+                </pic:pic>
+              </a:graphicData>
+            </a:graphic>
+          </wp:inline>
+        </w:drawing>
+      </w:r>
+    </w:p>
+    <w:p/>
+    <w:p/>
+    <w:p>
+      <w:r>
+        <w:br w:type="page"/>
+      </w:r>
+    </w:p>
+    <w:p>
+      <w:pPr>
+        <w:pStyle w:val="Ttulo1"/>
+      </w:pPr>
+      <w:bookmarkStart w:id="16" w:name="_Toc234663297"/>
+      <w:r>
+        <w:rPr>
+          <w:color w:val="26364A"/>
+          <w:sz w:val="22"/>
+        </w:rPr>
+        <w:lastRenderedPageBreak/>
+        <w:t xml:space="preserve">6. Instalar y configurar el </w:t>
+      </w:r>
+      <w:proofErr w:type="spellStart"/>
+      <w:r>
+        <w:rPr>
+          <w:color w:val="26364A"/>
+          <w:sz w:val="22"/>
+        </w:rPr>
+        <w:t>frontend</w:t>
+      </w:r>
+      <w:bookmarkEnd w:id="16"/>
+      <w:proofErr w:type="spellEnd"/>
+    </w:p>
+    <w:p>
+      <w:pPr>
+        <w:pStyle w:val="Ttulo2"/>
+      </w:pPr>
+      <w:bookmarkStart w:id="17" w:name="_Toc234663298"/>
+      <w:r>
+        <w:rPr>
+          <w:color w:val="26364A"/>
+          <w:sz w:val="22"/>
+        </w:rPr>
+        <w:t>6.1 Instalar dependencias</w:t>
+      </w:r>
+      <w:bookmarkEnd w:id="17"/>
+    </w:p>
+    <w:tbl>
+      <w:tblPr>
+        <w:tblW w:w="0" w:type="auto"/>
+        <w:tblInd w:w="180" w:type="dxa"/>
+        <w:tblBorders>
+          <w:top w:val="nil"/>
+          <w:left w:val="nil"/>
+          <w:bottom w:val="nil"/>
+          <w:right w:val="nil"/>
+        </w:tblBorders>
+        <w:tblCellMar>
+          <w:left w:w="10" w:type="dxa"/>
+          <w:right w:w="10" w:type="dxa"/>
+        </w:tblCellMar>
+        <w:tblLook w:val="04A0" w:firstRow="1" w:lastRow="0" w:firstColumn="1" w:lastColumn="0" w:noHBand="0" w:noVBand="1"/>
+      </w:tblPr>
+      <w:tblGrid>
+        <w:gridCol w:w="5774"/>
+      </w:tblGrid>
+      <w:tr>
+        <w:tc>
+          <w:tcPr>
+            <w:tcW w:w="5774" w:type="dxa"/>
+            <w:shd w:val="clear" w:color="auto" w:fill="26364A"/>
+            <w:tcMar>
+              <w:top w:w="140" w:type="dxa"/>
+              <w:left w:w="180" w:type="dxa"/>
+              <w:bottom w:w="140" w:type="dxa"/>
+            </w:tcMar>
+          </w:tcPr>
+          <w:p>
+            <w:pPr>
+              <w:spacing w:after="0"/>
+              <w:rPr>
+                <w:lang w:val="en-US"/>
+              </w:rPr>
+            </w:pPr>
+            <w:r>
+              <w:rPr>
+                <w:rFonts w:ascii="Consolas" w:hAnsi="Consolas"/>
+                <w:color w:val="E8EEF4"/>
+                <w:sz w:val="18"/>
+                <w:lang w:val="en-US"/>
+              </w:rPr>
+              <w:t>cd C:\Users\Admin\Desktop\SysEqui_GitHub\Front_SysEqui</w:t>
+            </w:r>
+          </w:p>
+          <w:p>
+            <w:pPr>
+              <w:spacing w:after="0"/>
+            </w:pPr>
+            <w:proofErr w:type="spellStart"/>
+            <w:r>
+              <w:rPr>
+                <w:rFonts w:ascii="Consolas" w:hAnsi="Consolas"/>
+                <w:color w:val="E8EEF4"/>
+                <w:sz w:val="18"/>
+              </w:rPr>
+              <w:t>npm</w:t>
+            </w:r>
+            <w:proofErr w:type="spellEnd"/>
+            <w:r>
+              <w:rPr>
+                <w:rFonts w:ascii="Consolas" w:hAnsi="Consolas"/>
+                <w:color w:val="E8EEF4"/>
+                <w:sz w:val="18"/>
+              </w:rPr>
+              <w:t xml:space="preserve"> </w:t>
+            </w:r>
+            <w:proofErr w:type="spellStart"/>
+            <w:r>
+              <w:rPr>
+                <w:rFonts w:ascii="Consolas" w:hAnsi="Consolas"/>
+                <w:color w:val="E8EEF4"/>
+                <w:sz w:val="18"/>
+              </w:rPr>
+              <w:t>install</w:t>
+            </w:r>
+            <w:proofErr w:type="spellEnd"/>
+          </w:p>
+        </w:tc>
+      </w:tr>
+    </w:tbl>
+    <w:p/>
+    <w:p>
+      <w:pPr>
+        <w:pStyle w:val="Ttulo2"/>
+      </w:pPr>
+      <w:bookmarkStart w:id="18" w:name="_Toc234663299"/>
+      <w:r>
+        <w:rPr>
+          <w:color w:val="26364A"/>
+          <w:sz w:val="22"/>
+        </w:rPr>
+        <w:t xml:space="preserve">6.2 Conectar con el </w:t>
+      </w:r>
+      <w:proofErr w:type="spellStart"/>
+      <w:r>
+        <w:rPr>
+          <w:color w:val="26364A"/>
+          <w:sz w:val="22"/>
+        </w:rPr>
+        <w:t>backend</w:t>
+      </w:r>
+      <w:bookmarkEnd w:id="18"/>
+      <w:proofErr w:type="spellEnd"/>
+    </w:p>
+    <w:tbl>
+      <w:tblPr>
+        <w:tblW w:w="0" w:type="auto"/>
+        <w:tblInd w:w="180" w:type="dxa"/>
+        <w:tblBorders>
+          <w:top w:val="nil"/>
+          <w:left w:val="nil"/>
+          <w:bottom w:val="nil"/>
+          <w:right w:val="nil"/>
+        </w:tblBorders>
+        <w:tblCellMar>
+          <w:left w:w="10" w:type="dxa"/>
+          <w:right w:w="10" w:type="dxa"/>
+        </w:tblCellMar>
+        <w:tblLook w:val="04A0" w:firstRow="1" w:lastRow="0" w:firstColumn="1" w:lastColumn="0" w:noHBand="0" w:noVBand="1"/>
+      </w:tblPr>
+      <w:tblGrid>
+        <w:gridCol w:w="5774"/>
+      </w:tblGrid>
+      <w:tr>
+        <w:tc>
+          <w:tcPr>
+            <w:tcW w:w="5774" w:type="dxa"/>
+            <w:shd w:val="clear" w:color="auto" w:fill="26364A"/>
+            <w:tcMar>
+              <w:top w:w="140" w:type="dxa"/>
+              <w:left w:w="180" w:type="dxa"/>
+              <w:bottom w:w="140" w:type="dxa"/>
+            </w:tcMar>
+          </w:tcPr>
+          <w:p>
+            <w:pPr>
+              <w:spacing w:after="0"/>
+              <w:rPr>
+                <w:lang w:val="en-US"/>
+              </w:rPr>
+            </w:pPr>
+            <w:r>
+              <w:rPr>
+                <w:rFonts w:ascii="Consolas" w:hAnsi="Consolas"/>
+                <w:color w:val="E8EEF4"/>
+                <w:sz w:val="18"/>
+                <w:lang w:val="en-US"/>
+              </w:rPr>
+              <w:t>Copy-</w:t>
+            </w:r>
+            <w:proofErr w:type="gramStart"/>
+            <w:r>
+              <w:rPr>
+                <w:rFonts w:ascii="Consolas" w:hAnsi="Consolas"/>
+                <w:color w:val="E8EEF4"/>
+                <w:sz w:val="18"/>
+                <w:lang w:val="en-US"/>
+              </w:rPr>
+              <w:t>Item .</w:t>
+            </w:r>
+            <w:proofErr w:type="spellStart"/>
+            <w:r>
+              <w:rPr>
+                <w:rFonts w:ascii="Consolas" w:hAnsi="Consolas"/>
+                <w:color w:val="E8EEF4"/>
+                <w:sz w:val="18"/>
+                <w:lang w:val="en-US"/>
+              </w:rPr>
+              <w:t>env</w:t>
+            </w:r>
+            <w:proofErr w:type="gramEnd"/>
+            <w:r>
+              <w:rPr>
+                <w:rFonts w:ascii="Consolas" w:hAnsi="Consolas"/>
+                <w:color w:val="E8EEF4"/>
+                <w:sz w:val="18"/>
+                <w:lang w:val="en-US"/>
+              </w:rPr>
+              <w:t>.example</w:t>
+            </w:r>
+            <w:proofErr w:type="spellEnd"/>
+            <w:r>
+              <w:rPr>
+                <w:rFonts w:ascii="Consolas" w:hAnsi="Consolas"/>
+                <w:color w:val="E8EEF4"/>
+                <w:sz w:val="18"/>
+                <w:lang w:val="en-US"/>
+              </w:rPr>
+              <w:t xml:space="preserve"> .env</w:t>
+            </w:r>
+          </w:p>
+          <w:p>
+            <w:pPr>
+              <w:spacing w:after="0"/>
+              <w:rPr>
+                <w:lang w:val="en-US"/>
+              </w:rPr>
+            </w:pPr>
+            <w:proofErr w:type="gramStart"/>
+            <w:r>
+              <w:rPr>
+                <w:rFonts w:ascii="Consolas" w:hAnsi="Consolas"/>
+                <w:color w:val="E8EEF4"/>
+                <w:sz w:val="18"/>
+                <w:lang w:val="en-US"/>
+              </w:rPr>
+              <w:t>notepad .env</w:t>
+            </w:r>
+            <w:proofErr w:type="gramEnd"/>
+          </w:p>
+        </w:tc>
+      </w:tr>
+    </w:tbl>
+    <w:p>
+      <w:pPr>
+        <w:rPr>
+          <w:lang w:val="en-US"/>
+        </w:rPr>
+      </w:pPr>
+    </w:p>
+    <w:p>
+      <w:r>
+        <w:t>El archivo debe contener:</w:t>
+      </w:r>
+    </w:p>
+    <w:tbl>
+      <w:tblPr>
+        <w:tblW w:w="0" w:type="auto"/>
+        <w:tblInd w:w="180" w:type="dxa"/>
+        <w:tblBorders>
+          <w:top w:val="nil"/>
+          <w:left w:val="nil"/>
+          <w:bottom w:val="nil"/>
+          <w:right w:val="nil"/>
+        </w:tblBorders>
+        <w:tblCellMar>
+          <w:left w:w="10" w:type="dxa"/>
+          <w:right w:w="10" w:type="dxa"/>
+        </w:tblCellMar>
+        <w:tblLook w:val="04A0" w:firstRow="1" w:lastRow="0" w:firstColumn="1" w:lastColumn="0" w:noHBand="0" w:noVBand="1"/>
+      </w:tblPr>
+      <w:tblGrid>
+        <w:gridCol w:w="5774"/>
+      </w:tblGrid>
+      <w:tr>
+        <w:tc>
+          <w:tcPr>
+            <w:tcW w:w="5774" w:type="dxa"/>
+            <w:shd w:val="clear" w:color="auto" w:fill="26364A"/>
+            <w:tcMar>
+              <w:top w:w="140" w:type="dxa"/>
+              <w:left w:w="180" w:type="dxa"/>
+              <w:bottom w:w="140" w:type="dxa"/>
+            </w:tcMar>
+          </w:tcPr>
+          <w:p>
+            <w:pPr>
+              <w:spacing w:after="0"/>
+            </w:pPr>
+            <w:r>
+              <w:rPr>
+                <w:rFonts w:ascii="Consolas" w:hAnsi="Consolas"/>
+                <w:color w:val="E8EEF4"/>
+                <w:sz w:val="18"/>
+              </w:rPr>
+              <w:t>VITE_URL_BACK=http://localhost:5000</w:t>
+            </w:r>
+          </w:p>
+        </w:tc>
+      </w:tr>
+    </w:tbl>
+    <w:p/>
+    <w:p/>
+    <w:tbl>
+      <w:tblPr>
+        <w:tblW w:w="0" w:type="auto"/>
+        <w:tblInd w:w="180" w:type="dxa"/>
+        <w:tblBorders>
+          <w:left w:val="single" w:sz="22" w:space="0" w:color="178A61"/>
+        </w:tblBorders>
+        <w:shd w:val="clear" w:color="auto" w:fill="FFFFFF" w:themeFill="background1"/>
+        <w:tblCellMar>
+          <w:left w:w="10" w:type="dxa"/>
+          <w:right w:w="10" w:type="dxa"/>
+        </w:tblCellMar>
+        <w:tblLook w:val="04A0" w:firstRow="1" w:lastRow="0" w:firstColumn="1" w:lastColumn="0" w:noHBand="0" w:noVBand="1"/>
+      </w:tblPr>
+      <w:tblGrid>
+        <w:gridCol w:w="9288"/>
+      </w:tblGrid>
+      <w:tr>
+        <w:tc>
+          <w:tcPr>
+            <w:tcW w:w="0" w:type="auto"/>
+            <w:shd w:val="clear" w:color="auto" w:fill="FFFFFF" w:themeFill="background1"/>
+            <w:tcMar>
+              <w:top w:w="120" w:type="dxa"/>
+              <w:left w:w="180" w:type="dxa"/>
+              <w:bottom w:w="120" w:type="dxa"/>
+            </w:tcMar>
+          </w:tcPr>
+          <w:p>
+            <w:pPr>
+              <w:pStyle w:val="NoteTitle"/>
+              <w:rPr>
+                <w:color w:val="00B050"/>
+              </w:rPr>
+            </w:pPr>
+            <w:r>
+              <w:rPr>
+                <w:noProof/>
+                <w:color w:val="00B050"/>
+              </w:rPr>
+              <w:drawing>
+                <wp:inline distT="0" distB="0" distL="0" distR="0" wp14:anchorId="6568901E" wp14:editId="776DB493">
+                  <wp:extent cx="540000" cy="540000"/>
+                  <wp:effectExtent l="0" t="0" r="0" b="0"/>
+                  <wp:docPr id="4" name="Imagen 4"/>
+                  <wp:cNvGraphicFramePr>
+                    <a:graphicFrameLocks xmlns:a="http://schemas.openxmlformats.org/drawingml/2006/main" noChangeAspect="1"/>
+                  </wp:cNvGraphicFramePr>
+                  <a:graphic xmlns:a="http://schemas.openxmlformats.org/drawingml/2006/main">
+                    <a:graphicData uri="http://schemas.openxmlformats.org/drawingml/2006/picture">
+                      <pic:pic xmlns:pic="http://schemas.openxmlformats.org/drawingml/2006/picture">
+                        <pic:nvPicPr>
+                          <pic:cNvPr id="1" name=""/>
+                          <pic:cNvPicPr/>
+                        </pic:nvPicPr>
+                        <pic:blipFill>
+                          <a:blip r:embed="rId9"/>
+                          <a:stretch>
+                            <a:fillRect/>
+                          </a:stretch>
+                        </pic:blipFill>
+                        <pic:spPr>
+                          <a:xfrm>
+                            <a:off x="0" y="0"/>
+                            <a:ext cx="540000" cy="540000"/>
+                          </a:xfrm>
+                          <a:prstGeom prst="rect">
+                            <a:avLst/>
+                          </a:prstGeom>
+                        </pic:spPr>
+                      </pic:pic>
+                    </a:graphicData>
+                  </a:graphic>
+                </wp:inline>
+              </w:drawing>
+            </w:r>
+          </w:p>
+          <w:p>
+            <w:r>
+              <w:t xml:space="preserve">Después de modificar </w:t>
+            </w:r>
+            <w:proofErr w:type="gramStart"/>
+            <w:r>
+              <w:t>el .</w:t>
+            </w:r>
+            <w:proofErr w:type="spellStart"/>
+            <w:r>
+              <w:t>env</w:t>
+            </w:r>
+            <w:proofErr w:type="spellEnd"/>
+            <w:proofErr w:type="gramEnd"/>
+            <w:r>
+              <w:t xml:space="preserve"> del </w:t>
+            </w:r>
+            <w:proofErr w:type="spellStart"/>
+            <w:r>
+              <w:t>frontend</w:t>
+            </w:r>
+            <w:proofErr w:type="spellEnd"/>
+            <w:r>
+              <w:t xml:space="preserve">, detenga y vuelva a iniciar </w:t>
+            </w:r>
+            <w:proofErr w:type="spellStart"/>
+            <w:r>
+              <w:t>npm</w:t>
+            </w:r>
+            <w:proofErr w:type="spellEnd"/>
+            <w:r>
+              <w:t xml:space="preserve"> run </w:t>
+            </w:r>
+            <w:proofErr w:type="spellStart"/>
+            <w:r>
+              <w:t>dev</w:t>
+            </w:r>
+            <w:proofErr w:type="spellEnd"/>
+            <w:r>
+              <w:t xml:space="preserve"> para que Vite lea el cambio.</w:t>
+            </w:r>
+          </w:p>
+        </w:tc>
+      </w:tr>
+    </w:tbl>
+    <w:p/>
+    <w:p>
+      <w:r>
+        <w:br w:type="page"/>
+      </w:r>
+    </w:p>
+    <w:p>
+      <w:pPr>
+        <w:pStyle w:val="Ttulo1"/>
+      </w:pPr>
+      <w:bookmarkStart w:id="19" w:name="_Toc234663300"/>
+      <w:r>
+        <w:rPr>
+          <w:color w:val="26364A"/>
+          <w:sz w:val="22"/>
+        </w:rPr>
+        <w:lastRenderedPageBreak/>
+        <w:t xml:space="preserve">7. Iniciar </w:t>
+      </w:r>
+      <w:proofErr w:type="spellStart"/>
+      <w:r>
+        <w:rPr>
+          <w:color w:val="26364A"/>
+          <w:sz w:val="22"/>
+        </w:rPr>
+        <w:t>SysEqui</w:t>
+      </w:r>
+      <w:bookmarkEnd w:id="19"/>
+      <w:proofErr w:type="spellEnd"/>
+    </w:p>
+    <w:p>
+      <w:r>
+        <w:t>Mantenga una terminal abierta para cada componente.</w:t>
+      </w:r>
+    </w:p>
+    <w:p>
+      <w:pPr>
+        <w:pStyle w:val="Ttulo2"/>
+      </w:pPr>
+      <w:bookmarkStart w:id="20" w:name="_Toc234663301"/>
+      <w:r>
+        <w:rPr>
+          <w:color w:val="26364A"/>
+          <w:sz w:val="22"/>
+        </w:rPr>
+        <w:t xml:space="preserve">7.1 Terminal 1: </w:t>
+      </w:r>
+      <w:proofErr w:type="spellStart"/>
+      <w:r>
+        <w:rPr>
+          <w:color w:val="26364A"/>
+          <w:sz w:val="22"/>
+        </w:rPr>
+        <w:t>backend</w:t>
+      </w:r>
+      <w:bookmarkEnd w:id="20"/>
+      <w:proofErr w:type="spellEnd"/>
     </w:p>
     <w:tbl>
       <w:tblPr>
@@ -4538,720 +6295,90 @@
             <w:pPr>
               <w:spacing w:after="0"/>
             </w:pPr>
+            <w:proofErr w:type="spellStart"/>
             <w:r>
               <w:rPr>
                 <w:rFonts w:ascii="Consolas" w:hAnsi="Consolas"/>
                 <w:color w:val="E8EEF4"/>
                 <w:sz w:val="18"/>
               </w:rPr>
-              <w:t>npm install</w:t>
-            </w:r>
+              <w:t>npm</w:t>
+            </w:r>
+            <w:proofErr w:type="spellEnd"/>
+            <w:r>
+              <w:rPr>
+                <w:rFonts w:ascii="Consolas" w:hAnsi="Consolas"/>
+                <w:color w:val="E8EEF4"/>
+                <w:sz w:val="18"/>
+              </w:rPr>
+              <w:t xml:space="preserve"> run </w:t>
+            </w:r>
+            <w:proofErr w:type="spellStart"/>
+            <w:r>
+              <w:rPr>
+                <w:rFonts w:ascii="Consolas" w:hAnsi="Consolas"/>
+                <w:color w:val="E8EEF4"/>
+                <w:sz w:val="18"/>
+              </w:rPr>
+              <w:t>dev</w:t>
+            </w:r>
+            <w:proofErr w:type="spellEnd"/>
           </w:p>
         </w:tc>
       </w:tr>
     </w:tbl>
     <w:p/>
     <w:p>
+      <w:r>
+        <w:t>Abra http://localhost:5000. Debe mostrarse «</w:t>
+      </w:r>
+      <w:proofErr w:type="spellStart"/>
+      <w:r>
+        <w:t>Backend</w:t>
+      </w:r>
+      <w:proofErr w:type="spellEnd"/>
+      <w:r>
+        <w:t xml:space="preserve"> </w:t>
+      </w:r>
+      <w:proofErr w:type="spellStart"/>
+      <w:r>
+        <w:t>SysEqui</w:t>
+      </w:r>
+      <w:proofErr w:type="spellEnd"/>
+      <w:r>
+        <w:t xml:space="preserve"> funcionando». </w:t>
+      </w:r>
+      <w:proofErr w:type="spellStart"/>
+      <w:r>
+        <w:t>Swagger</w:t>
+      </w:r>
+      <w:proofErr w:type="spellEnd"/>
+      <w:r>
+        <w:t xml:space="preserve"> está en http://localhost:5000/api-docs.</w:t>
+      </w:r>
+    </w:p>
+    <w:p>
       <w:pPr>
         <w:pStyle w:val="Ttulo2"/>
       </w:pPr>
-      <w:bookmarkStart w:id="13" w:name="_Toc234663294"/>
+      <w:bookmarkStart w:id="21" w:name="_Toc234663302"/>
       <w:r>
         <w:rPr>
           <w:color w:val="26364A"/>
           <w:sz w:val="22"/>
         </w:rPr>
-        <w:t>4.2 Crear la configuración</w:t>
-      </w:r>
-      <w:bookmarkEnd w:id="13"/>
-    </w:p>
-    <w:tbl>
-      <w:tblPr>
-        <w:tblW w:w="0" w:type="auto"/>
-        <w:tblInd w:w="180" w:type="dxa"/>
-        <w:tblBorders>
-          <w:top w:val="nil"/>
-          <w:left w:val="nil"/>
-          <w:bottom w:val="nil"/>
-          <w:right w:val="nil"/>
-        </w:tblBorders>
-        <w:tblCellMar>
-          <w:left w:w="10" w:type="dxa"/>
-          <w:right w:w="10" w:type="dxa"/>
-        </w:tblCellMar>
-        <w:tblLook w:val="04A0" w:firstRow="1" w:lastRow="0" w:firstColumn="1" w:lastColumn="0" w:noHBand="0" w:noVBand="1"/>
-      </w:tblPr>
-      <w:tblGrid>
-        <w:gridCol w:w="2863"/>
-      </w:tblGrid>
-      <w:tr>
-        <w:tc>
-          <w:tcPr>
-            <w:tcW w:w="0" w:type="auto"/>
-            <w:shd w:val="clear" w:color="auto" w:fill="26364A"/>
-            <w:tcMar>
-              <w:top w:w="140" w:type="dxa"/>
-              <w:left w:w="180" w:type="dxa"/>
-              <w:bottom w:w="140" w:type="dxa"/>
-            </w:tcMar>
-          </w:tcPr>
-          <w:p>
-            <w:pPr>
-              <w:spacing w:after="0"/>
-              <w:rPr>
-                <w:lang w:val="en-US"/>
-              </w:rPr>
-            </w:pPr>
-            <w:r>
-              <w:rPr>
-                <w:rFonts w:ascii="Consolas" w:hAnsi="Consolas"/>
-                <w:color w:val="E8EEF4"/>
-                <w:sz w:val="18"/>
-                <w:lang w:val="en-US"/>
-              </w:rPr>
-              <w:t>Copy-Item .env.example .env</w:t>
-            </w:r>
-          </w:p>
-          <w:p>
-            <w:pPr>
-              <w:spacing w:after="0"/>
-              <w:rPr>
-                <w:lang w:val="en-US"/>
-              </w:rPr>
-            </w:pPr>
-            <w:r>
-              <w:rPr>
-                <w:rFonts w:ascii="Consolas" w:hAnsi="Consolas"/>
-                <w:color w:val="E8EEF4"/>
-                <w:sz w:val="18"/>
-                <w:lang w:val="en-US"/>
-              </w:rPr>
-              <w:t>notepad .env</w:t>
-            </w:r>
-          </w:p>
-        </w:tc>
-      </w:tr>
-    </w:tbl>
-    <w:p>
-      <w:pPr>
-        <w:rPr>
-          <w:lang w:val="en-US"/>
-        </w:rPr>
-      </w:pPr>
-    </w:p>
-    <w:p>
-      <w:r>
-        <w:t>Utilice valores de desarrollo como los siguientes. Cambie JWT_SECRET y ADMIN_PASSWORD por valores propios:</w:t>
-      </w:r>
-    </w:p>
-    <w:tbl>
-      <w:tblPr>
-        <w:tblW w:w="0" w:type="auto"/>
-        <w:tblInd w:w="180" w:type="dxa"/>
-        <w:tblBorders>
-          <w:top w:val="nil"/>
-          <w:left w:val="nil"/>
-          <w:bottom w:val="nil"/>
-          <w:right w:val="nil"/>
-        </w:tblBorders>
-        <w:tblCellMar>
-          <w:left w:w="10" w:type="dxa"/>
-          <w:right w:w="10" w:type="dxa"/>
-        </w:tblCellMar>
-        <w:tblLook w:val="04A0" w:firstRow="1" w:lastRow="0" w:firstColumn="1" w:lastColumn="0" w:noHBand="0" w:noVBand="1"/>
-      </w:tblPr>
-      <w:tblGrid>
-        <w:gridCol w:w="5139"/>
-      </w:tblGrid>
-      <w:tr>
-        <w:tc>
-          <w:tcPr>
-            <w:tcW w:w="0" w:type="auto"/>
-            <w:shd w:val="clear" w:color="auto" w:fill="26364A"/>
-            <w:tcMar>
-              <w:top w:w="140" w:type="dxa"/>
-              <w:left w:w="180" w:type="dxa"/>
-              <w:bottom w:w="140" w:type="dxa"/>
-            </w:tcMar>
-          </w:tcPr>
-          <w:p>
-            <w:pPr>
-              <w:spacing w:after="0"/>
-              <w:rPr>
-                <w:lang w:val="en-US"/>
-              </w:rPr>
-            </w:pPr>
-            <w:r>
-              <w:rPr>
-                <w:rFonts w:ascii="Consolas" w:hAnsi="Consolas"/>
-                <w:color w:val="E8EEF4"/>
-                <w:sz w:val="18"/>
-                <w:lang w:val="en-US"/>
-              </w:rPr>
-              <w:t>MONGO_URI=mongodb://localhost:27017/sysequi</w:t>
-            </w:r>
-          </w:p>
-          <w:p>
-            <w:pPr>
-              <w:spacing w:after="0"/>
-              <w:rPr>
-                <w:lang w:val="en-US"/>
-              </w:rPr>
-            </w:pPr>
-            <w:r>
-              <w:rPr>
-                <w:rFonts w:ascii="Consolas" w:hAnsi="Consolas"/>
-                <w:color w:val="E8EEF4"/>
-                <w:sz w:val="18"/>
-                <w:lang w:val="en-US"/>
-              </w:rPr>
-              <w:t>PORT=5000</w:t>
-            </w:r>
-          </w:p>
-          <w:p>
-            <w:pPr>
-              <w:spacing w:after="0"/>
-              <w:rPr>
-                <w:lang w:val="en-US"/>
-              </w:rPr>
-            </w:pPr>
-            <w:r>
-              <w:rPr>
-                <w:rFonts w:ascii="Consolas" w:hAnsi="Consolas"/>
-                <w:color w:val="E8EEF4"/>
-                <w:sz w:val="18"/>
-                <w:lang w:val="en-US"/>
-              </w:rPr>
-              <w:t>NODE_ENV=development</w:t>
-            </w:r>
-          </w:p>
-          <w:p>
-            <w:pPr>
-              <w:spacing w:after="0"/>
-              <w:rPr>
-                <w:lang w:val="en-US"/>
-              </w:rPr>
-            </w:pPr>
-            <w:r>
-              <w:rPr>
-                <w:rFonts w:ascii="Consolas" w:hAnsi="Consolas"/>
-                <w:color w:val="E8EEF4"/>
-                <w:sz w:val="18"/>
-                <w:lang w:val="en-US"/>
-              </w:rPr>
-              <w:t>HEADER_EXECUTION_TIME=false</w:t>
-            </w:r>
-          </w:p>
-          <w:p>
-            <w:pPr>
-              <w:spacing w:after="0"/>
-              <w:rPr>
-                <w:lang w:val="en-US"/>
-              </w:rPr>
-            </w:pPr>
-            <w:r>
-              <w:rPr>
-                <w:rFonts w:ascii="Consolas" w:hAnsi="Consolas"/>
-                <w:color w:val="E8EEF4"/>
-                <w:sz w:val="18"/>
-                <w:lang w:val="en-US"/>
-              </w:rPr>
-              <w:t>ATOMIC_BDD=false</w:t>
-            </w:r>
-          </w:p>
-          <w:p>
-            <w:pPr>
-              <w:spacing w:after="0"/>
-              <w:rPr>
-                <w:lang w:val="en-US"/>
-              </w:rPr>
-            </w:pPr>
-            <w:r>
-              <w:rPr>
-                <w:rFonts w:ascii="Consolas" w:hAnsi="Consolas"/>
-                <w:color w:val="E8EEF4"/>
-                <w:sz w:val="18"/>
-                <w:lang w:val="en-US"/>
-              </w:rPr>
-              <w:t>ENDPOINT_LOGS=false</w:t>
-            </w:r>
-          </w:p>
-          <w:p>
-            <w:pPr>
-              <w:spacing w:after="0"/>
-            </w:pPr>
-            <w:r>
-              <w:rPr>
-                <w:rFonts w:ascii="Consolas" w:hAnsi="Consolas"/>
-                <w:color w:val="E8EEF4"/>
-                <w:sz w:val="18"/>
-              </w:rPr>
-              <w:t>JWT_SECRET=CAMBIAR_POR_UNA_CLAVE_LARGA_Y_ALEATORIA</w:t>
-            </w:r>
-          </w:p>
-          <w:p>
-            <w:pPr>
-              <w:spacing w:after="0"/>
-              <w:rPr>
-                <w:lang w:val="en-US"/>
-              </w:rPr>
-            </w:pPr>
-            <w:r>
-              <w:rPr>
-                <w:rFonts w:ascii="Consolas" w:hAnsi="Consolas"/>
-                <w:color w:val="E8EEF4"/>
-                <w:sz w:val="18"/>
-                <w:lang w:val="en-US"/>
-              </w:rPr>
-              <w:t>REDIS_PORT=6379</w:t>
-            </w:r>
-          </w:p>
-          <w:p>
-            <w:pPr>
-              <w:spacing w:after="0"/>
-              <w:rPr>
-                <w:lang w:val="en-US"/>
-              </w:rPr>
-            </w:pPr>
-            <w:r>
-              <w:rPr>
-                <w:rFonts w:ascii="Consolas" w:hAnsi="Consolas"/>
-                <w:color w:val="E8EEF4"/>
-                <w:sz w:val="18"/>
-                <w:lang w:val="en-US"/>
-              </w:rPr>
-              <w:t>REDIS_HOST=localhost</w:t>
-            </w:r>
-          </w:p>
-          <w:p>
-            <w:pPr>
-              <w:spacing w:after="0"/>
-              <w:rPr>
-                <w:lang w:val="en-US"/>
-              </w:rPr>
-            </w:pPr>
-            <w:r>
-              <w:rPr>
-                <w:rFonts w:ascii="Consolas" w:hAnsi="Consolas"/>
-                <w:color w:val="E8EEF4"/>
-                <w:sz w:val="18"/>
-                <w:lang w:val="en-US"/>
-              </w:rPr>
-              <w:t>FRONTEND_URL=localhost:5173</w:t>
-            </w:r>
-          </w:p>
-          <w:p>
-            <w:pPr>
-              <w:spacing w:after="0"/>
-              <w:rPr>
-                <w:lang w:val="en-US"/>
-              </w:rPr>
-            </w:pPr>
-            <w:r>
-              <w:rPr>
-                <w:rFonts w:ascii="Consolas" w:hAnsi="Consolas"/>
-                <w:color w:val="E8EEF4"/>
-                <w:sz w:val="18"/>
-                <w:lang w:val="en-US"/>
-              </w:rPr>
-              <w:t>DOTENV_CONFIG_QUIET=true</w:t>
-            </w:r>
-          </w:p>
-          <w:p>
-            <w:pPr>
-              <w:spacing w:after="0"/>
-              <w:rPr>
-                <w:lang w:val="en-US"/>
-              </w:rPr>
-            </w:pPr>
-            <w:r>
-              <w:rPr>
-                <w:rFonts w:ascii="Consolas" w:hAnsi="Consolas"/>
-                <w:color w:val="E8EEF4"/>
-                <w:sz w:val="18"/>
-                <w:lang w:val="en-US"/>
-              </w:rPr>
-              <w:t>ADMIN_DNI=22222222</w:t>
-            </w:r>
-          </w:p>
-          <w:p>
-            <w:pPr>
-              <w:spacing w:after="0"/>
-            </w:pPr>
-            <w:r>
-              <w:rPr>
-                <w:rFonts w:ascii="Consolas" w:hAnsi="Consolas"/>
-                <w:color w:val="E8EEF4"/>
-                <w:sz w:val="18"/>
-              </w:rPr>
-              <w:t>ADMIN_PASSWORD=CAMBIAR_POR_UNA_CONTRASENA_SEGURA</w:t>
-            </w:r>
-          </w:p>
-          <w:p>
-            <w:pPr>
-              <w:spacing w:after="0"/>
-            </w:pPr>
-            <w:r>
-              <w:rPr>
-                <w:rFonts w:ascii="Consolas" w:hAnsi="Consolas"/>
-                <w:color w:val="E8EEF4"/>
-                <w:sz w:val="18"/>
-              </w:rPr>
-              <w:t>ADMIN_EMAIL=admin@sysequi.local</w:t>
-            </w:r>
-          </w:p>
-          <w:p>
-            <w:pPr>
-              <w:spacing w:after="0"/>
-            </w:pPr>
-            <w:r>
-              <w:rPr>
-                <w:rFonts w:ascii="Consolas" w:hAnsi="Consolas"/>
-                <w:color w:val="E8EEF4"/>
-                <w:sz w:val="18"/>
-              </w:rPr>
-              <w:t>ADMIN_NAME=Administrador</w:t>
-            </w:r>
-          </w:p>
-          <w:p>
-            <w:pPr>
-              <w:spacing w:after="0"/>
-            </w:pPr>
-            <w:r>
-              <w:rPr>
-                <w:rFonts w:ascii="Consolas" w:hAnsi="Consolas"/>
-                <w:color w:val="E8EEF4"/>
-                <w:sz w:val="18"/>
-              </w:rPr>
-              <w:t>ADMIN_LASTNAME=Sistema</w:t>
-            </w:r>
-          </w:p>
-          <w:p>
-            <w:pPr>
-              <w:spacing w:after="0"/>
-            </w:pPr>
-            <w:r>
-              <w:rPr>
-                <w:rFonts w:ascii="Consolas" w:hAnsi="Consolas"/>
-                <w:color w:val="E8EEF4"/>
-                <w:sz w:val="18"/>
-              </w:rPr>
-              <w:t>ADMIN_CELLPHONE=1111222233</w:t>
-            </w:r>
-          </w:p>
-        </w:tc>
-      </w:tr>
-    </w:tbl>
-    <w:p/>
-    <w:tbl>
-      <w:tblPr>
-        <w:tblW w:w="0" w:type="auto"/>
-        <w:tblInd w:w="180" w:type="dxa"/>
-        <w:tblBorders>
-          <w:left w:val="single" w:sz="22" w:space="0" w:color="178A61"/>
-        </w:tblBorders>
-        <w:tblCellMar>
-          <w:left w:w="10" w:type="dxa"/>
-          <w:right w:w="10" w:type="dxa"/>
-        </w:tblCellMar>
-        <w:tblLook w:val="04A0" w:firstRow="1" w:lastRow="0" w:firstColumn="1" w:lastColumn="0" w:noHBand="0" w:noVBand="1"/>
-      </w:tblPr>
-      <w:tblGrid>
-        <w:gridCol w:w="9183"/>
-      </w:tblGrid>
-      <w:tr>
-        <w:tc>
-          <w:tcPr>
-            <w:tcW w:w="0" w:type="auto"/>
-            <w:shd w:val="clear" w:color="auto" w:fill="E8F5EE"/>
-            <w:tcMar>
-              <w:top w:w="120" w:type="dxa"/>
-              <w:left w:w="180" w:type="dxa"/>
-              <w:bottom w:w="120" w:type="dxa"/>
-            </w:tcMar>
-          </w:tcPr>
-          <w:p>
-            <w:pPr>
-              <w:pStyle w:val="NoteTitle"/>
-            </w:pPr>
-            <w:r>
-              <w:rPr>
-                <w:color w:val="26364A"/>
-              </w:rPr>
-              <w:t>Seguridad</w:t>
-            </w:r>
-          </w:p>
-          <w:p>
-            <w:r>
-              <w:t>No comparta el archivo .env ni lo suba a GitHub. No use literalmente las contraseñas de ejemplo.</w:t>
-            </w:r>
-          </w:p>
-        </w:tc>
-      </w:tr>
-    </w:tbl>
-    <w:p/>
-    <w:p>
-      <w:r>
-        <w:br w:type="page"/>
-      </w:r>
-    </w:p>
-    <w:p>
-      <w:pPr>
-        <w:pStyle w:val="Ttulo1"/>
-      </w:pPr>
-      <w:bookmarkStart w:id="14" w:name="_Toc234663295"/>
+        <w:t xml:space="preserve">7.2 Terminal 2: </w:t>
+      </w:r>
+      <w:proofErr w:type="spellStart"/>
       <w:r>
         <w:rPr>
           <w:color w:val="26364A"/>
           <w:sz w:val="22"/>
         </w:rPr>
-        <w:lastRenderedPageBreak/>
-        <w:t>5. Crear el administrador inicial</w:t>
-      </w:r>
-      <w:bookmarkEnd w:id="14"/>
-    </w:p>
-    <w:p>
-      <w:r>
-        <w:t>Este procedimiento se realiza una vez por cada base nueva, o cuando se necesita restablecer la contraseña administrativa.</w:t>
-      </w:r>
-    </w:p>
-    <w:p>
-      <w:pPr>
-        <w:pStyle w:val="Prrafodelista"/>
-        <w:numPr>
-          <w:ilvl w:val="0"/>
-          <w:numId w:val="2"/>
-        </w:numPr>
-      </w:pPr>
-      <w:r>
-        <w:t>Compruebe que MongoDB esté activo.</w:t>
-      </w:r>
-    </w:p>
-    <w:p>
-      <w:pPr>
-        <w:pStyle w:val="Prrafodelista"/>
-        <w:numPr>
-          <w:ilvl w:val="0"/>
-          <w:numId w:val="2"/>
-        </w:numPr>
-      </w:pPr>
-      <w:r>
-        <w:t>Confirme que los datos ADMIN_* estén completos en Back_SysEqui\.env.</w:t>
-      </w:r>
-    </w:p>
-    <w:p>
-      <w:pPr>
-        <w:pStyle w:val="Prrafodelista"/>
-        <w:numPr>
-          <w:ilvl w:val="0"/>
-          <w:numId w:val="2"/>
-        </w:numPr>
-      </w:pPr>
-      <w:r>
-        <w:t>Desde Back_SysEqui, ejecute:</w:t>
-      </w:r>
-    </w:p>
-    <w:tbl>
-      <w:tblPr>
-        <w:tblW w:w="0" w:type="auto"/>
-        <w:tblInd w:w="180" w:type="dxa"/>
-        <w:tblBorders>
-          <w:top w:val="nil"/>
-          <w:left w:val="nil"/>
-          <w:bottom w:val="nil"/>
-          <w:right w:val="nil"/>
-        </w:tblBorders>
-        <w:tblCellMar>
-          <w:left w:w="10" w:type="dxa"/>
-          <w:right w:w="10" w:type="dxa"/>
-        </w:tblCellMar>
-        <w:tblLook w:val="04A0" w:firstRow="1" w:lastRow="0" w:firstColumn="1" w:lastColumn="0" w:noHBand="0" w:noVBand="1"/>
-      </w:tblPr>
-      <w:tblGrid>
-        <w:gridCol w:w="1972"/>
-      </w:tblGrid>
-      <w:tr>
-        <w:tc>
-          <w:tcPr>
-            <w:tcW w:w="0" w:type="auto"/>
-            <w:shd w:val="clear" w:color="auto" w:fill="26364A"/>
-            <w:tcMar>
-              <w:top w:w="140" w:type="dxa"/>
-              <w:left w:w="180" w:type="dxa"/>
-              <w:bottom w:w="140" w:type="dxa"/>
-            </w:tcMar>
-          </w:tcPr>
-          <w:p>
-            <w:pPr>
-              <w:spacing w:after="0"/>
-            </w:pPr>
-            <w:r>
-              <w:rPr>
-                <w:rFonts w:ascii="Consolas" w:hAnsi="Consolas"/>
-                <w:color w:val="E8EEF4"/>
-                <w:sz w:val="18"/>
-              </w:rPr>
-              <w:t>npm run seed:admin</w:t>
-            </w:r>
-          </w:p>
-        </w:tc>
-      </w:tr>
-    </w:tbl>
-    <w:p/>
-    <w:tbl>
-      <w:tblPr>
-        <w:tblW w:w="0" w:type="auto"/>
-        <w:tblInd w:w="180" w:type="dxa"/>
-        <w:tblBorders>
-          <w:left w:val="single" w:sz="22" w:space="0" w:color="178A61"/>
-        </w:tblBorders>
-        <w:tblCellMar>
-          <w:left w:w="10" w:type="dxa"/>
-          <w:right w:w="10" w:type="dxa"/>
-        </w:tblCellMar>
-        <w:tblLook w:val="04A0" w:firstRow="1" w:lastRow="0" w:firstColumn="1" w:lastColumn="0" w:noHBand="0" w:noVBand="1"/>
-      </w:tblPr>
-      <w:tblGrid>
-        <w:gridCol w:w="9288"/>
-      </w:tblGrid>
-      <w:tr>
-        <w:tc>
-          <w:tcPr>
-            <w:tcW w:w="0" w:type="auto"/>
-            <w:shd w:val="clear" w:color="auto" w:fill="E8F5EE"/>
-            <w:tcMar>
-              <w:top w:w="120" w:type="dxa"/>
-              <w:left w:w="180" w:type="dxa"/>
-              <w:bottom w:w="120" w:type="dxa"/>
-            </w:tcMar>
-          </w:tcPr>
-          <w:p>
-            <w:pPr>
-              <w:pStyle w:val="NoteTitle"/>
-            </w:pPr>
-            <w:r>
-              <w:rPr>
-                <w:color w:val="26364A"/>
-              </w:rPr>
-              <w:t>Resultado esperado</w:t>
-            </w:r>
-          </w:p>
-          <w:p>
-            <w:r>
-              <w:t>La consola debe mostrar «Usuario administrador creado/actualizado correctamente». Ingrese luego con ADMIN_DNI y ADMIN_PASSWORD.</w:t>
-            </w:r>
-          </w:p>
-        </w:tc>
-      </w:tr>
-    </w:tbl>
-    <w:p/>
-    <w:p>
-      <w:pPr>
-        <w:pStyle w:val="Ttulo2"/>
-      </w:pPr>
-      <w:bookmarkStart w:id="15" w:name="_Toc234663296"/>
-      <w:r>
-        <w:rPr>
-          <w:color w:val="26364A"/>
-          <w:sz w:val="22"/>
-        </w:rPr>
-        <w:t>5.1 Restablecer la contraseña</w:t>
-      </w:r>
-      <w:bookmarkEnd w:id="15"/>
-    </w:p>
-    <w:p>
-      <w:r>
-        <w:t>Edite ADMIN_PASSWORD en .env y vuelva a ejecutar npm run seed:admin. El usuario se actualizará sin duplicarse.</w:t>
-      </w:r>
-    </w:p>
-    <w:tbl>
-      <w:tblPr>
-        <w:tblW w:w="0" w:type="auto"/>
-        <w:tblInd w:w="10" w:type="dxa"/>
-        <w:tblBorders>
-          <w:top w:val="dashed" w:sz="8" w:space="0" w:color="9AA8B5"/>
-          <w:left w:val="dashed" w:sz="8" w:space="0" w:color="9AA8B5"/>
-          <w:bottom w:val="dashed" w:sz="8" w:space="0" w:color="9AA8B5"/>
-          <w:right w:val="dashed" w:sz="8" w:space="0" w:color="9AA8B5"/>
-        </w:tblBorders>
-        <w:tblCellMar>
-          <w:left w:w="10" w:type="dxa"/>
-          <w:right w:w="10" w:type="dxa"/>
-        </w:tblCellMar>
-        <w:tblLook w:val="04A0" w:firstRow="1" w:lastRow="0" w:firstColumn="1" w:lastColumn="0" w:noHBand="0" w:noVBand="1"/>
-      </w:tblPr>
-      <w:tblGrid>
-        <w:gridCol w:w="4966"/>
-      </w:tblGrid>
-      <w:tr>
-        <w:tc>
-          <w:tcPr>
-            <w:tcW w:w="0" w:type="auto"/>
-            <w:shd w:val="clear" w:color="auto" w:fill="F4F6F8"/>
-            <w:vAlign w:val="center"/>
-          </w:tcPr>
-          <w:p>
-            <w:pPr>
-              <w:pStyle w:val="Capture"/>
-              <w:jc w:val="center"/>
-            </w:pPr>
-            <w:r>
-              <w:rPr>
-                <w:color w:val="26364A"/>
-              </w:rPr>
-              <w:t>ESPACIO PARA CAPTURA</w:t>
-            </w:r>
-          </w:p>
-          <w:p>
-            <w:pPr>
-              <w:pStyle w:val="Descripcin"/>
-              <w:jc w:val="center"/>
-            </w:pPr>
-            <w:r>
-              <w:rPr>
-                <w:color w:val="26364A"/>
-                <w:sz w:val="22"/>
-              </w:rPr>
-              <w:t>Figura 3. Confirmación de creación del administrador.</w:t>
-            </w:r>
-          </w:p>
-        </w:tc>
-      </w:tr>
-    </w:tbl>
-    <w:p/>
-    <w:p>
-      <w:r>
-        <w:br w:type="page"/>
-      </w:r>
-    </w:p>
-    <w:p>
-      <w:pPr>
-        <w:pStyle w:val="Ttulo1"/>
-      </w:pPr>
-      <w:bookmarkStart w:id="16" w:name="_Toc234663297"/>
-      <w:r>
-        <w:rPr>
-          <w:color w:val="26364A"/>
-          <w:sz w:val="22"/>
-        </w:rPr>
-        <w:lastRenderedPageBreak/>
-        <w:t>6. Instalar y configurar el frontend</w:t>
-      </w:r>
-      <w:bookmarkEnd w:id="16"/>
-    </w:p>
-    <w:p>
-      <w:pPr>
-        <w:pStyle w:val="Ttulo2"/>
-      </w:pPr>
-      <w:bookmarkStart w:id="17" w:name="_Toc234663298"/>
-      <w:r>
-        <w:rPr>
-          <w:color w:val="26364A"/>
-          <w:sz w:val="22"/>
-        </w:rPr>
-        <w:t>6.1 Instalar dependencias</w:t>
-      </w:r>
-      <w:bookmarkEnd w:id="17"/>
+        <w:t>frontend</w:t>
+      </w:r>
+      <w:bookmarkEnd w:id="21"/>
+      <w:proofErr w:type="spellEnd"/>
     </w:p>
     <w:tbl>
       <w:tblPr>
@@ -5304,390 +6431,34 @@
             <w:pPr>
               <w:spacing w:after="0"/>
             </w:pPr>
+            <w:proofErr w:type="spellStart"/>
             <w:r>
               <w:rPr>
                 <w:rFonts w:ascii="Consolas" w:hAnsi="Consolas"/>
                 <w:color w:val="E8EEF4"/>
                 <w:sz w:val="18"/>
               </w:rPr>
-              <w:t>npm install</w:t>
-            </w:r>
-          </w:p>
-        </w:tc>
-      </w:tr>
-    </w:tbl>
-    <w:p/>
-    <w:p>
-      <w:pPr>
-        <w:pStyle w:val="Ttulo2"/>
-      </w:pPr>
-      <w:bookmarkStart w:id="18" w:name="_Toc234663299"/>
-      <w:r>
-        <w:rPr>
-          <w:color w:val="26364A"/>
-          <w:sz w:val="22"/>
-        </w:rPr>
-        <w:t>6.2 Conectar con el backend</w:t>
-      </w:r>
-      <w:bookmarkEnd w:id="18"/>
-    </w:p>
-    <w:tbl>
-      <w:tblPr>
-        <w:tblW w:w="0" w:type="auto"/>
-        <w:tblInd w:w="180" w:type="dxa"/>
-        <w:tblBorders>
-          <w:top w:val="nil"/>
-          <w:left w:val="nil"/>
-          <w:bottom w:val="nil"/>
-          <w:right w:val="nil"/>
-        </w:tblBorders>
-        <w:tblCellMar>
-          <w:left w:w="10" w:type="dxa"/>
-          <w:right w:w="10" w:type="dxa"/>
-        </w:tblCellMar>
-        <w:tblLook w:val="04A0" w:firstRow="1" w:lastRow="0" w:firstColumn="1" w:lastColumn="0" w:noHBand="0" w:noVBand="1"/>
-      </w:tblPr>
-      <w:tblGrid>
-        <w:gridCol w:w="2863"/>
-      </w:tblGrid>
-      <w:tr>
-        <w:tc>
-          <w:tcPr>
-            <w:tcW w:w="0" w:type="auto"/>
-            <w:shd w:val="clear" w:color="auto" w:fill="26364A"/>
-            <w:tcMar>
-              <w:top w:w="140" w:type="dxa"/>
-              <w:left w:w="180" w:type="dxa"/>
-              <w:bottom w:w="140" w:type="dxa"/>
-            </w:tcMar>
-          </w:tcPr>
-          <w:p>
-            <w:pPr>
-              <w:spacing w:after="0"/>
-              <w:rPr>
-                <w:lang w:val="en-US"/>
-              </w:rPr>
-            </w:pPr>
+              <w:t>npm</w:t>
+            </w:r>
+            <w:proofErr w:type="spellEnd"/>
             <w:r>
               <w:rPr>
                 <w:rFonts w:ascii="Consolas" w:hAnsi="Consolas"/>
                 <w:color w:val="E8EEF4"/>
                 <w:sz w:val="18"/>
-                <w:lang w:val="en-US"/>
-              </w:rPr>
-              <w:t>Copy-Item .env.example .env</w:t>
-            </w:r>
-          </w:p>
-          <w:p>
-            <w:pPr>
-              <w:spacing w:after="0"/>
-              <w:rPr>
-                <w:lang w:val="en-US"/>
-              </w:rPr>
-            </w:pPr>
+              </w:rPr>
+              <w:t xml:space="preserve"> run </w:t>
+            </w:r>
+            <w:proofErr w:type="spellStart"/>
             <w:r>
               <w:rPr>
                 <w:rFonts w:ascii="Consolas" w:hAnsi="Consolas"/>
                 <w:color w:val="E8EEF4"/>
                 <w:sz w:val="18"/>
-                <w:lang w:val="en-US"/>
-              </w:rPr>
-              <w:t>notepad .env</w:t>
-            </w:r>
-          </w:p>
-        </w:tc>
-      </w:tr>
-    </w:tbl>
-    <w:p>
-      <w:pPr>
-        <w:rPr>
-          <w:lang w:val="en-US"/>
-        </w:rPr>
-      </w:pPr>
-    </w:p>
-    <w:p>
-      <w:r>
-        <w:t>El archivo debe contener:</w:t>
-      </w:r>
-    </w:p>
-    <w:tbl>
-      <w:tblPr>
-        <w:tblW w:w="0" w:type="auto"/>
-        <w:tblInd w:w="180" w:type="dxa"/>
-        <w:tblBorders>
-          <w:top w:val="nil"/>
-          <w:left w:val="nil"/>
-          <w:bottom w:val="nil"/>
-          <w:right w:val="nil"/>
-        </w:tblBorders>
-        <w:tblCellMar>
-          <w:left w:w="10" w:type="dxa"/>
-          <w:right w:w="10" w:type="dxa"/>
-        </w:tblCellMar>
-        <w:tblLook w:val="04A0" w:firstRow="1" w:lastRow="0" w:firstColumn="1" w:lastColumn="0" w:noHBand="0" w:noVBand="1"/>
-      </w:tblPr>
-      <w:tblGrid>
-        <w:gridCol w:w="3654"/>
-      </w:tblGrid>
-      <w:tr>
-        <w:tc>
-          <w:tcPr>
-            <w:tcW w:w="0" w:type="auto"/>
-            <w:shd w:val="clear" w:color="auto" w:fill="26364A"/>
-            <w:tcMar>
-              <w:top w:w="140" w:type="dxa"/>
-              <w:left w:w="180" w:type="dxa"/>
-              <w:bottom w:w="140" w:type="dxa"/>
-            </w:tcMar>
-          </w:tcPr>
-          <w:p>
-            <w:pPr>
-              <w:spacing w:after="0"/>
-            </w:pPr>
-            <w:r>
-              <w:rPr>
-                <w:rFonts w:ascii="Consolas" w:hAnsi="Consolas"/>
-                <w:color w:val="E8EEF4"/>
-                <w:sz w:val="18"/>
-              </w:rPr>
-              <w:t>VITE_URL_BACK=http://localhost:5000</w:t>
-            </w:r>
-          </w:p>
-        </w:tc>
-      </w:tr>
-    </w:tbl>
-    <w:p/>
-    <w:tbl>
-      <w:tblPr>
-        <w:tblW w:w="0" w:type="auto"/>
-        <w:tblInd w:w="180" w:type="dxa"/>
-        <w:tblBorders>
-          <w:left w:val="single" w:sz="22" w:space="0" w:color="178A61"/>
-        </w:tblBorders>
-        <w:tblCellMar>
-          <w:left w:w="10" w:type="dxa"/>
-          <w:right w:w="10" w:type="dxa"/>
-        </w:tblCellMar>
-        <w:tblLook w:val="04A0" w:firstRow="1" w:lastRow="0" w:firstColumn="1" w:lastColumn="0" w:noHBand="0" w:noVBand="1"/>
-      </w:tblPr>
-      <w:tblGrid>
-        <w:gridCol w:w="9288"/>
-      </w:tblGrid>
-      <w:tr>
-        <w:tc>
-          <w:tcPr>
-            <w:tcW w:w="0" w:type="auto"/>
-            <w:shd w:val="clear" w:color="auto" w:fill="E8F5EE"/>
-            <w:tcMar>
-              <w:top w:w="120" w:type="dxa"/>
-              <w:left w:w="180" w:type="dxa"/>
-              <w:bottom w:w="120" w:type="dxa"/>
-            </w:tcMar>
-          </w:tcPr>
-          <w:p>
-            <w:pPr>
-              <w:pStyle w:val="NoteTitle"/>
-              <w:rPr>
-                <w:color w:val="00B050"/>
-              </w:rPr>
-            </w:pPr>
-            <w:r>
-              <w:rPr>
-                <w:color w:val="00B050"/>
-              </w:rPr>
-              <w:t>Importante</w:t>
-            </w:r>
-          </w:p>
-          <w:p>
-            <w:r>
-              <w:t>Después de modificar el .env del frontend, detenga y vuelva a iniciar npm run dev para que Vite lea el cambio.</w:t>
-            </w:r>
-          </w:p>
-        </w:tc>
-      </w:tr>
-    </w:tbl>
-    <w:p/>
-    <w:p>
-      <w:r>
-        <w:br w:type="page"/>
-      </w:r>
-    </w:p>
-    <w:p>
-      <w:pPr>
-        <w:pStyle w:val="Ttulo1"/>
-      </w:pPr>
-      <w:bookmarkStart w:id="19" w:name="_Toc234663300"/>
-      <w:r>
-        <w:rPr>
-          <w:color w:val="26364A"/>
-          <w:sz w:val="22"/>
-        </w:rPr>
-        <w:lastRenderedPageBreak/>
-        <w:t>7. Iniciar SysEqui</w:t>
-      </w:r>
-      <w:bookmarkEnd w:id="19"/>
-    </w:p>
-    <w:p>
-      <w:r>
-        <w:t>Mantenga una terminal abierta para cada componente.</w:t>
-      </w:r>
-    </w:p>
-    <w:p>
-      <w:pPr>
-        <w:pStyle w:val="Ttulo2"/>
-      </w:pPr>
-      <w:bookmarkStart w:id="20" w:name="_Toc234663301"/>
-      <w:r>
-        <w:rPr>
-          <w:color w:val="26364A"/>
-          <w:sz w:val="22"/>
-        </w:rPr>
-        <w:t>7.1 Terminal 1: backend</w:t>
-      </w:r>
-      <w:bookmarkEnd w:id="20"/>
-    </w:p>
-    <w:tbl>
-      <w:tblPr>
-        <w:tblW w:w="0" w:type="auto"/>
-        <w:tblInd w:w="180" w:type="dxa"/>
-        <w:tblBorders>
-          <w:top w:val="nil"/>
-          <w:left w:val="nil"/>
-          <w:bottom w:val="nil"/>
-          <w:right w:val="nil"/>
-        </w:tblBorders>
-        <w:tblCellMar>
-          <w:left w:w="10" w:type="dxa"/>
-          <w:right w:w="10" w:type="dxa"/>
-        </w:tblCellMar>
-        <w:tblLook w:val="04A0" w:firstRow="1" w:lastRow="0" w:firstColumn="1" w:lastColumn="0" w:noHBand="0" w:noVBand="1"/>
-      </w:tblPr>
-      <w:tblGrid>
-        <w:gridCol w:w="5436"/>
-      </w:tblGrid>
-      <w:tr>
-        <w:tc>
-          <w:tcPr>
-            <w:tcW w:w="0" w:type="auto"/>
-            <w:shd w:val="clear" w:color="auto" w:fill="26364A"/>
-            <w:tcMar>
-              <w:top w:w="140" w:type="dxa"/>
-              <w:left w:w="180" w:type="dxa"/>
-              <w:bottom w:w="140" w:type="dxa"/>
-            </w:tcMar>
-          </w:tcPr>
-          <w:p>
-            <w:pPr>
-              <w:spacing w:after="0"/>
-              <w:rPr>
-                <w:lang w:val="en-US"/>
-              </w:rPr>
-            </w:pPr>
-            <w:r>
-              <w:rPr>
-                <w:rFonts w:ascii="Consolas" w:hAnsi="Consolas"/>
-                <w:color w:val="E8EEF4"/>
-                <w:sz w:val="18"/>
-                <w:lang w:val="en-US"/>
-              </w:rPr>
-              <w:t>cd C:\Users\Admin\Desktop\SysEqui_GitHub\Back_SysEqui</w:t>
-            </w:r>
-          </w:p>
-          <w:p>
-            <w:pPr>
-              <w:spacing w:after="0"/>
-            </w:pPr>
-            <w:r>
-              <w:rPr>
-                <w:rFonts w:ascii="Consolas" w:hAnsi="Consolas"/>
-                <w:color w:val="E8EEF4"/>
-                <w:sz w:val="18"/>
-              </w:rPr>
-              <w:t>npm run dev</w:t>
-            </w:r>
-          </w:p>
-        </w:tc>
-      </w:tr>
-    </w:tbl>
-    <w:p/>
-    <w:p>
-      <w:r>
-        <w:t>Abra http://localhost:5000. Debe mostrarse «Backend SysEqui funcionando». Swagger está en http://localhost:5000/api-docs.</w:t>
-      </w:r>
-    </w:p>
-    <w:p>
-      <w:pPr>
-        <w:pStyle w:val="Ttulo2"/>
-      </w:pPr>
-      <w:bookmarkStart w:id="21" w:name="_Toc234663302"/>
-      <w:r>
-        <w:rPr>
-          <w:color w:val="26364A"/>
-          <w:sz w:val="22"/>
-        </w:rPr>
-        <w:t>7.2 Terminal 2: frontend</w:t>
-      </w:r>
-      <w:bookmarkEnd w:id="21"/>
-    </w:p>
-    <w:tbl>
-      <w:tblPr>
-        <w:tblW w:w="0" w:type="auto"/>
-        <w:tblInd w:w="180" w:type="dxa"/>
-        <w:tblBorders>
-          <w:top w:val="nil"/>
-          <w:left w:val="nil"/>
-          <w:bottom w:val="nil"/>
-          <w:right w:val="nil"/>
-        </w:tblBorders>
-        <w:tblCellMar>
-          <w:left w:w="10" w:type="dxa"/>
-          <w:right w:w="10" w:type="dxa"/>
-        </w:tblCellMar>
-        <w:tblLook w:val="04A0" w:firstRow="1" w:lastRow="0" w:firstColumn="1" w:lastColumn="0" w:noHBand="0" w:noVBand="1"/>
-      </w:tblPr>
-      <w:tblGrid>
-        <w:gridCol w:w="5535"/>
-      </w:tblGrid>
-      <w:tr>
-        <w:tc>
-          <w:tcPr>
-            <w:tcW w:w="0" w:type="auto"/>
-            <w:shd w:val="clear" w:color="auto" w:fill="26364A"/>
-            <w:tcMar>
-              <w:top w:w="140" w:type="dxa"/>
-              <w:left w:w="180" w:type="dxa"/>
-              <w:bottom w:w="140" w:type="dxa"/>
-            </w:tcMar>
-          </w:tcPr>
-          <w:p>
-            <w:pPr>
-              <w:spacing w:after="0"/>
-              <w:rPr>
-                <w:lang w:val="en-US"/>
-              </w:rPr>
-            </w:pPr>
-            <w:r>
-              <w:rPr>
-                <w:rFonts w:ascii="Consolas" w:hAnsi="Consolas"/>
-                <w:color w:val="E8EEF4"/>
-                <w:sz w:val="18"/>
-                <w:lang w:val="en-US"/>
-              </w:rPr>
-              <w:t>cd C:\Users\Admin\Desktop\SysEqui_GitHub\Front_SysEqui</w:t>
-            </w:r>
-          </w:p>
-          <w:p>
-            <w:pPr>
-              <w:spacing w:after="0"/>
-            </w:pPr>
-            <w:r>
-              <w:rPr>
-                <w:rFonts w:ascii="Consolas" w:hAnsi="Consolas"/>
-                <w:color w:val="E8EEF4"/>
-                <w:sz w:val="18"/>
-              </w:rPr>
-              <w:t>npm run dev</w:t>
-            </w:r>
+              </w:rPr>
+              <w:t>dev</w:t>
+            </w:r>
+            <w:proofErr w:type="spellEnd"/>
           </w:p>
         </w:tc>
       </w:tr>
@@ -5817,9 +6588,11 @@
             </w:tcMar>
           </w:tcPr>
           <w:p>
+            <w:proofErr w:type="spellStart"/>
             <w:r>
               <w:t>Backend</w:t>
             </w:r>
+            <w:proofErr w:type="spellEnd"/>
           </w:p>
         </w:tc>
       </w:tr>
@@ -5851,9 +6624,11 @@
             </w:tcMar>
           </w:tcPr>
           <w:p>
+            <w:proofErr w:type="spellStart"/>
             <w:r>
               <w:t>Frontend</w:t>
             </w:r>
+            <w:proofErr w:type="spellEnd"/>
           </w:p>
         </w:tc>
       </w:tr>
@@ -5941,7 +6716,23 @@
                 <w:color w:val="26364A"/>
                 <w:sz w:val="22"/>
               </w:rPr>
-              <w:t>Figura 4. Pantalla de inicio de sesión de SysEqui.</w:t>
+              <w:t xml:space="preserve">Figura 4. Pantalla de inicio de sesión de </w:t>
+            </w:r>
+            <w:proofErr w:type="spellStart"/>
+            <w:r>
+              <w:rPr>
+                <w:color w:val="26364A"/>
+                <w:sz w:val="22"/>
+              </w:rPr>
+              <w:t>SysEqui</w:t>
+            </w:r>
+            <w:proofErr w:type="spellEnd"/>
+            <w:r>
+              <w:rPr>
+                <w:color w:val="26364A"/>
+                <w:sz w:val="22"/>
+              </w:rPr>
+              <w:t>.</w:t>
             </w:r>
           </w:p>
         </w:tc>
@@ -5955,6 +6746,316 @@
     </w:p>
     <w:p>
       <w:pPr>
+        <w:pStyle w:val="Ttulo2"/>
+      </w:pPr>
+      <w:r>
+        <w:lastRenderedPageBreak/>
+        <w:t xml:space="preserve">7.3 Panel de Control </w:t>
+      </w:r>
+      <w:proofErr w:type="spellStart"/>
+      <w:r>
+        <w:t>SysEqui</w:t>
+      </w:r>
+      <w:proofErr w:type="spellEnd"/>
+    </w:p>
+    <w:p>
+      <w:r>
+        <w:t xml:space="preserve">El Panel de Control permite iniciar, supervisar y detener MongoDB, el </w:t>
+      </w:r>
+      <w:proofErr w:type="spellStart"/>
+      <w:r>
+        <w:t>backend</w:t>
+      </w:r>
+      <w:proofErr w:type="spellEnd"/>
+      <w:r>
+        <w:t xml:space="preserve"> y el </w:t>
+      </w:r>
+      <w:proofErr w:type="spellStart"/>
+      <w:r>
+        <w:t>frontend</w:t>
+      </w:r>
+      <w:proofErr w:type="spellEnd"/>
+      <w:r>
+        <w:t xml:space="preserve"> desde una sola ventana. Es la forma recomendada de trabajar con </w:t>
+      </w:r>
+      <w:proofErr w:type="spellStart"/>
+      <w:r>
+        <w:t>SysEqui</w:t>
+      </w:r>
+      <w:proofErr w:type="spellEnd"/>
+      <w:r>
+        <w:t xml:space="preserve"> después de completar la instalación inicial.</w:t>
+      </w:r>
+    </w:p>
+    <w:p>
+      <w:pPr>
+        <w:pStyle w:val="Prrafodelista"/>
+      </w:pPr>
+      <w:r>
+        <w:t>1. Abra la carpeta principal del proyecto.</w:t>
+      </w:r>
+    </w:p>
+    <w:p>
+      <w:pPr>
+        <w:pStyle w:val="Prrafodelista"/>
+      </w:pPr>
+      <w:r>
+        <w:t>2. Haga doble clic en «Control SysEqui.vbs». También puede utilizar «Control SysEqui.cmd» si necesita ver la consola.</w:t>
+      </w:r>
+    </w:p>
+    <w:p>
+      <w:pPr>
+        <w:pStyle w:val="Prrafodelista"/>
+      </w:pPr>
+      <w:r>
+        <w:t>3. Espere a que se abra la ventana «</w:t>
+      </w:r>
+      <w:proofErr w:type="spellStart"/>
+      <w:r>
+        <w:t>SysEqui</w:t>
+      </w:r>
+      <w:proofErr w:type="spellEnd"/>
+      <w:r>
+        <w:t xml:space="preserve">». El panel comprobará el estado de MongoDB, </w:t>
+      </w:r>
+      <w:proofErr w:type="spellStart"/>
+      <w:r>
+        <w:t>Backend</w:t>
+      </w:r>
+      <w:proofErr w:type="spellEnd"/>
+      <w:r>
+        <w:t xml:space="preserve"> :5000 y </w:t>
+      </w:r>
+      <w:proofErr w:type="spellStart"/>
+      <w:r>
+        <w:t>Frontend</w:t>
+      </w:r>
+      <w:proofErr w:type="spellEnd"/>
+      <w:r>
+        <w:t xml:space="preserve"> :5173.</w:t>
+      </w:r>
+    </w:p>
+    <w:p>
+      <w:pPr>
+        <w:pStyle w:val="Prrafodelista"/>
+      </w:pPr>
+      <w:r>
+        <w:t xml:space="preserve">4. Pulse «Iniciar todo». El panel abrirá Docker Desktop si fuera necesario, iniciará MongoDB y luego levantará el </w:t>
+      </w:r>
+      <w:proofErr w:type="spellStart"/>
+      <w:r>
+        <w:t>backend</w:t>
+      </w:r>
+      <w:proofErr w:type="spellEnd"/>
+      <w:r>
+        <w:t xml:space="preserve"> y el </w:t>
+      </w:r>
+      <w:proofErr w:type="spellStart"/>
+      <w:r>
+        <w:t>frontend</w:t>
+      </w:r>
+      <w:proofErr w:type="spellEnd"/>
+      <w:r>
+        <w:t>.</w:t>
+      </w:r>
+    </w:p>
+    <w:p>
+      <w:pPr>
+        <w:pStyle w:val="Prrafodelista"/>
+      </w:pPr>
+      <w:r>
+        <w:t>5. Espere hasta que los tres componentes indiquen «ON» y el estado general muestre «En ejecución».</w:t>
+      </w:r>
+    </w:p>
+    <w:p>
+      <w:pPr>
+        <w:pStyle w:val="Prrafodelista"/>
+      </w:pPr>
+      <w:r>
+        <w:t xml:space="preserve">6. Pulse «Abrir </w:t>
+      </w:r>
+      <w:proofErr w:type="spellStart"/>
+      <w:r>
+        <w:t>frontend</w:t>
+      </w:r>
+      <w:proofErr w:type="spellEnd"/>
+      <w:r>
+        <w:t xml:space="preserve">» para entrar en </w:t>
+      </w:r>
+      <w:proofErr w:type="spellStart"/>
+      <w:r>
+        <w:t>SysEqui</w:t>
+      </w:r>
+      <w:proofErr w:type="spellEnd"/>
+      <w:r>
+        <w:t>.</w:t>
+      </w:r>
+    </w:p>
+    <w:p>
+      <w:pPr>
+        <w:pStyle w:val="Prrafodelista"/>
+      </w:pPr>
+    </w:p>
+    <w:p>
+      <w:pPr>
+        <w:pStyle w:val="Ttulo3"/>
+      </w:pPr>
+      <w:r>
+        <w:t>Funciones de los botones</w:t>
+      </w:r>
+    </w:p>
+    <w:p>
+      <w:r>
+        <w:rPr>
+          <w:b/>
+        </w:rPr>
+        <w:t>Iniciar todo:</w:t>
+      </w:r>
+      <w:r>
+        <w:t xml:space="preserve"> pone en funcionamiento la base de datos, el </w:t>
+      </w:r>
+      <w:proofErr w:type="spellStart"/>
+      <w:r>
+        <w:t>backend</w:t>
+      </w:r>
+      <w:proofErr w:type="spellEnd"/>
+      <w:r>
+        <w:t xml:space="preserve"> y el </w:t>
+      </w:r>
+      <w:proofErr w:type="spellStart"/>
+      <w:r>
+        <w:t>frontend</w:t>
+      </w:r>
+      <w:proofErr w:type="spellEnd"/>
+      <w:r>
+        <w:t>.</w:t>
+      </w:r>
+    </w:p>
+    <w:p>
+      <w:r>
+        <w:rPr>
+          <w:b/>
+        </w:rPr>
+        <w:t>Detener todo:</w:t>
+      </w:r>
+      <w:r>
+        <w:t xml:space="preserve"> cierra los componentes de </w:t>
+      </w:r>
+      <w:proofErr w:type="spellStart"/>
+      <w:r>
+        <w:t>SysEqui</w:t>
+      </w:r>
+      <w:proofErr w:type="spellEnd"/>
+      <w:r>
+        <w:t xml:space="preserve"> de forma ordenada. Utilícelo antes de apagar el equipo.</w:t>
+      </w:r>
+    </w:p>
+    <w:p>
+      <w:r>
+        <w:rPr>
+          <w:b/>
+        </w:rPr>
+        <w:t xml:space="preserve">Abrir </w:t>
+      </w:r>
+      <w:proofErr w:type="spellStart"/>
+      <w:r>
+        <w:rPr>
+          <w:b/>
+        </w:rPr>
+        <w:t>frontend</w:t>
+      </w:r>
+      <w:proofErr w:type="spellEnd"/>
+      <w:r>
+        <w:rPr>
+          <w:b/>
+        </w:rPr>
+        <w:t>:</w:t>
+      </w:r>
+      <w:r>
+        <w:t xml:space="preserve"> abre la aplicación en http://localhost:5173 cuando el </w:t>
+      </w:r>
+      <w:proofErr w:type="spellStart"/>
+      <w:r>
+        <w:t>frontend</w:t>
+      </w:r>
+      <w:proofErr w:type="spellEnd"/>
+      <w:r>
+        <w:t xml:space="preserve"> está activo.</w:t>
+      </w:r>
+    </w:p>
+    <w:p>
+      <w:r>
+        <w:rPr>
+          <w:b/>
+        </w:rPr>
+        <w:t>Abrir logs:</w:t>
+      </w:r>
+      <w:r>
+        <w:t xml:space="preserve"> abre la carpeta de registros técnicos. Revise estos archivos cuando un componente no pueda iniciarse.</w:t>
+      </w:r>
+    </w:p>
+    <w:p>
+      <w:r>
+        <w:rPr>
+          <w:b/>
+        </w:rPr>
+        <w:t>Cerrar:</w:t>
+      </w:r>
+      <w:r>
+        <w:t xml:space="preserve"> cierra solamente la ventana del panel. No detiene los componentes que ya estén funcionando.</w:t>
+      </w:r>
+    </w:p>
+    <w:p/>
+    <w:p>
+      <w:pPr>
+        <w:pStyle w:val="Ttulo3"/>
+      </w:pPr>
+      <w:r>
+        <w:t>Qué significan los estados</w:t>
+      </w:r>
+    </w:p>
+    <w:p>
+      <w:r>
+        <w:t>«ON» indica que el componente está disponible. «OFF» indica que está detenido o no respondió. «Inicio parcial» significa que solamente algunos componentes están activos; en ese caso, revise el registro mostrado en la parte inferior o pulse «Abrir logs».</w:t>
+      </w:r>
+    </w:p>
+    <w:p>
+      <w:r>
+        <w:rPr>
+          <w:b/>
+        </w:rPr>
+        <w:t>Importante:</w:t>
+      </w:r>
+      <w:r>
+        <w:t xml:space="preserve"> no cierre Docker Desktop mientras </w:t>
+      </w:r>
+      <w:proofErr w:type="spellStart"/>
+      <w:r>
+        <w:t>SysEqui</w:t>
+      </w:r>
+      <w:proofErr w:type="spellEnd"/>
+      <w:r>
+        <w:t xml:space="preserve"> esté en uso. Si «Iniciar todo» informa que falta Docker, Node.js, </w:t>
+      </w:r>
+      <w:proofErr w:type="spellStart"/>
+      <w:r>
+        <w:t>pnpm</w:t>
+      </w:r>
+      <w:proofErr w:type="spellEnd"/>
+      <w:r>
+        <w:t xml:space="preserve"> o </w:t>
+      </w:r>
+      <w:proofErr w:type="spellStart"/>
+      <w:r>
+        <w:t>npm</w:t>
+      </w:r>
+      <w:proofErr w:type="spellEnd"/>
+      <w:r>
+        <w:t>, complete primero los requisitos de las secciones 2 a 6.</w:t>
+      </w:r>
+    </w:p>
+    <w:p>
+      <w:pPr>
         <w:pStyle w:val="Ttulo1"/>
       </w:pPr>
       <w:bookmarkStart w:id="22" w:name="_Toc234663303"/>
@@ -5963,7 +7064,6 @@
           <w:color w:val="26364A"/>
           <w:sz w:val="22"/>
         </w:rPr>
-        <w:lastRenderedPageBreak/>
         <w:t>8. Acceso y funciones comunes</w:t>
       </w:r>
       <w:bookmarkEnd w:id="22"/>
@@ -6037,6 +7137,7 @@
         <w:tblBorders>
           <w:left w:val="single" w:sz="22" w:space="0" w:color="178A61"/>
         </w:tblBorders>
+        <w:shd w:val="clear" w:color="auto" w:fill="FFFFFF" w:themeFill="background1"/>
         <w:tblCellMar>
           <w:left w:w="10" w:type="dxa"/>
           <w:right w:w="10" w:type="dxa"/>
@@ -6050,13 +7151,63 @@
         <w:tc>
           <w:tcPr>
             <w:tcW w:w="0" w:type="auto"/>
-            <w:shd w:val="clear" w:color="auto" w:fill="E8F5EE"/>
+            <w:shd w:val="clear" w:color="auto" w:fill="FFFFFF" w:themeFill="background1"/>
             <w:tcMar>
               <w:top w:w="120" w:type="dxa"/>
               <w:left w:w="180" w:type="dxa"/>
               <w:bottom w:w="120" w:type="dxa"/>
             </w:tcMar>
           </w:tcPr>
+          <w:p>
+            <w:pPr>
+              <w:pStyle w:val="NoteTitle"/>
+              <w:rPr>
+                <w:color w:val="26364A"/>
+              </w:rPr>
+            </w:pPr>
+            <w:r>
+              <w:rPr>
+                <w:noProof/>
+                <w:color w:val="00B050"/>
+              </w:rPr>
+              <w:lastRenderedPageBreak/>
+              <w:drawing>
+                <wp:inline distT="0" distB="0" distL="0" distR="0" wp14:anchorId="46B557E6" wp14:editId="35F9ECFE">
+                  <wp:extent cx="540000" cy="540000"/>
+                  <wp:effectExtent l="0" t="0" r="0" b="0"/>
+                  <wp:docPr id="6" name="Imagen 6"/>
+                  <wp:cNvGraphicFramePr>
+                    <a:graphicFrameLocks xmlns:a="http://schemas.openxmlformats.org/drawingml/2006/main" noChangeAspect="1"/>
+                  </wp:cNvGraphicFramePr>
+                  <a:graphic xmlns:a="http://schemas.openxmlformats.org/drawingml/2006/main">
+                    <a:graphicData uri="http://schemas.openxmlformats.org/drawingml/2006/picture">
+                      <pic:pic xmlns:pic="http://schemas.openxmlformats.org/drawingml/2006/picture">
+                        <pic:nvPicPr>
+                          <pic:cNvPr id="1" name=""/>
+                          <pic:cNvPicPr/>
+                        </pic:nvPicPr>
+                        <pic:blipFill>
+                          <a:blip r:embed="rId9"/>
+                          <a:stretch>
+                            <a:fillRect/>
+                          </a:stretch>
+                        </pic:blipFill>
+                        <pic:spPr>
+                          <a:xfrm>
+                            <a:off x="0" y="0"/>
+                            <a:ext cx="540000" cy="540000"/>
+                          </a:xfrm>
+                          <a:prstGeom prst="rect">
+                            <a:avLst/>
+                          </a:prstGeom>
+                        </pic:spPr>
+                      </pic:pic>
+                    </a:graphicData>
+                  </a:graphic>
+                </wp:inline>
+              </w:drawing>
+            </w:r>
+          </w:p>
           <w:p>
             <w:pPr>
               <w:pStyle w:val="NoteTitle"/>
@@ -6239,7 +7390,17 @@
         <w:t>ñ</w:t>
       </w:r>
       <w:r>
-        <w:t>a ubicada en el borde izquierdo de la pantalla o presionando F2. Para cerrarlo, vuelva a presionar F2, pulse fuera del panel o utilice la opci</w:t>
+        <w:t xml:space="preserve">a ubicada en el borde izquierdo de la pantalla o presionando </w:t>
+      </w:r>
+      <w:r>
+        <w:rPr>
+          <w:b/>
+          <w:bCs/>
+        </w:rPr>
+        <w:t>F2</w:t>
+      </w:r>
+      <w:r>
+        <w:t>. Para cerrarlo, vuelva a presionar F2, pulse fuera del panel o utilice la opci</w:t>
       </w:r>
       <w:r>
         <w:rPr>
@@ -6281,7 +7442,15 @@
         <w:t>ú</w:t>
       </w:r>
       <w:r>
-        <w:t xml:space="preserve"> abierto, use Flecha abajo y Flecha arriba para recorrer sus opciones. Presione Enter para abrir la opci</w:t>
+        <w:t xml:space="preserve"> abierto, use Flecha abajo y Flecha arriba para recorrer sus opciones. Presione </w:t>
+      </w:r>
+      <w:proofErr w:type="spellStart"/>
+      <w:r>
+        <w:t>Enter</w:t>
+      </w:r>
+      <w:proofErr w:type="spellEnd"/>
+      <w:r>
+        <w:t xml:space="preserve"> para abrir la opci</w:t>
       </w:r>
       <w:r>
         <w:rPr>
@@ -6350,7 +7519,15 @@
         <w:t>»</w:t>
       </w:r>
       <w:r>
-        <w:t>. Escriba el DNI sin puntos y presione Enter. El sistema abrir</w:t>
+        <w:t xml:space="preserve">. Escriba el DNI sin puntos y presione </w:t>
+      </w:r>
+      <w:proofErr w:type="spellStart"/>
+      <w:r>
+        <w:t>Enter</w:t>
+      </w:r>
+      <w:proofErr w:type="spellEnd"/>
+      <w:r>
+        <w:t>. El sistema abrir</w:t>
       </w:r>
       <w:r>
         <w:rPr>
@@ -6390,20 +7567,46 @@
       </w:r>
     </w:p>
     <w:p>
-      <w:pPr>
-        <w:pStyle w:val="Ttulo2"/>
-        <w:rPr>
-          <w:color w:val="26364A"/>
-          <w:sz w:val="22"/>
-        </w:rPr>
-      </w:pPr>
-    </w:p>
-    <w:p>
-      <w:r>
-        <w:t>ESPACIO PARA CAPTURA</w:t>
-      </w:r>
-    </w:p>
-    <w:p>
+      <w:r>
+        <w:rPr>
+          <w:noProof/>
+        </w:rPr>
+        <w:drawing>
+          <wp:inline distT="0" distB="0" distL="0" distR="0" wp14:anchorId="5005AF54" wp14:editId="0524084E">
+            <wp:extent cx="6029960" cy="2912110"/>
+            <wp:effectExtent l="0" t="0" r="8890" b="2540"/>
+            <wp:docPr id="9" name="Imagen 9"/>
+            <wp:cNvGraphicFramePr>
+              <a:graphicFrameLocks xmlns:a="http://schemas.openxmlformats.org/drawingml/2006/main" noChangeAspect="1"/>
+            </wp:cNvGraphicFramePr>
+            <a:graphic xmlns:a="http://schemas.openxmlformats.org/drawingml/2006/main">
+              <a:graphicData uri="http://schemas.openxmlformats.org/drawingml/2006/picture">
+                <pic:pic xmlns:pic="http://schemas.openxmlformats.org/drawingml/2006/picture">
+                  <pic:nvPicPr>
+                    <pic:cNvPr id="1" name=""/>
+                    <pic:cNvPicPr/>
+                  </pic:nvPicPr>
+                  <pic:blipFill>
+                    <a:blip r:embed="rId11"/>
+                    <a:stretch>
+                      <a:fillRect/>
+                    </a:stretch>
+                  </pic:blipFill>
+                  <pic:spPr>
+                    <a:xfrm>
+                      <a:off x="0" y="0"/>
+                      <a:ext cx="6029960" cy="2912110"/>
+                    </a:xfrm>
+                    <a:prstGeom prst="rect">
+                      <a:avLst/>
+                    </a:prstGeom>
+                  </pic:spPr>
+                </pic:pic>
+              </a:graphicData>
+            </a:graphic>
+          </wp:inline>
+        </w:drawing>
+      </w:r>
       <w:r>
         <w:t>Figura 6C. Men</w:t>
       </w:r>
@@ -6417,15 +7620,7 @@
         <w:t xml:space="preserve"> lateral del administrador abierto, con sus enlaces y el buscador por DNI.</w:t>
       </w:r>
     </w:p>
-    <w:p>
-      <w:pPr>
-        <w:pStyle w:val="Ttulo2"/>
-        <w:rPr>
-          <w:color w:val="26364A"/>
-          <w:sz w:val="22"/>
-        </w:rPr>
-      </w:pPr>
-    </w:p>
+    <w:p/>
     <w:p>
       <w:pPr>
         <w:pStyle w:val="Ttulo3"/>
@@ -6530,6 +7725,7 @@
           <w:b/>
           <w:color w:val="0070C0"/>
         </w:rPr>
+        <w:lastRenderedPageBreak/>
         <w:t>Asignar Equivalencias</w:t>
       </w:r>
     </w:p>
@@ -6629,7 +7825,6 @@
     </w:p>
     <w:p>
       <w:r>
-        <w:lastRenderedPageBreak/>
         <w:t xml:space="preserve">Permite seleccionar una materia, turno, fechas, docentes y alumnos. Al pulsar </w:t>
       </w:r>
       <w:r>
@@ -6990,6 +8185,7 @@
         </w:numPr>
       </w:pPr>
       <w:r>
+        <w:lastRenderedPageBreak/>
         <w:t>Apruebe o rechace según corresponda.</w:t>
       </w:r>
     </w:p>
@@ -7111,204 +8307,199 @@
             </w:r>
             <w:bookmarkEnd w:id="34"/>
           </w:p>
+          <w:p/>
+          <w:p>
+            <w:pPr>
+              <w:pStyle w:val="Capture"/>
+              <w:rPr>
+                <w:color w:val="26364A"/>
+              </w:rPr>
+            </w:pPr>
+            <w:r>
+              <w:rPr>
+                <w:color w:val="26364A"/>
+              </w:rPr>
+              <w:t xml:space="preserve">1. Abra </w:t>
+            </w:r>
+            <w:r>
+              <w:rPr>
+                <w:rFonts w:hint="eastAsia"/>
+                <w:color w:val="26364A"/>
+              </w:rPr>
+              <w:t>«</w:t>
+            </w:r>
+            <w:r>
+              <w:rPr>
+                <w:color w:val="26364A"/>
+              </w:rPr>
+              <w:t>Asignar equivalencias</w:t>
+            </w:r>
+            <w:r>
+              <w:rPr>
+                <w:rFonts w:hint="eastAsia"/>
+                <w:color w:val="26364A"/>
+              </w:rPr>
+              <w:t>»</w:t>
+            </w:r>
+            <w:r>
+              <w:rPr>
+                <w:color w:val="26364A"/>
+              </w:rPr>
+              <w:t>.</w:t>
+            </w:r>
+          </w:p>
+          <w:p>
+            <w:pPr>
+              <w:pStyle w:val="Capture"/>
+              <w:rPr>
+                <w:color w:val="26364A"/>
+              </w:rPr>
+            </w:pPr>
+            <w:r>
+              <w:rPr>
+                <w:color w:val="26364A"/>
+              </w:rPr>
+              <w:t xml:space="preserve">2. Ingrese el DNI del alumno, pulse </w:t>
+            </w:r>
+            <w:r>
+              <w:rPr>
+                <w:rFonts w:hint="eastAsia"/>
+                <w:color w:val="26364A"/>
+              </w:rPr>
+              <w:t>«</w:t>
+            </w:r>
+            <w:r>
+              <w:rPr>
+                <w:color w:val="26364A"/>
+              </w:rPr>
+              <w:t>Buscar Alumno</w:t>
+            </w:r>
+            <w:r>
+              <w:rPr>
+                <w:rFonts w:hint="eastAsia"/>
+                <w:color w:val="26364A"/>
+              </w:rPr>
+              <w:t>»</w:t>
+            </w:r>
+            <w:r>
+              <w:rPr>
+                <w:color w:val="26364A"/>
+              </w:rPr>
+              <w:t xml:space="preserve"> y confirme que la persona seleccionada sea la correcta.</w:t>
+            </w:r>
+          </w:p>
+          <w:p>
+            <w:pPr>
+              <w:pStyle w:val="Capture"/>
+              <w:rPr>
+                <w:color w:val="26364A"/>
+              </w:rPr>
+            </w:pPr>
+            <w:r>
+              <w:rPr>
+                <w:color w:val="26364A"/>
+              </w:rPr>
+              <w:t>3. Seleccione la materia que el alumno necesita cursar como equivalencia.</w:t>
+            </w:r>
+          </w:p>
+          <w:p>
+            <w:pPr>
+              <w:pStyle w:val="Capture"/>
+              <w:rPr>
+                <w:color w:val="26364A"/>
+              </w:rPr>
+            </w:pPr>
+            <w:r>
+              <w:rPr>
+                <w:color w:val="26364A"/>
+              </w:rPr>
+              <w:t>4. Confirme la asignaci</w:t>
+            </w:r>
+            <w:r>
+              <w:rPr>
+                <w:rFonts w:hint="eastAsia"/>
+                <w:color w:val="26364A"/>
+              </w:rPr>
+              <w:t>ó</w:t>
+            </w:r>
+            <w:r>
+              <w:rPr>
+                <w:color w:val="26364A"/>
+              </w:rPr>
+              <w:t>n. En esta etapa no cargue una nota: la materia quedar</w:t>
+            </w:r>
+            <w:r>
+              <w:rPr>
+                <w:rFonts w:hint="eastAsia"/>
+                <w:color w:val="26364A"/>
+              </w:rPr>
+              <w:t>á</w:t>
+            </w:r>
+            <w:r>
+              <w:rPr>
+                <w:color w:val="26364A"/>
+              </w:rPr>
+              <w:t xml:space="preserve"> registrada en </w:t>
+            </w:r>
+            <w:r>
+              <w:rPr>
+                <w:rFonts w:hint="eastAsia"/>
+                <w:color w:val="26364A"/>
+              </w:rPr>
+              <w:t>«</w:t>
+            </w:r>
+            <w:r>
+              <w:rPr>
+                <w:color w:val="26364A"/>
+              </w:rPr>
+              <w:t>Equivalencias pendientes</w:t>
+            </w:r>
+            <w:r>
+              <w:rPr>
+                <w:rFonts w:hint="eastAsia"/>
+                <w:color w:val="26364A"/>
+              </w:rPr>
+              <w:t>»</w:t>
+            </w:r>
+            <w:r>
+              <w:rPr>
+                <w:color w:val="26364A"/>
+              </w:rPr>
+              <w:t>.</w:t>
+            </w:r>
+          </w:p>
+          <w:p>
+            <w:pPr>
+              <w:pStyle w:val="Capture"/>
+              <w:rPr>
+                <w:color w:val="26364A"/>
+              </w:rPr>
+            </w:pPr>
+            <w:r>
+              <w:rPr>
+                <w:color w:val="26364A"/>
+              </w:rPr>
+              <w:t>5. Compruebe que la materia aparezca en la lista de equivalencias pendientes del alumno.</w:t>
+            </w:r>
+          </w:p>
           <w:p>
             <w:pPr>
               <w:pStyle w:val="Capture"/>
               <w:jc w:val="center"/>
               <w:rPr>
-                <w:color w:val="26364A"/>
+                <w:color w:val="00B050"/>
               </w:rPr>
             </w:pPr>
             <w:r>
               <w:rPr>
-                <w:color w:val="26364A"/>
-              </w:rPr>
-              <w:t xml:space="preserve">1. Abra </w:t>
-            </w:r>
-            <w:r>
-              <w:rPr>
-                <w:rFonts w:hint="eastAsia"/>
-                <w:color w:val="26364A"/>
-              </w:rPr>
-              <w:t>«</w:t>
-            </w:r>
-            <w:r>
-              <w:rPr>
-                <w:color w:val="26364A"/>
-              </w:rPr>
-              <w:t>Asignar equivalencias</w:t>
-            </w:r>
-            <w:r>
-              <w:rPr>
-                <w:rFonts w:hint="eastAsia"/>
-                <w:color w:val="26364A"/>
-              </w:rPr>
-              <w:t>»</w:t>
-            </w:r>
-            <w:r>
-              <w:rPr>
-                <w:color w:val="26364A"/>
-              </w:rPr>
-              <w:t>.</w:t>
+                <w:color w:val="00B050"/>
+              </w:rPr>
+              <w:t>Importante</w:t>
             </w:r>
           </w:p>
           <w:p>
             <w:pPr>
               <w:pStyle w:val="Capture"/>
-              <w:jc w:val="center"/>
-              <w:rPr>
-                <w:color w:val="26364A"/>
-              </w:rPr>
-            </w:pPr>
-            <w:r>
-              <w:rPr>
-                <w:color w:val="26364A"/>
-              </w:rPr>
-              <w:t xml:space="preserve">2. Ingrese el DNI del alumno, pulse </w:t>
-            </w:r>
-            <w:r>
-              <w:rPr>
-                <w:rFonts w:hint="eastAsia"/>
-                <w:color w:val="26364A"/>
-              </w:rPr>
-              <w:t>«</w:t>
-            </w:r>
-            <w:r>
-              <w:rPr>
-                <w:color w:val="26364A"/>
-              </w:rPr>
-              <w:t>Buscar Alumno</w:t>
-            </w:r>
-            <w:r>
-              <w:rPr>
-                <w:rFonts w:hint="eastAsia"/>
-                <w:color w:val="26364A"/>
-              </w:rPr>
-              <w:t>»</w:t>
-            </w:r>
-            <w:r>
-              <w:rPr>
-                <w:color w:val="26364A"/>
-              </w:rPr>
-              <w:t xml:space="preserve"> y confirme que la persona seleccionada sea la correcta.</w:t>
-            </w:r>
-          </w:p>
-          <w:p>
-            <w:pPr>
-              <w:pStyle w:val="Capture"/>
-              <w:jc w:val="center"/>
-              <w:rPr>
-                <w:color w:val="26364A"/>
-              </w:rPr>
-            </w:pPr>
-            <w:r>
-              <w:rPr>
-                <w:color w:val="26364A"/>
-              </w:rPr>
-              <w:t>3. Seleccione la materia que el alumno necesita cursar como equivalencia.</w:t>
-            </w:r>
-          </w:p>
-          <w:p>
-            <w:pPr>
-              <w:pStyle w:val="Capture"/>
-              <w:jc w:val="center"/>
-              <w:rPr>
-                <w:color w:val="26364A"/>
-              </w:rPr>
-            </w:pPr>
-            <w:r>
-              <w:rPr>
-                <w:color w:val="26364A"/>
-              </w:rPr>
-              <w:t>4. Confirme la asignaci</w:t>
-            </w:r>
-            <w:r>
-              <w:rPr>
-                <w:rFonts w:hint="eastAsia"/>
-                <w:color w:val="26364A"/>
-              </w:rPr>
-              <w:t>ó</w:t>
-            </w:r>
-            <w:r>
-              <w:rPr>
-                <w:color w:val="26364A"/>
-              </w:rPr>
-              <w:t>n. En esta etapa no cargue una nota: la materia quedar</w:t>
-            </w:r>
-            <w:r>
-              <w:rPr>
-                <w:rFonts w:hint="eastAsia"/>
-                <w:color w:val="26364A"/>
-              </w:rPr>
-              <w:t>á</w:t>
-            </w:r>
-            <w:r>
-              <w:rPr>
-                <w:color w:val="26364A"/>
-              </w:rPr>
-              <w:t xml:space="preserve"> registrada en </w:t>
-            </w:r>
-            <w:r>
-              <w:rPr>
-                <w:rFonts w:hint="eastAsia"/>
-                <w:color w:val="26364A"/>
-              </w:rPr>
-              <w:t>«</w:t>
-            </w:r>
-            <w:r>
-              <w:rPr>
-                <w:color w:val="26364A"/>
-              </w:rPr>
-              <w:t>Equivalencias pendientes</w:t>
-            </w:r>
-            <w:r>
-              <w:rPr>
-                <w:rFonts w:hint="eastAsia"/>
-                <w:color w:val="26364A"/>
-              </w:rPr>
-              <w:t>»</w:t>
-            </w:r>
-            <w:r>
-              <w:rPr>
-                <w:color w:val="26364A"/>
-              </w:rPr>
-              <w:t>.</w:t>
-            </w:r>
-          </w:p>
-          <w:p>
-            <w:pPr>
-              <w:pStyle w:val="Capture"/>
-              <w:jc w:val="center"/>
-              <w:rPr>
-                <w:color w:val="26364A"/>
-              </w:rPr>
-            </w:pPr>
-            <w:r>
-              <w:rPr>
-                <w:color w:val="26364A"/>
-              </w:rPr>
-              <w:t>5. Compruebe que la materia aparezca en la lista de equivalencias pendientes del alumno.</w:t>
-            </w:r>
-          </w:p>
-          <w:p>
-            <w:pPr>
-              <w:pStyle w:val="Capture"/>
-              <w:jc w:val="center"/>
-              <w:rPr>
-                <w:color w:val="00B050"/>
-              </w:rPr>
-            </w:pPr>
-            <w:r>
-              <w:rPr>
-                <w:color w:val="00B050"/>
-              </w:rPr>
-              <w:t>Importante</w:t>
-            </w:r>
-          </w:p>
-          <w:p>
-            <w:pPr>
-              <w:pStyle w:val="Capture"/>
-              <w:jc w:val="center"/>
               <w:rPr>
                 <w:color w:val="26364A"/>
               </w:rPr>
@@ -7404,10 +8595,10 @@
             </w:r>
             <w:bookmarkEnd w:id="35"/>
           </w:p>
+          <w:p/>
           <w:p>
             <w:pPr>
               <w:pStyle w:val="Capture"/>
-              <w:jc w:val="center"/>
               <w:rPr>
                 <w:color w:val="26364A"/>
               </w:rPr>
@@ -7448,7 +8639,6 @@
           <w:p>
             <w:pPr>
               <w:pStyle w:val="Capture"/>
-              <w:jc w:val="center"/>
               <w:rPr>
                 <w:color w:val="26364A"/>
               </w:rPr>
@@ -7463,7 +8653,6 @@
           <w:p>
             <w:pPr>
               <w:pStyle w:val="Capture"/>
-              <w:jc w:val="center"/>
               <w:rPr>
                 <w:color w:val="26364A"/>
               </w:rPr>
@@ -7504,7 +8693,6 @@
           <w:p>
             <w:pPr>
               <w:pStyle w:val="Capture"/>
-              <w:jc w:val="center"/>
               <w:rPr>
                 <w:color w:val="26364A"/>
               </w:rPr>
@@ -7532,7 +8720,6 @@
           <w:p>
             <w:pPr>
               <w:pStyle w:val="Capture"/>
-              <w:jc w:val="center"/>
               <w:rPr>
                 <w:color w:val="26364A"/>
               </w:rPr>
@@ -7560,7 +8747,6 @@
           <w:p>
             <w:pPr>
               <w:pStyle w:val="Capture"/>
-              <w:jc w:val="center"/>
               <w:rPr>
                 <w:color w:val="26364A"/>
               </w:rPr>
@@ -7575,7 +8761,6 @@
           <w:p>
             <w:pPr>
               <w:pStyle w:val="Capture"/>
-              <w:jc w:val="center"/>
               <w:rPr>
                 <w:color w:val="26364A"/>
               </w:rPr>
@@ -7616,7 +8801,6 @@
           <w:p>
             <w:pPr>
               <w:pStyle w:val="Capture"/>
-              <w:jc w:val="center"/>
               <w:rPr>
                 <w:color w:val="26364A"/>
               </w:rPr>
@@ -7724,6 +8908,7 @@
               <w:rPr>
                 <w:color w:val="26364A"/>
               </w:rPr>
+              <w:lastRenderedPageBreak/>
               <w:t>Una vez iniciado el curso, el docente o el administrador podr</w:t>
             </w:r>
             <w:r>
@@ -7819,7 +9004,6 @@
               <w:rPr>
                 <w:color w:val="26364A"/>
               </w:rPr>
-              <w:lastRenderedPageBreak/>
               <w:t>No cargue una nota al registrar la equivalencia si el objetivo es incorporar al alumno a un curso futuro. Primero debe quedar pendiente, luego agregarse al curso y finalmente calificarse.</w:t>
             </w:r>
           </w:p>
@@ -7858,8 +9042,273 @@
       </w:r>
     </w:p>
     <w:p>
+      <w:pPr>
+        <w:pStyle w:val="Ttulo2"/>
+      </w:pPr>
       <w:r>
         <w:lastRenderedPageBreak/>
+        <w:t>9.5 Administrar avisos</w:t>
+      </w:r>
+    </w:p>
+    <w:p>
+      <w:r>
+        <w:t>Los avisos se muestran en la página Inicio de alumnos, profesores, preceptores y administradores. Cada tarjeta presenta título, fecha, autor y contenido. Los cuatro colores de fondo se alternan automáticamente y vuelven a comenzar a partir del quinto aviso.</w:t>
+      </w:r>
+    </w:p>
+    <w:p>
+      <w:pPr>
+        <w:pStyle w:val="Ttulo3"/>
+      </w:pPr>
+      <w:r>
+        <w:t>Crear un aviso</w:t>
+      </w:r>
+    </w:p>
+    <w:p>
+      <w:pPr>
+        <w:pStyle w:val="Prrafodelista"/>
+      </w:pPr>
+      <w:r>
+        <w:t>1. Inicie sesión con una cuenta de administrador y abra «Inicio».</w:t>
+      </w:r>
+    </w:p>
+    <w:p>
+      <w:pPr>
+        <w:pStyle w:val="Prrafodelista"/>
+      </w:pPr>
+      <w:r>
+        <w:t>2. Pulse «Nuevo aviso».</w:t>
+      </w:r>
+    </w:p>
+    <w:p>
+      <w:pPr>
+        <w:pStyle w:val="Prrafodelista"/>
+      </w:pPr>
+      <w:r>
+        <w:t>3. Escriba un título de hasta 120 caracteres y un contenido de hasta 2000 caracteres.</w:t>
+      </w:r>
+    </w:p>
+    <w:p>
+      <w:pPr>
+        <w:pStyle w:val="Prrafodelista"/>
+      </w:pPr>
+      <w:r>
+        <w:t>4. Mantenga «Aviso activo» si desea publicarlo inmediatamente. Desactívelo si todavía es un borrador.</w:t>
+      </w:r>
+    </w:p>
+    <w:p>
+      <w:pPr>
+        <w:pStyle w:val="Prrafodelista"/>
+      </w:pPr>
+      <w:r>
+        <w:t>5. Pulse «Guardar». El sistema registrará automáticamente como autor el nombre y apellido del administrador.</w:t>
+      </w:r>
+    </w:p>
+    <w:p>
+      <w:pPr>
+        <w:pStyle w:val="Ttulo3"/>
+      </w:pPr>
+      <w:r>
+        <w:t>Editar o cambiar la visibilidad</w:t>
+      </w:r>
+    </w:p>
+    <w:p>
+      <w:r>
+        <w:t>Pulse «Editar» en la tarjeta correspondiente. Modifique el título, el contenido o el estado y seleccione «Guardar». Los avisos inactivos aparecen atenuados y con la etiqueta «Inactivo» para el administrador, pero no son visibles para los demás usuarios.</w:t>
+      </w:r>
+    </w:p>
+    <w:p>
+      <w:pPr>
+        <w:pStyle w:val="Ttulo3"/>
+      </w:pPr>
+      <w:r>
+        <w:t>Eliminar un aviso</w:t>
+      </w:r>
+    </w:p>
+    <w:p>
+      <w:r>
+        <w:t>Pulse «Eliminar» en la tarjeta y confirme la operación. La eliminación es definitiva; si desea conservar el aviso para utilizarlo más adelante, edítelo y cambie su estado a inactivo.</w:t>
+      </w:r>
+    </w:p>
+    <w:p>
+      <w:pPr>
+        <w:pStyle w:val="Ttulo3"/>
+      </w:pPr>
+      <w:r>
+        <w:t>Visualización para otros usuarios</w:t>
+      </w:r>
+    </w:p>
+    <w:p>
+      <w:r>
+        <w:t>Los usuarios no administradores ven únicamente los avisos activos, ordenados del más reciente al más antiguo. No disponen de botones para crear, editar o eliminar. Si no existen publicaciones activas, Inicio muestra «No hay avisos disponibles».</w:t>
+      </w:r>
+    </w:p>
+    <w:p>
+      <w:r>
+        <w:rPr>
+          <w:b/>
+        </w:rPr>
+        <w:t>Recomendación:</w:t>
+      </w:r>
+      <w:r>
+        <w:t xml:space="preserve"> use títulos breves, indique claramente la acción o fecha importante y desactive los anuncios que ya no estén vigentes.</w:t>
+      </w:r>
+    </w:p>
+    <w:p>
+      <w:pPr>
+        <w:pStyle w:val="Ttulo2"/>
+      </w:pPr>
+      <w:r>
+        <w:t>9.6 Restablecer la contraseña de un usuario</w:t>
+      </w:r>
+    </w:p>
+    <w:p>
+      <w:r>
+        <w:t>El administrador puede solicitar un cambio obligatorio para alumnos, profesores y preceptore</w:t>
+      </w:r>
+      <w:r>
+        <w:t>s activos. Esta función no está disponible para cuentas administrativas.</w:t>
+      </w:r>
+    </w:p>
+    <w:p>
+      <w:pPr>
+        <w:pStyle w:val="Ttulo3"/>
+      </w:pPr>
+      <w:r>
+        <w:t>Procedimiento del administrador</w:t>
+      </w:r>
+    </w:p>
+    <w:p>
+      <w:pPr>
+        <w:pStyle w:val="Prrafodelista"/>
+      </w:pPr>
+      <w:r>
+        <w:t>1. Abra «Lista de Alumnos» o «Gestión Profesores», según el tipo de usuario.</w:t>
+      </w:r>
+    </w:p>
+    <w:p>
+      <w:pPr>
+        <w:pStyle w:val="Prrafodelista"/>
+      </w:pPr>
+      <w:r>
+        <w:t>2. Busque al usuario por DNI o mediante los filtros disponibles.</w:t>
+      </w:r>
+    </w:p>
+    <w:p>
+      <w:pPr>
+        <w:pStyle w:val="Prrafodelista"/>
+      </w:pPr>
+      <w:r>
+        <w:t xml:space="preserve">3. Pulse </w:t>
+      </w:r>
+      <w:r>
+        <w:t>el botón violeta con forma de llave, identificado como «Restablecer contraseña».</w:t>
+      </w:r>
+    </w:p>
+    <w:p>
+      <w:pPr>
+        <w:pStyle w:val="Prrafodelista"/>
+      </w:pPr>
+      <w:r>
+        <w:t>4. Compruebe el nombre y el DNI mostrados en la confirmación.</w:t>
+      </w:r>
+    </w:p>
+    <w:p>
+      <w:pPr>
+        <w:pStyle w:val="Prrafodelista"/>
+      </w:pPr>
+      <w:r>
+        <w:t>5. Lea la advertencia y pulse «Restablecer». La solicitud tendrá una vigencia de 24 horas.</w:t>
+      </w:r>
+    </w:p>
+    <w:p>
+      <w:pPr>
+        <w:pStyle w:val="Ttulo3"/>
+      </w:pPr>
+      <w:r>
+        <w:t>Procedimiento del usua</w:t>
+      </w:r>
+      <w:r>
+        <w:t>rio</w:t>
+      </w:r>
+    </w:p>
+    <w:p>
+      <w:pPr>
+        <w:pStyle w:val="Prrafodelista"/>
+      </w:pPr>
+      <w:r>
+        <w:t>1. Abra la pantalla de inicio de sesión e intente ingresar con su DNI.</w:t>
+      </w:r>
+    </w:p>
+    <w:p>
+      <w:pPr>
+        <w:pStyle w:val="Prrafodelista"/>
+      </w:pPr>
+      <w:r>
+        <w:lastRenderedPageBreak/>
+        <w:t>2. El sistema lo dirigirá a «Crear una contraseña nueva» sin iniciar una sesión normal.</w:t>
+      </w:r>
+    </w:p>
+    <w:p>
+      <w:pPr>
+        <w:pStyle w:val="Prrafodelista"/>
+      </w:pPr>
+      <w:r>
+        <w:t>3. Escriba la contraseña nueva y repítala en «Confirmar contraseña».</w:t>
+      </w:r>
+    </w:p>
+    <w:p>
+      <w:pPr>
+        <w:pStyle w:val="Prrafodelista"/>
+      </w:pPr>
+      <w:r>
+        <w:t>4. La contraseña debe te</w:t>
+      </w:r>
+      <w:r>
+        <w:t>ner entre 8 y 20 caracteres e incluir mayúscula, minúscula, número y símbolo.</w:t>
+      </w:r>
+    </w:p>
+    <w:p>
+      <w:pPr>
+        <w:pStyle w:val="Prrafodelista"/>
+      </w:pPr>
+      <w:r>
+        <w:t>5. Pulse «Guardar contraseña». Después del mensaje de confirmación, vuelva a iniciar sesión con la clave nueva.</w:t>
+      </w:r>
+    </w:p>
+    <w:p>
+      <w:pPr>
+        <w:pStyle w:val="Ttulo3"/>
+      </w:pPr>
+      <w:r>
+        <w:t>Solicitudes vencidas</w:t>
+      </w:r>
+    </w:p>
+    <w:p>
+      <w:r>
+        <w:t>Si pasan más de 24 horas, el acceso permanece</w:t>
+      </w:r>
+      <w:r>
+        <w:t>rá bloqueado y el usuario deberá pedir al administrador que repita el procedimiento. Solicitar nuevamente el restablecimiento renueva el plazo completo.</w:t>
+      </w:r>
+    </w:p>
+    <w:p>
+      <w:pPr>
+        <w:pStyle w:val="Ttulo3"/>
+      </w:pPr>
+      <w:r>
+        <w:t>Advertencia de seguridad</w:t>
+      </w:r>
+    </w:p>
+    <w:p>
+      <w:r>
+        <w:t>Durante las 24 horas de vigencia, cualquier persona que conozca el DNI puede e</w:t>
+      </w:r>
+      <w:r>
+        <w:t>stablecer una contraseña nueva. El administrador debe realizar la operación únicamente cuando el usuario esté preparado para completar el cambio y avisarle de inmediato.</w:t>
+      </w:r>
+    </w:p>
+    <w:p>
+      <w:r>
         <w:t>10. Gestión académica del administrador</w:t>
       </w:r>
     </w:p>
@@ -8442,21 +9891,61 @@
                 <w:sz w:val="18"/>
                 <w:lang w:val="en-US"/>
               </w:rPr>
-              <w:t>docker compose -f docker\docker-compose.redis.yml up -d</w:t>
+              <w:t>docker compose -f docker\docker-</w:t>
+            </w:r>
+            <w:proofErr w:type="spellStart"/>
+            <w:r>
+              <w:rPr>
+                <w:rFonts w:ascii="Consolas" w:hAnsi="Consolas"/>
+                <w:color w:val="E8EEF4"/>
+                <w:sz w:val="18"/>
+                <w:lang w:val="en-US"/>
+              </w:rPr>
+              <w:t>compose.redis.yml</w:t>
+            </w:r>
+            <w:proofErr w:type="spellEnd"/>
+            <w:r>
+              <w:rPr>
+                <w:rFonts w:ascii="Consolas" w:hAnsi="Consolas"/>
+                <w:color w:val="E8EEF4"/>
+                <w:sz w:val="18"/>
+                <w:lang w:val="en-US"/>
+              </w:rPr>
+              <w:t xml:space="preserve"> up -d</w:t>
             </w:r>
           </w:p>
           <w:p>
             <w:pPr>
               <w:spacing w:after="0"/>
             </w:pPr>
+            <w:proofErr w:type="spellStart"/>
             <w:r>
               <w:rPr>
                 <w:rFonts w:ascii="Consolas" w:hAnsi="Consolas"/>
                 <w:color w:val="E8EEF4"/>
                 <w:sz w:val="18"/>
               </w:rPr>
-              <w:t>docker ps</w:t>
-            </w:r>
+              <w:t>docker</w:t>
+            </w:r>
+            <w:proofErr w:type="spellEnd"/>
+            <w:r>
+              <w:rPr>
+                <w:rFonts w:ascii="Consolas" w:hAnsi="Consolas"/>
+                <w:color w:val="E8EEF4"/>
+                <w:sz w:val="18"/>
+              </w:rPr>
+              <w:t xml:space="preserve"> </w:t>
+            </w:r>
+            <w:proofErr w:type="spellStart"/>
+            <w:r>
+              <w:rPr>
+                <w:rFonts w:ascii="Consolas" w:hAnsi="Consolas"/>
+                <w:color w:val="E8EEF4"/>
+                <w:sz w:val="18"/>
+              </w:rPr>
+              <w:t>ps</w:t>
+            </w:r>
+            <w:proofErr w:type="spellEnd"/>
           </w:p>
         </w:tc>
       </w:tr>
@@ -8464,7 +9953,15 @@
     <w:p/>
     <w:p>
       <w:r>
-        <w:t>El contenedor debe llamarse redis y usar el puerto 6379. Para detenerlo:</w:t>
+        <w:t xml:space="preserve">El contenedor debe llamarse </w:t>
+      </w:r>
+      <w:proofErr w:type="spellStart"/>
+      <w:r>
+        <w:t>redis</w:t>
+      </w:r>
+      <w:proofErr w:type="spellEnd"/>
+      <w:r>
+        <w:t xml:space="preserve"> y usar el puerto 6379. Para detenerlo:</w:t>
       </w:r>
     </w:p>
     <w:tbl>
@@ -8511,7 +10008,27 @@
                 <w:sz w:val="18"/>
                 <w:lang w:val="en-US"/>
               </w:rPr>
-              <w:t>docker compose -f docker\docker-compose.redis.yml down</w:t>
+              <w:t>docker compose -f docker\docker-</w:t>
+            </w:r>
+            <w:proofErr w:type="spellStart"/>
+            <w:r>
+              <w:rPr>
+                <w:rFonts w:ascii="Consolas" w:hAnsi="Consolas"/>
+                <w:color w:val="E8EEF4"/>
+                <w:sz w:val="18"/>
+                <w:lang w:val="en-US"/>
+              </w:rPr>
+              <w:t>compose.redis.yml</w:t>
+            </w:r>
+            <w:proofErr w:type="spellEnd"/>
+            <w:r>
+              <w:rPr>
+                <w:rFonts w:ascii="Consolas" w:hAnsi="Consolas"/>
+                <w:color w:val="E8EEF4"/>
+                <w:sz w:val="18"/>
+                <w:lang w:val="en-US"/>
+              </w:rPr>
+              <w:t xml:space="preserve"> down</w:t>
             </w:r>
           </w:p>
         </w:tc>
@@ -8555,11 +10072,19 @@
             <w:pPr>
               <w:pStyle w:val="NoteTitle"/>
             </w:pPr>
-            <w:r>
-              <w:rPr>
-                <w:color w:val="26364A"/>
-              </w:rPr>
-              <w:t>Cuándo omitirlo</w:t>
+            <w:proofErr w:type="gramStart"/>
+            <w:r>
+              <w:rPr>
+                <w:color w:val="26364A"/>
+              </w:rPr>
+              <w:t>Cuándo</w:t>
+            </w:r>
+            <w:proofErr w:type="gramEnd"/>
+            <w:r>
+              <w:rPr>
+                <w:color w:val="26364A"/>
+              </w:rPr>
+              <w:t xml:space="preserve"> omitirlo</w:t>
             </w:r>
           </w:p>
           <w:p>
@@ -8668,7 +10193,15 @@
           </w:tcPr>
           <w:p>
             <w:r>
-              <w:t>Confirme que el backend esté activo en localhost:5000.</w:t>
+              <w:t xml:space="preserve">Confirme que el </w:t>
+            </w:r>
+            <w:proofErr w:type="spellStart"/>
+            <w:r>
+              <w:t>backend</w:t>
+            </w:r>
+            <w:proofErr w:type="spellEnd"/>
+            <w:r>
+              <w:t xml:space="preserve"> esté activo en localhost:5000.</w:t>
             </w:r>
           </w:p>
         </w:tc>
@@ -8686,8 +10219,13 @@
           </w:tcPr>
           <w:p>
             <w:r>
-              <w:t>URL con undefined</w:t>
-            </w:r>
+              <w:t xml:space="preserve">URL con </w:t>
+            </w:r>
+            <w:proofErr w:type="spellStart"/>
+            <w:r>
+              <w:t>undefined</w:t>
+            </w:r>
+            <w:proofErr w:type="spellEnd"/>
           </w:p>
         </w:tc>
         <w:tc>
@@ -8702,7 +10240,15 @@
           </w:tcPr>
           <w:p>
             <w:r>
-              <w:t>Revise VITE_URL_BACK y reinicie el frontend.</w:t>
+              <w:t xml:space="preserve">Revise VITE_URL_BACK y reinicie el </w:t>
+            </w:r>
+            <w:proofErr w:type="spellStart"/>
+            <w:r>
+              <w:t>frontend</w:t>
+            </w:r>
+            <w:proofErr w:type="spellEnd"/>
+            <w:r>
+              <w:t>.</w:t>
             </w:r>
           </w:p>
         </w:tc>
@@ -8769,8 +10315,26 @@
             </w:tcMar>
           </w:tcPr>
           <w:p>
-            <w:r>
-              <w:t>Compare .env con .env.example.</w:t>
+            <w:proofErr w:type="gramStart"/>
+            <w:r>
+              <w:t>Compare .</w:t>
+            </w:r>
+            <w:proofErr w:type="spellStart"/>
+            <w:r>
+              <w:t>env</w:t>
+            </w:r>
+            <w:proofErr w:type="spellEnd"/>
+            <w:proofErr w:type="gramEnd"/>
+            <w:r>
+              <w:t xml:space="preserve"> con .</w:t>
+            </w:r>
+            <w:proofErr w:type="spellStart"/>
+            <w:r>
+              <w:t>env.example</w:t>
+            </w:r>
+            <w:proofErr w:type="spellEnd"/>
+            <w:r>
+              <w:t>.</w:t>
             </w:r>
           </w:p>
         </w:tc>
@@ -8804,7 +10368,25 @@
           </w:tcPr>
           <w:p>
             <w:r>
-              <w:t>Ejecute npm run seed:admin y use los datos configurados.</w:t>
+              <w:t xml:space="preserve">Ejecute </w:t>
+            </w:r>
+            <w:proofErr w:type="spellStart"/>
+            <w:r>
+              <w:t>npm</w:t>
+            </w:r>
+            <w:proofErr w:type="spellEnd"/>
+            <w:r>
+              <w:t xml:space="preserve"> run </w:t>
+            </w:r>
+            <w:proofErr w:type="spellStart"/>
+            <w:proofErr w:type="gramStart"/>
+            <w:r>
+              <w:t>seed:admin</w:t>
+            </w:r>
+            <w:proofErr w:type="spellEnd"/>
+            <w:proofErr w:type="gramEnd"/>
+            <w:r>
+              <w:t xml:space="preserve"> y use los datos configurados.</w:t>
             </w:r>
           </w:p>
         </w:tc>
@@ -8838,7 +10420,15 @@
           </w:tcPr>
           <w:p>
             <w:r>
-              <w:t>Use FRONTEND_URL=localhost:5173 y reinicie el backend.</w:t>
+              <w:t xml:space="preserve">Use FRONTEND_URL=localhost:5173 y reinicie el </w:t>
+            </w:r>
+            <w:proofErr w:type="spellStart"/>
+            <w:r>
+              <w:t>backend</w:t>
+            </w:r>
+            <w:proofErr w:type="spellEnd"/>
+            <w:r>
+              <w:t>.</w:t>
             </w:r>
           </w:p>
         </w:tc>
@@ -8890,7 +10480,20 @@
           </w:tcPr>
           <w:p>
             <w:r>
-              <w:t>Cambios de .env no se aplican</w:t>
+              <w:t xml:space="preserve">Cambios </w:t>
+            </w:r>
+            <w:proofErr w:type="gramStart"/>
+            <w:r>
+              <w:t>de .</w:t>
+            </w:r>
+            <w:proofErr w:type="spellStart"/>
+            <w:r>
+              <w:t>env</w:t>
+            </w:r>
+            <w:proofErr w:type="spellEnd"/>
+            <w:proofErr w:type="gramEnd"/>
+            <w:r>
+              <w:t xml:space="preserve"> no se aplican</w:t>
             </w:r>
           </w:p>
         </w:tc>
@@ -8906,7 +10509,31 @@
           </w:tcPr>
           <w:p>
             <w:r>
-              <w:t>Detenga con Ctrl+C y vuelva a ejecutar npm run dev.</w:t>
+              <w:t xml:space="preserve">Detenga con </w:t>
+            </w:r>
+            <w:proofErr w:type="spellStart"/>
+            <w:r>
+              <w:t>Ctrl+C</w:t>
+            </w:r>
+            <w:proofErr w:type="spellEnd"/>
+            <w:r>
+              <w:t xml:space="preserve"> y vuelva a ejecutar </w:t>
+            </w:r>
+            <w:proofErr w:type="spellStart"/>
+            <w:r>
+              <w:t>npm</w:t>
+            </w:r>
+            <w:proofErr w:type="spellEnd"/>
+            <w:r>
+              <w:t xml:space="preserve"> run </w:t>
+            </w:r>
+            <w:proofErr w:type="spellStart"/>
+            <w:r>
+              <w:t>dev</w:t>
+            </w:r>
+            <w:proofErr w:type="spellEnd"/>
+            <w:r>
+              <w:t>.</w:t>
             </w:r>
           </w:p>
         </w:tc>
@@ -8996,16 +10623,9 @@
                 <w:sz w:val="18"/>
                 <w:lang w:val="en-US"/>
               </w:rPr>
-              <w:t>docker ps</w:t>
-            </w:r>
-          </w:p>
-          <w:p>
-            <w:pPr>
-              <w:spacing w:after="0"/>
-              <w:rPr>
-                <w:lang w:val="en-US"/>
-              </w:rPr>
-            </w:pPr>
+              <w:t xml:space="preserve">docker </w:t>
+            </w:r>
+            <w:proofErr w:type="spellStart"/>
             <w:r>
               <w:rPr>
                 <w:rFonts w:ascii="Consolas" w:hAnsi="Consolas"/>
@@ -9013,21 +10633,79 @@
                 <w:sz w:val="18"/>
                 <w:lang w:val="en-US"/>
               </w:rPr>
-              <w:t>Invoke-WebRequest http://localhost:5000</w:t>
+              <w:t>ps</w:t>
+            </w:r>
+            <w:proofErr w:type="spellEnd"/>
+          </w:p>
+          <w:p>
+            <w:pPr>
+              <w:spacing w:after="0"/>
+              <w:rPr>
+                <w:lang w:val="en-US"/>
+              </w:rPr>
+            </w:pPr>
+            <w:r>
+              <w:rPr>
+                <w:rFonts w:ascii="Consolas" w:hAnsi="Consolas"/>
+                <w:color w:val="E8EEF4"/>
+                <w:sz w:val="18"/>
+                <w:lang w:val="en-US"/>
+              </w:rPr>
+              <w:t>Invoke-</w:t>
+            </w:r>
+            <w:proofErr w:type="spellStart"/>
+            <w:r>
+              <w:rPr>
+                <w:rFonts w:ascii="Consolas" w:hAnsi="Consolas"/>
+                <w:color w:val="E8EEF4"/>
+                <w:sz w:val="18"/>
+                <w:lang w:val="en-US"/>
+              </w:rPr>
+              <w:t>WebRequest</w:t>
+            </w:r>
+            <w:proofErr w:type="spellEnd"/>
+            <w:r>
+              <w:rPr>
+                <w:rFonts w:ascii="Consolas" w:hAnsi="Consolas"/>
+                <w:color w:val="E8EEF4"/>
+                <w:sz w:val="18"/>
+                <w:lang w:val="en-US"/>
+              </w:rPr>
+              <w:t xml:space="preserve"> http://localhost:5000</w:t>
             </w:r>
           </w:p>
           <w:p>
             <w:pPr>
               <w:spacing w:after="0"/>
             </w:pPr>
+            <w:proofErr w:type="spellStart"/>
             <w:r>
               <w:rPr>
                 <w:rFonts w:ascii="Consolas" w:hAnsi="Consolas"/>
                 <w:color w:val="E8EEF4"/>
                 <w:sz w:val="18"/>
               </w:rPr>
-              <w:t>npm run dev</w:t>
-            </w:r>
+              <w:t>npm</w:t>
+            </w:r>
+            <w:proofErr w:type="spellEnd"/>
+            <w:r>
+              <w:rPr>
+                <w:rFonts w:ascii="Consolas" w:hAnsi="Consolas"/>
+                <w:color w:val="E8EEF4"/>
+                <w:sz w:val="18"/>
+              </w:rPr>
+              <w:t xml:space="preserve"> run </w:t>
+            </w:r>
+            <w:proofErr w:type="spellStart"/>
+            <w:r>
+              <w:rPr>
+                <w:rFonts w:ascii="Consolas" w:hAnsi="Consolas"/>
+                <w:color w:val="E8EEF4"/>
+                <w:sz w:val="18"/>
+              </w:rPr>
+              <w:t>dev</w:t>
+            </w:r>
+            <w:proofErr w:type="spellEnd"/>
           </w:p>
         </w:tc>
       </w:tr>
@@ -9112,7 +10790,15 @@
         </w:numPr>
       </w:pPr>
       <w:r>
-        <w:t>El backend responde en http://localhost:5000.</w:t>
+        <w:t xml:space="preserve">El </w:t>
+      </w:r>
+      <w:proofErr w:type="spellStart"/>
+      <w:r>
+        <w:t>backend</w:t>
+      </w:r>
+      <w:proofErr w:type="spellEnd"/>
+      <w:r>
+        <w:t xml:space="preserve"> responde en http://localhost:5000.</w:t>
       </w:r>
     </w:p>
     <w:p>
@@ -9123,8 +10809,13 @@
           <w:numId w:val="1"/>
         </w:numPr>
       </w:pPr>
-      <w:r>
-        <w:t>Swagger abre en http://localhost:5000/api-docs.</w:t>
+      <w:proofErr w:type="spellStart"/>
+      <w:r>
+        <w:t>Swagger</w:t>
+      </w:r>
+      <w:proofErr w:type="spellEnd"/>
+      <w:r>
+        <w:t xml:space="preserve"> abre en http://localhost:5000/api-docs.</w:t>
       </w:r>
     </w:p>
     <w:p>
@@ -9136,7 +10827,15 @@
         </w:numPr>
       </w:pPr>
       <w:r>
-        <w:t>El frontend abre en http://localhost:5173.</w:t>
+        <w:t xml:space="preserve">El </w:t>
+      </w:r>
+      <w:proofErr w:type="spellStart"/>
+      <w:r>
+        <w:t>frontend</w:t>
+      </w:r>
+      <w:proofErr w:type="spellEnd"/>
+      <w:r>
+        <w:t xml:space="preserve"> abre en http://localhost:5173.</w:t>
       </w:r>
     </w:p>
     <w:p>
@@ -9196,7 +10895,20 @@
         </w:numPr>
       </w:pPr>
       <w:r>
-        <w:t>Los archivos .env no están publicados.</w:t>
+        <w:t xml:space="preserve">Los </w:t>
+      </w:r>
+      <w:proofErr w:type="gramStart"/>
+      <w:r>
+        <w:t>archivos .</w:t>
+      </w:r>
+      <w:proofErr w:type="spellStart"/>
+      <w:r>
+        <w:t>env</w:t>
+      </w:r>
+      <w:proofErr w:type="spellEnd"/>
+      <w:proofErr w:type="gramEnd"/>
+      <w:r>
+        <w:t xml:space="preserve"> no están publicados.</w:t>
       </w:r>
     </w:p>
     <w:p>
@@ -9285,9 +10997,11 @@
             </w:tcMar>
           </w:tcPr>
           <w:p>
+            <w:proofErr w:type="spellStart"/>
             <w:r>
               <w:t>Frontend</w:t>
             </w:r>
+            <w:proofErr w:type="spellEnd"/>
           </w:p>
         </w:tc>
         <w:tc>
@@ -9319,9 +11033,11 @@
             </w:tcMar>
           </w:tcPr>
           <w:p>
+            <w:proofErr w:type="spellStart"/>
             <w:r>
               <w:t>Backend</w:t>
             </w:r>
+            <w:proofErr w:type="spellEnd"/>
           </w:p>
         </w:tc>
         <w:tc>
@@ -9370,7 +11086,23 @@
           </w:tcPr>
           <w:p>
             <w:r>
-              <w:t>Comunicación entre frontend y backend.</w:t>
+              <w:t xml:space="preserve">Comunicación entre </w:t>
+            </w:r>
+            <w:proofErr w:type="spellStart"/>
+            <w:r>
+              <w:t>frontend</w:t>
+            </w:r>
+            <w:proofErr w:type="spellEnd"/>
+            <w:r>
+              <w:t xml:space="preserve"> y </w:t>
+            </w:r>
+            <w:proofErr w:type="spellStart"/>
+            <w:r>
+              <w:t>backend</w:t>
+            </w:r>
+            <w:proofErr w:type="spellEnd"/>
+            <w:r>
+              <w:t>.</w:t>
             </w:r>
           </w:p>
         </w:tc>
@@ -9404,7 +11136,20 @@
           </w:tcPr>
           <w:p>
             <w:r>
-              <w:t>Configuración privada guardada en .env.</w:t>
+              <w:t xml:space="preserve">Configuración privada guardada </w:t>
+            </w:r>
+            <w:proofErr w:type="gramStart"/>
+            <w:r>
+              <w:t>en .</w:t>
+            </w:r>
+            <w:proofErr w:type="spellStart"/>
+            <w:r>
+              <w:t>env</w:t>
+            </w:r>
+            <w:proofErr w:type="spellEnd"/>
+            <w:proofErr w:type="gramEnd"/>
+            <w:r>
+              <w:t>.</w:t>
             </w:r>
           </w:p>
         </w:tc>
@@ -9489,9 +11234,11 @@
             </w:tcMar>
           </w:tcPr>
           <w:p>
+            <w:proofErr w:type="spellStart"/>
             <w:r>
               <w:t>Swagger</w:t>
             </w:r>
+            <w:proofErr w:type="spellEnd"/>
           </w:p>
         </w:tc>
         <w:tc>
@@ -9561,12 +11308,12 @@
     </w:tbl>
     <w:p/>
     <w:sectPr>
-      <w:headerReference w:type="even" r:id="rId7"/>
-      <w:headerReference w:type="default" r:id="rId8"/>
-      <w:footerReference w:type="even" r:id="rId9"/>
-      <w:footerReference w:type="default" r:id="rId10"/>
-      <w:headerReference w:type="first" r:id="rId11"/>
-      <w:footerReference w:type="first" r:id="rId12"/>
+      <w:headerReference w:type="even" r:id="rId12"/>
+      <w:headerReference w:type="default" r:id="rId13"/>
+      <w:footerReference w:type="even" r:id="rId14"/>
+      <w:footerReference w:type="default" r:id="rId15"/>
+      <w:headerReference w:type="first" r:id="rId16"/>
+      <w:footerReference w:type="first" r:id="rId17"/>
       <w:pgSz w:w="11906" w:h="16838"/>
       <w:pgMar w:top="1134" w:right="1134" w:bottom="1134" w:left="1276" w:header="560" w:footer="560" w:gutter="0"/>
       <w:cols w:space="720"/>
@@ -9624,7 +11371,7 @@
         <w:sz w:val="19"/>
       </w:rPr>
       <w:drawing>
-        <wp:anchor distT="0" distB="0" distL="114300" distR="114300" simplePos="0" relativeHeight="251658240" behindDoc="0" locked="0" layoutInCell="1" allowOverlap="1" wp14:anchorId="6BA9B8F9" wp14:editId="2624F6B5">
+        <wp:anchor distT="0" distB="0" distL="114300" distR="114300" simplePos="0" relativeHeight="251658240" behindDoc="0" locked="0" layoutInCell="1" allowOverlap="1" wp14:anchorId="0F228B9B" wp14:editId="3B52613F">
           <wp:simplePos x="0" y="0"/>
           <wp:positionH relativeFrom="margin">
             <wp:align>right</wp:align>
@@ -10575,6 +12322,18 @@
     <w:uiPriority w:val="99"/>
     <w:rsid w:val="008E3BBC"/>
   </w:style>
+  <w:style w:type="character" w:styleId="Mencinsinresolver">
+    <w:name w:val="Unresolved Mention"/>
+    <w:basedOn w:val="Fuentedeprrafopredeter"/>
+    <w:uiPriority w:val="99"/>
+    <w:semiHidden/>
+    <w:unhideWhenUsed/>
+    <w:rsid w:val="00567090"/>
+    <w:rPr>
+      <w:color w:val="605E5C"/>
+      <w:shd w:val="clear" w:color="auto" w:fill="E1DFDD"/>
+    </w:rPr>
+  </w:style>
 </w:styles>
 </file>
 

--- a/Manual_Instalacion_y_Uso_SysEqui.docx
+++ b/Manual_Instalacion_y_Uso_SysEqui.docx
@@ -7052,6 +7052,48 @@
       <w:proofErr w:type="spellEnd"/>
       <w:r>
         <w:t>, complete primero los requisitos de las secciones 2 a 6.</w:t>
+      </w:r>
+    </w:p>
+    <w:p>
+      <w:pPr>
+        <w:pStyle w:val="Ttulo3"/>
+      </w:pPr>
+      <w:r>
+        <w:t>Registros de actividad y técnicos</w:t>
+      </w:r>
+    </w:p>
+    <w:p>
+      <w:pPr/>
+      <w:r>
+        <w:t>El Panel de Control separa los mensajes en dos pestañas para facilitar la observación del sistema:</w:t>
+      </w:r>
+    </w:p>
+    <w:p>
+      <w:pPr>
+        <w:pStyle w:val="Prrafodelista"/>
+      </w:pPr>
+      <w:r>
+        <w:t>Actividad: es la vista inicial. Muestra accesos, cierres de sesión, consultas, altas, modificaciones y errores del backend con mensajes legibles. El verde indica éxito, el amarillo una advertencia o acceso bloqueado y el rojo un error.</w:t>
+      </w:r>
+    </w:p>
+    <w:p>
+      <w:pPr>
+        <w:pStyle w:val="Prrafodelista"/>
+      </w:pPr>
+      <w:r>
+        <w:t>Técnico: conserva los mensajes de inicio, puertos, Docker, MongoDB, frontend, backend y advertencias internas. Utilice esta pestaña para diagnosticar problemas de ejecución.</w:t>
+      </w:r>
+    </w:p>
+    <w:p>
+      <w:pPr/>
+      <w:r>
+        <w:t>La pestaña Actividad conserva hasta 100 eventos recientes mientras el panel está abierto. Los eventos también se guardan en %LOCALAPPDATA%\SysEqui\ControlNodeLogs\activity.log. Los registros técnicos continúan en backend.log, frontend.log y control.log.</w:t>
+      </w:r>
+    </w:p>
+    <w:p>
+      <w:pPr/>
+      <w:r>
+        <w:t>Privacidad: la actividad puede mostrar nombre, rol y DNI, pero nunca almacena contraseñas, tokens, cookies, correos ni teléfonos. El panel debe ser utilizado solamente por personal autorizado.</w:t>
       </w:r>
     </w:p>
     <w:p>
